--- a/cv-source/Jasem-Alyounes-CV-AR.docx
+++ b/cv-source/Jasem-Alyounes-CV-AR.docx
@@ -20,13 +20,7 @@
         <w:jc w:val="right"/>
       </w:pPr>
       <w:r>
-        <w:t>بيروت، لبنان</w:t>
-      </w:r>
-      <w:r>
-        <w:rPr>
-          <w:rtl w:val="0"/>
-        </w:rPr>
-        <w:t xml:space="preserve">  |  +1 (931) 623-7215  |  jasemalyounes@gmail.com</w:t>
+        <w:t>بيروت، لبنان  |  ⁨+1 (931) 623-7215⁩  |  ⁨jasemalyounes@gmail.com⁩</w:t>
       </w:r>
     </w:p>
     <w:p>
@@ -45,46 +39,10 @@
         <w:jc w:val="right"/>
       </w:pPr>
       <w:r>
-        <w:t xml:space="preserve">مهندس برمجيات حاصل على ماجستير في علوم الويب وبكالوريوس في هندسة البرمجيات، مع أكثر من خمس سنوات من الخبرة في بناء تطبيقات متكاملة قابلة للتوسّع وإدارة دورة حياة المشاريع التقنية لدى </w:t>
+        <w:t>مهندس برمجيات حاصل على ماجستير في علوم الويب وبكالوريوس في هندسة البرمجيات، مع أكثر من خمس سنوات من الخبرة في بناء تطبيقات متكاملة قابلة للتوسّع وإدارة دورة حياة المشاريع التقنية لدى ⁨Lazer Net ISP⁩.‏ متخصص في ربط بيانات المؤسسات المعقّدة ⁨(Oracle)⁩ بمعمار</w:t>
       </w:r>
       <w:r>
-        <w:rPr>
-          <w:rtl w:val="0"/>
-        </w:rPr>
-        <w:t>Lazer Net ISP</w:t>
-      </w:r>
-      <w:r>
-        <w:t>. متخصص في ربط بيانات المؤسسات المعقّدة (</w:t>
-      </w:r>
-      <w:r>
-        <w:rPr>
-          <w:rtl w:val="0"/>
-        </w:rPr>
-        <w:t>Oracle</w:t>
-      </w:r>
-      <w:r>
-        <w:t>) بمعماريات ا</w:t>
-      </w:r>
-      <w:r>
-        <w:t xml:space="preserve">لويب الحديثة، وخبير في تطوير </w:t>
-      </w:r>
-      <w:r>
-        <w:rPr>
-          <w:rtl w:val="0"/>
-        </w:rPr>
-        <w:t>Odoo 19</w:t>
-      </w:r>
-      <w:r>
-        <w:t xml:space="preserve"> وإدارة الأنظمة والدعم التقني وممارسات </w:t>
-      </w:r>
-      <w:r>
-        <w:rPr>
-          <w:rtl w:val="0"/>
-        </w:rPr>
-        <w:t>DevOps</w:t>
-      </w:r>
-      <w:r>
-        <w:t>.</w:t>
+        <w:t>يات الويب الحديثة، وخبير في تطوير ⁨Odoo 19⁩ وإدارة الأنظمة والدعم التقني وممارسات ⁨DevOps⁩.‏</w:t>
       </w:r>
     </w:p>
     <w:p>
@@ -104,7 +62,7 @@
         <w:jc w:val="right"/>
       </w:pPr>
       <w:r>
-        <w:t>أيلول 2024 – حتّى الآن</w:t>
+        <w:t>أيلول ⁨2024⁩ – حتّى الآن</w:t>
       </w:r>
     </w:p>
     <w:p>
@@ -114,7 +72,7 @@
         <w:jc w:val="right"/>
       </w:pPr>
       <w:r>
-        <w:t>مطوّر أنظمة ERP مستقل</w:t>
+        <w:t>مطوّر أنظمة ⁨ERP⁩ مستقل</w:t>
       </w:r>
     </w:p>
     <w:p>
@@ -127,22 +85,13 @@
           <w:b/>
           <w:bCs/>
         </w:rPr>
-        <w:t xml:space="preserve">تطوير أنظمة ERP: </w:t>
+        <w:t xml:space="preserve">تطوير أنظمة ⁨ERP⁩:‏ </w:t>
       </w:r>
       <w:r>
-        <w:t xml:space="preserve">تصميم وبناء حل مخصّص لإدارة المهام على </w:t>
+        <w:t>تصميم وبناء حل مخصّص لإدارة المهام على ⁨Odoo 19⁩ يتضمّن تفويض المدراء وتتبّع أ</w:t>
       </w:r>
       <w:r>
-        <w:rPr>
-          <w:rtl w:val="0"/>
-        </w:rPr>
-        <w:t>Odoo 19</w:t>
-      </w:r>
-      <w:r>
-        <w:t xml:space="preserve"> يتضمّن تفويض المدراء وتتبّع أعمال البحث والتطوير</w:t>
-      </w:r>
-      <w:r>
-        <w:t>.</w:t>
+        <w:t>عمال البحث والتطوير.</w:t>
       </w:r>
     </w:p>
     <w:p>
@@ -158,34 +107,7 @@
         <w:t xml:space="preserve">الواجهات الخلفية والأمامية: </w:t>
       </w:r>
       <w:r>
-        <w:t xml:space="preserve">تصميم واجهات </w:t>
-      </w:r>
-      <w:r>
-        <w:rPr>
-          <w:rtl w:val="0"/>
-        </w:rPr>
-        <w:t>XML</w:t>
-      </w:r>
-      <w:r>
-        <w:t xml:space="preserve"> موروثة معقّدة وإجراءات مخصّصة لعروض القوائم، واستخدام </w:t>
-      </w:r>
-      <w:r>
-        <w:rPr>
-          <w:rtl w:val="0"/>
-        </w:rPr>
-        <w:t>Python</w:t>
-      </w:r>
-      <w:r>
-        <w:t xml:space="preserve"> و</w:t>
-      </w:r>
-      <w:r>
-        <w:rPr>
-          <w:rtl w:val="0"/>
-        </w:rPr>
-        <w:t>PostgreSQL</w:t>
-      </w:r>
-      <w:r>
-        <w:t xml:space="preserve"> لبناء منطق خلفي قابل للتوسّع.</w:t>
+        <w:t>تصميم واجهات ⁨XML⁩ موروثة معقّدة وإجراءات مخصّصة لعروض القوائم، واستخدام ⁨Python⁩ و⁨PostgreSQL⁩ لبناء منطق خلفي قابل للتوسّع.</w:t>
       </w:r>
     </w:p>
     <w:p>
@@ -201,34 +123,10 @@
         <w:t xml:space="preserve">إدارة الأنظمة: </w:t>
       </w:r>
       <w:r>
-        <w:t xml:space="preserve">إدارة خوادم </w:t>
+        <w:t>إدارة خوادم ⁨Linux VPS⁩،‏ بما في ذلك إعداد ⁨Nginx⁩ كوكيل عكسي ونشر</w:t>
       </w:r>
       <w:r>
-        <w:rPr>
-          <w:rtl w:val="0"/>
-        </w:rPr>
-        <w:t>Linux VPS</w:t>
-      </w:r>
-      <w:r>
-        <w:t xml:space="preserve">، بما في ذلك إعداد </w:t>
-      </w:r>
-      <w:r>
-        <w:rPr>
-          <w:rtl w:val="0"/>
-        </w:rPr>
-        <w:t>Nginx</w:t>
-      </w:r>
-      <w:r>
-        <w:t xml:space="preserve"> كوكيل عكسي ونشر شهادات </w:t>
-      </w:r>
-      <w:r>
-        <w:rPr>
-          <w:rtl w:val="0"/>
-        </w:rPr>
-        <w:t>SSL/HTTPS</w:t>
-      </w:r>
-      <w:r>
-        <w:t>.</w:t>
+        <w:t xml:space="preserve"> شهادات ⁨SSL/HTTPS⁩.‏</w:t>
       </w:r>
     </w:p>
     <w:p>
@@ -244,19 +142,7 @@
         <w:t xml:space="preserve">الأتمتة: </w:t>
       </w:r>
       <w:r>
-        <w:t>إن</w:t>
-      </w:r>
-      <w:r>
-        <w:t xml:space="preserve">شاء خدمات </w:t>
-      </w:r>
-      <w:r>
-        <w:rPr>
-          <w:rtl w:val="0"/>
-        </w:rPr>
-        <w:t>systemd</w:t>
-      </w:r>
-      <w:r>
-        <w:t xml:space="preserve"> مؤتمتة لضمان التوافر العالي واستمرارية أداء التطبيقات.</w:t>
+        <w:t>إنشاء خدمات ⁨systemd⁩ مؤتمتة لضمان التوافر العالي واستمرارية أداء التطبيقات.</w:t>
       </w:r>
     </w:p>
     <w:p>
@@ -266,7 +152,7 @@
         <w:jc w:val="right"/>
       </w:pPr>
       <w:r>
-        <w:t>دمشق، سوريا — كانون الثاني 2019 – أيلول 2024</w:t>
+        <w:t>دمشق، سوريا — كانون الثاني ⁨2019⁩ – أيلول ⁨2024⁩</w:t>
       </w:r>
     </w:p>
     <w:p>
@@ -276,7 +162,7 @@
         <w:jc w:val="right"/>
       </w:pPr>
       <w:r>
-        <w:t>مطوّر برمجيات / قائد فريق تقني، Lazer Net ISP</w:t>
+        <w:t>مطوّر برمجيات / قائد فريق تقني، ⁨Lazer Net ISP⁩</w:t>
       </w:r>
     </w:p>
     <w:p>
@@ -292,10 +178,10 @@
         <w:t xml:space="preserve">قيادة المشاريع: </w:t>
       </w:r>
       <w:r>
-        <w:t>إدارة دورة حياة المشاريع التقنية كاملةً من تحليل المتطلبات حتّى النشر النهائ</w:t>
+        <w:t>إدارة دورة حياة المشاريع التقنية كا</w:t>
       </w:r>
       <w:r>
-        <w:t>ي.</w:t>
+        <w:t>ملةً من تحليل المتطلبات حتّى النشر النهائي.</w:t>
       </w:r>
     </w:p>
     <w:p>
@@ -311,16 +197,7 @@
         <w:t xml:space="preserve">إدارة قواعد البيانات: </w:t>
       </w:r>
       <w:r>
-        <w:t>تصميم وصيانة قواعد بيانات علائقية معقّدة (</w:t>
-      </w:r>
-      <w:r>
-        <w:rPr>
-          <w:rtl w:val="0"/>
-        </w:rPr>
-        <w:t>Oracle/SQL</w:t>
-      </w:r>
-      <w:r>
-        <w:t>) مع ضمان سلامة البيانات وكفاءة الاسترجاع.</w:t>
+        <w:t>تصميم وصيانة قواعد بيانات علائقية معقّدة ⁨(Oracle/SQL)⁩ مع ضمان سلامة البيانات وكفاءة الاسترجاع.</w:t>
       </w:r>
     </w:p>
     <w:p>
@@ -352,10 +229,7 @@
         <w:t xml:space="preserve">تقييم المخاطر: </w:t>
       </w:r>
       <w:r>
-        <w:t>تحديد المخاطر الت</w:t>
-      </w:r>
-      <w:r>
-        <w:t>قنية المحتملة واقتراح استراتيجيات لضمان توافق المشاريع مع معايير الجودة.</w:t>
+        <w:t>تحديد المخاطر التقنية المحتملة واقتراح استراتيجيات لضمان توافق المشاريع مع معايير الجودة.</w:t>
       </w:r>
     </w:p>
     <w:p>
@@ -371,7 +245,10 @@
         <w:t xml:space="preserve">البنية التحتية والدعم: </w:t>
       </w:r>
       <w:r>
-        <w:t>إدارة البنية التحتية للشبكات ومعالجة أعطال الأجهزة والبرمجيات وتقديم الدعم التقني.</w:t>
+        <w:t xml:space="preserve">إدارة البنية التحتية للشبكات ومعالجة أعطال </w:t>
+      </w:r>
+      <w:r>
+        <w:t>الأجهزة والبرمجيات وتقديم الدعم التقني.</w:t>
       </w:r>
     </w:p>
     <w:p>
@@ -391,7 +268,7 @@
         <w:jc w:val="right"/>
       </w:pPr>
       <w:r>
-        <w:t>حزيران 2024</w:t>
+        <w:t>حزيران ⁨2024⁩</w:t>
       </w:r>
     </w:p>
     <w:p>
@@ -411,10 +288,7 @@
         <w:jc w:val="right"/>
       </w:pPr>
       <w:r>
-        <w:t xml:space="preserve">تشرين </w:t>
-      </w:r>
-      <w:r>
-        <w:t>الأول 2012</w:t>
+        <w:t>تشرين الأول ⁨2012⁩</w:t>
       </w:r>
     </w:p>
     <w:p>
@@ -451,13 +325,10 @@
         <w:t xml:space="preserve">تطوير البرمجيات: </w:t>
       </w:r>
       <w:r>
-        <w:rPr>
-          <w:rtl w:val="0"/>
-        </w:rPr>
-        <w:t>Python, Java, Spring Boot, C#, JavaScript, XML, PHP, Laravel, RESTful APIs</w:t>
+        <w:t>⁨Python, Java, Spring Boot, C#, JavaScrip</w:t>
       </w:r>
       <w:r>
-        <w:t>.</w:t>
+        <w:t>t, XML, PHP, Laravel, RESTful APIs⁩.‏</w:t>
       </w:r>
     </w:p>
     <w:p>
@@ -471,29 +342,10 @@
           <w:b/>
           <w:bCs/>
         </w:rPr>
-        <w:t>إدارة الأنظمة و</w:t>
+        <w:t xml:space="preserve">إدارة الأنظمة و⁨DevOps⁩:‏ </w:t>
       </w:r>
       <w:r>
-        <w:rPr>
-          <w:rtl w:val="0"/>
-        </w:rPr>
-        <w:t>DevOps</w:t>
-      </w:r>
-      <w:r>
-        <w:rPr>
-          <w:b/>
-          <w:bCs/>
-        </w:rPr>
-        <w:t xml:space="preserve">: </w:t>
-      </w:r>
-      <w:r>
-        <w:rPr>
-          <w:rtl w:val="0"/>
-        </w:rPr>
-        <w:t>Linux VPS, Nginx, SSH Security, SSL/HTTPS, Systemd</w:t>
-      </w:r>
-      <w:r>
-        <w:t>.</w:t>
+        <w:t>⁨Linux VPS, Nginx, SSH Security, SSL/HTTPS, Systemd⁩.‏</w:t>
       </w:r>
     </w:p>
     <w:p>
@@ -510,13 +362,7 @@
         <w:t xml:space="preserve">قواعد البيانات: </w:t>
       </w:r>
       <w:r>
-        <w:rPr>
-          <w:rtl w:val="0"/>
-        </w:rPr>
-        <w:t>Oracle Database, PostgreSQL, SQL Server</w:t>
-      </w:r>
-      <w:r>
-        <w:t xml:space="preserve"> — الإدارة والتصميم والتحليل.</w:t>
+        <w:t>⁨Oracle Database, PostgreSQL, SQL Server⁩ — الإدارة والتصميم والتحليل.</w:t>
       </w:r>
     </w:p>
     <w:p>
@@ -533,16 +379,10 @@
         <w:t xml:space="preserve">البنية التحتية والدعم: </w:t>
       </w:r>
       <w:r>
-        <w:t xml:space="preserve">شهادة </w:t>
+        <w:t>شهادة ⁨CCNA⁩،‏ وخبرة قوية ف</w:t>
       </w:r>
       <w:r>
-        <w:rPr>
-          <w:rtl w:val="0"/>
-        </w:rPr>
-        <w:t>CCNA</w:t>
-      </w:r>
-      <w:r>
-        <w:t>، وخبرة قوية في بنية الشبكات ومعالجة أعطال الأجهزة والبرمجيات والدعم التقني.</w:t>
+        <w:t>ي بنية الشبكات ومعالجة أعطال الأجهزة والبرمجيات والدعم التقني.</w:t>
       </w:r>
     </w:p>
     <w:p>
@@ -559,10 +399,7 @@
         <w:t xml:space="preserve">إدارة المشاريع: </w:t>
       </w:r>
       <w:r>
-        <w:t>جمع المتطلبات، وتحديد المخاطر، وتنسيق أصحاب ا</w:t>
-      </w:r>
-      <w:r>
-        <w:t>لمصلحة، وإعداد التوثيق التقني.</w:t>
+        <w:t>جمع المتطلبات، وتحديد المخاطر، وتنسيق أصحاب المصلحة، وإعداد التوثيق التقني.</w:t>
       </w:r>
     </w:p>
     <w:p>
@@ -579,25 +416,7 @@
         <w:t xml:space="preserve">أدوات المكتب: </w:t>
       </w:r>
       <w:r>
-        <w:t xml:space="preserve">إتقان متقدّم لبرامج </w:t>
-      </w:r>
-      <w:r>
-        <w:rPr>
-          <w:rtl w:val="0"/>
-        </w:rPr>
-        <w:t>Word, Excel</w:t>
-      </w:r>
-      <w:r>
-        <w:t xml:space="preserve"> (إعداد التقارير) و</w:t>
-      </w:r>
-      <w:r>
-        <w:rPr>
-          <w:rtl w:val="0"/>
-        </w:rPr>
-        <w:t>PowerPoint</w:t>
-      </w:r>
-      <w:r>
-        <w:t>.</w:t>
+        <w:t>إتقان متقدّم لبرامج ⁨Word⁩ و⁨Excel⁩ (إعداد التقارير) و⁨PowerPoint⁩.‏</w:t>
       </w:r>
     </w:p>
     <w:p>
@@ -607,7 +426,6 @@
         <w:jc w:val="right"/>
       </w:pPr>
       <w:r>
-        <w:lastRenderedPageBreak/>
         <w:t>مشاريع مختارة</w:t>
       </w:r>
     </w:p>
@@ -619,46 +437,40 @@
       </w:pPr>
       <w:r>
         <w:rPr>
-          <w:rtl w:val="0"/>
+          <w:b/>
+          <w:bCs/>
         </w:rPr>
-        <w:t>Harmonia</w:t>
+        <w:t>⁨Har</w:t>
       </w:r>
       <w:r>
         <w:rPr>
           <w:b/>
           <w:bCs/>
         </w:rPr>
-        <w:t xml:space="preserve"> — </w:t>
+        <w:t xml:space="preserve">monia⁩ — </w:t>
       </w:r>
       <w:r>
-        <w:t>تطبيق لسلامة العائلة ومشاركة الموقع يوفّر التتبّع المباشر وتنبيهات الاستغاثة والمناطق الجغرافية وأدوار الأوصياء، مع بديل يعم</w:t>
-      </w:r>
-      <w:r>
-        <w:t xml:space="preserve">ل عبر الرسائل القصيرة دون إنترنت؛ تولّيت بناء التطبيق والواجهة الخلفية والبنية التحتية بالكامل. </w:t>
+        <w:t>تطبيق لسلامة العائلة ومشاركة الموقع يوفّر التتبّع المباشر وتنبيهات الاستغاثة والمناطق الجغرافية وأدوار الأوصياء، مع بديل يعمل عبر الرسائل القصيرة دون إنترنت؛ تولّيت بناء التطبيق والواجهة الخلفية والبنية التحتية بالكامل.</w:t>
       </w:r>
       <w:r>
         <w:rPr>
           <w:b/>
           <w:bCs/>
         </w:rPr>
-        <w:t xml:space="preserve">التقنيات: </w:t>
+        <w:t xml:space="preserve"> التقنيات: </w:t>
       </w:r>
       <w:r>
-        <w:rPr>
-          <w:rtl w:val="0"/>
-        </w:rPr>
-        <w:t>React Native (Expo), TypeScript, Fastify, PostgreSQL</w:t>
+        <w:t>⁨React Native (Ex</w:t>
       </w:r>
       <w:r>
-        <w:t xml:space="preserve">. </w:t>
+        <w:t xml:space="preserve">po), TypeScript, Fastify, PostgreSQL⁩.‏ </w:t>
       </w:r>
       <w:hyperlink r:id="rId7">
         <w:r>
           <w:rPr>
             <w:rStyle w:val="Hyperlink"/>
-            <w:rtl w:val="0"/>
           </w:rPr>
-          <w:t>harmonia-safety.vercel.app</w:t>
+          <w:t>⁨harmonia-safety.vercel.app⁩</w:t>
         </w:r>
       </w:hyperlink>
     </w:p>
@@ -670,82 +482,33 @@
       </w:pPr>
       <w:r>
         <w:rPr>
-          <w:rtl w:val="0"/>
+          <w:b/>
+          <w:bCs/>
         </w:rPr>
-        <w:t>Smart Task Pla</w:t>
+        <w:t xml:space="preserve">⁨Smart Task Planner⁩ — </w:t>
       </w:r>
       <w:r>
-        <w:rPr>
-          <w:rtl w:val="0"/>
-        </w:rPr>
-        <w:t>nner</w:t>
+        <w:t>تطبيق مستقل لإدارة المشاريع على ⁨Odoo 19⁩ منشور على متجر تطبيقات ⁨Odoo⁩،‏ يتضمّن مخطط ⁨Gantt⁩ تفاعلي مع إعادة</w:t>
+      </w:r>
+      <w:r>
+        <w:t xml:space="preserve"> الجدولة بالسحب والإفلات والاعتماديات، ولوحة كانبان بسبع مراحل، وجداول زمنية ولوحات تحكّم تنفيذية، دون الاعتماد على النسخة المؤسسية.</w:t>
       </w:r>
       <w:r>
         <w:rPr>
           <w:b/>
           <w:bCs/>
         </w:rPr>
-        <w:t xml:space="preserve"> — </w:t>
+        <w:t xml:space="preserve"> التقنيات: </w:t>
       </w:r>
       <w:r>
-        <w:t xml:space="preserve">تطبيق مستقل لإدارة المشاريع على </w:t>
-      </w:r>
-      <w:r>
-        <w:rPr>
-          <w:rtl w:val="0"/>
-        </w:rPr>
-        <w:t>Odoo 19</w:t>
-      </w:r>
-      <w:r>
-        <w:t xml:space="preserve"> منشور على متجر تطبيقات </w:t>
-      </w:r>
-      <w:r>
-        <w:rPr>
-          <w:rtl w:val="0"/>
-        </w:rPr>
-        <w:t>Odoo</w:t>
-      </w:r>
-      <w:r>
-        <w:t xml:space="preserve">، يتضمّن مخطط </w:t>
-      </w:r>
-      <w:r>
-        <w:rPr>
-          <w:rtl w:val="0"/>
-        </w:rPr>
-        <w:t>Gantt</w:t>
-      </w:r>
-      <w:r>
-        <w:t xml:space="preserve"> تفاعلي مع إعادة الجدولة بالسحب والإفلات والاعتماديات، ولوحة كانبان بسبع مراحل، وجداول زمنية ولوحات تحكّم تنفيذية، دون الاعتماد على النسخة المؤسسية. </w:t>
-      </w:r>
-      <w:r>
-        <w:rPr>
-          <w:b/>
-          <w:bCs/>
-        </w:rPr>
-        <w:t xml:space="preserve">التقنيات: </w:t>
-      </w:r>
-      <w:r>
-        <w:rPr>
-          <w:rtl w:val="0"/>
-        </w:rPr>
-        <w:t>Odoo</w:t>
-      </w:r>
-      <w:r>
-        <w:rPr>
-          <w:rtl w:val="0"/>
-        </w:rPr>
-        <w:t xml:space="preserve"> 19, Python, PostgreSQL, OWL, XML</w:t>
-      </w:r>
-      <w:r>
-        <w:t xml:space="preserve">. </w:t>
+        <w:t xml:space="preserve">⁨Odoo 19, Python, PostgreSQL, OWL, XML⁩.‏ </w:t>
       </w:r>
       <w:hyperlink r:id="rId8">
         <w:r>
           <w:rPr>
             <w:rStyle w:val="Hyperlink"/>
-            <w:rtl w:val="0"/>
           </w:rPr>
-          <w:t>apps.odoo.com</w:t>
+          <w:t>⁨apps.odoo.com⁩</w:t>
         </w:r>
       </w:hyperlink>
     </w:p>
@@ -757,73 +520,33 @@
       </w:pPr>
       <w:r>
         <w:rPr>
-          <w:rtl w:val="0"/>
+          <w:b/>
+          <w:bCs/>
         </w:rPr>
-        <w:t>Super Proxy Store</w:t>
+        <w:t xml:space="preserve">⁨Super Proxy Store⁩ — </w:t>
+      </w:r>
+      <w:r>
+        <w:t xml:space="preserve">بوت تيليجرام لبيع خدمات البروكسي، يدمج ⁨Cryptomus⁩ لشحن المحفظة بالعملات الرقمية إضافةً إلى مسار تأكيد يدوي لخدمات ⁨OMT⁩ و⁨Whish⁩ وسيريتل كاش </w:t>
+      </w:r>
+      <w:r>
+        <w:t>— وهي قنوات دفع إقليمية بلا واجهات برمجية عامة — عبر مُهيّئات موردين قابلة للتبديل.</w:t>
       </w:r>
       <w:r>
         <w:rPr>
           <w:b/>
           <w:bCs/>
         </w:rPr>
-        <w:t xml:space="preserve"> — </w:t>
+        <w:t xml:space="preserve"> التقنيات: </w:t>
       </w:r>
       <w:r>
-        <w:t xml:space="preserve">بوت تيليجرام لبيع خدمات البروكسي، يدمج </w:t>
-      </w:r>
-      <w:r>
-        <w:rPr>
-          <w:rtl w:val="0"/>
-        </w:rPr>
-        <w:t>Cryptomus</w:t>
-      </w:r>
-      <w:r>
-        <w:t xml:space="preserve"> لشحن المحفظة بالعملات الرقمية إضافةً إلى مسار تأكيد يدوي لخد</w:t>
-      </w:r>
-      <w:r>
-        <w:t xml:space="preserve">مات </w:t>
-      </w:r>
-      <w:r>
-        <w:rPr>
-          <w:rtl w:val="0"/>
-        </w:rPr>
-        <w:t>OMT</w:t>
-      </w:r>
-      <w:r>
-        <w:t xml:space="preserve"> و</w:t>
-      </w:r>
-      <w:r>
-        <w:rPr>
-          <w:rtl w:val="0"/>
-        </w:rPr>
-        <w:t>Whish</w:t>
-      </w:r>
-      <w:r>
-        <w:t xml:space="preserve"> وسيريتل كاش — وهي قنوات دفع إقليمية بلا واجهات برمجية عامة — عبر مُهيّئات موردين قابلة للتبديل. </w:t>
-      </w:r>
-      <w:r>
-        <w:rPr>
-          <w:b/>
-          <w:bCs/>
-        </w:rPr>
-        <w:t xml:space="preserve">التقنيات: </w:t>
-      </w:r>
-      <w:r>
-        <w:rPr>
-          <w:rtl w:val="0"/>
-        </w:rPr>
-        <w:t>Node.js, Telegraf, Fastify, PostgreSQL</w:t>
-      </w:r>
-      <w:r>
-        <w:t xml:space="preserve">. </w:t>
+        <w:t xml:space="preserve">⁨Node.js, Telegraf, Fastify, PostgreSQL⁩.‏ </w:t>
       </w:r>
       <w:hyperlink r:id="rId9">
         <w:r>
           <w:rPr>
             <w:rStyle w:val="Hyperlink"/>
-            <w:rtl w:val="0"/>
           </w:rPr>
-          <w:t>t.me/myproxystore_bot</w:t>
+          <w:t>⁨t.me/myproxystore_bot⁩</w:t>
         </w:r>
       </w:hyperlink>
     </w:p>
@@ -835,56 +558,26 @@
       </w:pPr>
       <w:r>
         <w:rPr>
-          <w:rtl w:val="0"/>
+          <w:b/>
+          <w:bCs/>
         </w:rPr>
-        <w:t>Legends Match</w:t>
+        <w:t xml:space="preserve">⁨Legends Match⁩ — </w:t>
+      </w:r>
+      <w:r>
+        <w:t xml:space="preserve">لعبة ذاكرة للهواتف المحمولة </w:t>
+      </w:r>
+      <w:r>
+        <w:t>تتضمّن تسجيل الدخول عبر ⁨Google⁩ وتحقيق الدخل بواسطة ⁨AdMob⁩ واقتصاد عملات داخل اللعبة ونظام إحالة وصرف مدعوم بلوحة تحكّم إدارية.</w:t>
       </w:r>
       <w:r>
         <w:rPr>
           <w:b/>
           <w:bCs/>
         </w:rPr>
-        <w:t xml:space="preserve"> — </w:t>
+        <w:t xml:space="preserve"> التقنيات: </w:t>
       </w:r>
       <w:r>
-        <w:t>لعبة ذاك</w:t>
-      </w:r>
-      <w:r>
-        <w:t xml:space="preserve">رة للهواتف المحمولة تتضمّن تسجيل الدخول عبر </w:t>
-      </w:r>
-      <w:r>
-        <w:rPr>
-          <w:rtl w:val="0"/>
-        </w:rPr>
-        <w:t>Google</w:t>
-      </w:r>
-      <w:r>
-        <w:t xml:space="preserve"> وتحقيق الدخل بواسطة </w:t>
-      </w:r>
-      <w:r>
-        <w:rPr>
-          <w:rtl w:val="0"/>
-        </w:rPr>
-        <w:t>AdMob</w:t>
-      </w:r>
-      <w:r>
-        <w:t xml:space="preserve"> واقتصاد عملات داخل اللعبة ونظام إحالة وصرف مدعوم بلوحة تحكّم إدارية. </w:t>
-      </w:r>
-      <w:r>
-        <w:rPr>
-          <w:b/>
-          <w:bCs/>
-        </w:rPr>
-        <w:t xml:space="preserve">التقنيات: </w:t>
-      </w:r>
-      <w:r>
-        <w:rPr>
-          <w:rtl w:val="0"/>
-        </w:rPr>
-        <w:t>React Native (Expo), Fastify, PostgreSQL, AdMob</w:t>
-      </w:r>
-      <w:r>
-        <w:t>.</w:t>
+        <w:t>⁨React Native (Expo), Fastify, PostgreSQL, AdMob⁩.‏</w:t>
       </w:r>
     </w:p>
     <w:p>
@@ -926,15 +619,15 @@
         <w:t xml:space="preserve">الإنجليزية: </w:t>
       </w:r>
       <w:r>
-        <w:t>إتقان تام (ق</w:t>
+        <w:t>إتقان تام (قراءةً وكتابةً</w:t>
       </w:r>
       <w:r>
-        <w:t>راءةً وكتابةً ومحادثةً)</w:t>
+        <w:t xml:space="preserve"> ومحادثةً)</w:t>
       </w:r>
     </w:p>
     <w:sectPr>
       <w:pgSz w:w="12240" w:h="15840"/>
-      <w:pgMar w:top="1440" w:right="1440" w:bottom="1440" w:left="1440" w:header="720" w:footer="720" w:gutter="0"/>
+      <w:pgMar w:top="1080" w:right="1080" w:bottom="1080" w:left="1080" w:header="720" w:footer="720" w:gutter="0"/>
       <w:cols w:space="720"/>
       <w:bidi/>
       <w:docGrid w:linePitch="360"/>
@@ -1558,7 +1251,7 @@
   <w:docDefaults>
     <w:rPrDefault>
       <w:rPr>
-        <w:rFonts w:asciiTheme="minorHAnsi" w:eastAsiaTheme="minorHAnsi" w:hAnsiTheme="minorHAnsi" w:cstheme="minorBidi"/>
+        <w:rFonts w:ascii="Segoe UI" w:eastAsia="Segoe UI" w:hAnsi="Segoe UI" w:cs="Segoe UI"/>
         <w:color w:val="595959" w:themeColor="text1" w:themeTint="A6"/>
         <w:sz w:val="22"/>
         <w:szCs w:val="22"/>
@@ -2226,6 +1919,7 @@
     <w:rsid w:val="00D66A52"/>
     <w:pPr>
       <w:contextualSpacing/>
+      <w:jc w:val="center"/>
     </w:pPr>
     <w:rPr>
       <w:rFonts w:asciiTheme="majorHAnsi" w:eastAsiaTheme="majorEastAsia" w:hAnsiTheme="majorHAnsi" w:cstheme="majorBidi"/>
@@ -2271,6 +1965,9 @@
     <w:uiPriority w:val="99"/>
     <w:unhideWhenUsed/>
     <w:rsid w:val="009F220C"/>
+    <w:pPr>
+      <w:jc w:val="center"/>
+    </w:pPr>
   </w:style>
   <w:style w:type="character" w:customStyle="1" w:styleId="FooterChar">
     <w:name w:val="Footer Char"/>
@@ -2295,6 +1992,9 @@
     <w:uiPriority w:val="3"/>
     <w:qFormat/>
     <w:rsid w:val="00D66A52"/>
+    <w:pPr>
+      <w:jc w:val="center"/>
+    </w:pPr>
   </w:style>
   <w:style w:type="character" w:customStyle="1" w:styleId="Heading1Char">
     <w:name w:val="Heading 1 Char"/>
@@ -2482,6 +2182,7 @@
     <w:rsid w:val="00316DFF"/>
     <w:pPr>
       <w:spacing w:before="200"/>
+      <w:jc w:val="center"/>
     </w:pPr>
     <w:rPr>
       <w:i/>
@@ -2517,6 +2218,7 @@
         <w:bottom w:val="single" w:sz="4" w:space="10" w:color="1D824C" w:themeColor="accent1"/>
       </w:pBdr>
       <w:spacing w:before="360" w:after="360"/>
+      <w:jc w:val="center"/>
     </w:pPr>
     <w:rPr>
       <w:i/>
@@ -2592,7 +2294,6 @@
     <w:unhideWhenUsed/>
     <w:rsid w:val="00316DFF"/>
     <w:rPr>
-      <w:rFonts w:ascii="Segoe UI" w:hAnsi="Segoe UI" w:cs="Segoe UI"/>
       <w:szCs w:val="18"/>
     </w:rPr>
   </w:style>
@@ -2732,7 +2433,6 @@
     <w:unhideWhenUsed/>
     <w:rsid w:val="00316DFF"/>
     <w:rPr>
-      <w:rFonts w:ascii="Segoe UI" w:hAnsi="Segoe UI" w:cs="Segoe UI"/>
       <w:szCs w:val="16"/>
     </w:rPr>
   </w:style>
@@ -28002,6 +27702,9 @@
     <w:uiPriority w:val="4"/>
     <w:qFormat/>
     <w:rsid w:val="00692703"/>
+    <w:pPr>
+      <w:jc w:val="center"/>
+    </w:pPr>
     <w:rPr>
       <w:b/>
       <w:color w:val="1D824C" w:themeColor="accent1"/>

--- a/cv-source/Jasem-Alyounes-CV-AR.docx
+++ b/cv-source/Jasem-Alyounes-CV-AR.docx
@@ -4,630 +4,1924 @@
   <w:body>
     <w:p>
       <w:pPr>
-        <w:pStyle w:val="Title"/>
         <w:bidi w:val="0"/>
+        <w:spacing w:after="40"/>
         <w:jc w:val="right"/>
       </w:pPr>
       <w:bookmarkStart w:id="0" w:name="_GoBack"/>
       <w:bookmarkEnd w:id="0"/>
       <w:r>
+        <w:rPr>
+          <w:b/>
+          <w:bCs/>
+          <w:color w:val="1F2933"/>
+          <w:sz w:val="46"/>
+          <w:szCs w:val="46"/>
+        </w:rPr>
         <w:t>جاسم أحمد اليونس</w:t>
       </w:r>
     </w:p>
     <w:p>
       <w:pPr>
         <w:bidi w:val="0"/>
+        <w:spacing w:after="60"/>
         <w:jc w:val="right"/>
       </w:pPr>
       <w:r>
-        <w:t>بيروت، لبنان  |  ⁨+1 (931) 623-7215⁩  |  ⁨jasemalyounes@gmail.com⁩</w:t>
+        <w:rPr>
+          <w:b/>
+          <w:bCs/>
+          <w:color w:val="1D4ED8"/>
+          <w:sz w:val="24"/>
+          <w:szCs w:val="24"/>
+        </w:rPr>
+        <w:t xml:space="preserve">مهندس برمجيات · خبير أنظمة </w:t>
+      </w:r>
+      <w:r>
+        <w:rPr>
+          <w:b/>
+          <w:bCs/>
+          <w:color w:val="1D4ED8"/>
+          <w:sz w:val="24"/>
+          <w:szCs w:val="24"/>
+          <w:rtl w:val="0"/>
+        </w:rPr>
+        <w:t>Odoo 19</w:t>
       </w:r>
     </w:p>
     <w:p>
       <w:pPr>
-        <w:pStyle w:val="Heading1"/>
+        <w:pBdr>
+          <w:bottom w:val="single" w:sz="6" w:space="4" w:color="D1D5DB"/>
+        </w:pBdr>
         <w:bidi w:val="0"/>
+        <w:spacing w:after="40"/>
         <w:jc w:val="right"/>
       </w:pPr>
       <w:r>
+        <w:rPr>
+          <w:color w:val="6B7280"/>
+          <w:sz w:val="19"/>
+          <w:szCs w:val="19"/>
+        </w:rPr>
+        <w:t>بيروت، لبنان</w:t>
+      </w:r>
+      <w:r>
+        <w:rPr>
+          <w:color w:val="D1D5DB"/>
+          <w:sz w:val="19"/>
+          <w:szCs w:val="19"/>
+        </w:rPr>
+        <w:t xml:space="preserve">   ·   </w:t>
+      </w:r>
+      <w:r>
+        <w:rPr>
+          <w:color w:val="6B7280"/>
+          <w:sz w:val="19"/>
+          <w:szCs w:val="19"/>
+          <w:rtl w:val="0"/>
+        </w:rPr>
+        <w:t>+1 (931) 623-7215</w:t>
+      </w:r>
+      <w:r>
+        <w:rPr>
+          <w:color w:val="D1D5DB"/>
+          <w:sz w:val="19"/>
+          <w:szCs w:val="19"/>
+        </w:rPr>
+        <w:t xml:space="preserve">   ·   </w:t>
+      </w:r>
+      <w:r>
+        <w:rPr>
+          <w:color w:val="6B7280"/>
+          <w:sz w:val="19"/>
+          <w:szCs w:val="19"/>
+          <w:rtl w:val="0"/>
+        </w:rPr>
+        <w:t>jasemalyounes@gmail.com</w:t>
+      </w:r>
+      <w:r>
+        <w:rPr>
+          <w:color w:val="D1D5DB"/>
+          <w:sz w:val="19"/>
+          <w:szCs w:val="19"/>
+        </w:rPr>
+        <w:t xml:space="preserve">   ·   </w:t>
+      </w:r>
+      <w:r>
+        <w:rPr>
+          <w:color w:val="6B7280"/>
+          <w:sz w:val="19"/>
+          <w:szCs w:val="19"/>
+          <w:rtl w:val="0"/>
+        </w:rPr>
+        <w:t>github.com/jasemalyounes-rgb</w:t>
+      </w:r>
+    </w:p>
+    <w:p>
+      <w:pPr>
+        <w:keepNext/>
+        <w:bidi w:val="0"/>
+        <w:spacing w:before="100" w:after="38"/>
+        <w:jc w:val="right"/>
+      </w:pPr>
+      <w:r>
+        <w:rPr>
+          <w:b/>
+          <w:bCs/>
+          <w:color w:val="1D4ED8"/>
+          <w:sz w:val="26"/>
+          <w:szCs w:val="26"/>
+        </w:rPr>
         <w:t>الملخص المهني</w:t>
       </w:r>
     </w:p>
     <w:p>
       <w:pPr>
         <w:bidi w:val="0"/>
+        <w:spacing w:after="50"/>
         <w:jc w:val="right"/>
       </w:pPr>
       <w:r>
-        <w:t>مهندس برمجيات حاصل على ماجستير في علوم الويب وبكالوريوس في هندسة البرمجيات، مع أكثر من خمس سنوات من الخبرة في بناء تطبيقات متكاملة قابلة للتوسّع وإدارة دورة حياة المشاريع التقنية لدى ⁨Lazer Net ISP⁩.‏ متخصص في ربط بيانات المؤسسات المعقّدة ⁨(Oracle)⁩ بمعمار</w:t>
+        <w:rPr>
+          <w:color w:val="1F2933"/>
+          <w:sz w:val="19"/>
+          <w:szCs w:val="19"/>
+        </w:rPr>
+        <w:t xml:space="preserve">مهندس برمجيات حاصل على ماجستير في علوم الويب وبكالوريوس في هندسة البرمجيات، مع أكثر من خمس سنوات من الخبرة في بناء تطبيقات متكاملة قابلة للتوسّع وإدارة دورة حياة المشاريع التقنية لدى </w:t>
       </w:r>
       <w:r>
-        <w:t>يات الويب الحديثة، وخبير في تطوير ⁨Odoo 19⁩ وإدارة الأنظمة والدعم التقني وممارسات ⁨DevOps⁩.‏</w:t>
+        <w:rPr>
+          <w:color w:val="1F2933"/>
+          <w:sz w:val="19"/>
+          <w:szCs w:val="19"/>
+          <w:rtl w:val="0"/>
+        </w:rPr>
+        <w:t>Lazer Net ISP</w:t>
+      </w:r>
+      <w:r>
+        <w:rPr>
+          <w:color w:val="1F2933"/>
+          <w:sz w:val="19"/>
+          <w:szCs w:val="19"/>
+        </w:rPr>
+        <w:t xml:space="preserve">‏. متخصص في ربط بيانات المؤسسات المعقّدة </w:t>
+      </w:r>
+      <w:r>
+        <w:rPr>
+          <w:color w:val="1F2933"/>
+          <w:sz w:val="19"/>
+          <w:szCs w:val="19"/>
+          <w:rtl w:val="0"/>
+        </w:rPr>
+        <w:t>(Oracle)</w:t>
+      </w:r>
+      <w:r>
+        <w:rPr>
+          <w:color w:val="1F2933"/>
+          <w:sz w:val="19"/>
+          <w:szCs w:val="19"/>
+        </w:rPr>
+        <w:t xml:space="preserve"> بمعماريات </w:t>
+      </w:r>
+      <w:r>
+        <w:rPr>
+          <w:color w:val="1F2933"/>
+          <w:sz w:val="19"/>
+          <w:szCs w:val="19"/>
+        </w:rPr>
+        <w:t xml:space="preserve">الويب الحديثة، وخبير في تطوير </w:t>
+      </w:r>
+      <w:r>
+        <w:rPr>
+          <w:color w:val="1F2933"/>
+          <w:sz w:val="19"/>
+          <w:szCs w:val="19"/>
+          <w:rtl w:val="0"/>
+        </w:rPr>
+        <w:t>Odoo 19</w:t>
+      </w:r>
+      <w:r>
+        <w:rPr>
+          <w:color w:val="1F2933"/>
+          <w:sz w:val="19"/>
+          <w:szCs w:val="19"/>
+        </w:rPr>
+        <w:t xml:space="preserve"> وإدارة الأنظمة والدعم التقني وممارسات </w:t>
+      </w:r>
+      <w:r>
+        <w:rPr>
+          <w:color w:val="1F2933"/>
+          <w:sz w:val="19"/>
+          <w:szCs w:val="19"/>
+          <w:rtl w:val="0"/>
+        </w:rPr>
+        <w:t>DevOps</w:t>
+      </w:r>
+      <w:r>
+        <w:rPr>
+          <w:color w:val="1F2933"/>
+          <w:sz w:val="19"/>
+          <w:szCs w:val="19"/>
+        </w:rPr>
+        <w:t>‏.</w:t>
       </w:r>
     </w:p>
     <w:p>
       <w:pPr>
-        <w:pStyle w:val="Heading1"/>
+        <w:keepNext/>
         <w:bidi w:val="0"/>
-        <w:jc w:val="right"/>
-      </w:pPr>
-      <w:r>
-        <w:t>الخبرات العملية</w:t>
-      </w:r>
-    </w:p>
-    <w:p>
-      <w:pPr>
-        <w:pStyle w:val="Heading3"/>
-        <w:bidi w:val="0"/>
-        <w:jc w:val="right"/>
-      </w:pPr>
-      <w:r>
-        <w:t>أيلول ⁨2024⁩ – حتّى الآن</w:t>
-      </w:r>
-    </w:p>
-    <w:p>
-      <w:pPr>
-        <w:pStyle w:val="Heading2"/>
-        <w:bidi w:val="0"/>
-        <w:jc w:val="right"/>
-      </w:pPr>
-      <w:r>
-        <w:t>مطوّر أنظمة ⁨ERP⁩ مستقل</w:t>
-      </w:r>
-    </w:p>
-    <w:p>
-      <w:pPr>
-        <w:bidi w:val="0"/>
+        <w:spacing w:before="100" w:after="38"/>
         <w:jc w:val="right"/>
       </w:pPr>
       <w:r>
         <w:rPr>
           <w:b/>
           <w:bCs/>
+          <w:color w:val="1D4ED8"/>
+          <w:sz w:val="26"/>
+          <w:szCs w:val="26"/>
         </w:rPr>
-        <w:t xml:space="preserve">تطوير أنظمة ⁨ERP⁩:‏ </w:t>
-      </w:r>
-      <w:r>
-        <w:t>تصميم وبناء حل مخصّص لإدارة المهام على ⁨Odoo 19⁩ يتضمّن تفويض المدراء وتتبّع أ</w:t>
-      </w:r>
-      <w:r>
-        <w:t>عمال البحث والتطوير.</w:t>
+        <w:t>الخبرات العملية</w:t>
       </w:r>
     </w:p>
     <w:p>
       <w:pPr>
+        <w:keepNext/>
         <w:bidi w:val="0"/>
+        <w:spacing w:before="64"/>
         <w:jc w:val="right"/>
       </w:pPr>
       <w:r>
         <w:rPr>
           <w:b/>
           <w:bCs/>
+          <w:color w:val="1F2933"/>
         </w:rPr>
-        <w:t xml:space="preserve">الواجهات الخلفية والأمامية: </w:t>
+        <w:t>مطوّر أنظمة ERP مستقل</w:t>
+      </w:r>
+    </w:p>
+    <w:p>
+      <w:pPr>
+        <w:keepNext/>
+        <w:bidi w:val="0"/>
+        <w:spacing w:after="60"/>
+        <w:jc w:val="right"/>
+      </w:pPr>
+      <w:r>
+        <w:rPr>
+          <w:i/>
+          <w:iCs/>
+          <w:color w:val="6B7280"/>
+          <w:sz w:val="18"/>
+          <w:szCs w:val="18"/>
+        </w:rPr>
+        <w:t xml:space="preserve">أيلول </w:t>
       </w:r>
       <w:r>
-        <w:t>تصميم واجهات ⁨XML⁩ موروثة معقّدة وإجراءات مخصّصة لعروض القوائم، واستخدام ⁨Python⁩ و⁨PostgreSQL⁩ لبناء منطق خلفي قابل للتوسّع.</w:t>
+        <w:rPr>
+          <w:i/>
+          <w:iCs/>
+          <w:color w:val="6B7280"/>
+          <w:sz w:val="18"/>
+          <w:szCs w:val="18"/>
+          <w:rtl w:val="0"/>
+        </w:rPr>
+        <w:t>2024</w:t>
+      </w:r>
+      <w:r>
+        <w:rPr>
+          <w:i/>
+          <w:iCs/>
+          <w:color w:val="6B7280"/>
+          <w:sz w:val="18"/>
+          <w:szCs w:val="18"/>
+        </w:rPr>
+        <w:t xml:space="preserve"> – حتّى الآن</w:t>
       </w:r>
     </w:p>
     <w:p>
       <w:pPr>
         <w:bidi w:val="0"/>
+        <w:spacing w:after="20"/>
+        <w:jc w:val="right"/>
+      </w:pPr>
+      <w:r>
+        <w:rPr>
+          <w:color w:val="1D4ED8"/>
+          <w:sz w:val="20"/>
+          <w:szCs w:val="20"/>
+        </w:rPr>
+        <w:t xml:space="preserve">▪  </w:t>
+      </w:r>
+      <w:r>
+        <w:rPr>
+          <w:b/>
+          <w:bCs/>
+          <w:color w:val="1F2933"/>
+          <w:sz w:val="19"/>
+          <w:szCs w:val="19"/>
+        </w:rPr>
+        <w:t xml:space="preserve">تطوير أنظمة ERP: </w:t>
+      </w:r>
+      <w:r>
+        <w:rPr>
+          <w:color w:val="1F2933"/>
+          <w:sz w:val="19"/>
+          <w:szCs w:val="19"/>
+        </w:rPr>
+        <w:t xml:space="preserve">تصميم وبناء حل مخصّص لإدارة المهام على </w:t>
+      </w:r>
+      <w:r>
+        <w:rPr>
+          <w:color w:val="1F2933"/>
+          <w:sz w:val="19"/>
+          <w:szCs w:val="19"/>
+          <w:rtl w:val="0"/>
+        </w:rPr>
+        <w:t>Odoo 19</w:t>
+      </w:r>
+      <w:r>
+        <w:rPr>
+          <w:color w:val="1F2933"/>
+          <w:sz w:val="19"/>
+          <w:szCs w:val="19"/>
+        </w:rPr>
+        <w:t xml:space="preserve"> يتضمّن تفويض المدراء وتتبّع أعمال البحث والتطوير.</w:t>
+      </w:r>
+    </w:p>
+    <w:p>
+      <w:pPr>
+        <w:bidi w:val="0"/>
+        <w:spacing w:after="20"/>
+        <w:jc w:val="right"/>
+      </w:pPr>
+      <w:r>
+        <w:rPr>
+          <w:color w:val="1D4ED8"/>
+          <w:sz w:val="20"/>
+          <w:szCs w:val="20"/>
+        </w:rPr>
+        <w:t xml:space="preserve">▪  </w:t>
+      </w:r>
+      <w:r>
+        <w:rPr>
+          <w:b/>
+          <w:bCs/>
+          <w:color w:val="1F2933"/>
+          <w:sz w:val="19"/>
+          <w:szCs w:val="19"/>
+        </w:rPr>
+        <w:t xml:space="preserve">الواجهات الخلفية والأمامية: </w:t>
+      </w:r>
+      <w:r>
+        <w:rPr>
+          <w:color w:val="1F2933"/>
+          <w:sz w:val="19"/>
+          <w:szCs w:val="19"/>
+        </w:rPr>
+        <w:t xml:space="preserve">تصميم واجهات </w:t>
+      </w:r>
+      <w:r>
+        <w:rPr>
+          <w:color w:val="1F2933"/>
+          <w:sz w:val="19"/>
+          <w:szCs w:val="19"/>
+          <w:rtl w:val="0"/>
+        </w:rPr>
+        <w:t>XML</w:t>
+      </w:r>
+      <w:r>
+        <w:rPr>
+          <w:color w:val="1F2933"/>
+          <w:sz w:val="19"/>
+          <w:szCs w:val="19"/>
+        </w:rPr>
+        <w:t xml:space="preserve"> موروثة معقّدة وإجراءات مخصّصة لعروض القوائم، واستخدام </w:t>
+      </w:r>
+      <w:r>
+        <w:rPr>
+          <w:color w:val="1F2933"/>
+          <w:sz w:val="19"/>
+          <w:szCs w:val="19"/>
+          <w:rtl w:val="0"/>
+        </w:rPr>
+        <w:t>Python</w:t>
+      </w:r>
+      <w:r>
+        <w:rPr>
+          <w:color w:val="1F2933"/>
+          <w:sz w:val="19"/>
+          <w:szCs w:val="19"/>
+        </w:rPr>
+        <w:t xml:space="preserve"> و</w:t>
+      </w:r>
+      <w:r>
+        <w:rPr>
+          <w:color w:val="1F2933"/>
+          <w:sz w:val="19"/>
+          <w:szCs w:val="19"/>
+          <w:rtl w:val="0"/>
+        </w:rPr>
+        <w:t>PostgreSQL</w:t>
+      </w:r>
+      <w:r>
+        <w:rPr>
+          <w:color w:val="1F2933"/>
+          <w:sz w:val="19"/>
+          <w:szCs w:val="19"/>
+        </w:rPr>
+        <w:t xml:space="preserve"> لبناء منطق خلفي قابل للتوسّع.</w:t>
+      </w:r>
+    </w:p>
+    <w:p>
+      <w:pPr>
+        <w:bidi w:val="0"/>
+        <w:spacing w:after="20"/>
+        <w:jc w:val="right"/>
+      </w:pPr>
+      <w:r>
+        <w:rPr>
+          <w:color w:val="1D4ED8"/>
+          <w:sz w:val="20"/>
+          <w:szCs w:val="20"/>
+        </w:rPr>
+        <w:t xml:space="preserve">▪  </w:t>
+      </w:r>
+      <w:r>
+        <w:rPr>
+          <w:b/>
+          <w:bCs/>
+          <w:color w:val="1F2933"/>
+          <w:sz w:val="19"/>
+          <w:szCs w:val="19"/>
+        </w:rPr>
+        <w:t xml:space="preserve">إدارة الأنظمة: </w:t>
+      </w:r>
+      <w:r>
+        <w:rPr>
+          <w:color w:val="1F2933"/>
+          <w:sz w:val="19"/>
+          <w:szCs w:val="19"/>
+        </w:rPr>
+        <w:t xml:space="preserve">إدارة خوادم </w:t>
+      </w:r>
+      <w:r>
+        <w:rPr>
+          <w:color w:val="1F2933"/>
+          <w:sz w:val="19"/>
+          <w:szCs w:val="19"/>
+          <w:rtl w:val="0"/>
+        </w:rPr>
+        <w:t>Linux VPS</w:t>
+      </w:r>
+      <w:r>
+        <w:rPr>
+          <w:color w:val="1F2933"/>
+          <w:sz w:val="19"/>
+          <w:szCs w:val="19"/>
+        </w:rPr>
+        <w:t xml:space="preserve">‏، بما في ذلك إعداد </w:t>
+      </w:r>
+      <w:r>
+        <w:rPr>
+          <w:color w:val="1F2933"/>
+          <w:sz w:val="19"/>
+          <w:szCs w:val="19"/>
+          <w:rtl w:val="0"/>
+        </w:rPr>
+        <w:t>Nginx</w:t>
+      </w:r>
+      <w:r>
+        <w:rPr>
+          <w:color w:val="1F2933"/>
+          <w:sz w:val="19"/>
+          <w:szCs w:val="19"/>
+        </w:rPr>
+        <w:t xml:space="preserve"> كوكيل عكسي ونشر شهادات </w:t>
+      </w:r>
+      <w:r>
+        <w:rPr>
+          <w:color w:val="1F2933"/>
+          <w:sz w:val="19"/>
+          <w:szCs w:val="19"/>
+          <w:rtl w:val="0"/>
+        </w:rPr>
+        <w:t>SSL/HTTPS</w:t>
+      </w:r>
+      <w:r>
+        <w:rPr>
+          <w:color w:val="1F2933"/>
+          <w:sz w:val="19"/>
+          <w:szCs w:val="19"/>
+        </w:rPr>
+        <w:t>‏.</w:t>
+      </w:r>
+    </w:p>
+    <w:p>
+      <w:pPr>
+        <w:bidi w:val="0"/>
+        <w:spacing w:after="20"/>
+        <w:jc w:val="right"/>
+      </w:pPr>
+      <w:r>
+        <w:rPr>
+          <w:color w:val="1D4ED8"/>
+          <w:sz w:val="20"/>
+          <w:szCs w:val="20"/>
+        </w:rPr>
+        <w:t xml:space="preserve">▪  </w:t>
+      </w:r>
+      <w:r>
+        <w:rPr>
+          <w:b/>
+          <w:bCs/>
+          <w:color w:val="1F2933"/>
+          <w:sz w:val="19"/>
+          <w:szCs w:val="19"/>
+        </w:rPr>
+        <w:t xml:space="preserve">الأتمتة: </w:t>
+      </w:r>
+      <w:r>
+        <w:rPr>
+          <w:color w:val="1F2933"/>
+          <w:sz w:val="19"/>
+          <w:szCs w:val="19"/>
+        </w:rPr>
+        <w:t xml:space="preserve">إنشاء خدمات </w:t>
+      </w:r>
+      <w:r>
+        <w:rPr>
+          <w:color w:val="1F2933"/>
+          <w:sz w:val="19"/>
+          <w:szCs w:val="19"/>
+          <w:rtl w:val="0"/>
+        </w:rPr>
+        <w:t>systemd</w:t>
+      </w:r>
+      <w:r>
+        <w:rPr>
+          <w:color w:val="1F2933"/>
+          <w:sz w:val="19"/>
+          <w:szCs w:val="19"/>
+        </w:rPr>
+        <w:t xml:space="preserve"> مؤتمتة لضمان التوافر العالي واستمرارية أداء التطبيقات.</w:t>
+      </w:r>
+    </w:p>
+    <w:p>
+      <w:pPr>
+        <w:keepNext/>
+        <w:bidi w:val="0"/>
+        <w:spacing w:before="64"/>
         <w:jc w:val="right"/>
       </w:pPr>
       <w:r>
         <w:rPr>
           <w:b/>
           <w:bCs/>
+          <w:color w:val="1F2933"/>
         </w:rPr>
-        <w:t xml:space="preserve">إدارة الأنظمة: </w:t>
+        <w:t>مطوّر برمجيات / قائد فريق تقني</w:t>
       </w:r>
       <w:r>
-        <w:t>إدارة خوادم ⁨Linux VPS⁩،‏ بما في ذلك إعداد ⁨Nginx⁩ كوكيل عكسي ونشر</w:t>
+        <w:rPr>
+          <w:color w:val="6B7280"/>
+        </w:rPr>
+        <w:t xml:space="preserve">  —  </w:t>
       </w:r>
       <w:r>
-        <w:t xml:space="preserve"> شهادات ⁨SSL/HTTPS⁩.‏</w:t>
+        <w:rPr>
+          <w:color w:val="1D4ED8"/>
+          <w:rtl w:val="0"/>
+        </w:rPr>
+        <w:t>Lazer Net ISP</w:t>
+      </w:r>
+    </w:p>
+    <w:p>
+      <w:pPr>
+        <w:keepNext/>
+        <w:bidi w:val="0"/>
+        <w:spacing w:after="60"/>
+        <w:jc w:val="right"/>
+      </w:pPr>
+      <w:r>
+        <w:rPr>
+          <w:i/>
+          <w:iCs/>
+          <w:color w:val="6B7280"/>
+          <w:sz w:val="18"/>
+          <w:szCs w:val="18"/>
+        </w:rPr>
+        <w:t xml:space="preserve">دمشق، سوريا  ·  كانون الثاني </w:t>
+      </w:r>
+      <w:r>
+        <w:rPr>
+          <w:i/>
+          <w:iCs/>
+          <w:color w:val="6B7280"/>
+          <w:sz w:val="18"/>
+          <w:szCs w:val="18"/>
+          <w:rtl w:val="0"/>
+        </w:rPr>
+        <w:t>2019</w:t>
+      </w:r>
+      <w:r>
+        <w:rPr>
+          <w:i/>
+          <w:iCs/>
+          <w:color w:val="6B7280"/>
+          <w:sz w:val="18"/>
+          <w:szCs w:val="18"/>
+        </w:rPr>
+        <w:t xml:space="preserve"> – أيلول </w:t>
+      </w:r>
+      <w:r>
+        <w:rPr>
+          <w:i/>
+          <w:iCs/>
+          <w:color w:val="6B7280"/>
+          <w:sz w:val="18"/>
+          <w:szCs w:val="18"/>
+          <w:rtl w:val="0"/>
+        </w:rPr>
+        <w:t>2024</w:t>
       </w:r>
     </w:p>
     <w:p>
       <w:pPr>
         <w:bidi w:val="0"/>
+        <w:spacing w:after="20"/>
+        <w:jc w:val="right"/>
+      </w:pPr>
+      <w:r>
+        <w:rPr>
+          <w:color w:val="1D4ED8"/>
+          <w:sz w:val="20"/>
+          <w:szCs w:val="20"/>
+        </w:rPr>
+        <w:t xml:space="preserve">▪  </w:t>
+      </w:r>
+      <w:r>
+        <w:rPr>
+          <w:b/>
+          <w:bCs/>
+          <w:color w:val="1F2933"/>
+          <w:sz w:val="19"/>
+          <w:szCs w:val="19"/>
+        </w:rPr>
+        <w:t>قيادة الم</w:t>
+      </w:r>
+      <w:r>
+        <w:rPr>
+          <w:b/>
+          <w:bCs/>
+          <w:color w:val="1F2933"/>
+          <w:sz w:val="19"/>
+          <w:szCs w:val="19"/>
+        </w:rPr>
+        <w:t xml:space="preserve">شاريع: </w:t>
+      </w:r>
+      <w:r>
+        <w:rPr>
+          <w:color w:val="1F2933"/>
+          <w:sz w:val="19"/>
+          <w:szCs w:val="19"/>
+        </w:rPr>
+        <w:t>إدارة دورة حياة المشاريع التقنية كاملةً من تحليل المتطلبات حتّى النشر النهائي.</w:t>
+      </w:r>
+    </w:p>
+    <w:p>
+      <w:pPr>
+        <w:bidi w:val="0"/>
+        <w:spacing w:after="20"/>
+        <w:jc w:val="right"/>
+      </w:pPr>
+      <w:r>
+        <w:rPr>
+          <w:color w:val="1D4ED8"/>
+          <w:sz w:val="20"/>
+          <w:szCs w:val="20"/>
+        </w:rPr>
+        <w:t xml:space="preserve">▪  </w:t>
+      </w:r>
+      <w:r>
+        <w:rPr>
+          <w:b/>
+          <w:bCs/>
+          <w:color w:val="1F2933"/>
+          <w:sz w:val="19"/>
+          <w:szCs w:val="19"/>
+        </w:rPr>
+        <w:t xml:space="preserve">إدارة قواعد البيانات: </w:t>
+      </w:r>
+      <w:r>
+        <w:rPr>
+          <w:color w:val="1F2933"/>
+          <w:sz w:val="19"/>
+          <w:szCs w:val="19"/>
+        </w:rPr>
+        <w:t xml:space="preserve">تصميم وصيانة قواعد بيانات علائقية معقّدة </w:t>
+      </w:r>
+      <w:r>
+        <w:rPr>
+          <w:color w:val="1F2933"/>
+          <w:sz w:val="19"/>
+          <w:szCs w:val="19"/>
+          <w:rtl w:val="0"/>
+        </w:rPr>
+        <w:t>(Oracle/SQL)</w:t>
+      </w:r>
+      <w:r>
+        <w:rPr>
+          <w:color w:val="1F2933"/>
+          <w:sz w:val="19"/>
+          <w:szCs w:val="19"/>
+        </w:rPr>
+        <w:t xml:space="preserve"> مع ضمان سلامة البيانات وكفاءة الاسترجاع.</w:t>
+      </w:r>
+    </w:p>
+    <w:p>
+      <w:pPr>
+        <w:bidi w:val="0"/>
+        <w:spacing w:after="20"/>
+        <w:jc w:val="right"/>
+      </w:pPr>
+      <w:r>
+        <w:rPr>
+          <w:color w:val="1D4ED8"/>
+          <w:sz w:val="20"/>
+          <w:szCs w:val="20"/>
+        </w:rPr>
+        <w:t xml:space="preserve">▪  </w:t>
+      </w:r>
+      <w:r>
+        <w:rPr>
+          <w:b/>
+          <w:bCs/>
+          <w:color w:val="1F2933"/>
+          <w:sz w:val="19"/>
+          <w:szCs w:val="19"/>
+        </w:rPr>
+        <w:t xml:space="preserve">التقارير الإدارية: </w:t>
+      </w:r>
+      <w:r>
+        <w:rPr>
+          <w:color w:val="1F2933"/>
+          <w:sz w:val="19"/>
+          <w:szCs w:val="19"/>
+        </w:rPr>
+        <w:t>إعداد تقارير تقنية دورية للإ</w:t>
+      </w:r>
+      <w:r>
+        <w:rPr>
+          <w:color w:val="1F2933"/>
+          <w:sz w:val="19"/>
+          <w:szCs w:val="19"/>
+        </w:rPr>
+        <w:t>دارة العليا توثّق الإنجازات واستراتيجيات معالجة المخاطر.</w:t>
+      </w:r>
+    </w:p>
+    <w:p>
+      <w:pPr>
+        <w:bidi w:val="0"/>
+        <w:spacing w:after="20"/>
+        <w:jc w:val="right"/>
+      </w:pPr>
+      <w:r>
+        <w:rPr>
+          <w:color w:val="1D4ED8"/>
+          <w:sz w:val="20"/>
+          <w:szCs w:val="20"/>
+        </w:rPr>
+        <w:t xml:space="preserve">▪  </w:t>
+      </w:r>
+      <w:r>
+        <w:rPr>
+          <w:b/>
+          <w:bCs/>
+          <w:color w:val="1F2933"/>
+          <w:sz w:val="19"/>
+          <w:szCs w:val="19"/>
+        </w:rPr>
+        <w:t xml:space="preserve">تقييم المخاطر: </w:t>
+      </w:r>
+      <w:r>
+        <w:rPr>
+          <w:color w:val="1F2933"/>
+          <w:sz w:val="19"/>
+          <w:szCs w:val="19"/>
+        </w:rPr>
+        <w:t>تحديد المخاطر التقنية المحتملة واقتراح استراتيجيات لضمان توافق المشاريع مع معايير الجودة.</w:t>
+      </w:r>
+    </w:p>
+    <w:p>
+      <w:pPr>
+        <w:bidi w:val="0"/>
+        <w:spacing w:after="20"/>
+        <w:jc w:val="right"/>
+      </w:pPr>
+      <w:r>
+        <w:rPr>
+          <w:color w:val="1D4ED8"/>
+          <w:sz w:val="20"/>
+          <w:szCs w:val="20"/>
+        </w:rPr>
+        <w:t xml:space="preserve">▪  </w:t>
+      </w:r>
+      <w:r>
+        <w:rPr>
+          <w:b/>
+          <w:bCs/>
+          <w:color w:val="1F2933"/>
+          <w:sz w:val="19"/>
+          <w:szCs w:val="19"/>
+        </w:rPr>
+        <w:t xml:space="preserve">البنية التحتية والدعم: </w:t>
+      </w:r>
+      <w:r>
+        <w:rPr>
+          <w:color w:val="1F2933"/>
+          <w:sz w:val="19"/>
+          <w:szCs w:val="19"/>
+        </w:rPr>
+        <w:t>إدارة البنية التحتية للشبكات ومعالجة أعطال الأجهزة والبرمجيات وتقديم الدعم التقني.</w:t>
+      </w:r>
+    </w:p>
+    <w:p>
+      <w:pPr>
+        <w:keepNext/>
+        <w:bidi w:val="0"/>
+        <w:spacing w:before="100" w:after="38"/>
         <w:jc w:val="right"/>
       </w:pPr>
       <w:r>
         <w:rPr>
           <w:b/>
           <w:bCs/>
+          <w:color w:val="1D4ED8"/>
+          <w:sz w:val="26"/>
+          <w:szCs w:val="26"/>
         </w:rPr>
-        <w:t xml:space="preserve">الأتمتة: </w:t>
-      </w:r>
-      <w:r>
-        <w:t>إنشاء خدمات ⁨systemd⁩ مؤتمتة لضمان التوافر العالي واستمرارية أداء التطبيقات.</w:t>
+        <w:t>مشاريع مختارة</w:t>
       </w:r>
     </w:p>
     <w:p>
       <w:pPr>
-        <w:pStyle w:val="Heading3"/>
+        <w:keepNext/>
         <w:bidi w:val="0"/>
+        <w:spacing w:before="44" w:after="10"/>
         <w:jc w:val="right"/>
       </w:pPr>
       <w:r>
-        <w:t>دمشق، سوريا — كانون الثاني ⁨2019⁩ – أيلول ⁨2024⁩</w:t>
+        <w:rPr>
+          <w:color w:val="1D4ED8"/>
+          <w:sz w:val="20"/>
+          <w:szCs w:val="20"/>
+        </w:rPr>
+        <w:t xml:space="preserve">▪  </w:t>
       </w:r>
+      <w:r>
+        <w:rPr>
+          <w:b/>
+          <w:bCs/>
+          <w:color w:val="1F2933"/>
+          <w:rtl w:val="0"/>
+        </w:rPr>
+        <w:t>Harmonia</w:t>
+      </w:r>
+      <w:r>
+        <w:rPr>
+          <w:sz w:val="20"/>
+          <w:szCs w:val="20"/>
+        </w:rPr>
+        <w:t xml:space="preserve">   </w:t>
+      </w:r>
+      <w:hyperlink r:id="rId7">
+        <w:r>
+          <w:rPr>
+            <w:rStyle w:val="Hyperlink"/>
+            <w:color w:val="1D4ED8"/>
+            <w:sz w:val="18"/>
+            <w:szCs w:val="18"/>
+            <w:rtl w:val="0"/>
+          </w:rPr>
+          <w:t>harmonia-safety.vercel.app</w:t>
+        </w:r>
+      </w:hyperlink>
     </w:p>
     <w:p>
       <w:pPr>
-        <w:pStyle w:val="Heading2"/>
         <w:bidi w:val="0"/>
+        <w:spacing w:after="14"/>
         <w:jc w:val="right"/>
       </w:pPr>
       <w:r>
-        <w:t>مطوّر برمجيات / قائد فريق تقني، ⁨Lazer Net ISP⁩</w:t>
+        <w:rPr>
+          <w:color w:val="1F2933"/>
+          <w:sz w:val="19"/>
+          <w:szCs w:val="19"/>
+        </w:rPr>
+        <w:t>تطبيق لسلامة العائلة ومشاركة الموقع يوفّر التتبّع المباشر وتنبي</w:t>
+      </w:r>
+      <w:r>
+        <w:rPr>
+          <w:color w:val="1F2933"/>
+          <w:sz w:val="19"/>
+          <w:szCs w:val="19"/>
+        </w:rPr>
+        <w:t>هات الاستغاثة والمناطق الجغرافية وأدوار الأوصياء، مع بديل يعمل عبر الرسائل القصيرة دون إنترنت؛ تولّيت بناء التطبيق والواجهة الخلفية والبنية التحتية بالكامل.</w:t>
       </w:r>
     </w:p>
     <w:p>
       <w:pPr>
         <w:bidi w:val="0"/>
+        <w:spacing w:after="20"/>
         <w:jc w:val="right"/>
       </w:pPr>
       <w:r>
         <w:rPr>
           <w:b/>
           <w:bCs/>
+          <w:color w:val="6B7280"/>
+          <w:sz w:val="18"/>
+          <w:szCs w:val="18"/>
         </w:rPr>
-        <w:t xml:space="preserve">قيادة المشاريع: </w:t>
+        <w:t xml:space="preserve">التقنيات: </w:t>
       </w:r>
       <w:r>
-        <w:t>إدارة دورة حياة المشاريع التقنية كا</w:t>
+        <w:rPr>
+          <w:color w:val="6B7280"/>
+          <w:sz w:val="18"/>
+          <w:szCs w:val="18"/>
+          <w:rtl w:val="0"/>
+        </w:rPr>
+        <w:t>React Native (Expo), TypeScript, Fastify, PostgreSQL</w:t>
+      </w:r>
+    </w:p>
+    <w:p>
+      <w:pPr>
+        <w:keepNext/>
+        <w:bidi w:val="0"/>
+        <w:spacing w:before="44" w:after="10"/>
+        <w:jc w:val="right"/>
+      </w:pPr>
+      <w:r>
+        <w:rPr>
+          <w:color w:val="1D4ED8"/>
+          <w:sz w:val="20"/>
+          <w:szCs w:val="20"/>
+        </w:rPr>
+        <w:t xml:space="preserve">▪  </w:t>
       </w:r>
       <w:r>
-        <w:t>ملةً من تحليل المتطلبات حتّى النشر النهائي.</w:t>
+        <w:rPr>
+          <w:b/>
+          <w:bCs/>
+          <w:color w:val="1F2933"/>
+          <w:rtl w:val="0"/>
+        </w:rPr>
+        <w:t>Smart Task Planner</w:t>
+      </w:r>
+      <w:r>
+        <w:rPr>
+          <w:sz w:val="20"/>
+          <w:szCs w:val="20"/>
+        </w:rPr>
+        <w:t xml:space="preserve">   </w:t>
+      </w:r>
+      <w:hyperlink r:id="rId8">
+        <w:r>
+          <w:rPr>
+            <w:rStyle w:val="Hyperlink"/>
+            <w:color w:val="1D4ED8"/>
+            <w:sz w:val="18"/>
+            <w:szCs w:val="18"/>
+            <w:rtl w:val="0"/>
+          </w:rPr>
+          <w:t>apps.odoo.com</w:t>
+        </w:r>
+      </w:hyperlink>
+    </w:p>
+    <w:p>
+      <w:pPr>
+        <w:bidi w:val="0"/>
+        <w:spacing w:after="14"/>
+        <w:jc w:val="right"/>
+      </w:pPr>
+      <w:r>
+        <w:rPr>
+          <w:color w:val="1F2933"/>
+          <w:sz w:val="19"/>
+          <w:szCs w:val="19"/>
+        </w:rPr>
+        <w:t xml:space="preserve">تطبيق مستقل لإدارة المشاريع على </w:t>
+      </w:r>
+      <w:r>
+        <w:rPr>
+          <w:color w:val="1F2933"/>
+          <w:sz w:val="19"/>
+          <w:szCs w:val="19"/>
+          <w:rtl w:val="0"/>
+        </w:rPr>
+        <w:t>Odoo 19</w:t>
+      </w:r>
+      <w:r>
+        <w:rPr>
+          <w:color w:val="1F2933"/>
+          <w:sz w:val="19"/>
+          <w:szCs w:val="19"/>
+        </w:rPr>
+        <w:t xml:space="preserve"> منشور على متجر تطبيقات </w:t>
+      </w:r>
+      <w:r>
+        <w:rPr>
+          <w:color w:val="1F2933"/>
+          <w:sz w:val="19"/>
+          <w:szCs w:val="19"/>
+          <w:rtl w:val="0"/>
+        </w:rPr>
+        <w:t>Odoo</w:t>
+      </w:r>
+      <w:r>
+        <w:rPr>
+          <w:color w:val="1F2933"/>
+          <w:sz w:val="19"/>
+          <w:szCs w:val="19"/>
+        </w:rPr>
+        <w:t xml:space="preserve">‏، يتضمّن مخطط </w:t>
+      </w:r>
+      <w:r>
+        <w:rPr>
+          <w:color w:val="1F2933"/>
+          <w:sz w:val="19"/>
+          <w:szCs w:val="19"/>
+          <w:rtl w:val="0"/>
+        </w:rPr>
+        <w:t>Gantt</w:t>
+      </w:r>
+      <w:r>
+        <w:rPr>
+          <w:color w:val="1F2933"/>
+          <w:sz w:val="19"/>
+          <w:szCs w:val="19"/>
+        </w:rPr>
+        <w:t xml:space="preserve"> تفاعلي مع إعادة الجدولة بالسحب والإفلات والاعتماديات، ولوحة كانبان بسبع مراحل، وجداول زم</w:t>
+      </w:r>
+      <w:r>
+        <w:rPr>
+          <w:color w:val="1F2933"/>
+          <w:sz w:val="19"/>
+          <w:szCs w:val="19"/>
+        </w:rPr>
+        <w:t>نية ولوحات تحكّم تنفيذية، دون الاعتماد على النسخة المؤسسية.</w:t>
       </w:r>
     </w:p>
     <w:p>
       <w:pPr>
         <w:bidi w:val="0"/>
+        <w:spacing w:after="20"/>
         <w:jc w:val="right"/>
       </w:pPr>
       <w:r>
         <w:rPr>
           <w:b/>
           <w:bCs/>
+          <w:color w:val="6B7280"/>
+          <w:sz w:val="18"/>
+          <w:szCs w:val="18"/>
         </w:rPr>
-        <w:t xml:space="preserve">إدارة قواعد البيانات: </w:t>
+        <w:t xml:space="preserve">التقنيات: </w:t>
       </w:r>
       <w:r>
-        <w:t>تصميم وصيانة قواعد بيانات علائقية معقّدة ⁨(Oracle/SQL)⁩ مع ضمان سلامة البيانات وكفاءة الاسترجاع.</w:t>
+        <w:rPr>
+          <w:color w:val="6B7280"/>
+          <w:sz w:val="18"/>
+          <w:szCs w:val="18"/>
+          <w:rtl w:val="0"/>
+        </w:rPr>
+        <w:t>Odoo 19, Python, PostgreSQL, OWL, XML</w:t>
+      </w:r>
+    </w:p>
+    <w:p>
+      <w:pPr>
+        <w:keepNext/>
+        <w:bidi w:val="0"/>
+        <w:spacing w:before="44" w:after="10"/>
+        <w:jc w:val="right"/>
+      </w:pPr>
+      <w:r>
+        <w:rPr>
+          <w:color w:val="1D4ED8"/>
+          <w:sz w:val="20"/>
+          <w:szCs w:val="20"/>
+        </w:rPr>
+        <w:t xml:space="preserve">▪  </w:t>
+      </w:r>
+      <w:r>
+        <w:rPr>
+          <w:b/>
+          <w:bCs/>
+          <w:color w:val="1F2933"/>
+          <w:rtl w:val="0"/>
+        </w:rPr>
+        <w:t>Super Proxy Store</w:t>
+      </w:r>
+      <w:r>
+        <w:rPr>
+          <w:sz w:val="20"/>
+          <w:szCs w:val="20"/>
+        </w:rPr>
+        <w:t xml:space="preserve">   </w:t>
+      </w:r>
+      <w:hyperlink r:id="rId9">
+        <w:r>
+          <w:rPr>
+            <w:rStyle w:val="Hyperlink"/>
+            <w:color w:val="1D4ED8"/>
+            <w:sz w:val="18"/>
+            <w:szCs w:val="18"/>
+            <w:rtl w:val="0"/>
+          </w:rPr>
+          <w:t>t.me/myproxystore_bot</w:t>
+        </w:r>
+      </w:hyperlink>
+    </w:p>
+    <w:p>
+      <w:pPr>
+        <w:bidi w:val="0"/>
+        <w:spacing w:after="14"/>
+        <w:jc w:val="right"/>
+      </w:pPr>
+      <w:r>
+        <w:rPr>
+          <w:color w:val="1F2933"/>
+          <w:sz w:val="19"/>
+          <w:szCs w:val="19"/>
+        </w:rPr>
+        <w:t xml:space="preserve">بوت تيليجرام لبيع خدمات البروكسي، يدمج </w:t>
+      </w:r>
+      <w:r>
+        <w:rPr>
+          <w:color w:val="1F2933"/>
+          <w:sz w:val="19"/>
+          <w:szCs w:val="19"/>
+          <w:rtl w:val="0"/>
+        </w:rPr>
+        <w:t>Cryptomus</w:t>
+      </w:r>
+      <w:r>
+        <w:rPr>
+          <w:color w:val="1F2933"/>
+          <w:sz w:val="19"/>
+          <w:szCs w:val="19"/>
+        </w:rPr>
+        <w:t xml:space="preserve"> لشحن المحفظة بالعملات الرقمية إضافةً إلى مسار تأكيد يدوي لخدمات </w:t>
+      </w:r>
+      <w:r>
+        <w:rPr>
+          <w:color w:val="1F2933"/>
+          <w:sz w:val="19"/>
+          <w:szCs w:val="19"/>
+          <w:rtl w:val="0"/>
+        </w:rPr>
+        <w:t>OMT</w:t>
+      </w:r>
+      <w:r>
+        <w:rPr>
+          <w:color w:val="1F2933"/>
+          <w:sz w:val="19"/>
+          <w:szCs w:val="19"/>
+        </w:rPr>
+        <w:t xml:space="preserve"> و</w:t>
+      </w:r>
+      <w:r>
+        <w:rPr>
+          <w:color w:val="1F2933"/>
+          <w:sz w:val="19"/>
+          <w:szCs w:val="19"/>
+          <w:rtl w:val="0"/>
+        </w:rPr>
+        <w:t>Whish</w:t>
+      </w:r>
+      <w:r>
+        <w:rPr>
+          <w:color w:val="1F2933"/>
+          <w:sz w:val="19"/>
+          <w:szCs w:val="19"/>
+        </w:rPr>
+        <w:t xml:space="preserve"> وسيريتل كاش — وهي قنوات دفع إقليمية بلا واجهات برمجية عامة — عبر مُهيّئات موردين قابلة للتبديل.</w:t>
       </w:r>
     </w:p>
     <w:p>
       <w:pPr>
         <w:bidi w:val="0"/>
+        <w:spacing w:after="20"/>
         <w:jc w:val="right"/>
       </w:pPr>
       <w:r>
         <w:rPr>
           <w:b/>
           <w:bCs/>
+          <w:color w:val="6B7280"/>
+          <w:sz w:val="18"/>
+          <w:szCs w:val="18"/>
         </w:rPr>
-        <w:t xml:space="preserve">التقارير الإدارية: </w:t>
+        <w:t xml:space="preserve">التقنيات: </w:t>
       </w:r>
       <w:r>
-        <w:t>إعداد تقارير تقنية دورية للإدارة العليا توثّق الإنجازات واستراتيجيات معالجة المخاطر.</w:t>
+        <w:rPr>
+          <w:color w:val="6B7280"/>
+          <w:sz w:val="18"/>
+          <w:szCs w:val="18"/>
+          <w:rtl w:val="0"/>
+        </w:rPr>
+        <w:t>Node.js, Telegraf, Fastify, PostgreSQL</w:t>
+      </w:r>
+    </w:p>
+    <w:p>
+      <w:pPr>
+        <w:keepNext/>
+        <w:bidi w:val="0"/>
+        <w:spacing w:before="44" w:after="10"/>
+        <w:jc w:val="right"/>
+      </w:pPr>
+      <w:r>
+        <w:rPr>
+          <w:color w:val="1D4ED8"/>
+          <w:sz w:val="20"/>
+          <w:szCs w:val="20"/>
+        </w:rPr>
+        <w:t xml:space="preserve">▪  </w:t>
+      </w:r>
+      <w:r>
+        <w:rPr>
+          <w:b/>
+          <w:bCs/>
+          <w:color w:val="1F2933"/>
+          <w:rtl w:val="0"/>
+        </w:rPr>
+        <w:t>Legends Match</w:t>
       </w:r>
     </w:p>
     <w:p>
       <w:pPr>
         <w:bidi w:val="0"/>
+        <w:spacing w:after="14"/>
+        <w:jc w:val="right"/>
+      </w:pPr>
+      <w:r>
+        <w:rPr>
+          <w:color w:val="1F2933"/>
+          <w:sz w:val="19"/>
+          <w:szCs w:val="19"/>
+        </w:rPr>
+        <w:t xml:space="preserve">لعبة ذاكرة للهواتف المحمولة تتضمّن تسجيل الدخول عبر </w:t>
+      </w:r>
+      <w:r>
+        <w:rPr>
+          <w:color w:val="1F2933"/>
+          <w:sz w:val="19"/>
+          <w:szCs w:val="19"/>
+          <w:rtl w:val="0"/>
+        </w:rPr>
+        <w:t>Google</w:t>
+      </w:r>
+      <w:r>
+        <w:rPr>
+          <w:color w:val="1F2933"/>
+          <w:sz w:val="19"/>
+          <w:szCs w:val="19"/>
+        </w:rPr>
+        <w:t xml:space="preserve"> وتحقيق الدخل بواسطة </w:t>
+      </w:r>
+      <w:r>
+        <w:rPr>
+          <w:color w:val="1F2933"/>
+          <w:sz w:val="19"/>
+          <w:szCs w:val="19"/>
+          <w:rtl w:val="0"/>
+        </w:rPr>
+        <w:t>AdMob</w:t>
+      </w:r>
+      <w:r>
+        <w:rPr>
+          <w:color w:val="1F2933"/>
+          <w:sz w:val="19"/>
+          <w:szCs w:val="19"/>
+        </w:rPr>
+        <w:t xml:space="preserve"> واقتصاد عملات داخل اللعبة ونظام إحالة وصرف مدعوم بلوحة تحكّم إدارية.</w:t>
+      </w:r>
+    </w:p>
+    <w:p>
+      <w:pPr>
+        <w:bidi w:val="0"/>
+        <w:spacing w:after="20"/>
         <w:jc w:val="right"/>
       </w:pPr>
       <w:r>
         <w:rPr>
           <w:b/>
           <w:bCs/>
+          <w:color w:val="6B7280"/>
+          <w:sz w:val="18"/>
+          <w:szCs w:val="18"/>
         </w:rPr>
-        <w:t xml:space="preserve">تقييم المخاطر: </w:t>
+        <w:t xml:space="preserve">التقنيات: </w:t>
       </w:r>
       <w:r>
-        <w:t>تحديد المخاطر التقنية المحتملة واقتراح استراتيجيات لضمان توافق المشاريع مع معايير الجودة.</w:t>
+        <w:rPr>
+          <w:color w:val="6B7280"/>
+          <w:sz w:val="18"/>
+          <w:szCs w:val="18"/>
+          <w:rtl w:val="0"/>
+        </w:rPr>
+        <w:t>React Native (Expo), Fastify, PostgreSQL, AdMob</w:t>
       </w:r>
     </w:p>
     <w:p>
       <w:pPr>
+        <w:keepNext/>
         <w:bidi w:val="0"/>
+        <w:spacing w:before="100" w:after="38"/>
         <w:jc w:val="right"/>
       </w:pPr>
       <w:r>
         <w:rPr>
           <w:b/>
           <w:bCs/>
+          <w:color w:val="1D4ED8"/>
+          <w:sz w:val="26"/>
+          <w:szCs w:val="26"/>
         </w:rPr>
-        <w:t xml:space="preserve">البنية التحتية والدعم: </w:t>
-      </w:r>
-      <w:r>
-        <w:t xml:space="preserve">إدارة البنية التحتية للشبكات ومعالجة أعطال </w:t>
-      </w:r>
-      <w:r>
-        <w:t>الأجهزة والبرمجيات وتقديم الدعم التقني.</w:t>
-      </w:r>
-    </w:p>
-    <w:p>
-      <w:pPr>
-        <w:pStyle w:val="Heading1"/>
-        <w:bidi w:val="0"/>
-        <w:jc w:val="right"/>
-      </w:pPr>
-      <w:r>
-        <w:t>التعليم</w:t>
-      </w:r>
-    </w:p>
-    <w:p>
-      <w:pPr>
-        <w:pStyle w:val="Heading3"/>
-        <w:bidi w:val="0"/>
-        <w:jc w:val="right"/>
-      </w:pPr>
-      <w:r>
-        <w:t>حزيران ⁨2024⁩</w:t>
-      </w:r>
-    </w:p>
-    <w:p>
-      <w:pPr>
-        <w:pStyle w:val="Heading2"/>
-        <w:bidi w:val="0"/>
-        <w:jc w:val="right"/>
-      </w:pPr>
-      <w:r>
-        <w:t>ماجستير في علوم الويب، الجامعة الافتراضية السورية</w:t>
-      </w:r>
-    </w:p>
-    <w:p>
-      <w:pPr>
-        <w:pStyle w:val="Heading3"/>
-        <w:bidi w:val="0"/>
-        <w:jc w:val="right"/>
-      </w:pPr>
-      <w:r>
-        <w:t>تشرين الأول ⁨2012⁩</w:t>
-      </w:r>
-    </w:p>
-    <w:p>
-      <w:pPr>
-        <w:pStyle w:val="Heading2"/>
-        <w:bidi w:val="0"/>
-        <w:jc w:val="right"/>
-      </w:pPr>
-      <w:r>
-        <w:t>بكالوريوس في هندسة البرمجيات، جامعة حلب</w:t>
-      </w:r>
-    </w:p>
-    <w:p>
-      <w:pPr>
-        <w:pStyle w:val="Heading1"/>
-        <w:bidi w:val="0"/>
-        <w:jc w:val="right"/>
-      </w:pPr>
-      <w:r>
         <w:t>المهارات التقنية والإدارية</w:t>
       </w:r>
     </w:p>
     <w:p>
       <w:pPr>
-        <w:pStyle w:val="ListBullet"/>
         <w:bidi w:val="0"/>
+        <w:spacing w:after="20"/>
+        <w:jc w:val="right"/>
+      </w:pPr>
+      <w:r>
+        <w:rPr>
+          <w:color w:val="1D4ED8"/>
+          <w:sz w:val="20"/>
+          <w:szCs w:val="20"/>
+        </w:rPr>
+        <w:t xml:space="preserve">▪  </w:t>
+      </w:r>
+      <w:r>
+        <w:rPr>
+          <w:b/>
+          <w:bCs/>
+          <w:color w:val="1F2933"/>
+          <w:sz w:val="19"/>
+          <w:szCs w:val="19"/>
+        </w:rPr>
+        <w:t>تطوير البرمجيا</w:t>
+      </w:r>
+      <w:r>
+        <w:rPr>
+          <w:b/>
+          <w:bCs/>
+          <w:color w:val="1F2933"/>
+          <w:sz w:val="19"/>
+          <w:szCs w:val="19"/>
+        </w:rPr>
+        <w:t xml:space="preserve">ت: </w:t>
+      </w:r>
+      <w:r>
+        <w:rPr>
+          <w:color w:val="1F2933"/>
+          <w:sz w:val="19"/>
+          <w:szCs w:val="19"/>
+          <w:rtl w:val="0"/>
+        </w:rPr>
+        <w:t>Python, Java, Spring Boot, C#, JavaScript, XML, PHP, Laravel, RESTful APIs</w:t>
+      </w:r>
+      <w:r>
+        <w:rPr>
+          <w:color w:val="1F2933"/>
+          <w:sz w:val="19"/>
+          <w:szCs w:val="19"/>
+        </w:rPr>
+        <w:t>‏.</w:t>
+      </w:r>
+    </w:p>
+    <w:p>
+      <w:pPr>
+        <w:bidi w:val="0"/>
+        <w:spacing w:after="20"/>
+        <w:jc w:val="right"/>
+      </w:pPr>
+      <w:r>
+        <w:rPr>
+          <w:color w:val="1D4ED8"/>
+          <w:sz w:val="20"/>
+          <w:szCs w:val="20"/>
+        </w:rPr>
+        <w:t xml:space="preserve">▪  </w:t>
+      </w:r>
+      <w:r>
+        <w:rPr>
+          <w:b/>
+          <w:bCs/>
+          <w:color w:val="1F2933"/>
+          <w:sz w:val="19"/>
+          <w:szCs w:val="19"/>
+        </w:rPr>
+        <w:t xml:space="preserve">إدارة الأنظمة وDevOps: </w:t>
+      </w:r>
+      <w:r>
+        <w:rPr>
+          <w:color w:val="1F2933"/>
+          <w:sz w:val="19"/>
+          <w:szCs w:val="19"/>
+          <w:rtl w:val="0"/>
+        </w:rPr>
+        <w:t>Linux VPS, Nginx, SSH Security, SSL/HTTPS, Systemd</w:t>
+      </w:r>
+      <w:r>
+        <w:rPr>
+          <w:color w:val="1F2933"/>
+          <w:sz w:val="19"/>
+          <w:szCs w:val="19"/>
+        </w:rPr>
+        <w:t>‏.</w:t>
+      </w:r>
+    </w:p>
+    <w:p>
+      <w:pPr>
+        <w:bidi w:val="0"/>
+        <w:spacing w:after="20"/>
+        <w:jc w:val="right"/>
+      </w:pPr>
+      <w:r>
+        <w:rPr>
+          <w:color w:val="1D4ED8"/>
+          <w:sz w:val="20"/>
+          <w:szCs w:val="20"/>
+        </w:rPr>
+        <w:t xml:space="preserve">▪  </w:t>
+      </w:r>
+      <w:r>
+        <w:rPr>
+          <w:b/>
+          <w:bCs/>
+          <w:color w:val="1F2933"/>
+          <w:sz w:val="19"/>
+          <w:szCs w:val="19"/>
+        </w:rPr>
+        <w:t xml:space="preserve">قواعد البيانات: </w:t>
+      </w:r>
+      <w:r>
+        <w:rPr>
+          <w:color w:val="1F2933"/>
+          <w:sz w:val="19"/>
+          <w:szCs w:val="19"/>
+          <w:rtl w:val="0"/>
+        </w:rPr>
+        <w:t>Oracle Database, PostgreSQL, SQL Server</w:t>
+      </w:r>
+      <w:r>
+        <w:rPr>
+          <w:color w:val="1F2933"/>
+          <w:sz w:val="19"/>
+          <w:szCs w:val="19"/>
+        </w:rPr>
+        <w:t xml:space="preserve"> — الإدارة والتصميم والتحليل.</w:t>
+      </w:r>
+    </w:p>
+    <w:p>
+      <w:pPr>
+        <w:bidi w:val="0"/>
+        <w:spacing w:after="20"/>
+        <w:jc w:val="right"/>
+      </w:pPr>
+      <w:r>
+        <w:rPr>
+          <w:color w:val="1D4ED8"/>
+          <w:sz w:val="20"/>
+          <w:szCs w:val="20"/>
+        </w:rPr>
+        <w:t xml:space="preserve">▪  </w:t>
+      </w:r>
+      <w:r>
+        <w:rPr>
+          <w:b/>
+          <w:bCs/>
+          <w:color w:val="1F2933"/>
+          <w:sz w:val="19"/>
+          <w:szCs w:val="19"/>
+        </w:rPr>
+        <w:t>البنية</w:t>
+      </w:r>
+      <w:r>
+        <w:rPr>
+          <w:b/>
+          <w:bCs/>
+          <w:color w:val="1F2933"/>
+          <w:sz w:val="19"/>
+          <w:szCs w:val="19"/>
+        </w:rPr>
+        <w:t xml:space="preserve"> التحتية والدعم: </w:t>
+      </w:r>
+      <w:r>
+        <w:rPr>
+          <w:color w:val="1F2933"/>
+          <w:sz w:val="19"/>
+          <w:szCs w:val="19"/>
+        </w:rPr>
+        <w:t xml:space="preserve">شهادة </w:t>
+      </w:r>
+      <w:r>
+        <w:rPr>
+          <w:color w:val="1F2933"/>
+          <w:sz w:val="19"/>
+          <w:szCs w:val="19"/>
+          <w:rtl w:val="0"/>
+        </w:rPr>
+        <w:t>CCNA</w:t>
+      </w:r>
+      <w:r>
+        <w:rPr>
+          <w:color w:val="1F2933"/>
+          <w:sz w:val="19"/>
+          <w:szCs w:val="19"/>
+        </w:rPr>
+        <w:t>‏، وخبرة قوية في بنية الشبكات ومعالجة أعطال الأجهزة والبرمجيات والدعم التقني.</w:t>
+      </w:r>
+    </w:p>
+    <w:p>
+      <w:pPr>
+        <w:bidi w:val="0"/>
+        <w:spacing w:after="20"/>
+        <w:jc w:val="right"/>
+      </w:pPr>
+      <w:r>
+        <w:rPr>
+          <w:color w:val="1D4ED8"/>
+          <w:sz w:val="20"/>
+          <w:szCs w:val="20"/>
+        </w:rPr>
+        <w:t xml:space="preserve">▪  </w:t>
+      </w:r>
+      <w:r>
+        <w:rPr>
+          <w:b/>
+          <w:bCs/>
+          <w:color w:val="1F2933"/>
+          <w:sz w:val="19"/>
+          <w:szCs w:val="19"/>
+        </w:rPr>
+        <w:t xml:space="preserve">إدارة المشاريع: </w:t>
+      </w:r>
+      <w:r>
+        <w:rPr>
+          <w:color w:val="1F2933"/>
+          <w:sz w:val="19"/>
+          <w:szCs w:val="19"/>
+        </w:rPr>
+        <w:t>جمع المتطلبات، وتحديد المخاطر، وتنسيق أصحاب المصلحة، وإعداد التوثيق التقني.</w:t>
+      </w:r>
+    </w:p>
+    <w:p>
+      <w:pPr>
+        <w:bidi w:val="0"/>
+        <w:spacing w:after="20"/>
+        <w:jc w:val="right"/>
+      </w:pPr>
+      <w:r>
+        <w:rPr>
+          <w:color w:val="1D4ED8"/>
+          <w:sz w:val="20"/>
+          <w:szCs w:val="20"/>
+        </w:rPr>
+        <w:t xml:space="preserve">▪  </w:t>
+      </w:r>
+      <w:r>
+        <w:rPr>
+          <w:b/>
+          <w:bCs/>
+          <w:color w:val="1F2933"/>
+          <w:sz w:val="19"/>
+          <w:szCs w:val="19"/>
+        </w:rPr>
+        <w:t xml:space="preserve">أدوات المكتب: </w:t>
+      </w:r>
+      <w:r>
+        <w:rPr>
+          <w:color w:val="1F2933"/>
+          <w:sz w:val="19"/>
+          <w:szCs w:val="19"/>
+        </w:rPr>
+        <w:t xml:space="preserve">إتقان متقدّم لبرامج </w:t>
+      </w:r>
+      <w:r>
+        <w:rPr>
+          <w:color w:val="1F2933"/>
+          <w:sz w:val="19"/>
+          <w:szCs w:val="19"/>
+          <w:rtl w:val="0"/>
+        </w:rPr>
+        <w:t>Word</w:t>
+      </w:r>
+      <w:r>
+        <w:rPr>
+          <w:color w:val="1F2933"/>
+          <w:sz w:val="19"/>
+          <w:szCs w:val="19"/>
+        </w:rPr>
+        <w:t xml:space="preserve"> و</w:t>
+      </w:r>
+      <w:r>
+        <w:rPr>
+          <w:color w:val="1F2933"/>
+          <w:sz w:val="19"/>
+          <w:szCs w:val="19"/>
+          <w:rtl w:val="0"/>
+        </w:rPr>
+        <w:t>Excel</w:t>
+      </w:r>
+      <w:r>
+        <w:rPr>
+          <w:color w:val="1F2933"/>
+          <w:sz w:val="19"/>
+          <w:szCs w:val="19"/>
+        </w:rPr>
+        <w:t xml:space="preserve"> (إعداد </w:t>
+      </w:r>
+      <w:r>
+        <w:rPr>
+          <w:color w:val="1F2933"/>
+          <w:sz w:val="19"/>
+          <w:szCs w:val="19"/>
+        </w:rPr>
+        <w:t>التقارير) و</w:t>
+      </w:r>
+      <w:r>
+        <w:rPr>
+          <w:color w:val="1F2933"/>
+          <w:sz w:val="19"/>
+          <w:szCs w:val="19"/>
+          <w:rtl w:val="0"/>
+        </w:rPr>
+        <w:t>PowerPoint</w:t>
+      </w:r>
+      <w:r>
+        <w:rPr>
+          <w:color w:val="1F2933"/>
+          <w:sz w:val="19"/>
+          <w:szCs w:val="19"/>
+        </w:rPr>
+        <w:t>‏.</w:t>
+      </w:r>
+    </w:p>
+    <w:p>
+      <w:pPr>
+        <w:keepNext/>
+        <w:bidi w:val="0"/>
+        <w:spacing w:before="100" w:after="38"/>
         <w:jc w:val="right"/>
       </w:pPr>
       <w:r>
         <w:rPr>
           <w:b/>
           <w:bCs/>
+          <w:color w:val="1D4ED8"/>
+          <w:sz w:val="26"/>
+          <w:szCs w:val="26"/>
         </w:rPr>
-        <w:t xml:space="preserve">تطوير البرمجيات: </w:t>
-      </w:r>
-      <w:r>
-        <w:t>⁨Python, Java, Spring Boot, C#, JavaScrip</w:t>
-      </w:r>
-      <w:r>
-        <w:t>t, XML, PHP, Laravel, RESTful APIs⁩.‏</w:t>
+        <w:t>التعليم</w:t>
       </w:r>
     </w:p>
     <w:p>
       <w:pPr>
-        <w:pStyle w:val="ListBullet"/>
         <w:bidi w:val="0"/>
+        <w:spacing w:after="40"/>
+        <w:jc w:val="right"/>
+      </w:pPr>
+      <w:r>
+        <w:rPr>
+          <w:color w:val="1D4ED8"/>
+          <w:sz w:val="19"/>
+          <w:szCs w:val="19"/>
+        </w:rPr>
+        <w:t xml:space="preserve">▪  </w:t>
+      </w:r>
+      <w:r>
+        <w:rPr>
+          <w:b/>
+          <w:bCs/>
+          <w:color w:val="1F2933"/>
+          <w:sz w:val="20"/>
+          <w:szCs w:val="20"/>
+        </w:rPr>
+        <w:t>ماجستير في علوم الويب</w:t>
+      </w:r>
+      <w:r>
+        <w:rPr>
+          <w:color w:val="6B7280"/>
+          <w:sz w:val="19"/>
+          <w:szCs w:val="19"/>
+        </w:rPr>
+        <w:t xml:space="preserve">  —  </w:t>
+      </w:r>
+      <w:r>
+        <w:rPr>
+          <w:color w:val="1D4ED8"/>
+          <w:sz w:val="19"/>
+          <w:szCs w:val="19"/>
+        </w:rPr>
+        <w:t>الجامعة الافتراضية السورية</w:t>
+      </w:r>
+      <w:r>
+        <w:rPr>
+          <w:color w:val="D1D5DB"/>
+          <w:sz w:val="18"/>
+          <w:szCs w:val="18"/>
+        </w:rPr>
+        <w:t xml:space="preserve">   ·   </w:t>
+      </w:r>
+      <w:r>
+        <w:rPr>
+          <w:i/>
+          <w:iCs/>
+          <w:color w:val="6B7280"/>
+          <w:sz w:val="18"/>
+          <w:szCs w:val="18"/>
+        </w:rPr>
+        <w:t xml:space="preserve">حزيران </w:t>
+      </w:r>
+      <w:r>
+        <w:rPr>
+          <w:i/>
+          <w:iCs/>
+          <w:color w:val="6B7280"/>
+          <w:sz w:val="18"/>
+          <w:szCs w:val="18"/>
+          <w:rtl w:val="0"/>
+        </w:rPr>
+        <w:t>2024</w:t>
+      </w:r>
+    </w:p>
+    <w:p>
+      <w:pPr>
+        <w:bidi w:val="0"/>
+        <w:spacing w:after="40"/>
+        <w:jc w:val="right"/>
+      </w:pPr>
+      <w:r>
+        <w:rPr>
+          <w:color w:val="1D4ED8"/>
+          <w:sz w:val="19"/>
+          <w:szCs w:val="19"/>
+        </w:rPr>
+        <w:t xml:space="preserve">▪  </w:t>
+      </w:r>
+      <w:r>
+        <w:rPr>
+          <w:b/>
+          <w:bCs/>
+          <w:color w:val="1F2933"/>
+          <w:sz w:val="20"/>
+          <w:szCs w:val="20"/>
+        </w:rPr>
+        <w:t>بكالوريوس في هندسة البرمجيات</w:t>
+      </w:r>
+      <w:r>
+        <w:rPr>
+          <w:color w:val="6B7280"/>
+          <w:sz w:val="19"/>
+          <w:szCs w:val="19"/>
+        </w:rPr>
+        <w:t xml:space="preserve">  —  </w:t>
+      </w:r>
+      <w:r>
+        <w:rPr>
+          <w:color w:val="1D4ED8"/>
+          <w:sz w:val="19"/>
+          <w:szCs w:val="19"/>
+        </w:rPr>
+        <w:t>جامعة حلب</w:t>
+      </w:r>
+      <w:r>
+        <w:rPr>
+          <w:color w:val="D1D5DB"/>
+          <w:sz w:val="18"/>
+          <w:szCs w:val="18"/>
+        </w:rPr>
+        <w:t xml:space="preserve">   ·   </w:t>
+      </w:r>
+      <w:r>
+        <w:rPr>
+          <w:i/>
+          <w:iCs/>
+          <w:color w:val="6B7280"/>
+          <w:sz w:val="18"/>
+          <w:szCs w:val="18"/>
+        </w:rPr>
+        <w:t xml:space="preserve">تشرين الأول </w:t>
+      </w:r>
+      <w:r>
+        <w:rPr>
+          <w:i/>
+          <w:iCs/>
+          <w:color w:val="6B7280"/>
+          <w:sz w:val="18"/>
+          <w:szCs w:val="18"/>
+          <w:rtl w:val="0"/>
+        </w:rPr>
+        <w:t>2012</w:t>
+      </w:r>
+    </w:p>
+    <w:p>
+      <w:pPr>
+        <w:keepNext/>
+        <w:bidi w:val="0"/>
+        <w:spacing w:before="100" w:after="38"/>
         <w:jc w:val="right"/>
       </w:pPr>
       <w:r>
         <w:rPr>
           <w:b/>
           <w:bCs/>
+          <w:color w:val="1D4ED8"/>
+          <w:sz w:val="26"/>
+          <w:szCs w:val="26"/>
         </w:rPr>
-        <w:t xml:space="preserve">إدارة الأنظمة و⁨DevOps⁩:‏ </w:t>
-      </w:r>
-      <w:r>
-        <w:t>⁨Linux VPS, Nginx, SSH Security, SSL/HTTPS, Systemd⁩.‏</w:t>
-      </w:r>
-    </w:p>
-    <w:p>
-      <w:pPr>
-        <w:pStyle w:val="ListBullet"/>
-        <w:bidi w:val="0"/>
-        <w:jc w:val="right"/>
-      </w:pPr>
-      <w:r>
-        <w:rPr>
-          <w:b/>
-          <w:bCs/>
-        </w:rPr>
-        <w:t xml:space="preserve">قواعد البيانات: </w:t>
-      </w:r>
-      <w:r>
-        <w:t>⁨Oracle Database, PostgreSQL, SQL Server⁩ — الإدارة والتصميم والتحليل.</w:t>
-      </w:r>
-    </w:p>
-    <w:p>
-      <w:pPr>
-        <w:pStyle w:val="ListBullet"/>
-        <w:bidi w:val="0"/>
-        <w:jc w:val="right"/>
-      </w:pPr>
-      <w:r>
-        <w:rPr>
-          <w:b/>
-          <w:bCs/>
-        </w:rPr>
-        <w:t xml:space="preserve">البنية التحتية والدعم: </w:t>
-      </w:r>
-      <w:r>
-        <w:t>شهادة ⁨CCNA⁩،‏ وخبرة قوية ف</w:t>
-      </w:r>
-      <w:r>
-        <w:t>ي بنية الشبكات ومعالجة أعطال الأجهزة والبرمجيات والدعم التقني.</w:t>
-      </w:r>
-    </w:p>
-    <w:p>
-      <w:pPr>
-        <w:pStyle w:val="ListBullet"/>
-        <w:bidi w:val="0"/>
-        <w:jc w:val="right"/>
-      </w:pPr>
-      <w:r>
-        <w:rPr>
-          <w:b/>
-          <w:bCs/>
-        </w:rPr>
-        <w:t xml:space="preserve">إدارة المشاريع: </w:t>
-      </w:r>
-      <w:r>
-        <w:t>جمع المتطلبات، وتحديد المخاطر، وتنسيق أصحاب المصلحة، وإعداد التوثيق التقني.</w:t>
-      </w:r>
-    </w:p>
-    <w:p>
-      <w:pPr>
-        <w:pStyle w:val="ListBullet"/>
-        <w:bidi w:val="0"/>
-        <w:jc w:val="right"/>
-      </w:pPr>
-      <w:r>
-        <w:rPr>
-          <w:b/>
-          <w:bCs/>
-        </w:rPr>
-        <w:t xml:space="preserve">أدوات المكتب: </w:t>
-      </w:r>
-      <w:r>
-        <w:t>إتقان متقدّم لبرامج ⁨Word⁩ و⁨Excel⁩ (إعداد التقارير) و⁨PowerPoint⁩.‏</w:t>
-      </w:r>
-    </w:p>
-    <w:p>
-      <w:pPr>
-        <w:pStyle w:val="Heading1"/>
-        <w:bidi w:val="0"/>
-        <w:jc w:val="right"/>
-      </w:pPr>
-      <w:r>
-        <w:t>مشاريع مختارة</w:t>
-      </w:r>
-    </w:p>
-    <w:p>
-      <w:pPr>
-        <w:pStyle w:val="ListBullet"/>
-        <w:bidi w:val="0"/>
-        <w:jc w:val="right"/>
-      </w:pPr>
-      <w:r>
-        <w:rPr>
-          <w:b/>
-          <w:bCs/>
-        </w:rPr>
-        <w:t>⁨Har</w:t>
-      </w:r>
-      <w:r>
-        <w:rPr>
-          <w:b/>
-          <w:bCs/>
-        </w:rPr>
-        <w:t xml:space="preserve">monia⁩ — </w:t>
-      </w:r>
-      <w:r>
-        <w:t>تطبيق لسلامة العائلة ومشاركة الموقع يوفّر التتبّع المباشر وتنبيهات الاستغاثة والمناطق الجغرافية وأدوار الأوصياء، مع بديل يعمل عبر الرسائل القصيرة دون إنترنت؛ تولّيت بناء التطبيق والواجهة الخلفية والبنية التحتية بالكامل.</w:t>
-      </w:r>
-      <w:r>
-        <w:rPr>
-          <w:b/>
-          <w:bCs/>
-        </w:rPr>
-        <w:t xml:space="preserve"> التقنيات: </w:t>
-      </w:r>
-      <w:r>
-        <w:t>⁨React Native (Ex</w:t>
-      </w:r>
-      <w:r>
-        <w:t xml:space="preserve">po), TypeScript, Fastify, PostgreSQL⁩.‏ </w:t>
-      </w:r>
-      <w:hyperlink r:id="rId7">
-        <w:r>
-          <w:rPr>
-            <w:rStyle w:val="Hyperlink"/>
-          </w:rPr>
-          <w:t>⁨harmonia-safety.vercel.app⁩</w:t>
-        </w:r>
-      </w:hyperlink>
-    </w:p>
-    <w:p>
-      <w:pPr>
-        <w:pStyle w:val="ListBullet"/>
-        <w:bidi w:val="0"/>
-        <w:jc w:val="right"/>
-      </w:pPr>
-      <w:r>
-        <w:rPr>
-          <w:b/>
-          <w:bCs/>
-        </w:rPr>
-        <w:t xml:space="preserve">⁨Smart Task Planner⁩ — </w:t>
-      </w:r>
-      <w:r>
-        <w:t>تطبيق مستقل لإدارة المشاريع على ⁨Odoo 19⁩ منشور على متجر تطبيقات ⁨Odoo⁩،‏ يتضمّن مخطط ⁨Gantt⁩ تفاعلي مع إعادة</w:t>
-      </w:r>
-      <w:r>
-        <w:t xml:space="preserve"> الجدولة بالسحب والإفلات والاعتماديات، ولوحة كانبان بسبع مراحل، وجداول زمنية ولوحات تحكّم تنفيذية، دون الاعتماد على النسخة المؤسسية.</w:t>
-      </w:r>
-      <w:r>
-        <w:rPr>
-          <w:b/>
-          <w:bCs/>
-        </w:rPr>
-        <w:t xml:space="preserve"> التقنيات: </w:t>
-      </w:r>
-      <w:r>
-        <w:t xml:space="preserve">⁨Odoo 19, Python, PostgreSQL, OWL, XML⁩.‏ </w:t>
-      </w:r>
-      <w:hyperlink r:id="rId8">
-        <w:r>
-          <w:rPr>
-            <w:rStyle w:val="Hyperlink"/>
-          </w:rPr>
-          <w:t>⁨apps.odoo.com⁩</w:t>
-        </w:r>
-      </w:hyperlink>
-    </w:p>
-    <w:p>
-      <w:pPr>
-        <w:pStyle w:val="ListBullet"/>
-        <w:bidi w:val="0"/>
-        <w:jc w:val="right"/>
-      </w:pPr>
-      <w:r>
-        <w:rPr>
-          <w:b/>
-          <w:bCs/>
-        </w:rPr>
-        <w:t xml:space="preserve">⁨Super Proxy Store⁩ — </w:t>
-      </w:r>
-      <w:r>
-        <w:t xml:space="preserve">بوت تيليجرام لبيع خدمات البروكسي، يدمج ⁨Cryptomus⁩ لشحن المحفظة بالعملات الرقمية إضافةً إلى مسار تأكيد يدوي لخدمات ⁨OMT⁩ و⁨Whish⁩ وسيريتل كاش </w:t>
-      </w:r>
-      <w:r>
-        <w:t>— وهي قنوات دفع إقليمية بلا واجهات برمجية عامة — عبر مُهيّئات موردين قابلة للتبديل.</w:t>
-      </w:r>
-      <w:r>
-        <w:rPr>
-          <w:b/>
-          <w:bCs/>
-        </w:rPr>
-        <w:t xml:space="preserve"> التقنيات: </w:t>
-      </w:r>
-      <w:r>
-        <w:t xml:space="preserve">⁨Node.js, Telegraf, Fastify, PostgreSQL⁩.‏ </w:t>
-      </w:r>
-      <w:hyperlink r:id="rId9">
-        <w:r>
-          <w:rPr>
-            <w:rStyle w:val="Hyperlink"/>
-          </w:rPr>
-          <w:t>⁨t.me/myproxystore_bot⁩</w:t>
-        </w:r>
-      </w:hyperlink>
-    </w:p>
-    <w:p>
-      <w:pPr>
-        <w:pStyle w:val="ListBullet"/>
-        <w:bidi w:val="0"/>
-        <w:jc w:val="right"/>
-      </w:pPr>
-      <w:r>
-        <w:rPr>
-          <w:b/>
-          <w:bCs/>
-        </w:rPr>
-        <w:t xml:space="preserve">⁨Legends Match⁩ — </w:t>
-      </w:r>
-      <w:r>
-        <w:t xml:space="preserve">لعبة ذاكرة للهواتف المحمولة </w:t>
-      </w:r>
-      <w:r>
-        <w:t>تتضمّن تسجيل الدخول عبر ⁨Google⁩ وتحقيق الدخل بواسطة ⁨AdMob⁩ واقتصاد عملات داخل اللعبة ونظام إحالة وصرف مدعوم بلوحة تحكّم إدارية.</w:t>
-      </w:r>
-      <w:r>
-        <w:rPr>
-          <w:b/>
-          <w:bCs/>
-        </w:rPr>
-        <w:t xml:space="preserve"> التقنيات: </w:t>
-      </w:r>
-      <w:r>
-        <w:t>⁨React Native (Expo), Fastify, PostgreSQL, AdMob⁩.‏</w:t>
-      </w:r>
-    </w:p>
-    <w:p>
-      <w:pPr>
-        <w:pStyle w:val="Heading1"/>
-        <w:bidi w:val="0"/>
-        <w:jc w:val="right"/>
-      </w:pPr>
-      <w:r>
         <w:t>اللغات</w:t>
       </w:r>
     </w:p>
     <w:p>
       <w:pPr>
         <w:bidi w:val="0"/>
+        <w:spacing w:after="40"/>
         <w:jc w:val="right"/>
       </w:pPr>
       <w:r>
         <w:rPr>
+          <w:color w:val="1D4ED8"/>
+          <w:sz w:val="20"/>
+          <w:szCs w:val="20"/>
+        </w:rPr>
+        <w:t xml:space="preserve">▪  </w:t>
+      </w:r>
+      <w:r>
+        <w:rPr>
           <w:b/>
           <w:bCs/>
+          <w:color w:val="1F2933"/>
+          <w:sz w:val="19"/>
+          <w:szCs w:val="19"/>
         </w:rPr>
         <w:t xml:space="preserve">العربية: </w:t>
       </w:r>
       <w:r>
+        <w:rPr>
+          <w:color w:val="1F2933"/>
+          <w:sz w:val="19"/>
+          <w:szCs w:val="19"/>
+        </w:rPr>
         <w:t>اللغة الأم</w:t>
       </w:r>
     </w:p>
     <w:p>
       <w:pPr>
         <w:bidi w:val="0"/>
+        <w:spacing w:after="40"/>
         <w:jc w:val="right"/>
       </w:pPr>
       <w:r>
         <w:rPr>
+          <w:color w:val="1D4ED8"/>
+          <w:sz w:val="20"/>
+          <w:szCs w:val="20"/>
+        </w:rPr>
+        <w:t xml:space="preserve">▪  </w:t>
+      </w:r>
+      <w:r>
+        <w:rPr>
           <w:b/>
           <w:bCs/>
+          <w:color w:val="1F2933"/>
+          <w:sz w:val="19"/>
+          <w:szCs w:val="19"/>
         </w:rPr>
         <w:t xml:space="preserve">الإنجليزية: </w:t>
       </w:r>
       <w:r>
-        <w:t>إتقان تام (قراءةً وكتابةً</w:t>
-      </w:r>
-      <w:r>
-        <w:t xml:space="preserve"> ومحادثةً)</w:t>
+        <w:rPr>
+          <w:color w:val="1F2933"/>
+          <w:sz w:val="19"/>
+          <w:szCs w:val="19"/>
+        </w:rPr>
+        <w:t>إتقان تام (قراءةً وكتابةً ومحادثةً)</w:t>
       </w:r>
     </w:p>
     <w:sectPr>
       <w:pgSz w:w="12240" w:h="15840"/>
-      <w:pgMar w:top="1080" w:right="1080" w:bottom="1080" w:left="1080" w:header="720" w:footer="720" w:gutter="0"/>
+      <w:pgMar w:top="620" w:right="860" w:bottom="520" w:left="860" w:header="600" w:footer="600" w:gutter="0"/>
       <w:cols w:space="720"/>
       <w:bidi/>
       <w:docGrid w:linePitch="360"/>

--- a/cv-source/Jasem-Alyounes-CV-AR.docx
+++ b/cv-source/Jasem-Alyounes-CV-AR.docx
@@ -5,18 +5,20 @@
     <w:p>
       <w:pPr>
         <w:bidi w:val="0"/>
-        <w:spacing w:after="40"/>
-        <w:jc w:val="right"/>
+        <w:spacing w:after="20"/>
+        <w:jc w:val="center"/>
       </w:pPr>
       <w:bookmarkStart w:id="0" w:name="_GoBack"/>
       <w:bookmarkEnd w:id="0"/>
       <w:r>
         <w:rPr>
+          <w:rFonts w:ascii="Sakkal Majalla" w:hAnsi="Sakkal Majalla"/>
           <w:b/>
           <w:bCs/>
-          <w:color w:val="1F2933"/>
-          <w:sz w:val="46"/>
-          <w:szCs w:val="46"/>
+          <w:color w:val="000000"/>
+          <w:spacing w:val="20"/>
+          <w:sz w:val="52"/>
+          <w:szCs w:val="52"/>
         </w:rPr>
         <w:t>جاسم أحمد اليونس</w:t>
       </w:r>
@@ -24,95 +26,129 @@
     <w:p>
       <w:pPr>
         <w:bidi w:val="0"/>
-        <w:spacing w:after="60"/>
-        <w:jc w:val="right"/>
+        <w:spacing w:after="40"/>
+        <w:jc w:val="center"/>
       </w:pPr>
       <w:r>
         <w:rPr>
-          <w:b/>
-          <w:bCs/>
-          <w:color w:val="1D4ED8"/>
+          <w:rFonts w:ascii="Sakkal Majalla" w:hAnsi="Sakkal Majalla"/>
+          <w:color w:val="595959"/>
           <w:sz w:val="24"/>
           <w:szCs w:val="24"/>
         </w:rPr>
-        <w:t xml:space="preserve">مهندس برمجيات · خبير أنظمة </w:t>
+        <w:t xml:space="preserve">مهندس برمجيات  |  مطوّر </w:t>
       </w:r>
       <w:r>
         <w:rPr>
-          <w:b/>
-          <w:bCs/>
-          <w:color w:val="1D4ED8"/>
+          <w:color w:val="595959"/>
           <w:sz w:val="24"/>
           <w:szCs w:val="24"/>
           <w:rtl w:val="0"/>
         </w:rPr>
         <w:t>Odoo 19</w:t>
       </w:r>
+      <w:r>
+        <w:rPr>
+          <w:rFonts w:ascii="Sakkal Majalla" w:hAnsi="Sakkal Majalla"/>
+          <w:color w:val="595959"/>
+          <w:sz w:val="24"/>
+          <w:szCs w:val="24"/>
+        </w:rPr>
+        <w:t xml:space="preserve">  |  حلول </w:t>
+      </w:r>
+      <w:r>
+        <w:rPr>
+          <w:color w:val="595959"/>
+          <w:sz w:val="24"/>
+          <w:szCs w:val="24"/>
+          <w:rtl w:val="0"/>
+        </w:rPr>
+        <w:t>ERP</w:t>
+      </w:r>
+      <w:r>
+        <w:rPr>
+          <w:rFonts w:ascii="Sakkal Majalla" w:hAnsi="Sakkal Majalla"/>
+          <w:color w:val="595959"/>
+          <w:sz w:val="24"/>
+          <w:szCs w:val="24"/>
+        </w:rPr>
+        <w:t xml:space="preserve"> و</w:t>
+      </w:r>
+      <w:r>
+        <w:rPr>
+          <w:color w:val="595959"/>
+          <w:sz w:val="24"/>
+          <w:szCs w:val="24"/>
+          <w:rtl w:val="0"/>
+        </w:rPr>
+        <w:t>SaaS</w:t>
+      </w:r>
     </w:p>
     <w:p>
       <w:pPr>
-        <w:pBdr>
-          <w:bottom w:val="single" w:sz="6" w:space="4" w:color="D1D5DB"/>
-        </w:pBdr>
         <w:bidi w:val="0"/>
-        <w:spacing w:after="40"/>
-        <w:jc w:val="right"/>
+        <w:spacing w:after="120"/>
+        <w:jc w:val="center"/>
       </w:pPr>
       <w:r>
         <w:rPr>
-          <w:color w:val="6B7280"/>
-          <w:sz w:val="19"/>
-          <w:szCs w:val="19"/>
+          <w:rFonts w:ascii="Sakkal Majalla" w:hAnsi="Sakkal Majalla"/>
+          <w:color w:val="1A1A1A"/>
+          <w:sz w:val="21"/>
+          <w:szCs w:val="21"/>
         </w:rPr>
         <w:t>بيروت، لبنان</w:t>
       </w:r>
       <w:r>
         <w:rPr>
-          <w:color w:val="D1D5DB"/>
-          <w:sz w:val="19"/>
-          <w:szCs w:val="19"/>
+          <w:rFonts w:ascii="Sakkal Majalla" w:hAnsi="Sakkal Majalla"/>
+          <w:color w:val="595959"/>
+          <w:sz w:val="21"/>
+          <w:szCs w:val="21"/>
         </w:rPr>
-        <w:t xml:space="preserve">   ·   </w:t>
+        <w:t xml:space="preserve">  •  </w:t>
       </w:r>
       <w:r>
         <w:rPr>
-          <w:color w:val="6B7280"/>
-          <w:sz w:val="19"/>
-          <w:szCs w:val="19"/>
+          <w:color w:val="1A1A1A"/>
+          <w:sz w:val="21"/>
+          <w:szCs w:val="21"/>
           <w:rtl w:val="0"/>
         </w:rPr>
         <w:t>+1 (931) 623-7215</w:t>
       </w:r>
       <w:r>
         <w:rPr>
-          <w:color w:val="D1D5DB"/>
-          <w:sz w:val="19"/>
-          <w:szCs w:val="19"/>
+          <w:rFonts w:ascii="Sakkal Majalla" w:hAnsi="Sakkal Majalla"/>
+          <w:color w:val="595959"/>
+          <w:sz w:val="21"/>
+          <w:szCs w:val="21"/>
         </w:rPr>
-        <w:t xml:space="preserve">   ·   </w:t>
+        <w:t xml:space="preserve">  •  </w:t>
       </w:r>
       <w:r>
         <w:rPr>
-          <w:color w:val="6B7280"/>
-          <w:sz w:val="19"/>
-          <w:szCs w:val="19"/>
+          <w:color w:val="1A1A1A"/>
+          <w:sz w:val="21"/>
+          <w:szCs w:val="21"/>
           <w:rtl w:val="0"/>
         </w:rPr>
         <w:t>jasemalyounes@gmail.com</w:t>
       </w:r>
       <w:r>
         <w:rPr>
-          <w:color w:val="D1D5DB"/>
-          <w:sz w:val="19"/>
-          <w:szCs w:val="19"/>
+          <w:rFonts w:ascii="Sakkal Majalla" w:hAnsi="Sakkal Majalla"/>
+          <w:color w:val="595959"/>
+          <w:sz w:val="21"/>
+          <w:szCs w:val="21"/>
         </w:rPr>
-        <w:t xml:space="preserve">   ·   </w:t>
+        <w:t xml:space="preserve">  •  </w:t>
       </w:r>
       <w:r>
         <w:rPr>
-          <w:color w:val="6B7280"/>
-          <w:sz w:val="19"/>
-          <w:szCs w:val="19"/>
+          <w:color w:val="1A1A1A"/>
+          <w:sz w:val="21"/>
+          <w:szCs w:val="21"/>
           <w:rtl w:val="0"/>
         </w:rPr>
         <w:t>github.com/jasemalyounes-rgb</w:t>
@@ -121,108 +157,119 @@
     <w:p>
       <w:pPr>
         <w:keepNext/>
+        <w:pBdr>
+          <w:bottom w:val="single" w:sz="8" w:space="2" w:color="000000"/>
+        </w:pBdr>
         <w:bidi w:val="0"/>
-        <w:spacing w:before="100" w:after="38"/>
+        <w:spacing w:before="200" w:after="60"/>
         <w:jc w:val="right"/>
       </w:pPr>
       <w:r>
         <w:rPr>
+          <w:rFonts w:ascii="Sakkal Majalla" w:hAnsi="Sakkal Majalla"/>
           <w:b/>
           <w:bCs/>
-          <w:color w:val="1D4ED8"/>
-          <w:sz w:val="26"/>
-          <w:szCs w:val="26"/>
+          <w:color w:val="000000"/>
+          <w:spacing w:val="30"/>
+          <w:sz w:val="28"/>
+          <w:szCs w:val="28"/>
         </w:rPr>
-        <w:t>الملخص المهني</w:t>
+        <w:t>الملخّص المهني</w:t>
       </w:r>
     </w:p>
     <w:p>
       <w:pPr>
         <w:bidi w:val="0"/>
-        <w:spacing w:after="50"/>
+        <w:spacing w:after="40" w:line="252" w:lineRule="auto"/>
         <w:jc w:val="right"/>
       </w:pPr>
       <w:r>
         <w:rPr>
-          <w:color w:val="1F2933"/>
-          <w:sz w:val="19"/>
-          <w:szCs w:val="19"/>
+          <w:rFonts w:ascii="Sakkal Majalla" w:hAnsi="Sakkal Majalla"/>
+          <w:color w:val="1A1A1A"/>
+          <w:sz w:val="26"/>
+          <w:szCs w:val="26"/>
         </w:rPr>
         <w:t xml:space="preserve">مهندس برمجيات حاصل على ماجستير في علوم الويب وبكالوريوس في هندسة البرمجيات، مع أكثر من خمس سنوات من الخبرة في بناء تطبيقات متكاملة قابلة للتوسّع وإدارة دورة حياة المشاريع التقنية لدى </w:t>
       </w:r>
       <w:r>
         <w:rPr>
-          <w:color w:val="1F2933"/>
-          <w:sz w:val="19"/>
-          <w:szCs w:val="19"/>
+          <w:color w:val="1A1A1A"/>
+          <w:sz w:val="26"/>
+          <w:szCs w:val="26"/>
           <w:rtl w:val="0"/>
         </w:rPr>
         <w:t>Lazer Net ISP</w:t>
       </w:r>
       <w:r>
         <w:rPr>
-          <w:color w:val="1F2933"/>
-          <w:sz w:val="19"/>
-          <w:szCs w:val="19"/>
+          <w:rFonts w:ascii="Sakkal Majalla" w:hAnsi="Sakkal Majalla"/>
+          <w:color w:val="1A1A1A"/>
+          <w:sz w:val="26"/>
+          <w:szCs w:val="26"/>
         </w:rPr>
         <w:t xml:space="preserve">‏. متخصص في ربط بيانات المؤسسات المعقّدة </w:t>
       </w:r>
       <w:r>
         <w:rPr>
-          <w:color w:val="1F2933"/>
-          <w:sz w:val="19"/>
-          <w:szCs w:val="19"/>
+          <w:color w:val="1A1A1A"/>
+          <w:sz w:val="26"/>
+          <w:szCs w:val="26"/>
           <w:rtl w:val="0"/>
         </w:rPr>
         <w:t>(Oracle)</w:t>
       </w:r>
       <w:r>
         <w:rPr>
-          <w:color w:val="1F2933"/>
-          <w:sz w:val="19"/>
-          <w:szCs w:val="19"/>
+          <w:rFonts w:ascii="Sakkal Majalla" w:hAnsi="Sakkal Majalla"/>
+          <w:color w:val="1A1A1A"/>
+          <w:sz w:val="26"/>
+          <w:szCs w:val="26"/>
         </w:rPr>
         <w:t xml:space="preserve"> بمعماريات </w:t>
       </w:r>
       <w:r>
         <w:rPr>
-          <w:color w:val="1F2933"/>
-          <w:sz w:val="19"/>
-          <w:szCs w:val="19"/>
+          <w:rFonts w:ascii="Sakkal Majalla" w:hAnsi="Sakkal Majalla"/>
+          <w:color w:val="1A1A1A"/>
+          <w:sz w:val="26"/>
+          <w:szCs w:val="26"/>
         </w:rPr>
         <w:t xml:space="preserve">الويب الحديثة، وخبير في تطوير </w:t>
       </w:r>
       <w:r>
         <w:rPr>
-          <w:color w:val="1F2933"/>
-          <w:sz w:val="19"/>
-          <w:szCs w:val="19"/>
+          <w:color w:val="1A1A1A"/>
+          <w:sz w:val="26"/>
+          <w:szCs w:val="26"/>
           <w:rtl w:val="0"/>
         </w:rPr>
         <w:t>Odoo 19</w:t>
       </w:r>
       <w:r>
         <w:rPr>
-          <w:color w:val="1F2933"/>
-          <w:sz w:val="19"/>
-          <w:szCs w:val="19"/>
+          <w:rFonts w:ascii="Sakkal Majalla" w:hAnsi="Sakkal Majalla"/>
+          <w:color w:val="1A1A1A"/>
+          <w:sz w:val="26"/>
+          <w:szCs w:val="26"/>
         </w:rPr>
         <w:t xml:space="preserve"> وإدارة الأنظمة والدعم التقني وممارسات </w:t>
       </w:r>
       <w:r>
         <w:rPr>
-          <w:color w:val="1F2933"/>
-          <w:sz w:val="19"/>
-          <w:szCs w:val="19"/>
+          <w:color w:val="1A1A1A"/>
+          <w:sz w:val="26"/>
+          <w:szCs w:val="26"/>
           <w:rtl w:val="0"/>
         </w:rPr>
         <w:t>DevOps</w:t>
       </w:r>
       <w:r>
         <w:rPr>
-          <w:color w:val="1F2933"/>
-          <w:sz w:val="19"/>
-          <w:szCs w:val="19"/>
+          <w:rFonts w:ascii="Sakkal Majalla" w:hAnsi="Sakkal Majalla"/>
+          <w:color w:val="1A1A1A"/>
+          <w:sz w:val="26"/>
+          <w:szCs w:val="26"/>
         </w:rPr>
         <w:t>‏.</w:t>
       </w:r>
@@ -230,17 +277,22 @@
     <w:p>
       <w:pPr>
         <w:keepNext/>
+        <w:pBdr>
+          <w:bottom w:val="single" w:sz="8" w:space="2" w:color="000000"/>
+        </w:pBdr>
         <w:bidi w:val="0"/>
-        <w:spacing w:before="100" w:after="38"/>
+        <w:spacing w:before="200" w:after="60"/>
         <w:jc w:val="right"/>
       </w:pPr>
       <w:r>
         <w:rPr>
+          <w:rFonts w:ascii="Sakkal Majalla" w:hAnsi="Sakkal Majalla"/>
           <w:b/>
           <w:bCs/>
-          <w:color w:val="1D4ED8"/>
-          <w:sz w:val="26"/>
-          <w:szCs w:val="26"/>
+          <w:color w:val="000000"/>
+          <w:spacing w:val="30"/>
+          <w:sz w:val="28"/>
+          <w:szCs w:val="28"/>
         </w:rPr>
         <w:t>الخبرات العملية</w:t>
       </w:r>
@@ -249,14 +301,17 @@
       <w:pPr>
         <w:keepNext/>
         <w:bidi w:val="0"/>
-        <w:spacing w:before="64"/>
+        <w:spacing w:before="120"/>
         <w:jc w:val="right"/>
       </w:pPr>
       <w:r>
         <w:rPr>
+          <w:rFonts w:ascii="Sakkal Majalla" w:hAnsi="Sakkal Majalla"/>
           <w:b/>
           <w:bCs/>
-          <w:color w:val="1F2933"/>
+          <w:color w:val="000000"/>
+          <w:sz w:val="26"/>
+          <w:szCs w:val="26"/>
         </w:rPr>
         <w:t>مطوّر أنظمة ERP مستقل</w:t>
       </w:r>
@@ -265,16 +320,17 @@
       <w:pPr>
         <w:keepNext/>
         <w:bidi w:val="0"/>
-        <w:spacing w:after="60"/>
+        <w:spacing w:after="40"/>
         <w:jc w:val="right"/>
       </w:pPr>
       <w:r>
         <w:rPr>
+          <w:rFonts w:ascii="Sakkal Majalla" w:hAnsi="Sakkal Majalla"/>
           <w:i/>
           <w:iCs/>
-          <w:color w:val="6B7280"/>
-          <w:sz w:val="18"/>
-          <w:szCs w:val="18"/>
+          <w:color w:val="595959"/>
+          <w:sz w:val="21"/>
+          <w:szCs w:val="21"/>
         </w:rPr>
         <w:t xml:space="preserve">أيلول </w:t>
       </w:r>
@@ -282,20 +338,21 @@
         <w:rPr>
           <w:i/>
           <w:iCs/>
-          <w:color w:val="6B7280"/>
-          <w:sz w:val="18"/>
-          <w:szCs w:val="18"/>
+          <w:color w:val="595959"/>
+          <w:sz w:val="21"/>
+          <w:szCs w:val="21"/>
           <w:rtl w:val="0"/>
         </w:rPr>
         <w:t>2024</w:t>
       </w:r>
       <w:r>
         <w:rPr>
+          <w:rFonts w:ascii="Sakkal Majalla" w:hAnsi="Sakkal Majalla"/>
           <w:i/>
           <w:iCs/>
-          <w:color w:val="6B7280"/>
-          <w:sz w:val="18"/>
-          <w:szCs w:val="18"/>
+          <w:color w:val="595959"/>
+          <w:sz w:val="21"/>
+          <w:szCs w:val="21"/>
         </w:rPr>
         <w:t xml:space="preserve"> – حتّى الآن</w:t>
       </w:r>
@@ -303,49 +360,53 @@
     <w:p>
       <w:pPr>
         <w:bidi w:val="0"/>
-        <w:spacing w:after="20"/>
+        <w:spacing w:after="30" w:line="252" w:lineRule="auto"/>
         <w:jc w:val="right"/>
       </w:pPr>
       <w:r>
         <w:rPr>
-          <w:color w:val="1D4ED8"/>
-          <w:sz w:val="20"/>
-          <w:szCs w:val="20"/>
+          <w:rFonts w:ascii="Sakkal Majalla" w:hAnsi="Sakkal Majalla"/>
+          <w:color w:val="000000"/>
+          <w:sz w:val="26"/>
+          <w:szCs w:val="26"/>
         </w:rPr>
-        <w:t xml:space="preserve">▪  </w:t>
+        <w:t xml:space="preserve">•  </w:t>
       </w:r>
       <w:r>
         <w:rPr>
+          <w:rFonts w:ascii="Sakkal Majalla" w:hAnsi="Sakkal Majalla"/>
           <w:b/>
           <w:bCs/>
-          <w:color w:val="1F2933"/>
-          <w:sz w:val="19"/>
-          <w:szCs w:val="19"/>
+          <w:color w:val="1A1A1A"/>
+          <w:sz w:val="26"/>
+          <w:szCs w:val="26"/>
         </w:rPr>
         <w:t xml:space="preserve">تطوير أنظمة ERP: </w:t>
       </w:r>
       <w:r>
         <w:rPr>
-          <w:color w:val="1F2933"/>
-          <w:sz w:val="19"/>
-          <w:szCs w:val="19"/>
+          <w:rFonts w:ascii="Sakkal Majalla" w:hAnsi="Sakkal Majalla"/>
+          <w:color w:val="1A1A1A"/>
+          <w:sz w:val="26"/>
+          <w:szCs w:val="26"/>
         </w:rPr>
         <w:t xml:space="preserve">تصميم وبناء حل مخصّص لإدارة المهام على </w:t>
       </w:r>
       <w:r>
         <w:rPr>
-          <w:color w:val="1F2933"/>
-          <w:sz w:val="19"/>
-          <w:szCs w:val="19"/>
+          <w:color w:val="1A1A1A"/>
+          <w:sz w:val="26"/>
+          <w:szCs w:val="26"/>
           <w:rtl w:val="0"/>
         </w:rPr>
         <w:t>Odoo 19</w:t>
       </w:r>
       <w:r>
         <w:rPr>
-          <w:color w:val="1F2933"/>
-          <w:sz w:val="19"/>
-          <w:szCs w:val="19"/>
+          <w:rFonts w:ascii="Sakkal Majalla" w:hAnsi="Sakkal Majalla"/>
+          <w:color w:val="1A1A1A"/>
+          <w:sz w:val="26"/>
+          <w:szCs w:val="26"/>
         </w:rPr>
         <w:t xml:space="preserve"> يتضمّن تفويض المدراء وتتبّع أعمال البحث والتطوير.</w:t>
       </w:r>
@@ -353,83 +414,89 @@
     <w:p>
       <w:pPr>
         <w:bidi w:val="0"/>
-        <w:spacing w:after="20"/>
+        <w:spacing w:after="30" w:line="252" w:lineRule="auto"/>
         <w:jc w:val="right"/>
       </w:pPr>
       <w:r>
         <w:rPr>
-          <w:color w:val="1D4ED8"/>
-          <w:sz w:val="20"/>
-          <w:szCs w:val="20"/>
+          <w:rFonts w:ascii="Sakkal Majalla" w:hAnsi="Sakkal Majalla"/>
+          <w:color w:val="000000"/>
+          <w:sz w:val="26"/>
+          <w:szCs w:val="26"/>
         </w:rPr>
-        <w:t xml:space="preserve">▪  </w:t>
+        <w:t xml:space="preserve">•  </w:t>
       </w:r>
       <w:r>
         <w:rPr>
+          <w:rFonts w:ascii="Sakkal Majalla" w:hAnsi="Sakkal Majalla"/>
           <w:b/>
           <w:bCs/>
-          <w:color w:val="1F2933"/>
-          <w:sz w:val="19"/>
-          <w:szCs w:val="19"/>
+          <w:color w:val="1A1A1A"/>
+          <w:sz w:val="26"/>
+          <w:szCs w:val="26"/>
         </w:rPr>
         <w:t xml:space="preserve">الواجهات الخلفية والأمامية: </w:t>
       </w:r>
       <w:r>
         <w:rPr>
-          <w:color w:val="1F2933"/>
-          <w:sz w:val="19"/>
-          <w:szCs w:val="19"/>
+          <w:rFonts w:ascii="Sakkal Majalla" w:hAnsi="Sakkal Majalla"/>
+          <w:color w:val="1A1A1A"/>
+          <w:sz w:val="26"/>
+          <w:szCs w:val="26"/>
         </w:rPr>
         <w:t xml:space="preserve">تصميم واجهات </w:t>
       </w:r>
       <w:r>
         <w:rPr>
-          <w:color w:val="1F2933"/>
-          <w:sz w:val="19"/>
-          <w:szCs w:val="19"/>
+          <w:color w:val="1A1A1A"/>
+          <w:sz w:val="26"/>
+          <w:szCs w:val="26"/>
           <w:rtl w:val="0"/>
         </w:rPr>
         <w:t>XML</w:t>
       </w:r>
       <w:r>
         <w:rPr>
-          <w:color w:val="1F2933"/>
-          <w:sz w:val="19"/>
-          <w:szCs w:val="19"/>
+          <w:rFonts w:ascii="Sakkal Majalla" w:hAnsi="Sakkal Majalla"/>
+          <w:color w:val="1A1A1A"/>
+          <w:sz w:val="26"/>
+          <w:szCs w:val="26"/>
         </w:rPr>
         <w:t xml:space="preserve"> موروثة معقّدة وإجراءات مخصّصة لعروض القوائم، واستخدام </w:t>
       </w:r>
       <w:r>
         <w:rPr>
-          <w:color w:val="1F2933"/>
-          <w:sz w:val="19"/>
-          <w:szCs w:val="19"/>
+          <w:color w:val="1A1A1A"/>
+          <w:sz w:val="26"/>
+          <w:szCs w:val="26"/>
           <w:rtl w:val="0"/>
         </w:rPr>
         <w:t>Python</w:t>
       </w:r>
       <w:r>
         <w:rPr>
-          <w:color w:val="1F2933"/>
-          <w:sz w:val="19"/>
-          <w:szCs w:val="19"/>
+          <w:rFonts w:ascii="Sakkal Majalla" w:hAnsi="Sakkal Majalla"/>
+          <w:color w:val="1A1A1A"/>
+          <w:sz w:val="26"/>
+          <w:szCs w:val="26"/>
         </w:rPr>
         <w:t xml:space="preserve"> و</w:t>
       </w:r>
       <w:r>
         <w:rPr>
-          <w:color w:val="1F2933"/>
-          <w:sz w:val="19"/>
-          <w:szCs w:val="19"/>
+          <w:color w:val="1A1A1A"/>
+          <w:sz w:val="26"/>
+          <w:szCs w:val="26"/>
           <w:rtl w:val="0"/>
         </w:rPr>
         <w:t>PostgreSQL</w:t>
       </w:r>
       <w:r>
         <w:rPr>
-          <w:color w:val="1F2933"/>
-          <w:sz w:val="19"/>
-          <w:szCs w:val="19"/>
+          <w:rFonts w:ascii="Sakkal Majalla" w:hAnsi="Sakkal Majalla"/>
+          <w:color w:val="1A1A1A"/>
+          <w:sz w:val="26"/>
+          <w:szCs w:val="26"/>
         </w:rPr>
         <w:t xml:space="preserve"> لبناء منطق خلفي قابل للتوسّع.</w:t>
       </w:r>
@@ -437,83 +504,98 @@
     <w:p>
       <w:pPr>
         <w:bidi w:val="0"/>
-        <w:spacing w:after="20"/>
+        <w:spacing w:after="30" w:line="252" w:lineRule="auto"/>
         <w:jc w:val="right"/>
       </w:pPr>
       <w:r>
         <w:rPr>
-          <w:color w:val="1D4ED8"/>
-          <w:sz w:val="20"/>
-          <w:szCs w:val="20"/>
+          <w:rFonts w:ascii="Sakkal Majalla" w:hAnsi="Sakkal Majalla"/>
+          <w:color w:val="000000"/>
+          <w:sz w:val="26"/>
+          <w:szCs w:val="26"/>
         </w:rPr>
-        <w:t xml:space="preserve">▪  </w:t>
+        <w:t xml:space="preserve">•  </w:t>
       </w:r>
       <w:r>
         <w:rPr>
+          <w:rFonts w:ascii="Sakkal Majalla" w:hAnsi="Sakkal Majalla"/>
           <w:b/>
           <w:bCs/>
-          <w:color w:val="1F2933"/>
-          <w:sz w:val="19"/>
-          <w:szCs w:val="19"/>
+          <w:color w:val="1A1A1A"/>
+          <w:sz w:val="26"/>
+          <w:szCs w:val="26"/>
         </w:rPr>
         <w:t xml:space="preserve">إدارة الأنظمة: </w:t>
       </w:r>
       <w:r>
         <w:rPr>
-          <w:color w:val="1F2933"/>
-          <w:sz w:val="19"/>
-          <w:szCs w:val="19"/>
+          <w:rFonts w:ascii="Sakkal Majalla" w:hAnsi="Sakkal Majalla"/>
+          <w:color w:val="1A1A1A"/>
+          <w:sz w:val="26"/>
+          <w:szCs w:val="26"/>
         </w:rPr>
         <w:t xml:space="preserve">إدارة خوادم </w:t>
       </w:r>
       <w:r>
         <w:rPr>
-          <w:color w:val="1F2933"/>
-          <w:sz w:val="19"/>
-          <w:szCs w:val="19"/>
+          <w:color w:val="1A1A1A"/>
+          <w:sz w:val="26"/>
+          <w:szCs w:val="26"/>
           <w:rtl w:val="0"/>
         </w:rPr>
         <w:t>Linux VPS</w:t>
       </w:r>
       <w:r>
         <w:rPr>
-          <w:color w:val="1F2933"/>
-          <w:sz w:val="19"/>
-          <w:szCs w:val="19"/>
+          <w:rFonts w:ascii="Sakkal Majalla" w:hAnsi="Sakkal Majalla"/>
+          <w:color w:val="1A1A1A"/>
+          <w:sz w:val="26"/>
+          <w:szCs w:val="26"/>
         </w:rPr>
-        <w:t xml:space="preserve">‏، بما في ذلك إعداد </w:t>
+        <w:t>‏، بما في ذلك إ</w:t>
       </w:r>
       <w:r>
         <w:rPr>
-          <w:color w:val="1F2933"/>
-          <w:sz w:val="19"/>
-          <w:szCs w:val="19"/>
+          <w:rFonts w:ascii="Sakkal Majalla" w:hAnsi="Sakkal Majalla"/>
+          <w:color w:val="1A1A1A"/>
+          <w:sz w:val="26"/>
+          <w:szCs w:val="26"/>
+        </w:rPr>
+        <w:t xml:space="preserve">عداد </w:t>
+      </w:r>
+      <w:r>
+        <w:rPr>
+          <w:color w:val="1A1A1A"/>
+          <w:sz w:val="26"/>
+          <w:szCs w:val="26"/>
           <w:rtl w:val="0"/>
         </w:rPr>
         <w:t>Nginx</w:t>
       </w:r>
       <w:r>
         <w:rPr>
-          <w:color w:val="1F2933"/>
-          <w:sz w:val="19"/>
-          <w:szCs w:val="19"/>
+          <w:rFonts w:ascii="Sakkal Majalla" w:hAnsi="Sakkal Majalla"/>
+          <w:color w:val="1A1A1A"/>
+          <w:sz w:val="26"/>
+          <w:szCs w:val="26"/>
         </w:rPr>
         <w:t xml:space="preserve"> كوكيل عكسي ونشر شهادات </w:t>
       </w:r>
       <w:r>
         <w:rPr>
-          <w:color w:val="1F2933"/>
-          <w:sz w:val="19"/>
-          <w:szCs w:val="19"/>
+          <w:color w:val="1A1A1A"/>
+          <w:sz w:val="26"/>
+          <w:szCs w:val="26"/>
           <w:rtl w:val="0"/>
         </w:rPr>
         <w:t>SSL/HTTPS</w:t>
       </w:r>
       <w:r>
         <w:rPr>
-          <w:color w:val="1F2933"/>
-          <w:sz w:val="19"/>
-          <w:szCs w:val="19"/>
+          <w:rFonts w:ascii="Sakkal Majalla" w:hAnsi="Sakkal Majalla"/>
+          <w:color w:val="1A1A1A"/>
+          <w:sz w:val="26"/>
+          <w:szCs w:val="26"/>
         </w:rPr>
         <w:t>‏.</w:t>
       </w:r>
@@ -521,49 +603,53 @@
     <w:p>
       <w:pPr>
         <w:bidi w:val="0"/>
-        <w:spacing w:after="20"/>
+        <w:spacing w:after="30" w:line="252" w:lineRule="auto"/>
         <w:jc w:val="right"/>
       </w:pPr>
       <w:r>
         <w:rPr>
-          <w:color w:val="1D4ED8"/>
-          <w:sz w:val="20"/>
-          <w:szCs w:val="20"/>
+          <w:rFonts w:ascii="Sakkal Majalla" w:hAnsi="Sakkal Majalla"/>
+          <w:color w:val="000000"/>
+          <w:sz w:val="26"/>
+          <w:szCs w:val="26"/>
         </w:rPr>
-        <w:t xml:space="preserve">▪  </w:t>
+        <w:t xml:space="preserve">•  </w:t>
       </w:r>
       <w:r>
         <w:rPr>
+          <w:rFonts w:ascii="Sakkal Majalla" w:hAnsi="Sakkal Majalla"/>
           <w:b/>
           <w:bCs/>
-          <w:color w:val="1F2933"/>
-          <w:sz w:val="19"/>
-          <w:szCs w:val="19"/>
+          <w:color w:val="1A1A1A"/>
+          <w:sz w:val="26"/>
+          <w:szCs w:val="26"/>
         </w:rPr>
         <w:t xml:space="preserve">الأتمتة: </w:t>
       </w:r>
       <w:r>
         <w:rPr>
-          <w:color w:val="1F2933"/>
-          <w:sz w:val="19"/>
-          <w:szCs w:val="19"/>
+          <w:rFonts w:ascii="Sakkal Majalla" w:hAnsi="Sakkal Majalla"/>
+          <w:color w:val="1A1A1A"/>
+          <w:sz w:val="26"/>
+          <w:szCs w:val="26"/>
         </w:rPr>
         <w:t xml:space="preserve">إنشاء خدمات </w:t>
       </w:r>
       <w:r>
         <w:rPr>
-          <w:color w:val="1F2933"/>
-          <w:sz w:val="19"/>
-          <w:szCs w:val="19"/>
+          <w:color w:val="1A1A1A"/>
+          <w:sz w:val="26"/>
+          <w:szCs w:val="26"/>
           <w:rtl w:val="0"/>
         </w:rPr>
         <w:t>systemd</w:t>
       </w:r>
       <w:r>
         <w:rPr>
-          <w:color w:val="1F2933"/>
-          <w:sz w:val="19"/>
-          <w:szCs w:val="19"/>
+          <w:rFonts w:ascii="Sakkal Majalla" w:hAnsi="Sakkal Majalla"/>
+          <w:color w:val="1A1A1A"/>
+          <w:sz w:val="26"/>
+          <w:szCs w:val="26"/>
         </w:rPr>
         <w:t xml:space="preserve"> مؤتمتة لضمان التوافر العالي واستمرارية أداء التطبيقات.</w:t>
       </w:r>
@@ -572,26 +658,34 @@
       <w:pPr>
         <w:keepNext/>
         <w:bidi w:val="0"/>
-        <w:spacing w:before="64"/>
+        <w:spacing w:before="120"/>
         <w:jc w:val="right"/>
       </w:pPr>
       <w:r>
         <w:rPr>
+          <w:rFonts w:ascii="Sakkal Majalla" w:hAnsi="Sakkal Majalla"/>
           <w:b/>
           <w:bCs/>
-          <w:color w:val="1F2933"/>
+          <w:color w:val="000000"/>
+          <w:sz w:val="26"/>
+          <w:szCs w:val="26"/>
         </w:rPr>
         <w:t>مطوّر برمجيات / قائد فريق تقني</w:t>
       </w:r>
       <w:r>
         <w:rPr>
-          <w:color w:val="6B7280"/>
+          <w:rFonts w:ascii="Sakkal Majalla" w:hAnsi="Sakkal Majalla"/>
+          <w:color w:val="000000"/>
+          <w:sz w:val="26"/>
+          <w:szCs w:val="26"/>
         </w:rPr>
-        <w:t xml:space="preserve">  —  </w:t>
+        <w:t xml:space="preserve">، </w:t>
       </w:r>
       <w:r>
         <w:rPr>
-          <w:color w:val="1D4ED8"/>
+          <w:color w:val="000000"/>
+          <w:sz w:val="26"/>
+          <w:szCs w:val="26"/>
           <w:rtl w:val="0"/>
         </w:rPr>
         <w:t>Lazer Net ISP</w:t>
@@ -601,37 +695,39 @@
       <w:pPr>
         <w:keepNext/>
         <w:bidi w:val="0"/>
-        <w:spacing w:after="60"/>
+        <w:spacing w:after="40"/>
         <w:jc w:val="right"/>
       </w:pPr>
       <w:r>
         <w:rPr>
+          <w:rFonts w:ascii="Sakkal Majalla" w:hAnsi="Sakkal Majalla"/>
           <w:i/>
           <w:iCs/>
-          <w:color w:val="6B7280"/>
-          <w:sz w:val="18"/>
-          <w:szCs w:val="18"/>
+          <w:color w:val="595959"/>
+          <w:sz w:val="21"/>
+          <w:szCs w:val="21"/>
         </w:rPr>
-        <w:t xml:space="preserve">دمشق، سوريا  ·  كانون الثاني </w:t>
+        <w:t xml:space="preserve">دمشق، سوريا  •  كانون الثاني </w:t>
       </w:r>
       <w:r>
         <w:rPr>
           <w:i/>
           <w:iCs/>
-          <w:color w:val="6B7280"/>
-          <w:sz w:val="18"/>
-          <w:szCs w:val="18"/>
+          <w:color w:val="595959"/>
+          <w:sz w:val="21"/>
+          <w:szCs w:val="21"/>
           <w:rtl w:val="0"/>
         </w:rPr>
         <w:t>2019</w:t>
       </w:r>
       <w:r>
         <w:rPr>
+          <w:rFonts w:ascii="Sakkal Majalla" w:hAnsi="Sakkal Majalla"/>
           <w:i/>
           <w:iCs/>
-          <w:color w:val="6B7280"/>
-          <w:sz w:val="18"/>
-          <w:szCs w:val="18"/>
+          <w:color w:val="595959"/>
+          <w:sz w:val="21"/>
+          <w:szCs w:val="21"/>
         </w:rPr>
         <w:t xml:space="preserve"> – أيلول </w:t>
       </w:r>
@@ -639,9 +735,9 @@
         <w:rPr>
           <w:i/>
           <w:iCs/>
-          <w:color w:val="6B7280"/>
-          <w:sz w:val="18"/>
-          <w:szCs w:val="18"/>
+          <w:color w:val="595959"/>
+          <w:sz w:val="21"/>
+          <w:szCs w:val="21"/>
           <w:rtl w:val="0"/>
         </w:rPr>
         <w:t>2024</w:t>
@@ -650,42 +746,35 @@
     <w:p>
       <w:pPr>
         <w:bidi w:val="0"/>
-        <w:spacing w:after="20"/>
+        <w:spacing w:after="30" w:line="252" w:lineRule="auto"/>
         <w:jc w:val="right"/>
       </w:pPr>
       <w:r>
         <w:rPr>
-          <w:color w:val="1D4ED8"/>
-          <w:sz w:val="20"/>
-          <w:szCs w:val="20"/>
+          <w:rFonts w:ascii="Sakkal Majalla" w:hAnsi="Sakkal Majalla"/>
+          <w:color w:val="000000"/>
+          <w:sz w:val="26"/>
+          <w:szCs w:val="26"/>
         </w:rPr>
-        <w:t xml:space="preserve">▪  </w:t>
+        <w:t xml:space="preserve">•  </w:t>
       </w:r>
       <w:r>
         <w:rPr>
+          <w:rFonts w:ascii="Sakkal Majalla" w:hAnsi="Sakkal Majalla"/>
           <w:b/>
           <w:bCs/>
-          <w:color w:val="1F2933"/>
-          <w:sz w:val="19"/>
-          <w:szCs w:val="19"/>
+          <w:color w:val="1A1A1A"/>
+          <w:sz w:val="26"/>
+          <w:szCs w:val="26"/>
         </w:rPr>
-        <w:t>قيادة الم</w:t>
+        <w:t xml:space="preserve">قيادة المشاريع: </w:t>
       </w:r>
       <w:r>
         <w:rPr>
-          <w:b/>
-          <w:bCs/>
-          <w:color w:val="1F2933"/>
-          <w:sz w:val="19"/>
-          <w:szCs w:val="19"/>
-        </w:rPr>
-        <w:t xml:space="preserve">شاريع: </w:t>
-      </w:r>
-      <w:r>
-        <w:rPr>
-          <w:color w:val="1F2933"/>
-          <w:sz w:val="19"/>
-          <w:szCs w:val="19"/>
+          <w:rFonts w:ascii="Sakkal Majalla" w:hAnsi="Sakkal Majalla"/>
+          <w:color w:val="1A1A1A"/>
+          <w:sz w:val="26"/>
+          <w:szCs w:val="26"/>
         </w:rPr>
         <w:t>إدارة دورة حياة المشاريع التقنية كاملةً من تحليل المتطلبات حتّى النشر النهائي.</w:t>
       </w:r>
@@ -693,49 +782,53 @@
     <w:p>
       <w:pPr>
         <w:bidi w:val="0"/>
-        <w:spacing w:after="20"/>
+        <w:spacing w:after="30" w:line="252" w:lineRule="auto"/>
         <w:jc w:val="right"/>
       </w:pPr>
       <w:r>
         <w:rPr>
-          <w:color w:val="1D4ED8"/>
-          <w:sz w:val="20"/>
-          <w:szCs w:val="20"/>
+          <w:rFonts w:ascii="Sakkal Majalla" w:hAnsi="Sakkal Majalla"/>
+          <w:color w:val="000000"/>
+          <w:sz w:val="26"/>
+          <w:szCs w:val="26"/>
         </w:rPr>
-        <w:t xml:space="preserve">▪  </w:t>
+        <w:t xml:space="preserve">•  </w:t>
       </w:r>
       <w:r>
         <w:rPr>
+          <w:rFonts w:ascii="Sakkal Majalla" w:hAnsi="Sakkal Majalla"/>
           <w:b/>
           <w:bCs/>
-          <w:color w:val="1F2933"/>
-          <w:sz w:val="19"/>
-          <w:szCs w:val="19"/>
+          <w:color w:val="1A1A1A"/>
+          <w:sz w:val="26"/>
+          <w:szCs w:val="26"/>
         </w:rPr>
         <w:t xml:space="preserve">إدارة قواعد البيانات: </w:t>
       </w:r>
       <w:r>
         <w:rPr>
-          <w:color w:val="1F2933"/>
-          <w:sz w:val="19"/>
-          <w:szCs w:val="19"/>
+          <w:rFonts w:ascii="Sakkal Majalla" w:hAnsi="Sakkal Majalla"/>
+          <w:color w:val="1A1A1A"/>
+          <w:sz w:val="26"/>
+          <w:szCs w:val="26"/>
         </w:rPr>
         <w:t xml:space="preserve">تصميم وصيانة قواعد بيانات علائقية معقّدة </w:t>
       </w:r>
       <w:r>
         <w:rPr>
-          <w:color w:val="1F2933"/>
-          <w:sz w:val="19"/>
-          <w:szCs w:val="19"/>
+          <w:color w:val="1A1A1A"/>
+          <w:sz w:val="26"/>
+          <w:szCs w:val="26"/>
           <w:rtl w:val="0"/>
         </w:rPr>
         <w:t>(Oracle/SQL)</w:t>
       </w:r>
       <w:r>
         <w:rPr>
-          <w:color w:val="1F2933"/>
-          <w:sz w:val="19"/>
-          <w:szCs w:val="19"/>
+          <w:rFonts w:ascii="Sakkal Majalla" w:hAnsi="Sakkal Majalla"/>
+          <w:color w:val="1A1A1A"/>
+          <w:sz w:val="26"/>
+          <w:szCs w:val="26"/>
         </w:rPr>
         <w:t xml:space="preserve"> مع ضمان سلامة البيانات وكفاءة الاسترجاع.</w:t>
       </w:r>
@@ -743,73 +836,80 @@
     <w:p>
       <w:pPr>
         <w:bidi w:val="0"/>
-        <w:spacing w:after="20"/>
+        <w:spacing w:after="30" w:line="252" w:lineRule="auto"/>
         <w:jc w:val="right"/>
       </w:pPr>
       <w:r>
         <w:rPr>
-          <w:color w:val="1D4ED8"/>
-          <w:sz w:val="20"/>
-          <w:szCs w:val="20"/>
+          <w:rFonts w:ascii="Sakkal Majalla" w:hAnsi="Sakkal Majalla"/>
+          <w:color w:val="000000"/>
+          <w:sz w:val="26"/>
+          <w:szCs w:val="26"/>
         </w:rPr>
-        <w:t xml:space="preserve">▪  </w:t>
+        <w:t xml:space="preserve">•  </w:t>
       </w:r>
       <w:r>
         <w:rPr>
+          <w:rFonts w:ascii="Sakkal Majalla" w:hAnsi="Sakkal Majalla"/>
           <w:b/>
           <w:bCs/>
-          <w:color w:val="1F2933"/>
-          <w:sz w:val="19"/>
-          <w:szCs w:val="19"/>
+          <w:color w:val="1A1A1A"/>
+          <w:sz w:val="26"/>
+          <w:szCs w:val="26"/>
         </w:rPr>
         <w:t xml:space="preserve">التقارير الإدارية: </w:t>
       </w:r>
       <w:r>
         <w:rPr>
-          <w:color w:val="1F2933"/>
-          <w:sz w:val="19"/>
-          <w:szCs w:val="19"/>
+          <w:rFonts w:ascii="Sakkal Majalla" w:hAnsi="Sakkal Majalla"/>
+          <w:color w:val="1A1A1A"/>
+          <w:sz w:val="26"/>
+          <w:szCs w:val="26"/>
         </w:rPr>
-        <w:t>إعداد تقارير تقنية دورية للإ</w:t>
+        <w:t>إعداد تقارير تقنية دورية للإدارة ال</w:t>
       </w:r>
       <w:r>
         <w:rPr>
-          <w:color w:val="1F2933"/>
-          <w:sz w:val="19"/>
-          <w:szCs w:val="19"/>
+          <w:rFonts w:ascii="Sakkal Majalla" w:hAnsi="Sakkal Majalla"/>
+          <w:color w:val="1A1A1A"/>
+          <w:sz w:val="26"/>
+          <w:szCs w:val="26"/>
         </w:rPr>
-        <w:t>دارة العليا توثّق الإنجازات واستراتيجيات معالجة المخاطر.</w:t>
+        <w:t>عليا توثّق الإنجازات واستراتيجيات معالجة المخاطر.</w:t>
       </w:r>
     </w:p>
     <w:p>
       <w:pPr>
         <w:bidi w:val="0"/>
-        <w:spacing w:after="20"/>
+        <w:spacing w:after="30" w:line="252" w:lineRule="auto"/>
         <w:jc w:val="right"/>
       </w:pPr>
       <w:r>
         <w:rPr>
-          <w:color w:val="1D4ED8"/>
-          <w:sz w:val="20"/>
-          <w:szCs w:val="20"/>
+          <w:rFonts w:ascii="Sakkal Majalla" w:hAnsi="Sakkal Majalla"/>
+          <w:color w:val="000000"/>
+          <w:sz w:val="26"/>
+          <w:szCs w:val="26"/>
         </w:rPr>
-        <w:t xml:space="preserve">▪  </w:t>
+        <w:t xml:space="preserve">•  </w:t>
       </w:r>
       <w:r>
         <w:rPr>
+          <w:rFonts w:ascii="Sakkal Majalla" w:hAnsi="Sakkal Majalla"/>
           <w:b/>
           <w:bCs/>
-          <w:color w:val="1F2933"/>
-          <w:sz w:val="19"/>
-          <w:szCs w:val="19"/>
+          <w:color w:val="1A1A1A"/>
+          <w:sz w:val="26"/>
+          <w:szCs w:val="26"/>
         </w:rPr>
         <w:t xml:space="preserve">تقييم المخاطر: </w:t>
       </w:r>
       <w:r>
         <w:rPr>
-          <w:color w:val="1F2933"/>
-          <w:sz w:val="19"/>
-          <w:szCs w:val="19"/>
+          <w:rFonts w:ascii="Sakkal Majalla" w:hAnsi="Sakkal Majalla"/>
+          <w:color w:val="1A1A1A"/>
+          <w:sz w:val="26"/>
+          <w:szCs w:val="26"/>
         </w:rPr>
         <w:t>تحديد المخاطر التقنية المحتملة واقتراح استراتيجيات لضمان توافق المشاريع مع معايير الجودة.</w:t>
       </w:r>
@@ -817,50 +917,67 @@
     <w:p>
       <w:pPr>
         <w:bidi w:val="0"/>
-        <w:spacing w:after="20"/>
+        <w:spacing w:after="30" w:line="252" w:lineRule="auto"/>
         <w:jc w:val="right"/>
       </w:pPr>
       <w:r>
         <w:rPr>
-          <w:color w:val="1D4ED8"/>
-          <w:sz w:val="20"/>
-          <w:szCs w:val="20"/>
+          <w:rFonts w:ascii="Sakkal Majalla" w:hAnsi="Sakkal Majalla"/>
+          <w:color w:val="000000"/>
+          <w:sz w:val="26"/>
+          <w:szCs w:val="26"/>
         </w:rPr>
-        <w:t xml:space="preserve">▪  </w:t>
+        <w:t xml:space="preserve">•  </w:t>
       </w:r>
       <w:r>
         <w:rPr>
+          <w:rFonts w:ascii="Sakkal Majalla" w:hAnsi="Sakkal Majalla"/>
           <w:b/>
           <w:bCs/>
-          <w:color w:val="1F2933"/>
-          <w:sz w:val="19"/>
-          <w:szCs w:val="19"/>
+          <w:color w:val="1A1A1A"/>
+          <w:sz w:val="26"/>
+          <w:szCs w:val="26"/>
         </w:rPr>
         <w:t xml:space="preserve">البنية التحتية والدعم: </w:t>
       </w:r>
       <w:r>
         <w:rPr>
-          <w:color w:val="1F2933"/>
-          <w:sz w:val="19"/>
-          <w:szCs w:val="19"/>
+          <w:rFonts w:ascii="Sakkal Majalla" w:hAnsi="Sakkal Majalla"/>
+          <w:color w:val="1A1A1A"/>
+          <w:sz w:val="26"/>
+          <w:szCs w:val="26"/>
         </w:rPr>
-        <w:t>إدارة البنية التحتية للشبكات ومعالجة أعطال الأجهزة والبرمجيات وتقديم الدعم التقني.</w:t>
+        <w:t>إدارة البنية التحتية للشبكات ومعالجة أعطال الأجهزة والبرمجيات وتقديم الد</w:t>
+      </w:r>
+      <w:r>
+        <w:rPr>
+          <w:rFonts w:ascii="Sakkal Majalla" w:hAnsi="Sakkal Majalla"/>
+          <w:color w:val="1A1A1A"/>
+          <w:sz w:val="26"/>
+          <w:szCs w:val="26"/>
+        </w:rPr>
+        <w:t>عم التقني.</w:t>
       </w:r>
     </w:p>
     <w:p>
       <w:pPr>
         <w:keepNext/>
+        <w:pBdr>
+          <w:bottom w:val="single" w:sz="8" w:space="2" w:color="000000"/>
+        </w:pBdr>
         <w:bidi w:val="0"/>
-        <w:spacing w:before="100" w:after="38"/>
+        <w:spacing w:before="200" w:after="60"/>
         <w:jc w:val="right"/>
       </w:pPr>
       <w:r>
         <w:rPr>
+          <w:rFonts w:ascii="Sakkal Majalla" w:hAnsi="Sakkal Majalla"/>
           <w:b/>
           <w:bCs/>
-          <w:color w:val="1D4ED8"/>
-          <w:sz w:val="26"/>
-          <w:szCs w:val="26"/>
+          <w:color w:val="000000"/>
+          <w:spacing w:val="30"/>
+          <w:sz w:val="28"/>
+          <w:szCs w:val="28"/>
         </w:rPr>
         <w:t>مشاريع مختارة</w:t>
       </w:r>
@@ -869,40 +986,32 @@
       <w:pPr>
         <w:keepNext/>
         <w:bidi w:val="0"/>
-        <w:spacing w:before="44" w:after="10"/>
+        <w:spacing w:before="110" w:after="20"/>
         <w:jc w:val="right"/>
       </w:pPr>
       <w:r>
         <w:rPr>
-          <w:color w:val="1D4ED8"/>
-          <w:sz w:val="20"/>
-          <w:szCs w:val="20"/>
-        </w:rPr>
-        <w:t xml:space="preserve">▪  </w:t>
-      </w:r>
-      <w:r>
-        <w:rPr>
           <w:b/>
           <w:bCs/>
-          <w:color w:val="1F2933"/>
+          <w:color w:val="000000"/>
+          <w:sz w:val="26"/>
+          <w:szCs w:val="26"/>
           <w:rtl w:val="0"/>
         </w:rPr>
         <w:t>Harmonia</w:t>
       </w:r>
       <w:r>
         <w:rPr>
-          <w:sz w:val="20"/>
-          <w:szCs w:val="20"/>
+          <w:rFonts w:ascii="Sakkal Majalla" w:hAnsi="Sakkal Majalla"/>
+          <w:color w:val="595959"/>
         </w:rPr>
-        <w:t xml:space="preserve">   </w:t>
+        <w:t xml:space="preserve">   —   </w:t>
       </w:r>
       <w:hyperlink r:id="rId7">
         <w:r>
           <w:rPr>
-            <w:rStyle w:val="Hyperlink"/>
-            <w:color w:val="1D4ED8"/>
-            <w:sz w:val="18"/>
-            <w:szCs w:val="18"/>
+            <w:color w:val="1F3864"/>
+            <w:u w:val="single"/>
             <w:rtl w:val="0"/>
           </w:rPr>
           <w:t>harmonia-safety.vercel.app</w:t>
@@ -912,90 +1021,79 @@
     <w:p>
       <w:pPr>
         <w:bidi w:val="0"/>
-        <w:spacing w:after="14"/>
+        <w:spacing w:after="20" w:line="252" w:lineRule="auto"/>
         <w:jc w:val="right"/>
       </w:pPr>
       <w:r>
         <w:rPr>
-          <w:color w:val="1F2933"/>
-          <w:sz w:val="19"/>
-          <w:szCs w:val="19"/>
+          <w:rFonts w:ascii="Sakkal Majalla" w:hAnsi="Sakkal Majalla"/>
+          <w:color w:val="1A1A1A"/>
+          <w:sz w:val="26"/>
+          <w:szCs w:val="26"/>
         </w:rPr>
-        <w:t>تطبيق لسلامة العائلة ومشاركة الموقع يوفّر التتبّع المباشر وتنبي</w:t>
-      </w:r>
-      <w:r>
-        <w:rPr>
-          <w:color w:val="1F2933"/>
-          <w:sz w:val="19"/>
-          <w:szCs w:val="19"/>
-        </w:rPr>
-        <w:t>هات الاستغاثة والمناطق الجغرافية وأدوار الأوصياء، مع بديل يعمل عبر الرسائل القصيرة دون إنترنت؛ تولّيت بناء التطبيق والواجهة الخلفية والبنية التحتية بالكامل.</w:t>
+        <w:t>تطبيق لسلامة العائلة ومشاركة الموقع يوفّر التتبّع المباشر وتنبيهات الاستغاثة والمناطق الجغرافية وأدوار الأوصياء، مع بديل يعمل عبر الرسائل القصيرة دون إنترنت؛ تولّيت بناء التطبيق والواجهة الخلفية والبنية التحتية بالكامل.</w:t>
       </w:r>
     </w:p>
     <w:p>
       <w:pPr>
         <w:bidi w:val="0"/>
-        <w:spacing w:after="20"/>
+        <w:spacing w:after="30"/>
+        <w:jc w:val="right"/>
+      </w:pPr>
+      <w:r>
+        <w:rPr>
+          <w:rFonts w:ascii="Sakkal Majalla" w:hAnsi="Sakkal Majalla"/>
+          <w:b/>
+          <w:bCs/>
+          <w:color w:val="595959"/>
+        </w:rPr>
+        <w:t xml:space="preserve">التقنيات: </w:t>
+      </w:r>
+      <w:r>
+        <w:rPr>
+          <w:color w:val="595959"/>
+          <w:rtl w:val="0"/>
+        </w:rPr>
+        <w:t>React Native (Expo), TypeS</w:t>
+      </w:r>
+      <w:r>
+        <w:rPr>
+          <w:color w:val="595959"/>
+          <w:rtl w:val="0"/>
+        </w:rPr>
+        <w:t>cript, Fastify, PostgreSQL</w:t>
+      </w:r>
+    </w:p>
+    <w:p>
+      <w:pPr>
+        <w:keepNext/>
+        <w:bidi w:val="0"/>
+        <w:spacing w:before="110" w:after="20"/>
         <w:jc w:val="right"/>
       </w:pPr>
       <w:r>
         <w:rPr>
           <w:b/>
           <w:bCs/>
-          <w:color w:val="6B7280"/>
-          <w:sz w:val="18"/>
-          <w:szCs w:val="18"/>
-        </w:rPr>
-        <w:t xml:space="preserve">التقنيات: </w:t>
-      </w:r>
-      <w:r>
-        <w:rPr>
-          <w:color w:val="6B7280"/>
-          <w:sz w:val="18"/>
-          <w:szCs w:val="18"/>
-          <w:rtl w:val="0"/>
-        </w:rPr>
-        <w:t>React Native (Expo), TypeScript, Fastify, PostgreSQL</w:t>
-      </w:r>
-    </w:p>
-    <w:p>
-      <w:pPr>
-        <w:keepNext/>
-        <w:bidi w:val="0"/>
-        <w:spacing w:before="44" w:after="10"/>
-        <w:jc w:val="right"/>
-      </w:pPr>
-      <w:r>
-        <w:rPr>
-          <w:color w:val="1D4ED8"/>
-          <w:sz w:val="20"/>
-          <w:szCs w:val="20"/>
-        </w:rPr>
-        <w:t xml:space="preserve">▪  </w:t>
-      </w:r>
-      <w:r>
-        <w:rPr>
-          <w:b/>
-          <w:bCs/>
-          <w:color w:val="1F2933"/>
+          <w:color w:val="000000"/>
+          <w:sz w:val="26"/>
+          <w:szCs w:val="26"/>
           <w:rtl w:val="0"/>
         </w:rPr>
         <w:t>Smart Task Planner</w:t>
       </w:r>
       <w:r>
         <w:rPr>
-          <w:sz w:val="20"/>
-          <w:szCs w:val="20"/>
+          <w:rFonts w:ascii="Sakkal Majalla" w:hAnsi="Sakkal Majalla"/>
+          <w:color w:val="595959"/>
         </w:rPr>
-        <w:t xml:space="preserve">   </w:t>
+        <w:t xml:space="preserve">   —   </w:t>
       </w:r>
       <w:hyperlink r:id="rId8">
         <w:r>
           <w:rPr>
-            <w:rStyle w:val="Hyperlink"/>
-            <w:color w:val="1D4ED8"/>
-            <w:sz w:val="18"/>
-            <w:szCs w:val="18"/>
+            <w:color w:val="1F3864"/>
+            <w:u w:val="single"/>
             <w:rtl w:val="0"/>
           </w:rPr>
           <w:t>apps.odoo.com</w:t>
@@ -1005,98 +1103,100 @@
     <w:p>
       <w:pPr>
         <w:bidi w:val="0"/>
-        <w:spacing w:after="14"/>
+        <w:spacing w:after="20" w:line="252" w:lineRule="auto"/>
         <w:jc w:val="right"/>
       </w:pPr>
       <w:r>
         <w:rPr>
-          <w:color w:val="1F2933"/>
-          <w:sz w:val="19"/>
-          <w:szCs w:val="19"/>
+          <w:rFonts w:ascii="Sakkal Majalla" w:hAnsi="Sakkal Majalla"/>
+          <w:color w:val="1A1A1A"/>
+          <w:sz w:val="26"/>
+          <w:szCs w:val="26"/>
         </w:rPr>
         <w:t xml:space="preserve">تطبيق مستقل لإدارة المشاريع على </w:t>
       </w:r>
       <w:r>
         <w:rPr>
-          <w:color w:val="1F2933"/>
-          <w:sz w:val="19"/>
-          <w:szCs w:val="19"/>
+          <w:color w:val="1A1A1A"/>
+          <w:sz w:val="26"/>
+          <w:szCs w:val="26"/>
           <w:rtl w:val="0"/>
         </w:rPr>
         <w:t>Odoo 19</w:t>
       </w:r>
       <w:r>
         <w:rPr>
-          <w:color w:val="1F2933"/>
-          <w:sz w:val="19"/>
-          <w:szCs w:val="19"/>
+          <w:rFonts w:ascii="Sakkal Majalla" w:hAnsi="Sakkal Majalla"/>
+          <w:color w:val="1A1A1A"/>
+          <w:sz w:val="26"/>
+          <w:szCs w:val="26"/>
         </w:rPr>
         <w:t xml:space="preserve"> منشور على متجر تطبيقات </w:t>
       </w:r>
       <w:r>
         <w:rPr>
-          <w:color w:val="1F2933"/>
-          <w:sz w:val="19"/>
-          <w:szCs w:val="19"/>
+          <w:color w:val="1A1A1A"/>
+          <w:sz w:val="26"/>
+          <w:szCs w:val="26"/>
           <w:rtl w:val="0"/>
         </w:rPr>
         <w:t>Odoo</w:t>
       </w:r>
       <w:r>
         <w:rPr>
-          <w:color w:val="1F2933"/>
-          <w:sz w:val="19"/>
-          <w:szCs w:val="19"/>
+          <w:rFonts w:ascii="Sakkal Majalla" w:hAnsi="Sakkal Majalla"/>
+          <w:color w:val="1A1A1A"/>
+          <w:sz w:val="26"/>
+          <w:szCs w:val="26"/>
         </w:rPr>
         <w:t xml:space="preserve">‏، يتضمّن مخطط </w:t>
       </w:r>
       <w:r>
         <w:rPr>
-          <w:color w:val="1F2933"/>
-          <w:sz w:val="19"/>
-          <w:szCs w:val="19"/>
+          <w:color w:val="1A1A1A"/>
+          <w:sz w:val="26"/>
+          <w:szCs w:val="26"/>
           <w:rtl w:val="0"/>
         </w:rPr>
         <w:t>Gantt</w:t>
       </w:r>
       <w:r>
         <w:rPr>
-          <w:color w:val="1F2933"/>
-          <w:sz w:val="19"/>
-          <w:szCs w:val="19"/>
+          <w:rFonts w:ascii="Sakkal Majalla" w:hAnsi="Sakkal Majalla"/>
+          <w:color w:val="1A1A1A"/>
+          <w:sz w:val="26"/>
+          <w:szCs w:val="26"/>
         </w:rPr>
-        <w:t xml:space="preserve"> تفاعلي مع إعادة الجدولة بالسحب والإفلات والاعتماديات، ولوحة كانبان بسبع مراحل، وجداول زم</w:t>
+        <w:t xml:space="preserve"> تفاعلي مع إعادة الجدولة </w:t>
       </w:r>
       <w:r>
         <w:rPr>
-          <w:color w:val="1F2933"/>
-          <w:sz w:val="19"/>
-          <w:szCs w:val="19"/>
+          <w:rFonts w:ascii="Sakkal Majalla" w:hAnsi="Sakkal Majalla"/>
+          <w:color w:val="1A1A1A"/>
+          <w:sz w:val="26"/>
+          <w:szCs w:val="26"/>
         </w:rPr>
-        <w:t>نية ولوحات تحكّم تنفيذية، دون الاعتماد على النسخة المؤسسية.</w:t>
+        <w:t>بالسحب والإفلات والاعتماديات، ولوحة كانبان بسبع مراحل، وجداول زمنية ولوحات تحكّم تنفيذية، دون الاعتماد على النسخة المؤسسية.</w:t>
       </w:r>
     </w:p>
     <w:p>
       <w:pPr>
         <w:bidi w:val="0"/>
-        <w:spacing w:after="20"/>
+        <w:spacing w:after="30"/>
         <w:jc w:val="right"/>
       </w:pPr>
       <w:r>
         <w:rPr>
+          <w:rFonts w:ascii="Sakkal Majalla" w:hAnsi="Sakkal Majalla"/>
           <w:b/>
           <w:bCs/>
-          <w:color w:val="6B7280"/>
-          <w:sz w:val="18"/>
-          <w:szCs w:val="18"/>
+          <w:color w:val="595959"/>
         </w:rPr>
         <w:t xml:space="preserve">التقنيات: </w:t>
       </w:r>
       <w:r>
         <w:rPr>
-          <w:color w:val="6B7280"/>
-          <w:sz w:val="18"/>
-          <w:szCs w:val="18"/>
+          <w:color w:val="595959"/>
           <w:rtl w:val="0"/>
         </w:rPr>
         <w:t>Odoo 19, Python, PostgreSQL, OWL, XML</w:t>
@@ -1106,40 +1206,32 @@
       <w:pPr>
         <w:keepNext/>
         <w:bidi w:val="0"/>
-        <w:spacing w:before="44" w:after="10"/>
+        <w:spacing w:before="110" w:after="20"/>
         <w:jc w:val="right"/>
       </w:pPr>
       <w:r>
         <w:rPr>
-          <w:color w:val="1D4ED8"/>
-          <w:sz w:val="20"/>
-          <w:szCs w:val="20"/>
-        </w:rPr>
-        <w:t xml:space="preserve">▪  </w:t>
-      </w:r>
-      <w:r>
-        <w:rPr>
           <w:b/>
           <w:bCs/>
-          <w:color w:val="1F2933"/>
+          <w:color w:val="000000"/>
+          <w:sz w:val="26"/>
+          <w:szCs w:val="26"/>
           <w:rtl w:val="0"/>
         </w:rPr>
         <w:t>Super Proxy Store</w:t>
       </w:r>
       <w:r>
         <w:rPr>
-          <w:sz w:val="20"/>
-          <w:szCs w:val="20"/>
+          <w:rFonts w:ascii="Sakkal Majalla" w:hAnsi="Sakkal Majalla"/>
+          <w:color w:val="595959"/>
         </w:rPr>
-        <w:t xml:space="preserve">   </w:t>
+        <w:t xml:space="preserve">   —   </w:t>
       </w:r>
       <w:hyperlink r:id="rId9">
         <w:r>
           <w:rPr>
-            <w:rStyle w:val="Hyperlink"/>
-            <w:color w:val="1D4ED8"/>
-            <w:sz w:val="18"/>
-            <w:szCs w:val="18"/>
+            <w:color w:val="1F3864"/>
+            <w:u w:val="single"/>
             <w:rtl w:val="0"/>
           </w:rPr>
           <w:t>t.me/myproxystore_bot</w:t>
@@ -1149,65 +1241,69 @@
     <w:p>
       <w:pPr>
         <w:bidi w:val="0"/>
-        <w:spacing w:after="14"/>
+        <w:spacing w:after="20" w:line="252" w:lineRule="auto"/>
         <w:jc w:val="right"/>
       </w:pPr>
       <w:r>
         <w:rPr>
-          <w:color w:val="1F2933"/>
-          <w:sz w:val="19"/>
-          <w:szCs w:val="19"/>
+          <w:rFonts w:ascii="Sakkal Majalla" w:hAnsi="Sakkal Majalla"/>
+          <w:color w:val="1A1A1A"/>
+          <w:sz w:val="26"/>
+          <w:szCs w:val="26"/>
         </w:rPr>
         <w:t xml:space="preserve">بوت تيليجرام لبيع خدمات البروكسي، يدمج </w:t>
       </w:r>
       <w:r>
         <w:rPr>
-          <w:color w:val="1F2933"/>
-          <w:sz w:val="19"/>
-          <w:szCs w:val="19"/>
+          <w:color w:val="1A1A1A"/>
+          <w:sz w:val="26"/>
+          <w:szCs w:val="26"/>
           <w:rtl w:val="0"/>
         </w:rPr>
         <w:t>Cryptomus</w:t>
       </w:r>
       <w:r>
         <w:rPr>
-          <w:color w:val="1F2933"/>
-          <w:sz w:val="19"/>
-          <w:szCs w:val="19"/>
+          <w:rFonts w:ascii="Sakkal Majalla" w:hAnsi="Sakkal Majalla"/>
+          <w:color w:val="1A1A1A"/>
+          <w:sz w:val="26"/>
+          <w:szCs w:val="26"/>
         </w:rPr>
         <w:t xml:space="preserve"> لشحن المحفظة بالعملات الرقمية إضافةً إلى مسار تأكيد يدوي لخدمات </w:t>
       </w:r>
       <w:r>
         <w:rPr>
-          <w:color w:val="1F2933"/>
-          <w:sz w:val="19"/>
-          <w:szCs w:val="19"/>
+          <w:color w:val="1A1A1A"/>
+          <w:sz w:val="26"/>
+          <w:szCs w:val="26"/>
           <w:rtl w:val="0"/>
         </w:rPr>
         <w:t>OMT</w:t>
       </w:r>
       <w:r>
         <w:rPr>
-          <w:color w:val="1F2933"/>
-          <w:sz w:val="19"/>
-          <w:szCs w:val="19"/>
+          <w:rFonts w:ascii="Sakkal Majalla" w:hAnsi="Sakkal Majalla"/>
+          <w:color w:val="1A1A1A"/>
+          <w:sz w:val="26"/>
+          <w:szCs w:val="26"/>
         </w:rPr>
         <w:t xml:space="preserve"> و</w:t>
       </w:r>
       <w:r>
         <w:rPr>
-          <w:color w:val="1F2933"/>
-          <w:sz w:val="19"/>
-          <w:szCs w:val="19"/>
+          <w:color w:val="1A1A1A"/>
+          <w:sz w:val="26"/>
+          <w:szCs w:val="26"/>
           <w:rtl w:val="0"/>
         </w:rPr>
         <w:t>Whish</w:t>
       </w:r>
       <w:r>
         <w:rPr>
-          <w:color w:val="1F2933"/>
-          <w:sz w:val="19"/>
-          <w:szCs w:val="19"/>
+          <w:rFonts w:ascii="Sakkal Majalla" w:hAnsi="Sakkal Majalla"/>
+          <w:color w:val="1A1A1A"/>
+          <w:sz w:val="26"/>
+          <w:szCs w:val="26"/>
         </w:rPr>
         <w:t xml:space="preserve"> وسيريتل كاش — وهي قنوات دفع إقليمية بلا واجهات برمجية عامة — عبر مُهيّئات موردين قابلة للتبديل.</w:t>
       </w:r>
@@ -1215,24 +1311,21 @@
     <w:p>
       <w:pPr>
         <w:bidi w:val="0"/>
-        <w:spacing w:after="20"/>
+        <w:spacing w:after="30"/>
         <w:jc w:val="right"/>
       </w:pPr>
       <w:r>
         <w:rPr>
+          <w:rFonts w:ascii="Sakkal Majalla" w:hAnsi="Sakkal Majalla"/>
           <w:b/>
           <w:bCs/>
-          <w:color w:val="6B7280"/>
-          <w:sz w:val="18"/>
-          <w:szCs w:val="18"/>
+          <w:color w:val="595959"/>
         </w:rPr>
         <w:t xml:space="preserve">التقنيات: </w:t>
       </w:r>
       <w:r>
         <w:rPr>
-          <w:color w:val="6B7280"/>
-          <w:sz w:val="18"/>
-          <w:szCs w:val="18"/>
+          <w:color w:val="595959"/>
           <w:rtl w:val="0"/>
         </w:rPr>
         <w:t>Node.js, Telegraf, Fastify, PostgreSQL</w:t>
@@ -1242,22 +1335,16 @@
       <w:pPr>
         <w:keepNext/>
         <w:bidi w:val="0"/>
-        <w:spacing w:before="44" w:after="10"/>
+        <w:spacing w:before="110" w:after="20"/>
         <w:jc w:val="right"/>
       </w:pPr>
       <w:r>
         <w:rPr>
-          <w:color w:val="1D4ED8"/>
-          <w:sz w:val="20"/>
-          <w:szCs w:val="20"/>
-        </w:rPr>
-        <w:t xml:space="preserve">▪  </w:t>
-      </w:r>
-      <w:r>
-        <w:rPr>
           <w:b/>
           <w:bCs/>
-          <w:color w:val="1F2933"/>
+          <w:color w:val="000000"/>
+          <w:sz w:val="26"/>
+          <w:szCs w:val="26"/>
           <w:rtl w:val="0"/>
         </w:rPr>
         <w:t>Legends Match</w:t>
@@ -1266,48 +1353,51 @@
     <w:p>
       <w:pPr>
         <w:bidi w:val="0"/>
-        <w:spacing w:after="14"/>
+        <w:spacing w:after="20" w:line="252" w:lineRule="auto"/>
         <w:jc w:val="right"/>
       </w:pPr>
       <w:r>
         <w:rPr>
-          <w:color w:val="1F2933"/>
-          <w:sz w:val="19"/>
-          <w:szCs w:val="19"/>
+          <w:rFonts w:ascii="Sakkal Majalla" w:hAnsi="Sakkal Majalla"/>
+          <w:color w:val="1A1A1A"/>
+          <w:sz w:val="26"/>
+          <w:szCs w:val="26"/>
         </w:rPr>
         <w:t xml:space="preserve">لعبة ذاكرة للهواتف المحمولة تتضمّن تسجيل الدخول عبر </w:t>
       </w:r>
       <w:r>
         <w:rPr>
-          <w:color w:val="1F2933"/>
-          <w:sz w:val="19"/>
-          <w:szCs w:val="19"/>
+          <w:color w:val="1A1A1A"/>
+          <w:sz w:val="26"/>
+          <w:szCs w:val="26"/>
           <w:rtl w:val="0"/>
         </w:rPr>
         <w:t>Google</w:t>
       </w:r>
       <w:r>
         <w:rPr>
-          <w:color w:val="1F2933"/>
-          <w:sz w:val="19"/>
-          <w:szCs w:val="19"/>
+          <w:rFonts w:ascii="Sakkal Majalla" w:hAnsi="Sakkal Majalla"/>
+          <w:color w:val="1A1A1A"/>
+          <w:sz w:val="26"/>
+          <w:szCs w:val="26"/>
         </w:rPr>
         <w:t xml:space="preserve"> وتحقيق الدخل بواسطة </w:t>
       </w:r>
       <w:r>
         <w:rPr>
-          <w:color w:val="1F2933"/>
-          <w:sz w:val="19"/>
-          <w:szCs w:val="19"/>
+          <w:color w:val="1A1A1A"/>
+          <w:sz w:val="26"/>
+          <w:szCs w:val="26"/>
           <w:rtl w:val="0"/>
         </w:rPr>
         <w:t>AdMob</w:t>
       </w:r>
       <w:r>
         <w:rPr>
-          <w:color w:val="1F2933"/>
-          <w:sz w:val="19"/>
-          <w:szCs w:val="19"/>
+          <w:rFonts w:ascii="Sakkal Majalla" w:hAnsi="Sakkal Majalla"/>
+          <w:color w:val="1A1A1A"/>
+          <w:sz w:val="26"/>
+          <w:szCs w:val="26"/>
         </w:rPr>
         <w:t xml:space="preserve"> واقتصاد عملات داخل اللعبة ونظام إحالة وصرف مدعوم بلوحة تحكّم إدارية.</w:t>
       </w:r>
@@ -1315,43 +1405,52 @@
     <w:p>
       <w:pPr>
         <w:bidi w:val="0"/>
-        <w:spacing w:after="20"/>
+        <w:spacing w:after="30"/>
         <w:jc w:val="right"/>
       </w:pPr>
       <w:r>
         <w:rPr>
+          <w:rFonts w:ascii="Sakkal Majalla" w:hAnsi="Sakkal Majalla"/>
           <w:b/>
           <w:bCs/>
-          <w:color w:val="6B7280"/>
-          <w:sz w:val="18"/>
-          <w:szCs w:val="18"/>
+          <w:color w:val="595959"/>
         </w:rPr>
         <w:t xml:space="preserve">التقنيات: </w:t>
       </w:r>
       <w:r>
         <w:rPr>
-          <w:color w:val="6B7280"/>
-          <w:sz w:val="18"/>
-          <w:szCs w:val="18"/>
+          <w:color w:val="595959"/>
           <w:rtl w:val="0"/>
         </w:rPr>
-        <w:t>React Native (Expo), Fastify, PostgreSQL, AdMob</w:t>
+        <w:t>React Native (Expo), Fastify, PostgreSQ</w:t>
+      </w:r>
+      <w:r>
+        <w:rPr>
+          <w:color w:val="595959"/>
+          <w:rtl w:val="0"/>
+        </w:rPr>
+        <w:t>L, AdMob</w:t>
       </w:r>
     </w:p>
     <w:p>
       <w:pPr>
         <w:keepNext/>
+        <w:pBdr>
+          <w:bottom w:val="single" w:sz="8" w:space="2" w:color="000000"/>
+        </w:pBdr>
         <w:bidi w:val="0"/>
-        <w:spacing w:before="100" w:after="38"/>
+        <w:spacing w:before="200" w:after="60"/>
         <w:jc w:val="right"/>
       </w:pPr>
       <w:r>
         <w:rPr>
+          <w:rFonts w:ascii="Sakkal Majalla" w:hAnsi="Sakkal Majalla"/>
           <w:b/>
           <w:bCs/>
-          <w:color w:val="1D4ED8"/>
-          <w:sz w:val="26"/>
-          <w:szCs w:val="26"/>
+          <w:color w:val="000000"/>
+          <w:spacing w:val="30"/>
+          <w:sz w:val="28"/>
+          <w:szCs w:val="28"/>
         </w:rPr>
         <w:t>المهارات التقنية والإدارية</w:t>
       </w:r>
@@ -1359,51 +1458,44 @@
     <w:p>
       <w:pPr>
         <w:bidi w:val="0"/>
-        <w:spacing w:after="20"/>
+        <w:spacing w:after="30" w:line="252" w:lineRule="auto"/>
         <w:jc w:val="right"/>
       </w:pPr>
       <w:r>
         <w:rPr>
-          <w:color w:val="1D4ED8"/>
-          <w:sz w:val="20"/>
-          <w:szCs w:val="20"/>
+          <w:rFonts w:ascii="Sakkal Majalla" w:hAnsi="Sakkal Majalla"/>
+          <w:color w:val="000000"/>
+          <w:sz w:val="26"/>
+          <w:szCs w:val="26"/>
         </w:rPr>
-        <w:t xml:space="preserve">▪  </w:t>
+        <w:t xml:space="preserve">•  </w:t>
       </w:r>
       <w:r>
         <w:rPr>
+          <w:rFonts w:ascii="Sakkal Majalla" w:hAnsi="Sakkal Majalla"/>
           <w:b/>
           <w:bCs/>
-          <w:color w:val="1F2933"/>
-          <w:sz w:val="19"/>
-          <w:szCs w:val="19"/>
+          <w:color w:val="1A1A1A"/>
+          <w:sz w:val="26"/>
+          <w:szCs w:val="26"/>
         </w:rPr>
-        <w:t>تطوير البرمجيا</w:t>
+        <w:t xml:space="preserve">تطوير البرمجيات: </w:t>
       </w:r>
       <w:r>
         <w:rPr>
-          <w:b/>
-          <w:bCs/>
-          <w:color w:val="1F2933"/>
-          <w:sz w:val="19"/>
-          <w:szCs w:val="19"/>
-        </w:rPr>
-        <w:t xml:space="preserve">ت: </w:t>
-      </w:r>
-      <w:r>
-        <w:rPr>
-          <w:color w:val="1F2933"/>
-          <w:sz w:val="19"/>
-          <w:szCs w:val="19"/>
+          <w:color w:val="1A1A1A"/>
+          <w:sz w:val="26"/>
+          <w:szCs w:val="26"/>
           <w:rtl w:val="0"/>
         </w:rPr>
         <w:t>Python, Java, Spring Boot, C#, JavaScript, XML, PHP, Laravel, RESTful APIs</w:t>
       </w:r>
       <w:r>
         <w:rPr>
-          <w:color w:val="1F2933"/>
-          <w:sz w:val="19"/>
-          <w:szCs w:val="19"/>
+          <w:rFonts w:ascii="Sakkal Majalla" w:hAnsi="Sakkal Majalla"/>
+          <w:color w:val="1A1A1A"/>
+          <w:sz w:val="26"/>
+          <w:szCs w:val="26"/>
         </w:rPr>
         <w:t>‏.</w:t>
       </w:r>
@@ -1411,41 +1503,44 @@
     <w:p>
       <w:pPr>
         <w:bidi w:val="0"/>
-        <w:spacing w:after="20"/>
+        <w:spacing w:after="30" w:line="252" w:lineRule="auto"/>
         <w:jc w:val="right"/>
       </w:pPr>
       <w:r>
         <w:rPr>
-          <w:color w:val="1D4ED8"/>
-          <w:sz w:val="20"/>
-          <w:szCs w:val="20"/>
+          <w:rFonts w:ascii="Sakkal Majalla" w:hAnsi="Sakkal Majalla"/>
+          <w:color w:val="000000"/>
+          <w:sz w:val="26"/>
+          <w:szCs w:val="26"/>
         </w:rPr>
-        <w:t xml:space="preserve">▪  </w:t>
+        <w:t xml:space="preserve">•  </w:t>
       </w:r>
       <w:r>
         <w:rPr>
+          <w:rFonts w:ascii="Sakkal Majalla" w:hAnsi="Sakkal Majalla"/>
           <w:b/>
           <w:bCs/>
-          <w:color w:val="1F2933"/>
-          <w:sz w:val="19"/>
-          <w:szCs w:val="19"/>
+          <w:color w:val="1A1A1A"/>
+          <w:sz w:val="26"/>
+          <w:szCs w:val="26"/>
         </w:rPr>
         <w:t xml:space="preserve">إدارة الأنظمة وDevOps: </w:t>
       </w:r>
       <w:r>
         <w:rPr>
-          <w:color w:val="1F2933"/>
-          <w:sz w:val="19"/>
-          <w:szCs w:val="19"/>
+          <w:color w:val="1A1A1A"/>
+          <w:sz w:val="26"/>
+          <w:szCs w:val="26"/>
           <w:rtl w:val="0"/>
         </w:rPr>
         <w:t>Linux VPS, Nginx, SSH Security, SSL/HTTPS, Systemd</w:t>
       </w:r>
       <w:r>
         <w:rPr>
-          <w:color w:val="1F2933"/>
-          <w:sz w:val="19"/>
-          <w:szCs w:val="19"/>
+          <w:rFonts w:ascii="Sakkal Majalla" w:hAnsi="Sakkal Majalla"/>
+          <w:color w:val="1A1A1A"/>
+          <w:sz w:val="26"/>
+          <w:szCs w:val="26"/>
         </w:rPr>
         <w:t>‏.</w:t>
       </w:r>
@@ -1453,41 +1548,53 @@
     <w:p>
       <w:pPr>
         <w:bidi w:val="0"/>
-        <w:spacing w:after="20"/>
+        <w:spacing w:after="30" w:line="252" w:lineRule="auto"/>
         <w:jc w:val="right"/>
       </w:pPr>
       <w:r>
         <w:rPr>
-          <w:color w:val="1D4ED8"/>
-          <w:sz w:val="20"/>
-          <w:szCs w:val="20"/>
+          <w:rFonts w:ascii="Sakkal Majalla" w:hAnsi="Sakkal Majalla"/>
+          <w:color w:val="000000"/>
+          <w:sz w:val="26"/>
+          <w:szCs w:val="26"/>
         </w:rPr>
-        <w:t xml:space="preserve">▪  </w:t>
+        <w:t xml:space="preserve">•  </w:t>
       </w:r>
       <w:r>
         <w:rPr>
+          <w:rFonts w:ascii="Sakkal Majalla" w:hAnsi="Sakkal Majalla"/>
           <w:b/>
           <w:bCs/>
-          <w:color w:val="1F2933"/>
-          <w:sz w:val="19"/>
-          <w:szCs w:val="19"/>
+          <w:color w:val="1A1A1A"/>
+          <w:sz w:val="26"/>
+          <w:szCs w:val="26"/>
         </w:rPr>
         <w:t xml:space="preserve">قواعد البيانات: </w:t>
       </w:r>
       <w:r>
         <w:rPr>
-          <w:color w:val="1F2933"/>
-          <w:sz w:val="19"/>
-          <w:szCs w:val="19"/>
+          <w:color w:val="1A1A1A"/>
+          <w:sz w:val="26"/>
+          <w:szCs w:val="26"/>
           <w:rtl w:val="0"/>
         </w:rPr>
-        <w:t>Oracle Database, PostgreSQL, SQL Server</w:t>
+        <w:t>Oracle Database, PostgreS</w:t>
       </w:r>
       <w:r>
         <w:rPr>
-          <w:color w:val="1F2933"/>
-          <w:sz w:val="19"/>
-          <w:szCs w:val="19"/>
+          <w:color w:val="1A1A1A"/>
+          <w:sz w:val="26"/>
+          <w:szCs w:val="26"/>
+          <w:rtl w:val="0"/>
+        </w:rPr>
+        <w:t>QL, SQL Server</w:t>
+      </w:r>
+      <w:r>
+        <w:rPr>
+          <w:rFonts w:ascii="Sakkal Majalla" w:hAnsi="Sakkal Majalla"/>
+          <w:color w:val="1A1A1A"/>
+          <w:sz w:val="26"/>
+          <w:szCs w:val="26"/>
         </w:rPr>
         <w:t xml:space="preserve"> — الإدارة والتصميم والتحليل.</w:t>
       </w:r>
@@ -1495,59 +1602,53 @@
     <w:p>
       <w:pPr>
         <w:bidi w:val="0"/>
-        <w:spacing w:after="20"/>
+        <w:spacing w:after="30" w:line="252" w:lineRule="auto"/>
         <w:jc w:val="right"/>
       </w:pPr>
       <w:r>
         <w:rPr>
-          <w:color w:val="1D4ED8"/>
-          <w:sz w:val="20"/>
-          <w:szCs w:val="20"/>
+          <w:rFonts w:ascii="Sakkal Majalla" w:hAnsi="Sakkal Majalla"/>
+          <w:color w:val="000000"/>
+          <w:sz w:val="26"/>
+          <w:szCs w:val="26"/>
         </w:rPr>
-        <w:t xml:space="preserve">▪  </w:t>
+        <w:t xml:space="preserve">•  </w:t>
       </w:r>
       <w:r>
         <w:rPr>
+          <w:rFonts w:ascii="Sakkal Majalla" w:hAnsi="Sakkal Majalla"/>
           <w:b/>
           <w:bCs/>
-          <w:color w:val="1F2933"/>
-          <w:sz w:val="19"/>
-          <w:szCs w:val="19"/>
+          <w:color w:val="1A1A1A"/>
+          <w:sz w:val="26"/>
+          <w:szCs w:val="26"/>
         </w:rPr>
-        <w:t>البنية</w:t>
+        <w:t xml:space="preserve">البنية التحتية والدعم: </w:t>
       </w:r>
       <w:r>
         <w:rPr>
-          <w:b/>
-          <w:bCs/>
-          <w:color w:val="1F2933"/>
-          <w:sz w:val="19"/>
-          <w:szCs w:val="19"/>
-        </w:rPr>
-        <w:t xml:space="preserve"> التحتية والدعم: </w:t>
-      </w:r>
-      <w:r>
-        <w:rPr>
-          <w:color w:val="1F2933"/>
-          <w:sz w:val="19"/>
-          <w:szCs w:val="19"/>
+          <w:rFonts w:ascii="Sakkal Majalla" w:hAnsi="Sakkal Majalla"/>
+          <w:color w:val="1A1A1A"/>
+          <w:sz w:val="26"/>
+          <w:szCs w:val="26"/>
         </w:rPr>
         <w:t xml:space="preserve">شهادة </w:t>
       </w:r>
       <w:r>
         <w:rPr>
-          <w:color w:val="1F2933"/>
-          <w:sz w:val="19"/>
-          <w:szCs w:val="19"/>
+          <w:color w:val="1A1A1A"/>
+          <w:sz w:val="26"/>
+          <w:szCs w:val="26"/>
           <w:rtl w:val="0"/>
         </w:rPr>
         <w:t>CCNA</w:t>
       </w:r>
       <w:r>
         <w:rPr>
-          <w:color w:val="1F2933"/>
-          <w:sz w:val="19"/>
-          <w:szCs w:val="19"/>
+          <w:rFonts w:ascii="Sakkal Majalla" w:hAnsi="Sakkal Majalla"/>
+          <w:color w:val="1A1A1A"/>
+          <w:sz w:val="26"/>
+          <w:szCs w:val="26"/>
         </w:rPr>
         <w:t>‏، وخبرة قوية في بنية الشبكات ومعالجة أعطال الأجهزة والبرمجيات والدعم التقني.</w:t>
       </w:r>
@@ -1555,32 +1656,35 @@
     <w:p>
       <w:pPr>
         <w:bidi w:val="0"/>
-        <w:spacing w:after="20"/>
+        <w:spacing w:after="30" w:line="252" w:lineRule="auto"/>
         <w:jc w:val="right"/>
       </w:pPr>
       <w:r>
         <w:rPr>
-          <w:color w:val="1D4ED8"/>
-          <w:sz w:val="20"/>
-          <w:szCs w:val="20"/>
+          <w:rFonts w:ascii="Sakkal Majalla" w:hAnsi="Sakkal Majalla"/>
+          <w:color w:val="000000"/>
+          <w:sz w:val="26"/>
+          <w:szCs w:val="26"/>
         </w:rPr>
-        <w:t xml:space="preserve">▪  </w:t>
+        <w:t xml:space="preserve">•  </w:t>
       </w:r>
       <w:r>
         <w:rPr>
+          <w:rFonts w:ascii="Sakkal Majalla" w:hAnsi="Sakkal Majalla"/>
           <w:b/>
           <w:bCs/>
-          <w:color w:val="1F2933"/>
-          <w:sz w:val="19"/>
-          <w:szCs w:val="19"/>
+          <w:color w:val="1A1A1A"/>
+          <w:sz w:val="26"/>
+          <w:szCs w:val="26"/>
         </w:rPr>
         <w:t xml:space="preserve">إدارة المشاريع: </w:t>
       </w:r>
       <w:r>
         <w:rPr>
-          <w:color w:val="1F2933"/>
-          <w:sz w:val="19"/>
-          <w:szCs w:val="19"/>
+          <w:rFonts w:ascii="Sakkal Majalla" w:hAnsi="Sakkal Majalla"/>
+          <w:color w:val="1A1A1A"/>
+          <w:sz w:val="26"/>
+          <w:szCs w:val="26"/>
         </w:rPr>
         <w:t>جمع المتطلبات، وتحديد المخاطر، وتنسيق أصحاب المصلحة، وإعداد التوثيق التقني.</w:t>
       </w:r>
@@ -1588,91 +1692,89 @@
     <w:p>
       <w:pPr>
         <w:bidi w:val="0"/>
-        <w:spacing w:after="20"/>
+        <w:spacing w:after="30" w:line="252" w:lineRule="auto"/>
         <w:jc w:val="right"/>
       </w:pPr>
       <w:r>
         <w:rPr>
-          <w:color w:val="1D4ED8"/>
-          <w:sz w:val="20"/>
-          <w:szCs w:val="20"/>
+          <w:rFonts w:ascii="Sakkal Majalla" w:hAnsi="Sakkal Majalla"/>
+          <w:color w:val="000000"/>
+          <w:sz w:val="26"/>
+          <w:szCs w:val="26"/>
         </w:rPr>
-        <w:t xml:space="preserve">▪  </w:t>
+        <w:t xml:space="preserve">•  </w:t>
       </w:r>
       <w:r>
         <w:rPr>
+          <w:rFonts w:ascii="Sakkal Majalla" w:hAnsi="Sakkal Majalla"/>
           <w:b/>
           <w:bCs/>
-          <w:color w:val="1F2933"/>
-          <w:sz w:val="19"/>
-          <w:szCs w:val="19"/>
+          <w:color w:val="1A1A1A"/>
+          <w:sz w:val="26"/>
+          <w:szCs w:val="26"/>
         </w:rPr>
         <w:t xml:space="preserve">أدوات المكتب: </w:t>
       </w:r>
       <w:r>
         <w:rPr>
-          <w:color w:val="1F2933"/>
-          <w:sz w:val="19"/>
-          <w:szCs w:val="19"/>
+          <w:rFonts w:ascii="Sakkal Majalla" w:hAnsi="Sakkal Majalla"/>
+          <w:color w:val="1A1A1A"/>
+          <w:sz w:val="26"/>
+          <w:szCs w:val="26"/>
         </w:rPr>
         <w:t xml:space="preserve">إتقان متقدّم لبرامج </w:t>
       </w:r>
       <w:r>
         <w:rPr>
-          <w:color w:val="1F2933"/>
-          <w:sz w:val="19"/>
-          <w:szCs w:val="19"/>
+          <w:color w:val="1A1A1A"/>
+          <w:sz w:val="26"/>
+          <w:szCs w:val="26"/>
           <w:rtl w:val="0"/>
         </w:rPr>
         <w:t>Word</w:t>
       </w:r>
       <w:r>
         <w:rPr>
-          <w:color w:val="1F2933"/>
-          <w:sz w:val="19"/>
-          <w:szCs w:val="19"/>
+          <w:rFonts w:ascii="Sakkal Majalla" w:hAnsi="Sakkal Majalla"/>
+          <w:color w:val="1A1A1A"/>
+          <w:sz w:val="26"/>
+          <w:szCs w:val="26"/>
         </w:rPr>
         <w:t xml:space="preserve"> و</w:t>
       </w:r>
       <w:r>
         <w:rPr>
-          <w:color w:val="1F2933"/>
-          <w:sz w:val="19"/>
-          <w:szCs w:val="19"/>
+          <w:color w:val="1A1A1A"/>
+          <w:sz w:val="26"/>
+          <w:szCs w:val="26"/>
           <w:rtl w:val="0"/>
         </w:rPr>
         <w:t>Excel</w:t>
       </w:r>
       <w:r>
         <w:rPr>
-          <w:color w:val="1F2933"/>
-          <w:sz w:val="19"/>
-          <w:szCs w:val="19"/>
+          <w:rFonts w:ascii="Sakkal Majalla" w:hAnsi="Sakkal Majalla"/>
+          <w:color w:val="1A1A1A"/>
+          <w:sz w:val="26"/>
+          <w:szCs w:val="26"/>
         </w:rPr>
-        <w:t xml:space="preserve"> (إعداد </w:t>
+        <w:t xml:space="preserve"> (إعداد التقارير) و</w:t>
       </w:r>
       <w:r>
         <w:rPr>
-          <w:color w:val="1F2933"/>
-          <w:sz w:val="19"/>
-          <w:szCs w:val="19"/>
-        </w:rPr>
-        <w:t>التقارير) و</w:t>
-      </w:r>
-      <w:r>
-        <w:rPr>
-          <w:color w:val="1F2933"/>
-          <w:sz w:val="19"/>
-          <w:szCs w:val="19"/>
+          <w:color w:val="1A1A1A"/>
+          <w:sz w:val="26"/>
+          <w:szCs w:val="26"/>
           <w:rtl w:val="0"/>
         </w:rPr>
         <w:t>PowerPoint</w:t>
       </w:r>
       <w:r>
         <w:rPr>
-          <w:color w:val="1F2933"/>
-          <w:sz w:val="19"/>
-          <w:szCs w:val="19"/>
+          <w:rFonts w:ascii="Sakkal Majalla" w:hAnsi="Sakkal Majalla"/>
+          <w:color w:val="1A1A1A"/>
+          <w:sz w:val="26"/>
+          <w:szCs w:val="26"/>
         </w:rPr>
         <w:t>‏.</w:t>
       </w:r>
@@ -1680,76 +1782,69 @@
     <w:p>
       <w:pPr>
         <w:keepNext/>
+        <w:pBdr>
+          <w:bottom w:val="single" w:sz="8" w:space="2" w:color="000000"/>
+        </w:pBdr>
         <w:bidi w:val="0"/>
-        <w:spacing w:before="100" w:after="38"/>
+        <w:spacing w:before="200" w:after="60"/>
         <w:jc w:val="right"/>
       </w:pPr>
       <w:r>
         <w:rPr>
+          <w:rFonts w:ascii="Sakkal Majalla" w:hAnsi="Sakkal Majalla"/>
           <w:b/>
           <w:bCs/>
-          <w:color w:val="1D4ED8"/>
-          <w:sz w:val="26"/>
-          <w:szCs w:val="26"/>
+          <w:color w:val="000000"/>
+          <w:spacing w:val="30"/>
+          <w:sz w:val="28"/>
+          <w:szCs w:val="28"/>
         </w:rPr>
         <w:t>التعليم</w:t>
       </w:r>
     </w:p>
     <w:p>
       <w:pPr>
+        <w:keepNext/>
+        <w:bidi w:val="0"/>
+        <w:spacing w:before="120"/>
+        <w:jc w:val="right"/>
+      </w:pPr>
+      <w:r>
+        <w:rPr>
+          <w:rFonts w:ascii="Sakkal Majalla" w:hAnsi="Sakkal Majalla"/>
+          <w:b/>
+          <w:bCs/>
+          <w:color w:val="000000"/>
+          <w:sz w:val="26"/>
+          <w:szCs w:val="26"/>
+        </w:rPr>
+        <w:t>ماجستير في علوم الويب</w:t>
+      </w:r>
+      <w:r>
+        <w:rPr>
+          <w:rFonts w:ascii="Sakkal Majalla" w:hAnsi="Sakkal Majalla"/>
+          <w:color w:val="000000"/>
+          <w:sz w:val="26"/>
+          <w:szCs w:val="26"/>
+        </w:rPr>
+        <w:t>، الجامعة الافتراضية السورية</w:t>
+      </w:r>
+    </w:p>
+    <w:p>
+      <w:pPr>
+        <w:keepNext/>
         <w:bidi w:val="0"/>
         <w:spacing w:after="40"/>
         <w:jc w:val="right"/>
       </w:pPr>
       <w:r>
         <w:rPr>
-          <w:color w:val="1D4ED8"/>
-          <w:sz w:val="19"/>
-          <w:szCs w:val="19"/>
-        </w:rPr>
-        <w:t xml:space="preserve">▪  </w:t>
-      </w:r>
-      <w:r>
-        <w:rPr>
-          <w:b/>
-          <w:bCs/>
-          <w:color w:val="1F2933"/>
-          <w:sz w:val="20"/>
-          <w:szCs w:val="20"/>
-        </w:rPr>
-        <w:t>ماجستير في علوم الويب</w:t>
-      </w:r>
-      <w:r>
-        <w:rPr>
-          <w:color w:val="6B7280"/>
-          <w:sz w:val="19"/>
-          <w:szCs w:val="19"/>
-        </w:rPr>
-        <w:t xml:space="preserve">  —  </w:t>
-      </w:r>
-      <w:r>
-        <w:rPr>
-          <w:color w:val="1D4ED8"/>
-          <w:sz w:val="19"/>
-          <w:szCs w:val="19"/>
-        </w:rPr>
-        <w:t>الجامعة الافتراضية السورية</w:t>
-      </w:r>
-      <w:r>
-        <w:rPr>
-          <w:color w:val="D1D5DB"/>
-          <w:sz w:val="18"/>
-          <w:szCs w:val="18"/>
-        </w:rPr>
-        <w:t xml:space="preserve">   ·   </w:t>
-      </w:r>
-      <w:r>
-        <w:rPr>
+          <w:rFonts w:ascii="Sakkal Majalla" w:hAnsi="Sakkal Majalla"/>
           <w:i/>
           <w:iCs/>
-          <w:color w:val="6B7280"/>
-          <w:sz w:val="18"/>
-          <w:szCs w:val="18"/>
+          <w:color w:val="595959"/>
+          <w:sz w:val="21"/>
+          <w:szCs w:val="21"/>
         </w:rPr>
         <w:t xml:space="preserve">حزيران </w:t>
       </w:r>
@@ -1757,9 +1852,9 @@
         <w:rPr>
           <w:i/>
           <w:iCs/>
-          <w:color w:val="6B7280"/>
-          <w:sz w:val="18"/>
-          <w:szCs w:val="18"/>
+          <w:color w:val="595959"/>
+          <w:sz w:val="21"/>
+          <w:szCs w:val="21"/>
           <w:rtl w:val="0"/>
         </w:rPr>
         <w:t>2024</w:t>
@@ -1767,59 +1862,47 @@
     </w:p>
     <w:p>
       <w:pPr>
+        <w:keepNext/>
+        <w:bidi w:val="0"/>
+        <w:spacing w:before="120"/>
+        <w:jc w:val="right"/>
+      </w:pPr>
+      <w:r>
+        <w:rPr>
+          <w:rFonts w:ascii="Sakkal Majalla" w:hAnsi="Sakkal Majalla"/>
+          <w:b/>
+          <w:bCs/>
+          <w:color w:val="000000"/>
+          <w:sz w:val="26"/>
+          <w:szCs w:val="26"/>
+        </w:rPr>
+        <w:t>بكالوريوس في هندسة البرمجيات</w:t>
+      </w:r>
+      <w:r>
+        <w:rPr>
+          <w:rFonts w:ascii="Sakkal Majalla" w:hAnsi="Sakkal Majalla"/>
+          <w:color w:val="000000"/>
+          <w:sz w:val="26"/>
+          <w:szCs w:val="26"/>
+        </w:rPr>
+        <w:t>، جامعة حلب</w:t>
+      </w:r>
+    </w:p>
+    <w:p>
+      <w:pPr>
+        <w:keepNext/>
         <w:bidi w:val="0"/>
         <w:spacing w:after="40"/>
         <w:jc w:val="right"/>
       </w:pPr>
       <w:r>
         <w:rPr>
-          <w:color w:val="1D4ED8"/>
-          <w:sz w:val="19"/>
-          <w:szCs w:val="19"/>
-        </w:rPr>
-        <w:t xml:space="preserve">▪  </w:t>
-      </w:r>
-      <w:r>
-        <w:rPr>
-          <w:b/>
-          <w:bCs/>
-          <w:color w:val="1F2933"/>
-          <w:sz w:val="20"/>
-          <w:szCs w:val="20"/>
-        </w:rPr>
-        <w:t>بكالوريوس في هندسة البرمجيات</w:t>
-      </w:r>
-      <w:r>
-        <w:rPr>
-          <w:color w:val="6B7280"/>
-          <w:sz w:val="19"/>
-          <w:szCs w:val="19"/>
-        </w:rPr>
-        <w:t xml:space="preserve">  —  </w:t>
-      </w:r>
-      <w:r>
-        <w:rPr>
-          <w:color w:val="1D4ED8"/>
-          <w:sz w:val="19"/>
-          <w:szCs w:val="19"/>
-        </w:rPr>
-        <w:t>جامعة حلب</w:t>
-      </w:r>
-      <w:r>
-        <w:rPr>
-          <w:color w:val="D1D5DB"/>
-          <w:sz w:val="18"/>
-          <w:szCs w:val="18"/>
-        </w:rPr>
-        <w:t xml:space="preserve">   ·   </w:t>
-      </w:r>
-      <w:r>
-        <w:rPr>
+          <w:rFonts w:ascii="Sakkal Majalla" w:hAnsi="Sakkal Majalla"/>
           <w:i/>
           <w:iCs/>
-          <w:color w:val="6B7280"/>
-          <w:sz w:val="18"/>
-          <w:szCs w:val="18"/>
+          <w:color w:val="595959"/>
+          <w:sz w:val="21"/>
+          <w:szCs w:val="21"/>
         </w:rPr>
         <w:t xml:space="preserve">تشرين الأول </w:t>
       </w:r>
@@ -1827,9 +1910,9 @@
         <w:rPr>
           <w:i/>
           <w:iCs/>
-          <w:color w:val="6B7280"/>
-          <w:sz w:val="18"/>
-          <w:szCs w:val="18"/>
+          <w:color w:val="595959"/>
+          <w:sz w:val="21"/>
+          <w:szCs w:val="21"/>
           <w:rtl w:val="0"/>
         </w:rPr>
         <w:t>2012</w:t>
@@ -1838,17 +1921,22 @@
     <w:p>
       <w:pPr>
         <w:keepNext/>
+        <w:pBdr>
+          <w:bottom w:val="single" w:sz="8" w:space="2" w:color="000000"/>
+        </w:pBdr>
         <w:bidi w:val="0"/>
-        <w:spacing w:before="100" w:after="38"/>
+        <w:spacing w:before="200" w:after="60"/>
         <w:jc w:val="right"/>
       </w:pPr>
       <w:r>
         <w:rPr>
+          <w:rFonts w:ascii="Sakkal Majalla" w:hAnsi="Sakkal Majalla"/>
           <w:b/>
           <w:bCs/>
-          <w:color w:val="1D4ED8"/>
-          <w:sz w:val="26"/>
-          <w:szCs w:val="26"/>
+          <w:color w:val="000000"/>
+          <w:spacing w:val="30"/>
+          <w:sz w:val="28"/>
+          <w:szCs w:val="28"/>
         </w:rPr>
         <w:t>اللغات</w:t>
       </w:r>
@@ -1856,32 +1944,35 @@
     <w:p>
       <w:pPr>
         <w:bidi w:val="0"/>
-        <w:spacing w:after="40"/>
+        <w:spacing w:after="30"/>
         <w:jc w:val="right"/>
       </w:pPr>
       <w:r>
         <w:rPr>
-          <w:color w:val="1D4ED8"/>
-          <w:sz w:val="20"/>
-          <w:szCs w:val="20"/>
+          <w:rFonts w:ascii="Sakkal Majalla" w:hAnsi="Sakkal Majalla"/>
+          <w:color w:val="000000"/>
+          <w:sz w:val="26"/>
+          <w:szCs w:val="26"/>
         </w:rPr>
-        <w:t xml:space="preserve">▪  </w:t>
+        <w:t xml:space="preserve">•  </w:t>
       </w:r>
       <w:r>
         <w:rPr>
+          <w:rFonts w:ascii="Sakkal Majalla" w:hAnsi="Sakkal Majalla"/>
           <w:b/>
           <w:bCs/>
-          <w:color w:val="1F2933"/>
-          <w:sz w:val="19"/>
-          <w:szCs w:val="19"/>
+          <w:color w:val="1A1A1A"/>
+          <w:sz w:val="26"/>
+          <w:szCs w:val="26"/>
         </w:rPr>
         <w:t xml:space="preserve">العربية: </w:t>
       </w:r>
       <w:r>
         <w:rPr>
-          <w:color w:val="1F2933"/>
-          <w:sz w:val="19"/>
-          <w:szCs w:val="19"/>
+          <w:rFonts w:ascii="Sakkal Majalla" w:hAnsi="Sakkal Majalla"/>
+          <w:color w:val="1A1A1A"/>
+          <w:sz w:val="26"/>
+          <w:szCs w:val="26"/>
         </w:rPr>
         <w:t>اللغة الأم</w:t>
       </w:r>
@@ -1889,39 +1980,42 @@
     <w:p>
       <w:pPr>
         <w:bidi w:val="0"/>
-        <w:spacing w:after="40"/>
+        <w:spacing w:after="30"/>
         <w:jc w:val="right"/>
       </w:pPr>
       <w:r>
         <w:rPr>
-          <w:color w:val="1D4ED8"/>
-          <w:sz w:val="20"/>
-          <w:szCs w:val="20"/>
+          <w:rFonts w:ascii="Sakkal Majalla" w:hAnsi="Sakkal Majalla"/>
+          <w:color w:val="000000"/>
+          <w:sz w:val="26"/>
+          <w:szCs w:val="26"/>
         </w:rPr>
-        <w:t xml:space="preserve">▪  </w:t>
+        <w:t xml:space="preserve">•  </w:t>
       </w:r>
       <w:r>
         <w:rPr>
+          <w:rFonts w:ascii="Sakkal Majalla" w:hAnsi="Sakkal Majalla"/>
           <w:b/>
           <w:bCs/>
-          <w:color w:val="1F2933"/>
-          <w:sz w:val="19"/>
-          <w:szCs w:val="19"/>
+          <w:color w:val="1A1A1A"/>
+          <w:sz w:val="26"/>
+          <w:szCs w:val="26"/>
         </w:rPr>
         <w:t xml:space="preserve">الإنجليزية: </w:t>
       </w:r>
       <w:r>
         <w:rPr>
-          <w:color w:val="1F2933"/>
-          <w:sz w:val="19"/>
-          <w:szCs w:val="19"/>
+          <w:rFonts w:ascii="Sakkal Majalla" w:hAnsi="Sakkal Majalla"/>
+          <w:color w:val="1A1A1A"/>
+          <w:sz w:val="26"/>
+          <w:szCs w:val="26"/>
         </w:rPr>
         <w:t>إتقان تام (قراءةً وكتابةً ومحادثةً)</w:t>
       </w:r>
     </w:p>
     <w:sectPr>
       <w:pgSz w:w="12240" w:h="15840"/>
-      <w:pgMar w:top="620" w:right="860" w:bottom="520" w:left="860" w:header="600" w:footer="600" w:gutter="0"/>
+      <w:pgMar w:top="1000" w:right="1080" w:bottom="1000" w:left="1080" w:header="600" w:footer="600" w:gutter="0"/>
       <w:cols w:space="720"/>
       <w:bidi/>
       <w:docGrid w:linePitch="360"/>
@@ -2545,7 +2639,7 @@
   <w:docDefaults>
     <w:rPrDefault>
       <w:rPr>
-        <w:rFonts w:ascii="Segoe UI" w:eastAsia="Segoe UI" w:hAnsi="Segoe UI" w:cs="Segoe UI"/>
+        <w:rFonts w:ascii="Calibri" w:eastAsia="Calibri" w:hAnsi="Calibri" w:cs="Sakkal Majalla"/>
         <w:color w:val="595959" w:themeColor="text1" w:themeTint="A6"/>
         <w:sz w:val="22"/>
         <w:szCs w:val="22"/>
@@ -2936,6 +3030,11 @@
     <w:name w:val="Normal"/>
     <w:qFormat/>
     <w:rsid w:val="006E1507"/>
+    <w:pPr>
+      <w:tabs>
+        <w:tab w:val="left" w:pos="0"/>
+      </w:tabs>
+    </w:pPr>
   </w:style>
   <w:style w:type="paragraph" w:styleId="Heading1">
     <w:name w:val="heading 1"/>

--- a/cv-source/Jasem-Alyounes-CV-AR.docx
+++ b/cv-source/Jasem-Alyounes-CV-AR.docx
@@ -162,7 +162,6 @@
         </w:pBdr>
         <w:bidi w:val="0"/>
         <w:spacing w:before="200" w:after="60"/>
-        <w:jc w:val="right"/>
       </w:pPr>
       <w:r>
         <w:rPr>
@@ -181,7 +180,6 @@
       <w:pPr>
         <w:bidi w:val="0"/>
         <w:spacing w:after="40" w:line="252" w:lineRule="auto"/>
-        <w:jc w:val="right"/>
       </w:pPr>
       <w:r>
         <w:rPr>
@@ -282,7 +280,6 @@
         </w:pBdr>
         <w:bidi w:val="0"/>
         <w:spacing w:before="200" w:after="60"/>
-        <w:jc w:val="right"/>
       </w:pPr>
       <w:r>
         <w:rPr>
@@ -302,7 +299,6 @@
         <w:keepNext/>
         <w:bidi w:val="0"/>
         <w:spacing w:before="120"/>
-        <w:jc w:val="right"/>
       </w:pPr>
       <w:r>
         <w:rPr>
@@ -321,7 +317,6 @@
         <w:keepNext/>
         <w:bidi w:val="0"/>
         <w:spacing w:after="40"/>
-        <w:jc w:val="right"/>
       </w:pPr>
       <w:r>
         <w:rPr>
@@ -361,7 +356,6 @@
       <w:pPr>
         <w:bidi w:val="0"/>
         <w:spacing w:after="30" w:line="252" w:lineRule="auto"/>
-        <w:jc w:val="right"/>
       </w:pPr>
       <w:r>
         <w:rPr>
@@ -415,7 +409,6 @@
       <w:pPr>
         <w:bidi w:val="0"/>
         <w:spacing w:after="30" w:line="252" w:lineRule="auto"/>
-        <w:jc w:val="right"/>
       </w:pPr>
       <w:r>
         <w:rPr>
@@ -505,7 +498,6 @@
       <w:pPr>
         <w:bidi w:val="0"/>
         <w:spacing w:after="30" w:line="252" w:lineRule="auto"/>
-        <w:jc w:val="right"/>
       </w:pPr>
       <w:r>
         <w:rPr>
@@ -552,16 +544,7 @@
           <w:sz w:val="26"/>
           <w:szCs w:val="26"/>
         </w:rPr>
-        <w:t>‏، بما في ذلك إ</w:t>
-      </w:r>
-      <w:r>
-        <w:rPr>
-          <w:rFonts w:ascii="Sakkal Majalla" w:hAnsi="Sakkal Majalla"/>
-          <w:color w:val="1A1A1A"/>
-          <w:sz w:val="26"/>
-          <w:szCs w:val="26"/>
-        </w:rPr>
-        <w:t xml:space="preserve">عداد </w:t>
+        <w:t xml:space="preserve">‏، بما في ذلك إعداد </w:t>
       </w:r>
       <w:r>
         <w:rPr>
@@ -604,7 +587,6 @@
       <w:pPr>
         <w:bidi w:val="0"/>
         <w:spacing w:after="30" w:line="252" w:lineRule="auto"/>
-        <w:jc w:val="right"/>
       </w:pPr>
       <w:r>
         <w:rPr>
@@ -659,7 +641,6 @@
         <w:keepNext/>
         <w:bidi w:val="0"/>
         <w:spacing w:before="120"/>
-        <w:jc w:val="right"/>
       </w:pPr>
       <w:r>
         <w:rPr>
@@ -696,7 +677,6 @@
         <w:keepNext/>
         <w:bidi w:val="0"/>
         <w:spacing w:after="40"/>
-        <w:jc w:val="right"/>
       </w:pPr>
       <w:r>
         <w:rPr>
@@ -747,7 +727,6 @@
       <w:pPr>
         <w:bidi w:val="0"/>
         <w:spacing w:after="30" w:line="252" w:lineRule="auto"/>
-        <w:jc w:val="right"/>
       </w:pPr>
       <w:r>
         <w:rPr>
@@ -783,7 +762,6 @@
       <w:pPr>
         <w:bidi w:val="0"/>
         <w:spacing w:after="30" w:line="252" w:lineRule="auto"/>
-        <w:jc w:val="right"/>
       </w:pPr>
       <w:r>
         <w:rPr>
@@ -837,7 +815,6 @@
       <w:pPr>
         <w:bidi w:val="0"/>
         <w:spacing w:after="30" w:line="252" w:lineRule="auto"/>
-        <w:jc w:val="right"/>
       </w:pPr>
       <w:r>
         <w:rPr>
@@ -866,7 +843,7 @@
           <w:sz w:val="26"/>
           <w:szCs w:val="26"/>
         </w:rPr>
-        <w:t>إعداد تقارير تقنية دورية للإدارة ال</w:t>
+        <w:t xml:space="preserve">إعداد تقارير تقنية </w:t>
       </w:r>
       <w:r>
         <w:rPr>
@@ -875,14 +852,13 @@
           <w:sz w:val="26"/>
           <w:szCs w:val="26"/>
         </w:rPr>
-        <w:t>عليا توثّق الإنجازات واستراتيجيات معالجة المخاطر.</w:t>
+        <w:t>دورية للإدارة العليا توثّق الإنجازات واستراتيجيات معالجة المخاطر.</w:t>
       </w:r>
     </w:p>
     <w:p>
       <w:pPr>
         <w:bidi w:val="0"/>
         <w:spacing w:after="30" w:line="252" w:lineRule="auto"/>
-        <w:jc w:val="right"/>
       </w:pPr>
       <w:r>
         <w:rPr>
@@ -918,7 +894,6 @@
       <w:pPr>
         <w:bidi w:val="0"/>
         <w:spacing w:after="30" w:line="252" w:lineRule="auto"/>
-        <w:jc w:val="right"/>
       </w:pPr>
       <w:r>
         <w:rPr>
@@ -947,7 +922,7 @@
           <w:sz w:val="26"/>
           <w:szCs w:val="26"/>
         </w:rPr>
-        <w:t>إدارة البنية التحتية للشبكات ومعالجة أعطال الأجهزة والبرمجيات وتقديم الد</w:t>
+        <w:t>إدارة البنية التحتية للشبكات ومعالجة أعطال الأجهزة والبر</w:t>
       </w:r>
       <w:r>
         <w:rPr>
@@ -956,7 +931,7 @@
           <w:sz w:val="26"/>
           <w:szCs w:val="26"/>
         </w:rPr>
-        <w:t>عم التقني.</w:t>
+        <w:t>مجيات وتقديم الدعم التقني.</w:t>
       </w:r>
     </w:p>
     <w:p>
@@ -967,7 +942,6 @@
         </w:pBdr>
         <w:bidi w:val="0"/>
         <w:spacing w:before="200" w:after="60"/>
-        <w:jc w:val="right"/>
       </w:pPr>
       <w:r>
         <w:rPr>
@@ -987,7 +961,6 @@
         <w:keepNext/>
         <w:bidi w:val="0"/>
         <w:spacing w:before="110" w:after="20"/>
-        <w:jc w:val="right"/>
       </w:pPr>
       <w:r>
         <w:rPr>
@@ -1022,7 +995,6 @@
       <w:pPr>
         <w:bidi w:val="0"/>
         <w:spacing w:after="20" w:line="252" w:lineRule="auto"/>
-        <w:jc w:val="right"/>
       </w:pPr>
       <w:r>
         <w:rPr>
@@ -1038,7 +1010,6 @@
       <w:pPr>
         <w:bidi w:val="0"/>
         <w:spacing w:after="30"/>
-        <w:jc w:val="right"/>
       </w:pPr>
       <w:r>
         <w:rPr>
@@ -1069,7 +1040,6 @@
         <w:keepNext/>
         <w:bidi w:val="0"/>
         <w:spacing w:before="110" w:after="20"/>
-        <w:jc w:val="right"/>
       </w:pPr>
       <w:r>
         <w:rPr>
@@ -1104,7 +1074,6 @@
       <w:pPr>
         <w:bidi w:val="0"/>
         <w:spacing w:after="20" w:line="252" w:lineRule="auto"/>
-        <w:jc w:val="right"/>
       </w:pPr>
       <w:r>
         <w:rPr>
@@ -1183,7 +1152,6 @@
       <w:pPr>
         <w:bidi w:val="0"/>
         <w:spacing w:after="30"/>
-        <w:jc w:val="right"/>
       </w:pPr>
       <w:r>
         <w:rPr>
@@ -1207,7 +1175,6 @@
         <w:keepNext/>
         <w:bidi w:val="0"/>
         <w:spacing w:before="110" w:after="20"/>
-        <w:jc w:val="right"/>
       </w:pPr>
       <w:r>
         <w:rPr>
@@ -1234,7 +1201,15 @@
             <w:u w:val="single"/>
             <w:rtl w:val="0"/>
           </w:rPr>
-          <w:t>t.me/myproxystore_bot</w:t>
+          <w:t>t.me/myprox</w:t>
+        </w:r>
+        <w:r>
+          <w:rPr>
+            <w:color w:val="1F3864"/>
+            <w:u w:val="single"/>
+            <w:rtl w:val="0"/>
+          </w:rPr>
+          <w:t>ystore_bot</w:t>
         </w:r>
       </w:hyperlink>
     </w:p>
@@ -1242,7 +1217,6 @@
       <w:pPr>
         <w:bidi w:val="0"/>
         <w:spacing w:after="20" w:line="252" w:lineRule="auto"/>
-        <w:jc w:val="right"/>
       </w:pPr>
       <w:r>
         <w:rPr>
@@ -1312,7 +1286,6 @@
       <w:pPr>
         <w:bidi w:val="0"/>
         <w:spacing w:after="30"/>
-        <w:jc w:val="right"/>
       </w:pPr>
       <w:r>
         <w:rPr>
@@ -1336,7 +1309,6 @@
         <w:keepNext/>
         <w:bidi w:val="0"/>
         <w:spacing w:before="110" w:after="20"/>
-        <w:jc w:val="right"/>
       </w:pPr>
       <w:r>
         <w:rPr>
@@ -1354,7 +1326,6 @@
       <w:pPr>
         <w:bidi w:val="0"/>
         <w:spacing w:after="20" w:line="252" w:lineRule="auto"/>
-        <w:jc w:val="right"/>
       </w:pPr>
       <w:r>
         <w:rPr>
@@ -1406,7 +1377,6 @@
       <w:pPr>
         <w:bidi w:val="0"/>
         <w:spacing w:after="30"/>
-        <w:jc w:val="right"/>
       </w:pPr>
       <w:r>
         <w:rPr>
@@ -1440,7 +1410,6 @@
         </w:pBdr>
         <w:bidi w:val="0"/>
         <w:spacing w:before="200" w:after="60"/>
-        <w:jc w:val="right"/>
       </w:pPr>
       <w:r>
         <w:rPr>
@@ -1459,7 +1428,6 @@
       <w:pPr>
         <w:bidi w:val="0"/>
         <w:spacing w:after="30" w:line="252" w:lineRule="auto"/>
-        <w:jc w:val="right"/>
       </w:pPr>
       <w:r>
         <w:rPr>
@@ -1504,7 +1472,6 @@
       <w:pPr>
         <w:bidi w:val="0"/>
         <w:spacing w:after="30" w:line="252" w:lineRule="auto"/>
-        <w:jc w:val="right"/>
       </w:pPr>
       <w:r>
         <w:rPr>
@@ -1549,7 +1516,6 @@
       <w:pPr>
         <w:bidi w:val="0"/>
         <w:spacing w:after="30" w:line="252" w:lineRule="auto"/>
-        <w:jc w:val="right"/>
       </w:pPr>
       <w:r>
         <w:rPr>
@@ -1603,7 +1569,6 @@
       <w:pPr>
         <w:bidi w:val="0"/>
         <w:spacing w:after="30" w:line="252" w:lineRule="auto"/>
-        <w:jc w:val="right"/>
       </w:pPr>
       <w:r>
         <w:rPr>
@@ -1657,7 +1622,6 @@
       <w:pPr>
         <w:bidi w:val="0"/>
         <w:spacing w:after="30" w:line="252" w:lineRule="auto"/>
-        <w:jc w:val="right"/>
       </w:pPr>
       <w:r>
         <w:rPr>
@@ -1693,7 +1657,6 @@
       <w:pPr>
         <w:bidi w:val="0"/>
         <w:spacing w:after="30" w:line="252" w:lineRule="auto"/>
-        <w:jc w:val="right"/>
       </w:pPr>
       <w:r>
         <w:rPr>
@@ -1787,7 +1750,6 @@
         </w:pBdr>
         <w:bidi w:val="0"/>
         <w:spacing w:before="200" w:after="60"/>
-        <w:jc w:val="right"/>
       </w:pPr>
       <w:r>
         <w:rPr>
@@ -1806,8 +1768,7 @@
       <w:pPr>
         <w:keepNext/>
         <w:bidi w:val="0"/>
-        <w:spacing w:before="120"/>
-        <w:jc w:val="right"/>
+        <w:spacing w:before="110"/>
       </w:pPr>
       <w:r>
         <w:rPr>
@@ -1832,10 +1793,8 @@
     </w:p>
     <w:p>
       <w:pPr>
-        <w:keepNext/>
         <w:bidi w:val="0"/>
         <w:spacing w:after="40"/>
-        <w:jc w:val="right"/>
       </w:pPr>
       <w:r>
         <w:rPr>
@@ -1864,8 +1823,7 @@
       <w:pPr>
         <w:keepNext/>
         <w:bidi w:val="0"/>
-        <w:spacing w:before="120"/>
-        <w:jc w:val="right"/>
+        <w:spacing w:before="110"/>
       </w:pPr>
       <w:r>
         <w:rPr>
@@ -1890,10 +1848,8 @@
     </w:p>
     <w:p>
       <w:pPr>
-        <w:keepNext/>
         <w:bidi w:val="0"/>
         <w:spacing w:after="40"/>
-        <w:jc w:val="right"/>
       </w:pPr>
       <w:r>
         <w:rPr>
@@ -1926,7 +1882,6 @@
         </w:pBdr>
         <w:bidi w:val="0"/>
         <w:spacing w:before="200" w:after="60"/>
-        <w:jc w:val="right"/>
       </w:pPr>
       <w:r>
         <w:rPr>
@@ -1945,7 +1900,6 @@
       <w:pPr>
         <w:bidi w:val="0"/>
         <w:spacing w:after="30"/>
-        <w:jc w:val="right"/>
       </w:pPr>
       <w:r>
         <w:rPr>
@@ -1981,7 +1935,6 @@
       <w:pPr>
         <w:bidi w:val="0"/>
         <w:spacing w:after="30"/>
-        <w:jc w:val="right"/>
       </w:pPr>
       <w:r>
         <w:rPr>
@@ -2650,6 +2603,7 @@
     <w:pPrDefault>
       <w:pPr>
         <w:bidi/>
+        <w:jc w:val="right"/>
       </w:pPr>
     </w:pPrDefault>
   </w:docDefaults>
@@ -3030,11 +2984,6 @@
     <w:name w:val="Normal"/>
     <w:qFormat/>
     <w:rsid w:val="006E1507"/>
-    <w:pPr>
-      <w:tabs>
-        <w:tab w:val="left" w:pos="0"/>
-      </w:tabs>
-    </w:pPr>
   </w:style>
   <w:style w:type="paragraph" w:styleId="Heading1">
     <w:name w:val="heading 1"/>

--- a/cv-source/Jasem-Alyounes-CV-AR.docx
+++ b/cv-source/Jasem-Alyounes-CV-AR.docx
@@ -4,12 +4,10 @@
   <w:body>
     <w:p>
       <w:pPr>
-        <w:bidi w:val="0"/>
         <w:spacing w:after="20"/>
         <w:jc w:val="center"/>
       </w:pPr>
       <w:bookmarkStart w:id="0" w:name="_GoBack"/>
-      <w:bookmarkEnd w:id="0"/>
       <w:r>
         <w:rPr>
           <w:rFonts w:ascii="Sakkal Majalla" w:hAnsi="Sakkal Majalla"/>
@@ -25,7 +23,6 @@
     </w:p>
     <w:p>
       <w:pPr>
-        <w:bidi w:val="0"/>
         <w:spacing w:after="40"/>
         <w:jc w:val="center"/>
       </w:pPr>
@@ -86,7 +83,6 @@
     </w:p>
     <w:p>
       <w:pPr>
-        <w:bidi w:val="0"/>
         <w:spacing w:after="120"/>
         <w:jc w:val="center"/>
       </w:pPr>
@@ -154,14 +150,15 @@
         <w:t>github.com/jasemalyounes-rgb</w:t>
       </w:r>
     </w:p>
+    <w:bookmarkEnd w:id="0"/>
     <w:p>
       <w:pPr>
         <w:keepNext/>
         <w:pBdr>
           <w:bottom w:val="single" w:sz="8" w:space="2" w:color="000000"/>
         </w:pBdr>
-        <w:bidi w:val="0"/>
         <w:spacing w:before="200" w:after="60"/>
+        <w:jc w:val="left"/>
       </w:pPr>
       <w:r>
         <w:rPr>
@@ -178,8 +175,8 @@
     </w:p>
     <w:p>
       <w:pPr>
-        <w:bidi w:val="0"/>
         <w:spacing w:after="40" w:line="252" w:lineRule="auto"/>
+        <w:jc w:val="left"/>
       </w:pPr>
       <w:r>
         <w:rPr>
@@ -224,16 +221,7 @@
           <w:sz w:val="26"/>
           <w:szCs w:val="26"/>
         </w:rPr>
-        <w:t xml:space="preserve"> بمعماريات </w:t>
-      </w:r>
-      <w:r>
-        <w:rPr>
-          <w:rFonts w:ascii="Sakkal Majalla" w:hAnsi="Sakkal Majalla"/>
-          <w:color w:val="1A1A1A"/>
-          <w:sz w:val="26"/>
-          <w:szCs w:val="26"/>
-        </w:rPr>
-        <w:t xml:space="preserve">الويب الحديثة، وخبير في تطوير </w:t>
+        <w:t xml:space="preserve"> بمعماريات الويب الحديثة، وخبير في تطوير </w:t>
       </w:r>
       <w:r>
         <w:rPr>
@@ -278,8 +266,8 @@
         <w:pBdr>
           <w:bottom w:val="single" w:sz="8" w:space="2" w:color="000000"/>
         </w:pBdr>
-        <w:bidi w:val="0"/>
         <w:spacing w:before="200" w:after="60"/>
+        <w:jc w:val="left"/>
       </w:pPr>
       <w:r>
         <w:rPr>
@@ -297,8 +285,8 @@
     <w:p>
       <w:pPr>
         <w:keepNext/>
-        <w:bidi w:val="0"/>
         <w:spacing w:before="120"/>
+        <w:jc w:val="left"/>
       </w:pPr>
       <w:r>
         <w:rPr>
@@ -315,8 +303,8 @@
     <w:p>
       <w:pPr>
         <w:keepNext/>
-        <w:bidi w:val="0"/>
         <w:spacing w:after="40"/>
+        <w:jc w:val="left"/>
       </w:pPr>
       <w:r>
         <w:rPr>
@@ -354,8 +342,8 @@
     </w:p>
     <w:p>
       <w:pPr>
-        <w:bidi w:val="0"/>
         <w:spacing w:after="30" w:line="252" w:lineRule="auto"/>
+        <w:jc w:val="left"/>
       </w:pPr>
       <w:r>
         <w:rPr>
@@ -407,8 +395,8 @@
     </w:p>
     <w:p>
       <w:pPr>
-        <w:bidi w:val="0"/>
         <w:spacing w:after="30" w:line="252" w:lineRule="auto"/>
+        <w:jc w:val="left"/>
       </w:pPr>
       <w:r>
         <w:rPr>
@@ -496,8 +484,8 @@
     </w:p>
     <w:p>
       <w:pPr>
-        <w:bidi w:val="0"/>
         <w:spacing w:after="30" w:line="252" w:lineRule="auto"/>
+        <w:jc w:val="left"/>
       </w:pPr>
       <w:r>
         <w:rPr>
@@ -585,8 +573,8 @@
     </w:p>
     <w:p>
       <w:pPr>
-        <w:bidi w:val="0"/>
         <w:spacing w:after="30" w:line="252" w:lineRule="auto"/>
+        <w:jc w:val="left"/>
       </w:pPr>
       <w:r>
         <w:rPr>
@@ -639,8 +627,8 @@
     <w:p>
       <w:pPr>
         <w:keepNext/>
-        <w:bidi w:val="0"/>
         <w:spacing w:before="120"/>
+        <w:jc w:val="left"/>
       </w:pPr>
       <w:r>
         <w:rPr>
@@ -675,8 +663,8 @@
     <w:p>
       <w:pPr>
         <w:keepNext/>
-        <w:bidi w:val="0"/>
         <w:spacing w:after="40"/>
+        <w:jc w:val="left"/>
       </w:pPr>
       <w:r>
         <w:rPr>
@@ -725,8 +713,8 @@
     </w:p>
     <w:p>
       <w:pPr>
-        <w:bidi w:val="0"/>
         <w:spacing w:after="30" w:line="252" w:lineRule="auto"/>
+        <w:jc w:val="left"/>
       </w:pPr>
       <w:r>
         <w:rPr>
@@ -760,8 +748,8 @@
     </w:p>
     <w:p>
       <w:pPr>
-        <w:bidi w:val="0"/>
         <w:spacing w:after="30" w:line="252" w:lineRule="auto"/>
+        <w:jc w:val="left"/>
       </w:pPr>
       <w:r>
         <w:rPr>
@@ -813,8 +801,8 @@
     </w:p>
     <w:p>
       <w:pPr>
-        <w:bidi w:val="0"/>
         <w:spacing w:after="30" w:line="252" w:lineRule="auto"/>
+        <w:jc w:val="left"/>
       </w:pPr>
       <w:r>
         <w:rPr>
@@ -843,22 +831,13 @@
           <w:sz w:val="26"/>
           <w:szCs w:val="26"/>
         </w:rPr>
-        <w:t xml:space="preserve">إعداد تقارير تقنية </w:t>
-      </w:r>
-      <w:r>
-        <w:rPr>
-          <w:rFonts w:ascii="Sakkal Majalla" w:hAnsi="Sakkal Majalla"/>
-          <w:color w:val="1A1A1A"/>
-          <w:sz w:val="26"/>
-          <w:szCs w:val="26"/>
-        </w:rPr>
-        <w:t>دورية للإدارة العليا توثّق الإنجازات واستراتيجيات معالجة المخاطر.</w:t>
+        <w:t>إعداد تقارير تقنية دورية للإدارة العليا توثّق الإنجازات واستراتيجيات معالجة المخاطر.</w:t>
       </w:r>
     </w:p>
     <w:p>
       <w:pPr>
-        <w:bidi w:val="0"/>
         <w:spacing w:after="30" w:line="252" w:lineRule="auto"/>
+        <w:jc w:val="left"/>
       </w:pPr>
       <w:r>
         <w:rPr>
@@ -892,8 +871,8 @@
     </w:p>
     <w:p>
       <w:pPr>
-        <w:bidi w:val="0"/>
         <w:spacing w:after="30" w:line="252" w:lineRule="auto"/>
+        <w:jc w:val="left"/>
       </w:pPr>
       <w:r>
         <w:rPr>
@@ -922,16 +901,7 @@
           <w:sz w:val="26"/>
           <w:szCs w:val="26"/>
         </w:rPr>
-        <w:t>إدارة البنية التحتية للشبكات ومعالجة أعطال الأجهزة والبر</w:t>
-      </w:r>
-      <w:r>
-        <w:rPr>
-          <w:rFonts w:ascii="Sakkal Majalla" w:hAnsi="Sakkal Majalla"/>
-          <w:color w:val="1A1A1A"/>
-          <w:sz w:val="26"/>
-          <w:szCs w:val="26"/>
-        </w:rPr>
-        <w:t>مجيات وتقديم الدعم التقني.</w:t>
+        <w:t>إدارة البنية التحتية للشبكات ومعالجة أعطال الأجهزة والبرمجيات وتقديم الدعم التقني.</w:t>
       </w:r>
     </w:p>
     <w:p>
@@ -940,8 +910,8 @@
         <w:pBdr>
           <w:bottom w:val="single" w:sz="8" w:space="2" w:color="000000"/>
         </w:pBdr>
-        <w:bidi w:val="0"/>
         <w:spacing w:before="200" w:after="60"/>
+        <w:jc w:val="left"/>
       </w:pPr>
       <w:r>
         <w:rPr>
@@ -959,8 +929,8 @@
     <w:p>
       <w:pPr>
         <w:keepNext/>
-        <w:bidi w:val="0"/>
         <w:spacing w:before="110" w:after="20"/>
+        <w:jc w:val="left"/>
       </w:pPr>
       <w:r>
         <w:rPr>
@@ -993,8 +963,8 @@
     </w:p>
     <w:p>
       <w:pPr>
-        <w:bidi w:val="0"/>
         <w:spacing w:after="20" w:line="252" w:lineRule="auto"/>
+        <w:jc w:val="left"/>
       </w:pPr>
       <w:r>
         <w:rPr>
@@ -1008,8 +978,8 @@
     </w:p>
     <w:p>
       <w:pPr>
-        <w:bidi w:val="0"/>
         <w:spacing w:after="30"/>
+        <w:jc w:val="left"/>
       </w:pPr>
       <w:r>
         <w:rPr>
@@ -1025,21 +995,14 @@
           <w:color w:val="595959"/>
           <w:rtl w:val="0"/>
         </w:rPr>
-        <w:t>React Native (Expo), TypeS</w:t>
-      </w:r>
-      <w:r>
-        <w:rPr>
-          <w:color w:val="595959"/>
-          <w:rtl w:val="0"/>
-        </w:rPr>
-        <w:t>cript, Fastify, PostgreSQL</w:t>
+        <w:t>React Native (Expo), TypeScript, Fastify, PostgreSQL</w:t>
       </w:r>
     </w:p>
     <w:p>
       <w:pPr>
         <w:keepNext/>
-        <w:bidi w:val="0"/>
         <w:spacing w:before="110" w:after="20"/>
+        <w:jc w:val="left"/>
       </w:pPr>
       <w:r>
         <w:rPr>
@@ -1072,8 +1035,8 @@
     </w:p>
     <w:p>
       <w:pPr>
-        <w:bidi w:val="0"/>
         <w:spacing w:after="20" w:line="252" w:lineRule="auto"/>
+        <w:jc w:val="left"/>
       </w:pPr>
       <w:r>
         <w:rPr>
@@ -1136,22 +1099,13 @@
           <w:sz w:val="26"/>
           <w:szCs w:val="26"/>
         </w:rPr>
-        <w:t xml:space="preserve"> تفاعلي مع إعادة الجدولة </w:t>
-      </w:r>
-      <w:r>
-        <w:rPr>
-          <w:rFonts w:ascii="Sakkal Majalla" w:hAnsi="Sakkal Majalla"/>
-          <w:color w:val="1A1A1A"/>
-          <w:sz w:val="26"/>
-          <w:szCs w:val="26"/>
-        </w:rPr>
-        <w:t>بالسحب والإفلات والاعتماديات، ولوحة كانبان بسبع مراحل، وجداول زمنية ولوحات تحكّم تنفيذية، دون الاعتماد على النسخة المؤسسية.</w:t>
+        <w:t xml:space="preserve"> تفاعلي مع إعادة الجدولة بالسحب والإفلات والاعتماديات، ولوحة كانبان بسبع مراحل، وجداول زمنية ولوحات تحكّم تنفيذية، دون الاعتماد على النسخة المؤسسية.</w:t>
       </w:r>
     </w:p>
     <w:p>
       <w:pPr>
-        <w:bidi w:val="0"/>
         <w:spacing w:after="30"/>
+        <w:jc w:val="left"/>
       </w:pPr>
       <w:r>
         <w:rPr>
@@ -1173,8 +1127,8 @@
     <w:p>
       <w:pPr>
         <w:keepNext/>
-        <w:bidi w:val="0"/>
         <w:spacing w:before="110" w:after="20"/>
+        <w:jc w:val="left"/>
       </w:pPr>
       <w:r>
         <w:rPr>
@@ -1201,22 +1155,14 @@
             <w:u w:val="single"/>
             <w:rtl w:val="0"/>
           </w:rPr>
-          <w:t>t.me/myprox</w:t>
-        </w:r>
-        <w:r>
-          <w:rPr>
-            <w:color w:val="1F3864"/>
-            <w:u w:val="single"/>
-            <w:rtl w:val="0"/>
-          </w:rPr>
-          <w:t>ystore_bot</w:t>
+          <w:t>t.me/myproxystore_bot</w:t>
         </w:r>
       </w:hyperlink>
     </w:p>
     <w:p>
       <w:pPr>
-        <w:bidi w:val="0"/>
         <w:spacing w:after="20" w:line="252" w:lineRule="auto"/>
+        <w:jc w:val="left"/>
       </w:pPr>
       <w:r>
         <w:rPr>
@@ -1284,8 +1230,8 @@
     </w:p>
     <w:p>
       <w:pPr>
-        <w:bidi w:val="0"/>
         <w:spacing w:after="30"/>
+        <w:jc w:val="left"/>
       </w:pPr>
       <w:r>
         <w:rPr>
@@ -1307,8 +1253,8 @@
     <w:p>
       <w:pPr>
         <w:keepNext/>
-        <w:bidi w:val="0"/>
         <w:spacing w:before="110" w:after="20"/>
+        <w:jc w:val="left"/>
       </w:pPr>
       <w:r>
         <w:rPr>
@@ -1324,8 +1270,8 @@
     </w:p>
     <w:p>
       <w:pPr>
-        <w:bidi w:val="0"/>
         <w:spacing w:after="20" w:line="252" w:lineRule="auto"/>
+        <w:jc w:val="left"/>
       </w:pPr>
       <w:r>
         <w:rPr>
@@ -1375,8 +1321,8 @@
     </w:p>
     <w:p>
       <w:pPr>
-        <w:bidi w:val="0"/>
         <w:spacing w:after="30"/>
+        <w:jc w:val="left"/>
       </w:pPr>
       <w:r>
         <w:rPr>
@@ -1392,14 +1338,7 @@
           <w:color w:val="595959"/>
           <w:rtl w:val="0"/>
         </w:rPr>
-        <w:t>React Native (Expo), Fastify, PostgreSQ</w:t>
-      </w:r>
-      <w:r>
-        <w:rPr>
-          <w:color w:val="595959"/>
-          <w:rtl w:val="0"/>
-        </w:rPr>
-        <w:t>L, AdMob</w:t>
+        <w:t>React Native (Expo), Fastify, PostgreSQL, AdMob</w:t>
       </w:r>
     </w:p>
     <w:p>
@@ -1408,8 +1347,8 @@
         <w:pBdr>
           <w:bottom w:val="single" w:sz="8" w:space="2" w:color="000000"/>
         </w:pBdr>
-        <w:bidi w:val="0"/>
         <w:spacing w:before="200" w:after="60"/>
+        <w:jc w:val="left"/>
       </w:pPr>
       <w:r>
         <w:rPr>
@@ -1426,8 +1365,8 @@
     </w:p>
     <w:p>
       <w:pPr>
-        <w:bidi w:val="0"/>
         <w:spacing w:after="30" w:line="252" w:lineRule="auto"/>
+        <w:jc w:val="left"/>
       </w:pPr>
       <w:r>
         <w:rPr>
@@ -1470,8 +1409,8 @@
     </w:p>
     <w:p>
       <w:pPr>
-        <w:bidi w:val="0"/>
         <w:spacing w:after="30" w:line="252" w:lineRule="auto"/>
+        <w:jc w:val="left"/>
       </w:pPr>
       <w:r>
         <w:rPr>
@@ -1514,8 +1453,8 @@
     </w:p>
     <w:p>
       <w:pPr>
-        <w:bidi w:val="0"/>
         <w:spacing w:after="30" w:line="252" w:lineRule="auto"/>
+        <w:jc w:val="left"/>
       </w:pPr>
       <w:r>
         <w:rPr>
@@ -1544,16 +1483,7 @@
           <w:szCs w:val="26"/>
           <w:rtl w:val="0"/>
         </w:rPr>
-        <w:t>Oracle Database, PostgreS</w:t>
-      </w:r>
-      <w:r>
-        <w:rPr>
-          <w:color w:val="1A1A1A"/>
-          <w:sz w:val="26"/>
-          <w:szCs w:val="26"/>
-          <w:rtl w:val="0"/>
-        </w:rPr>
-        <w:t>QL, SQL Server</w:t>
+        <w:t>Oracle Database, PostgreSQL, SQL Server</w:t>
       </w:r>
       <w:r>
         <w:rPr>
@@ -1567,8 +1497,8 @@
     </w:p>
     <w:p>
       <w:pPr>
-        <w:bidi w:val="0"/>
         <w:spacing w:after="30" w:line="252" w:lineRule="auto"/>
+        <w:jc w:val="left"/>
       </w:pPr>
       <w:r>
         <w:rPr>
@@ -1620,8 +1550,8 @@
     </w:p>
     <w:p>
       <w:pPr>
-        <w:bidi w:val="0"/>
         <w:spacing w:after="30" w:line="252" w:lineRule="auto"/>
+        <w:jc w:val="left"/>
       </w:pPr>
       <w:r>
         <w:rPr>
@@ -1655,8 +1585,8 @@
     </w:p>
     <w:p>
       <w:pPr>
-        <w:bidi w:val="0"/>
         <w:spacing w:after="30" w:line="252" w:lineRule="auto"/>
+        <w:jc w:val="left"/>
       </w:pPr>
       <w:r>
         <w:rPr>
@@ -1748,8 +1678,8 @@
         <w:pBdr>
           <w:bottom w:val="single" w:sz="8" w:space="2" w:color="000000"/>
         </w:pBdr>
-        <w:bidi w:val="0"/>
         <w:spacing w:before="200" w:after="60"/>
+        <w:jc w:val="left"/>
       </w:pPr>
       <w:r>
         <w:rPr>
@@ -1767,8 +1697,8 @@
     <w:p>
       <w:pPr>
         <w:keepNext/>
-        <w:bidi w:val="0"/>
         <w:spacing w:before="110"/>
+        <w:jc w:val="left"/>
       </w:pPr>
       <w:r>
         <w:rPr>
@@ -1793,8 +1723,8 @@
     </w:p>
     <w:p>
       <w:pPr>
-        <w:bidi w:val="0"/>
         <w:spacing w:after="40"/>
+        <w:jc w:val="left"/>
       </w:pPr>
       <w:r>
         <w:rPr>
@@ -1822,8 +1752,8 @@
     <w:p>
       <w:pPr>
         <w:keepNext/>
-        <w:bidi w:val="0"/>
         <w:spacing w:before="110"/>
+        <w:jc w:val="left"/>
       </w:pPr>
       <w:r>
         <w:rPr>
@@ -1848,8 +1778,8 @@
     </w:p>
     <w:p>
       <w:pPr>
-        <w:bidi w:val="0"/>
         <w:spacing w:after="40"/>
+        <w:jc w:val="left"/>
       </w:pPr>
       <w:r>
         <w:rPr>
@@ -1880,8 +1810,8 @@
         <w:pBdr>
           <w:bottom w:val="single" w:sz="8" w:space="2" w:color="000000"/>
         </w:pBdr>
-        <w:bidi w:val="0"/>
         <w:spacing w:before="200" w:after="60"/>
+        <w:jc w:val="left"/>
       </w:pPr>
       <w:r>
         <w:rPr>
@@ -1898,8 +1828,8 @@
     </w:p>
     <w:p>
       <w:pPr>
-        <w:bidi w:val="0"/>
         <w:spacing w:after="30"/>
+        <w:jc w:val="left"/>
       </w:pPr>
       <w:r>
         <w:rPr>
@@ -1933,8 +1863,8 @@
     </w:p>
     <w:p>
       <w:pPr>
-        <w:bidi w:val="0"/>
         <w:spacing w:after="30"/>
+        <w:jc w:val="left"/>
       </w:pPr>
       <w:r>
         <w:rPr>

--- a/cv-source/Jasem-Alyounes-CV-AR.docx
+++ b/cv-source/Jasem-Alyounes-CV-AR.docx
@@ -1,263 +1,169 @@
 
 <file path=word/document.xml><?xml version="1.0" encoding="utf-8"?>
-<w:document xmlns:wpc="http://schemas.microsoft.com/office/word/2010/wordprocessingCanvas" xmlns:mc="http://schemas.openxmlformats.org/markup-compatibility/2006" xmlns:o="urn:schemas-microsoft-com:office:office" xmlns:r="http://schemas.openxmlformats.org/officeDocument/2006/relationships" xmlns:m="http://schemas.openxmlformats.org/officeDocument/2006/math" xmlns:v="urn:schemas-microsoft-com:vml" xmlns:wp14="http://schemas.microsoft.com/office/word/2010/wordprocessingDrawing" xmlns:wp="http://schemas.openxmlformats.org/drawingml/2006/wordprocessingDrawing" xmlns:w10="urn:schemas-microsoft-com:office:word" xmlns:w="http://schemas.openxmlformats.org/wordprocessingml/2006/main" xmlns:w14="http://schemas.microsoft.com/office/word/2010/wordml" xmlns:w15="http://schemas.microsoft.com/office/word/2012/wordml" xmlns:wpg="http://schemas.microsoft.com/office/word/2010/wordprocessingGroup" xmlns:wpi="http://schemas.microsoft.com/office/word/2010/wordprocessingInk" xmlns:wne="http://schemas.microsoft.com/office/word/2006/wordml" xmlns:wps="http://schemas.microsoft.com/office/word/2010/wordprocessingShape" mc:Ignorable="w14 w15 wp14">
+<w:document xmlns:w="http://schemas.openxmlformats.org/wordprocessingml/2006/main" xmlns:r="http://schemas.openxmlformats.org/officeDocument/2006/relationships">
   <w:body>
     <w:p>
       <w:pPr>
-        <w:spacing w:after="20"/>
+        <w:bidi/>
+        <w:spacing w:before="0" w:after="20"/>
         <w:jc w:val="center"/>
       </w:pPr>
-      <w:bookmarkStart w:id="0" w:name="_GoBack"/>
       <w:r>
         <w:rPr>
-          <w:rFonts w:ascii="Sakkal Majalla" w:hAnsi="Sakkal Majalla"/>
+          <w:rFonts w:ascii="Sakkal Majalla" w:hAnsi="Sakkal Majalla" w:cs="Sakkal Majalla"/>
           <w:b/>
           <w:bCs/>
+          <w:spacing w:val="20"/>
           <w:color w:val="000000"/>
-          <w:spacing w:val="20"/>
           <w:sz w:val="52"/>
           <w:szCs w:val="52"/>
+          <w:rtl/>
         </w:rPr>
-        <w:t>جاسم أحمد اليونس</w:t>
+        <w:t xml:space="preserve">جاسم أحمد اليونس</w:t>
       </w:r>
     </w:p>
     <w:p>
       <w:pPr>
-        <w:spacing w:after="40"/>
+        <w:bidi/>
+        <w:spacing w:before="0" w:after="40"/>
         <w:jc w:val="center"/>
       </w:pPr>
       <w:r>
         <w:rPr>
-          <w:rFonts w:ascii="Sakkal Majalla" w:hAnsi="Sakkal Majalla"/>
+          <w:rFonts w:ascii="Sakkal Majalla" w:hAnsi="Sakkal Majalla" w:cs="Sakkal Majalla"/>
           <w:color w:val="595959"/>
           <w:sz w:val="24"/>
           <w:szCs w:val="24"/>
+          <w:rtl/>
         </w:rPr>
         <w:t xml:space="preserve">مهندس برمجيات  |  مطوّر </w:t>
       </w:r>
       <w:r>
         <w:rPr>
+          <w:rFonts w:ascii="Calibri" w:hAnsi="Calibri" w:cs="Sakkal Majalla"/>
           <w:color w:val="595959"/>
           <w:sz w:val="24"/>
           <w:szCs w:val="24"/>
           <w:rtl w:val="0"/>
         </w:rPr>
-        <w:t>Odoo 19</w:t>
+        <w:t xml:space="preserve">Odoo 19</w:t>
       </w:r>
       <w:r>
         <w:rPr>
-          <w:rFonts w:ascii="Sakkal Majalla" w:hAnsi="Sakkal Majalla"/>
+          <w:rFonts w:ascii="Sakkal Majalla" w:hAnsi="Sakkal Majalla" w:cs="Sakkal Majalla"/>
           <w:color w:val="595959"/>
           <w:sz w:val="24"/>
           <w:szCs w:val="24"/>
+          <w:rtl/>
         </w:rPr>
         <w:t xml:space="preserve">  |  حلول </w:t>
       </w:r>
       <w:r>
         <w:rPr>
+          <w:rFonts w:ascii="Calibri" w:hAnsi="Calibri" w:cs="Sakkal Majalla"/>
           <w:color w:val="595959"/>
           <w:sz w:val="24"/>
           <w:szCs w:val="24"/>
           <w:rtl w:val="0"/>
         </w:rPr>
-        <w:t>ERP</w:t>
+        <w:t xml:space="preserve">ERP</w:t>
       </w:r>
       <w:r>
         <w:rPr>
-          <w:rFonts w:ascii="Sakkal Majalla" w:hAnsi="Sakkal Majalla"/>
+          <w:rFonts w:ascii="Sakkal Majalla" w:hAnsi="Sakkal Majalla" w:cs="Sakkal Majalla"/>
           <w:color w:val="595959"/>
           <w:sz w:val="24"/>
           <w:szCs w:val="24"/>
+          <w:rtl/>
         </w:rPr>
         <w:t xml:space="preserve"> و</w:t>
       </w:r>
       <w:r>
         <w:rPr>
+          <w:rFonts w:ascii="Calibri" w:hAnsi="Calibri" w:cs="Sakkal Majalla"/>
           <w:color w:val="595959"/>
           <w:sz w:val="24"/>
           <w:szCs w:val="24"/>
           <w:rtl w:val="0"/>
         </w:rPr>
-        <w:t>SaaS</w:t>
+        <w:t xml:space="preserve">SaaS</w:t>
       </w:r>
     </w:p>
     <w:p>
       <w:pPr>
-        <w:spacing w:after="120"/>
+        <w:bidi/>
+        <w:spacing w:before="0" w:after="120"/>
         <w:jc w:val="center"/>
       </w:pPr>
       <w:r>
         <w:rPr>
-          <w:rFonts w:ascii="Sakkal Majalla" w:hAnsi="Sakkal Majalla"/>
+          <w:rFonts w:ascii="Sakkal Majalla" w:hAnsi="Sakkal Majalla" w:cs="Sakkal Majalla"/>
           <w:color w:val="1A1A1A"/>
           <w:sz w:val="21"/>
           <w:szCs w:val="21"/>
+          <w:rtl/>
         </w:rPr>
-        <w:t>بيروت، لبنان</w:t>
+        <w:t xml:space="preserve">بيروت، لبنان</w:t>
       </w:r>
       <w:r>
         <w:rPr>
-          <w:rFonts w:ascii="Sakkal Majalla" w:hAnsi="Sakkal Majalla"/>
+          <w:rFonts w:ascii="Sakkal Majalla" w:hAnsi="Sakkal Majalla" w:cs="Sakkal Majalla"/>
           <w:color w:val="595959"/>
           <w:sz w:val="21"/>
           <w:szCs w:val="21"/>
+          <w:rtl/>
         </w:rPr>
         <w:t xml:space="preserve">  •  </w:t>
       </w:r>
       <w:r>
         <w:rPr>
+          <w:rFonts w:ascii="Calibri" w:hAnsi="Calibri" w:cs="Sakkal Majalla"/>
           <w:color w:val="1A1A1A"/>
           <w:sz w:val="21"/>
           <w:szCs w:val="21"/>
           <w:rtl w:val="0"/>
         </w:rPr>
-        <w:t>+1 (931) 623-7215</w:t>
+        <w:t xml:space="preserve">+1 (931) 623-7215</w:t>
       </w:r>
       <w:r>
         <w:rPr>
-          <w:rFonts w:ascii="Sakkal Majalla" w:hAnsi="Sakkal Majalla"/>
+          <w:rFonts w:ascii="Sakkal Majalla" w:hAnsi="Sakkal Majalla" w:cs="Sakkal Majalla"/>
           <w:color w:val="595959"/>
           <w:sz w:val="21"/>
           <w:szCs w:val="21"/>
+          <w:rtl/>
         </w:rPr>
         <w:t xml:space="preserve">  •  </w:t>
       </w:r>
       <w:r>
         <w:rPr>
+          <w:rFonts w:ascii="Calibri" w:hAnsi="Calibri" w:cs="Sakkal Majalla"/>
           <w:color w:val="1A1A1A"/>
           <w:sz w:val="21"/>
           <w:szCs w:val="21"/>
           <w:rtl w:val="0"/>
         </w:rPr>
-        <w:t>jasemalyounes@gmail.com</w:t>
+        <w:t xml:space="preserve">jasemalyounes@gmail.com</w:t>
       </w:r>
       <w:r>
         <w:rPr>
-          <w:rFonts w:ascii="Sakkal Majalla" w:hAnsi="Sakkal Majalla"/>
+          <w:rFonts w:ascii="Sakkal Majalla" w:hAnsi="Sakkal Majalla" w:cs="Sakkal Majalla"/>
           <w:color w:val="595959"/>
           <w:sz w:val="21"/>
           <w:szCs w:val="21"/>
+          <w:rtl/>
         </w:rPr>
         <w:t xml:space="preserve">  •  </w:t>
       </w:r>
       <w:r>
         <w:rPr>
+          <w:rFonts w:ascii="Calibri" w:hAnsi="Calibri" w:cs="Sakkal Majalla"/>
           <w:color w:val="1A1A1A"/>
           <w:sz w:val="21"/>
           <w:szCs w:val="21"/>
           <w:rtl w:val="0"/>
         </w:rPr>
-        <w:t>github.com/jasemalyounes-rgb</w:t>
-      </w:r>
-    </w:p>
-    <w:bookmarkEnd w:id="0"/>
-    <w:p>
-      <w:pPr>
-        <w:keepNext/>
-        <w:pBdr>
-          <w:bottom w:val="single" w:sz="8" w:space="2" w:color="000000"/>
-        </w:pBdr>
-        <w:spacing w:before="200" w:after="60"/>
-        <w:jc w:val="left"/>
-      </w:pPr>
-      <w:r>
-        <w:rPr>
-          <w:rFonts w:ascii="Sakkal Majalla" w:hAnsi="Sakkal Majalla"/>
-          <w:b/>
-          <w:bCs/>
-          <w:color w:val="000000"/>
-          <w:spacing w:val="30"/>
-          <w:sz w:val="28"/>
-          <w:szCs w:val="28"/>
-        </w:rPr>
-        <w:t>الملخّص المهني</w:t>
-      </w:r>
-    </w:p>
-    <w:p>
-      <w:pPr>
-        <w:spacing w:after="40" w:line="252" w:lineRule="auto"/>
-        <w:jc w:val="left"/>
-      </w:pPr>
-      <w:r>
-        <w:rPr>
-          <w:rFonts w:ascii="Sakkal Majalla" w:hAnsi="Sakkal Majalla"/>
-          <w:color w:val="1A1A1A"/>
-          <w:sz w:val="26"/>
-          <w:szCs w:val="26"/>
-        </w:rPr>
-        <w:t xml:space="preserve">مهندس برمجيات حاصل على ماجستير في علوم الويب وبكالوريوس في هندسة البرمجيات، مع أكثر من خمس سنوات من الخبرة في بناء تطبيقات متكاملة قابلة للتوسّع وإدارة دورة حياة المشاريع التقنية لدى </w:t>
-      </w:r>
-      <w:r>
-        <w:rPr>
-          <w:color w:val="1A1A1A"/>
-          <w:sz w:val="26"/>
-          <w:szCs w:val="26"/>
-          <w:rtl w:val="0"/>
-        </w:rPr>
-        <w:t>Lazer Net ISP</w:t>
-      </w:r>
-      <w:r>
-        <w:rPr>
-          <w:rFonts w:ascii="Sakkal Majalla" w:hAnsi="Sakkal Majalla"/>
-          <w:color w:val="1A1A1A"/>
-          <w:sz w:val="26"/>
-          <w:szCs w:val="26"/>
-        </w:rPr>
-        <w:t xml:space="preserve">‏. متخصص في ربط بيانات المؤسسات المعقّدة </w:t>
-      </w:r>
-      <w:r>
-        <w:rPr>
-          <w:color w:val="1A1A1A"/>
-          <w:sz w:val="26"/>
-          <w:szCs w:val="26"/>
-          <w:rtl w:val="0"/>
-        </w:rPr>
-        <w:t>(Oracle)</w:t>
-      </w:r>
-      <w:r>
-        <w:rPr>
-          <w:rFonts w:ascii="Sakkal Majalla" w:hAnsi="Sakkal Majalla"/>
-          <w:color w:val="1A1A1A"/>
-          <w:sz w:val="26"/>
-          <w:szCs w:val="26"/>
-        </w:rPr>
-        <w:t xml:space="preserve"> بمعماريات الويب الحديثة، وخبير في تطوير </w:t>
-      </w:r>
-      <w:r>
-        <w:rPr>
-          <w:color w:val="1A1A1A"/>
-          <w:sz w:val="26"/>
-          <w:szCs w:val="26"/>
-          <w:rtl w:val="0"/>
-        </w:rPr>
-        <w:t>Odoo 19</w:t>
-      </w:r>
-      <w:r>
-        <w:rPr>
-          <w:rFonts w:ascii="Sakkal Majalla" w:hAnsi="Sakkal Majalla"/>
-          <w:color w:val="1A1A1A"/>
-          <w:sz w:val="26"/>
-          <w:szCs w:val="26"/>
-        </w:rPr>
-        <w:t xml:space="preserve"> وإدارة الأنظمة والدعم التقني وممارسات </w:t>
-      </w:r>
-      <w:r>
-        <w:rPr>
-          <w:color w:val="1A1A1A"/>
-          <w:sz w:val="26"/>
-          <w:szCs w:val="26"/>
-          <w:rtl w:val="0"/>
-        </w:rPr>
-        <w:t>DevOps</w:t>
-      </w:r>
-      <w:r>
-        <w:rPr>
-          <w:rFonts w:ascii="Sakkal Majalla" w:hAnsi="Sakkal Majalla"/>
-          <w:color w:val="1A1A1A"/>
-          <w:sz w:val="26"/>
-          <w:szCs w:val="26"/>
-        </w:rPr>
-        <w:t>‏.</w:t>
+        <w:t xml:space="preserve">github.com/jasemalyounes-rgb</w:t>
       </w:r>
     </w:p>
     <w:p>
@@ -266,642 +172,119 @@
         <w:pBdr>
           <w:bottom w:val="single" w:sz="8" w:space="2" w:color="000000"/>
         </w:pBdr>
+        <w:bidi/>
         <w:spacing w:before="200" w:after="60"/>
-        <w:jc w:val="left"/>
+        <w:jc w:val="right"/>
       </w:pPr>
       <w:r>
         <w:rPr>
-          <w:rFonts w:ascii="Sakkal Majalla" w:hAnsi="Sakkal Majalla"/>
+          <w:rFonts w:ascii="Sakkal Majalla" w:hAnsi="Sakkal Majalla" w:cs="Sakkal Majalla"/>
           <w:b/>
           <w:bCs/>
+          <w:spacing w:val="30"/>
           <w:color w:val="000000"/>
-          <w:spacing w:val="30"/>
           <w:sz w:val="28"/>
           <w:szCs w:val="28"/>
+          <w:rtl/>
         </w:rPr>
-        <w:t>الخبرات العملية</w:t>
+        <w:t xml:space="preserve">الملخّص المهني</w:t>
       </w:r>
     </w:p>
     <w:p>
       <w:pPr>
-        <w:keepNext/>
-        <w:spacing w:before="120"/>
-        <w:jc w:val="left"/>
+        <w:bidi/>
+        <w:spacing w:before="0" w:after="40" w:line="252" w:lineRule="auto"/>
+        <w:jc w:val="right"/>
       </w:pPr>
       <w:r>
         <w:rPr>
-          <w:rFonts w:ascii="Sakkal Majalla" w:hAnsi="Sakkal Majalla"/>
-          <w:b/>
-          <w:bCs/>
-          <w:color w:val="000000"/>
+          <w:rFonts w:ascii="Sakkal Majalla" w:hAnsi="Sakkal Majalla" w:cs="Sakkal Majalla"/>
+          <w:color w:val="1A1A1A"/>
           <w:sz w:val="26"/>
           <w:szCs w:val="26"/>
+          <w:rtl/>
         </w:rPr>
-        <w:t>مطوّر أنظمة ERP مستقل</w:t>
-      </w:r>
-    </w:p>
-    <w:p>
-      <w:pPr>
-        <w:keepNext/>
-        <w:spacing w:after="40"/>
-        <w:jc w:val="left"/>
-      </w:pPr>
-      <w:r>
-        <w:rPr>
-          <w:rFonts w:ascii="Sakkal Majalla" w:hAnsi="Sakkal Majalla"/>
-          <w:i/>
-          <w:iCs/>
-          <w:color w:val="595959"/>
-          <w:sz w:val="21"/>
-          <w:szCs w:val="21"/>
-        </w:rPr>
-        <w:t xml:space="preserve">أيلول </w:t>
+        <w:t xml:space="preserve">مهندس برمجيات حاصل على ماجستير في علوم الويب وبكالوريوس في هندسة البرمجيات، مع أكثر من خمس سنوات من الخبرة في بناء تطبيقات متكاملة قابلة للتوسّع وإدارة دورة حياة المشاريع التقنية لدى </w:t>
       </w:r>
       <w:r>
         <w:rPr>
-          <w:i/>
-          <w:iCs/>
-          <w:color w:val="595959"/>
-          <w:sz w:val="21"/>
-          <w:szCs w:val="21"/>
-          <w:rtl w:val="0"/>
-        </w:rPr>
-        <w:t>2024</w:t>
-      </w:r>
-      <w:r>
-        <w:rPr>
-          <w:rFonts w:ascii="Sakkal Majalla" w:hAnsi="Sakkal Majalla"/>
-          <w:i/>
-          <w:iCs/>
-          <w:color w:val="595959"/>
-          <w:sz w:val="21"/>
-          <w:szCs w:val="21"/>
-        </w:rPr>
-        <w:t xml:space="preserve"> – حتّى الآن</w:t>
-      </w:r>
-    </w:p>
-    <w:p>
-      <w:pPr>
-        <w:spacing w:after="30" w:line="252" w:lineRule="auto"/>
-        <w:jc w:val="left"/>
-      </w:pPr>
-      <w:r>
-        <w:rPr>
-          <w:rFonts w:ascii="Sakkal Majalla" w:hAnsi="Sakkal Majalla"/>
-          <w:color w:val="000000"/>
-          <w:sz w:val="26"/>
-          <w:szCs w:val="26"/>
-        </w:rPr>
-        <w:t xml:space="preserve">•  </w:t>
-      </w:r>
-      <w:r>
-        <w:rPr>
-          <w:rFonts w:ascii="Sakkal Majalla" w:hAnsi="Sakkal Majalla"/>
-          <w:b/>
-          <w:bCs/>
-          <w:color w:val="1A1A1A"/>
-          <w:sz w:val="26"/>
-          <w:szCs w:val="26"/>
-        </w:rPr>
-        <w:t xml:space="preserve">تطوير أنظمة ERP: </w:t>
-      </w:r>
-      <w:r>
-        <w:rPr>
-          <w:rFonts w:ascii="Sakkal Majalla" w:hAnsi="Sakkal Majalla"/>
-          <w:color w:val="1A1A1A"/>
-          <w:sz w:val="26"/>
-          <w:szCs w:val="26"/>
-        </w:rPr>
-        <w:t xml:space="preserve">تصميم وبناء حل مخصّص لإدارة المهام على </w:t>
-      </w:r>
-      <w:r>
-        <w:rPr>
+          <w:rFonts w:ascii="Calibri" w:hAnsi="Calibri" w:cs="Sakkal Majalla"/>
           <w:color w:val="1A1A1A"/>
           <w:sz w:val="26"/>
           <w:szCs w:val="26"/>
           <w:rtl w:val="0"/>
         </w:rPr>
-        <w:t>Odoo 19</w:t>
+        <w:t xml:space="preserve">Lazer Net ISP</w:t>
       </w:r>
       <w:r>
         <w:rPr>
-          <w:rFonts w:ascii="Sakkal Majalla" w:hAnsi="Sakkal Majalla"/>
+          <w:rFonts w:ascii="Sakkal Majalla" w:hAnsi="Sakkal Majalla" w:cs="Sakkal Majalla"/>
           <w:color w:val="1A1A1A"/>
           <w:sz w:val="26"/>
           <w:szCs w:val="26"/>
+          <w:rtl/>
         </w:rPr>
-        <w:t xml:space="preserve"> يتضمّن تفويض المدراء وتتبّع أعمال البحث والتطوير.</w:t>
-      </w:r>
-    </w:p>
-    <w:p>
-      <w:pPr>
-        <w:spacing w:after="30" w:line="252" w:lineRule="auto"/>
-        <w:jc w:val="left"/>
-      </w:pPr>
-      <w:r>
-        <w:rPr>
-          <w:rFonts w:ascii="Sakkal Majalla" w:hAnsi="Sakkal Majalla"/>
-          <w:color w:val="000000"/>
-          <w:sz w:val="26"/>
-          <w:szCs w:val="26"/>
-        </w:rPr>
-        <w:t xml:space="preserve">•  </w:t>
+        <w:t xml:space="preserve">‏. متخصص في ربط بيانات المؤسسات المعقّدة </w:t>
       </w:r>
       <w:r>
         <w:rPr>
-          <w:rFonts w:ascii="Sakkal Majalla" w:hAnsi="Sakkal Majalla"/>
-          <w:b/>
-          <w:bCs/>
-          <w:color w:val="1A1A1A"/>
-          <w:sz w:val="26"/>
-          <w:szCs w:val="26"/>
-        </w:rPr>
-        <w:t xml:space="preserve">الواجهات الخلفية والأمامية: </w:t>
-      </w:r>
-      <w:r>
-        <w:rPr>
-          <w:rFonts w:ascii="Sakkal Majalla" w:hAnsi="Sakkal Majalla"/>
-          <w:color w:val="1A1A1A"/>
-          <w:sz w:val="26"/>
-          <w:szCs w:val="26"/>
-        </w:rPr>
-        <w:t xml:space="preserve">تصميم واجهات </w:t>
-      </w:r>
-      <w:r>
-        <w:rPr>
+          <w:rFonts w:ascii="Calibri" w:hAnsi="Calibri" w:cs="Sakkal Majalla"/>
           <w:color w:val="1A1A1A"/>
           <w:sz w:val="26"/>
           <w:szCs w:val="26"/>
           <w:rtl w:val="0"/>
         </w:rPr>
-        <w:t>XML</w:t>
+        <w:t xml:space="preserve">(Oracle)</w:t>
       </w:r>
       <w:r>
         <w:rPr>
-          <w:rFonts w:ascii="Sakkal Majalla" w:hAnsi="Sakkal Majalla"/>
+          <w:rFonts w:ascii="Sakkal Majalla" w:hAnsi="Sakkal Majalla" w:cs="Sakkal Majalla"/>
           <w:color w:val="1A1A1A"/>
           <w:sz w:val="26"/>
           <w:szCs w:val="26"/>
+          <w:rtl/>
         </w:rPr>
-        <w:t xml:space="preserve"> موروثة معقّدة وإجراءات مخصّصة لعروض القوائم، واستخدام </w:t>
+        <w:t xml:space="preserve"> بمعماريات الويب الحديثة، وخبير في تطوير </w:t>
       </w:r>
       <w:r>
         <w:rPr>
+          <w:rFonts w:ascii="Calibri" w:hAnsi="Calibri" w:cs="Sakkal Majalla"/>
           <w:color w:val="1A1A1A"/>
           <w:sz w:val="26"/>
           <w:szCs w:val="26"/>
           <w:rtl w:val="0"/>
         </w:rPr>
-        <w:t>Python</w:t>
+        <w:t xml:space="preserve">Odoo 19</w:t>
       </w:r>
       <w:r>
         <w:rPr>
-          <w:rFonts w:ascii="Sakkal Majalla" w:hAnsi="Sakkal Majalla"/>
+          <w:rFonts w:ascii="Sakkal Majalla" w:hAnsi="Sakkal Majalla" w:cs="Sakkal Majalla"/>
           <w:color w:val="1A1A1A"/>
           <w:sz w:val="26"/>
           <w:szCs w:val="26"/>
+          <w:rtl/>
         </w:rPr>
-        <w:t xml:space="preserve"> و</w:t>
+        <w:t xml:space="preserve"> وإدارة الأنظمة والدعم التقني وممارسات </w:t>
       </w:r>
       <w:r>
         <w:rPr>
+          <w:rFonts w:ascii="Calibri" w:hAnsi="Calibri" w:cs="Sakkal Majalla"/>
           <w:color w:val="1A1A1A"/>
           <w:sz w:val="26"/>
           <w:szCs w:val="26"/>
           <w:rtl w:val="0"/>
         </w:rPr>
-        <w:t>PostgreSQL</w:t>
+        <w:t xml:space="preserve">DevOps</w:t>
       </w:r>
       <w:r>
         <w:rPr>
-          <w:rFonts w:ascii="Sakkal Majalla" w:hAnsi="Sakkal Majalla"/>
+          <w:rFonts w:ascii="Sakkal Majalla" w:hAnsi="Sakkal Majalla" w:cs="Sakkal Majalla"/>
           <w:color w:val="1A1A1A"/>
           <w:sz w:val="26"/>
           <w:szCs w:val="26"/>
+          <w:rtl/>
         </w:rPr>
-        <w:t xml:space="preserve"> لبناء منطق خلفي قابل للتوسّع.</w:t>
-      </w:r>
-    </w:p>
-    <w:p>
-      <w:pPr>
-        <w:spacing w:after="30" w:line="252" w:lineRule="auto"/>
-        <w:jc w:val="left"/>
-      </w:pPr>
-      <w:r>
-        <w:rPr>
-          <w:rFonts w:ascii="Sakkal Majalla" w:hAnsi="Sakkal Majalla"/>
-          <w:color w:val="000000"/>
-          <w:sz w:val="26"/>
-          <w:szCs w:val="26"/>
-        </w:rPr>
-        <w:t xml:space="preserve">•  </w:t>
-      </w:r>
-      <w:r>
-        <w:rPr>
-          <w:rFonts w:ascii="Sakkal Majalla" w:hAnsi="Sakkal Majalla"/>
-          <w:b/>
-          <w:bCs/>
-          <w:color w:val="1A1A1A"/>
-          <w:sz w:val="26"/>
-          <w:szCs w:val="26"/>
-        </w:rPr>
-        <w:t xml:space="preserve">إدارة الأنظمة: </w:t>
-      </w:r>
-      <w:r>
-        <w:rPr>
-          <w:rFonts w:ascii="Sakkal Majalla" w:hAnsi="Sakkal Majalla"/>
-          <w:color w:val="1A1A1A"/>
-          <w:sz w:val="26"/>
-          <w:szCs w:val="26"/>
-        </w:rPr>
-        <w:t xml:space="preserve">إدارة خوادم </w:t>
-      </w:r>
-      <w:r>
-        <w:rPr>
-          <w:color w:val="1A1A1A"/>
-          <w:sz w:val="26"/>
-          <w:szCs w:val="26"/>
-          <w:rtl w:val="0"/>
-        </w:rPr>
-        <w:t>Linux VPS</w:t>
-      </w:r>
-      <w:r>
-        <w:rPr>
-          <w:rFonts w:ascii="Sakkal Majalla" w:hAnsi="Sakkal Majalla"/>
-          <w:color w:val="1A1A1A"/>
-          <w:sz w:val="26"/>
-          <w:szCs w:val="26"/>
-        </w:rPr>
-        <w:t xml:space="preserve">‏، بما في ذلك إعداد </w:t>
-      </w:r>
-      <w:r>
-        <w:rPr>
-          <w:color w:val="1A1A1A"/>
-          <w:sz w:val="26"/>
-          <w:szCs w:val="26"/>
-          <w:rtl w:val="0"/>
-        </w:rPr>
-        <w:t>Nginx</w:t>
-      </w:r>
-      <w:r>
-        <w:rPr>
-          <w:rFonts w:ascii="Sakkal Majalla" w:hAnsi="Sakkal Majalla"/>
-          <w:color w:val="1A1A1A"/>
-          <w:sz w:val="26"/>
-          <w:szCs w:val="26"/>
-        </w:rPr>
-        <w:t xml:space="preserve"> كوكيل عكسي ونشر شهادات </w:t>
-      </w:r>
-      <w:r>
-        <w:rPr>
-          <w:color w:val="1A1A1A"/>
-          <w:sz w:val="26"/>
-          <w:szCs w:val="26"/>
-          <w:rtl w:val="0"/>
-        </w:rPr>
-        <w:t>SSL/HTTPS</w:t>
-      </w:r>
-      <w:r>
-        <w:rPr>
-          <w:rFonts w:ascii="Sakkal Majalla" w:hAnsi="Sakkal Majalla"/>
-          <w:color w:val="1A1A1A"/>
-          <w:sz w:val="26"/>
-          <w:szCs w:val="26"/>
-        </w:rPr>
-        <w:t>‏.</w:t>
-      </w:r>
-    </w:p>
-    <w:p>
-      <w:pPr>
-        <w:spacing w:after="30" w:line="252" w:lineRule="auto"/>
-        <w:jc w:val="left"/>
-      </w:pPr>
-      <w:r>
-        <w:rPr>
-          <w:rFonts w:ascii="Sakkal Majalla" w:hAnsi="Sakkal Majalla"/>
-          <w:color w:val="000000"/>
-          <w:sz w:val="26"/>
-          <w:szCs w:val="26"/>
-        </w:rPr>
-        <w:t xml:space="preserve">•  </w:t>
-      </w:r>
-      <w:r>
-        <w:rPr>
-          <w:rFonts w:ascii="Sakkal Majalla" w:hAnsi="Sakkal Majalla"/>
-          <w:b/>
-          <w:bCs/>
-          <w:color w:val="1A1A1A"/>
-          <w:sz w:val="26"/>
-          <w:szCs w:val="26"/>
-        </w:rPr>
-        <w:t xml:space="preserve">الأتمتة: </w:t>
-      </w:r>
-      <w:r>
-        <w:rPr>
-          <w:rFonts w:ascii="Sakkal Majalla" w:hAnsi="Sakkal Majalla"/>
-          <w:color w:val="1A1A1A"/>
-          <w:sz w:val="26"/>
-          <w:szCs w:val="26"/>
-        </w:rPr>
-        <w:t xml:space="preserve">إنشاء خدمات </w:t>
-      </w:r>
-      <w:r>
-        <w:rPr>
-          <w:color w:val="1A1A1A"/>
-          <w:sz w:val="26"/>
-          <w:szCs w:val="26"/>
-          <w:rtl w:val="0"/>
-        </w:rPr>
-        <w:t>systemd</w:t>
-      </w:r>
-      <w:r>
-        <w:rPr>
-          <w:rFonts w:ascii="Sakkal Majalla" w:hAnsi="Sakkal Majalla"/>
-          <w:color w:val="1A1A1A"/>
-          <w:sz w:val="26"/>
-          <w:szCs w:val="26"/>
-        </w:rPr>
-        <w:t xml:space="preserve"> مؤتمتة لضمان التوافر العالي واستمرارية أداء التطبيقات.</w:t>
-      </w:r>
-    </w:p>
-    <w:p>
-      <w:pPr>
-        <w:keepNext/>
-        <w:spacing w:before="120"/>
-        <w:jc w:val="left"/>
-      </w:pPr>
-      <w:r>
-        <w:rPr>
-          <w:rFonts w:ascii="Sakkal Majalla" w:hAnsi="Sakkal Majalla"/>
-          <w:b/>
-          <w:bCs/>
-          <w:color w:val="000000"/>
-          <w:sz w:val="26"/>
-          <w:szCs w:val="26"/>
-        </w:rPr>
-        <w:t>مطوّر برمجيات / قائد فريق تقني</w:t>
-      </w:r>
-      <w:r>
-        <w:rPr>
-          <w:rFonts w:ascii="Sakkal Majalla" w:hAnsi="Sakkal Majalla"/>
-          <w:color w:val="000000"/>
-          <w:sz w:val="26"/>
-          <w:szCs w:val="26"/>
-        </w:rPr>
-        <w:t xml:space="preserve">، </w:t>
-      </w:r>
-      <w:r>
-        <w:rPr>
-          <w:color w:val="000000"/>
-          <w:sz w:val="26"/>
-          <w:szCs w:val="26"/>
-          <w:rtl w:val="0"/>
-        </w:rPr>
-        <w:t>Lazer Net ISP</w:t>
-      </w:r>
-    </w:p>
-    <w:p>
-      <w:pPr>
-        <w:keepNext/>
-        <w:spacing w:after="40"/>
-        <w:jc w:val="left"/>
-      </w:pPr>
-      <w:r>
-        <w:rPr>
-          <w:rFonts w:ascii="Sakkal Majalla" w:hAnsi="Sakkal Majalla"/>
-          <w:i/>
-          <w:iCs/>
-          <w:color w:val="595959"/>
-          <w:sz w:val="21"/>
-          <w:szCs w:val="21"/>
-        </w:rPr>
-        <w:t xml:space="preserve">دمشق، سوريا  •  كانون الثاني </w:t>
-      </w:r>
-      <w:r>
-        <w:rPr>
-          <w:i/>
-          <w:iCs/>
-          <w:color w:val="595959"/>
-          <w:sz w:val="21"/>
-          <w:szCs w:val="21"/>
-          <w:rtl w:val="0"/>
-        </w:rPr>
-        <w:t>2019</w:t>
-      </w:r>
-      <w:r>
-        <w:rPr>
-          <w:rFonts w:ascii="Sakkal Majalla" w:hAnsi="Sakkal Majalla"/>
-          <w:i/>
-          <w:iCs/>
-          <w:color w:val="595959"/>
-          <w:sz w:val="21"/>
-          <w:szCs w:val="21"/>
-        </w:rPr>
-        <w:t xml:space="preserve"> – أيلول </w:t>
-      </w:r>
-      <w:r>
-        <w:rPr>
-          <w:i/>
-          <w:iCs/>
-          <w:color w:val="595959"/>
-          <w:sz w:val="21"/>
-          <w:szCs w:val="21"/>
-          <w:rtl w:val="0"/>
-        </w:rPr>
-        <w:t>2024</w:t>
-      </w:r>
-    </w:p>
-    <w:p>
-      <w:pPr>
-        <w:spacing w:after="30" w:line="252" w:lineRule="auto"/>
-        <w:jc w:val="left"/>
-      </w:pPr>
-      <w:r>
-        <w:rPr>
-          <w:rFonts w:ascii="Sakkal Majalla" w:hAnsi="Sakkal Majalla"/>
-          <w:color w:val="000000"/>
-          <w:sz w:val="26"/>
-          <w:szCs w:val="26"/>
-        </w:rPr>
-        <w:t xml:space="preserve">•  </w:t>
-      </w:r>
-      <w:r>
-        <w:rPr>
-          <w:rFonts w:ascii="Sakkal Majalla" w:hAnsi="Sakkal Majalla"/>
-          <w:b/>
-          <w:bCs/>
-          <w:color w:val="1A1A1A"/>
-          <w:sz w:val="26"/>
-          <w:szCs w:val="26"/>
-        </w:rPr>
-        <w:t xml:space="preserve">قيادة المشاريع: </w:t>
-      </w:r>
-      <w:r>
-        <w:rPr>
-          <w:rFonts w:ascii="Sakkal Majalla" w:hAnsi="Sakkal Majalla"/>
-          <w:color w:val="1A1A1A"/>
-          <w:sz w:val="26"/>
-          <w:szCs w:val="26"/>
-        </w:rPr>
-        <w:t>إدارة دورة حياة المشاريع التقنية كاملةً من تحليل المتطلبات حتّى النشر النهائي.</w:t>
-      </w:r>
-    </w:p>
-    <w:p>
-      <w:pPr>
-        <w:spacing w:after="30" w:line="252" w:lineRule="auto"/>
-        <w:jc w:val="left"/>
-      </w:pPr>
-      <w:r>
-        <w:rPr>
-          <w:rFonts w:ascii="Sakkal Majalla" w:hAnsi="Sakkal Majalla"/>
-          <w:color w:val="000000"/>
-          <w:sz w:val="26"/>
-          <w:szCs w:val="26"/>
-        </w:rPr>
-        <w:t xml:space="preserve">•  </w:t>
-      </w:r>
-      <w:r>
-        <w:rPr>
-          <w:rFonts w:ascii="Sakkal Majalla" w:hAnsi="Sakkal Majalla"/>
-          <w:b/>
-          <w:bCs/>
-          <w:color w:val="1A1A1A"/>
-          <w:sz w:val="26"/>
-          <w:szCs w:val="26"/>
-        </w:rPr>
-        <w:t xml:space="preserve">إدارة قواعد البيانات: </w:t>
-      </w:r>
-      <w:r>
-        <w:rPr>
-          <w:rFonts w:ascii="Sakkal Majalla" w:hAnsi="Sakkal Majalla"/>
-          <w:color w:val="1A1A1A"/>
-          <w:sz w:val="26"/>
-          <w:szCs w:val="26"/>
-        </w:rPr>
-        <w:t xml:space="preserve">تصميم وصيانة قواعد بيانات علائقية معقّدة </w:t>
-      </w:r>
-      <w:r>
-        <w:rPr>
-          <w:color w:val="1A1A1A"/>
-          <w:sz w:val="26"/>
-          <w:szCs w:val="26"/>
-          <w:rtl w:val="0"/>
-        </w:rPr>
-        <w:t>(Oracle/SQL)</w:t>
-      </w:r>
-      <w:r>
-        <w:rPr>
-          <w:rFonts w:ascii="Sakkal Majalla" w:hAnsi="Sakkal Majalla"/>
-          <w:color w:val="1A1A1A"/>
-          <w:sz w:val="26"/>
-          <w:szCs w:val="26"/>
-        </w:rPr>
-        <w:t xml:space="preserve"> مع ضمان سلامة البيانات وكفاءة الاسترجاع.</w:t>
-      </w:r>
-    </w:p>
-    <w:p>
-      <w:pPr>
-        <w:spacing w:after="30" w:line="252" w:lineRule="auto"/>
-        <w:jc w:val="left"/>
-      </w:pPr>
-      <w:r>
-        <w:rPr>
-          <w:rFonts w:ascii="Sakkal Majalla" w:hAnsi="Sakkal Majalla"/>
-          <w:color w:val="000000"/>
-          <w:sz w:val="26"/>
-          <w:szCs w:val="26"/>
-        </w:rPr>
-        <w:t xml:space="preserve">•  </w:t>
-      </w:r>
-      <w:r>
-        <w:rPr>
-          <w:rFonts w:ascii="Sakkal Majalla" w:hAnsi="Sakkal Majalla"/>
-          <w:b/>
-          <w:bCs/>
-          <w:color w:val="1A1A1A"/>
-          <w:sz w:val="26"/>
-          <w:szCs w:val="26"/>
-        </w:rPr>
-        <w:t xml:space="preserve">التقارير الإدارية: </w:t>
-      </w:r>
-      <w:r>
-        <w:rPr>
-          <w:rFonts w:ascii="Sakkal Majalla" w:hAnsi="Sakkal Majalla"/>
-          <w:color w:val="1A1A1A"/>
-          <w:sz w:val="26"/>
-          <w:szCs w:val="26"/>
-        </w:rPr>
-        <w:t>إعداد تقارير تقنية دورية للإدارة العليا توثّق الإنجازات واستراتيجيات معالجة المخاطر.</w:t>
-      </w:r>
-    </w:p>
-    <w:p>
-      <w:pPr>
-        <w:spacing w:after="30" w:line="252" w:lineRule="auto"/>
-        <w:jc w:val="left"/>
-      </w:pPr>
-      <w:r>
-        <w:rPr>
-          <w:rFonts w:ascii="Sakkal Majalla" w:hAnsi="Sakkal Majalla"/>
-          <w:color w:val="000000"/>
-          <w:sz w:val="26"/>
-          <w:szCs w:val="26"/>
-        </w:rPr>
-        <w:t xml:space="preserve">•  </w:t>
-      </w:r>
-      <w:r>
-        <w:rPr>
-          <w:rFonts w:ascii="Sakkal Majalla" w:hAnsi="Sakkal Majalla"/>
-          <w:b/>
-          <w:bCs/>
-          <w:color w:val="1A1A1A"/>
-          <w:sz w:val="26"/>
-          <w:szCs w:val="26"/>
-        </w:rPr>
-        <w:t xml:space="preserve">تقييم المخاطر: </w:t>
-      </w:r>
-      <w:r>
-        <w:rPr>
-          <w:rFonts w:ascii="Sakkal Majalla" w:hAnsi="Sakkal Majalla"/>
-          <w:color w:val="1A1A1A"/>
-          <w:sz w:val="26"/>
-          <w:szCs w:val="26"/>
-        </w:rPr>
-        <w:t>تحديد المخاطر التقنية المحتملة واقتراح استراتيجيات لضمان توافق المشاريع مع معايير الجودة.</w:t>
-      </w:r>
-    </w:p>
-    <w:p>
-      <w:pPr>
-        <w:spacing w:after="30" w:line="252" w:lineRule="auto"/>
-        <w:jc w:val="left"/>
-      </w:pPr>
-      <w:r>
-        <w:rPr>
-          <w:rFonts w:ascii="Sakkal Majalla" w:hAnsi="Sakkal Majalla"/>
-          <w:color w:val="000000"/>
-          <w:sz w:val="26"/>
-          <w:szCs w:val="26"/>
-        </w:rPr>
-        <w:t xml:space="preserve">•  </w:t>
-      </w:r>
-      <w:r>
-        <w:rPr>
-          <w:rFonts w:ascii="Sakkal Majalla" w:hAnsi="Sakkal Majalla"/>
-          <w:b/>
-          <w:bCs/>
-          <w:color w:val="1A1A1A"/>
-          <w:sz w:val="26"/>
-          <w:szCs w:val="26"/>
-        </w:rPr>
-        <w:t xml:space="preserve">البنية التحتية والدعم: </w:t>
-      </w:r>
-      <w:r>
-        <w:rPr>
-          <w:rFonts w:ascii="Sakkal Majalla" w:hAnsi="Sakkal Majalla"/>
-          <w:color w:val="1A1A1A"/>
-          <w:sz w:val="26"/>
-          <w:szCs w:val="26"/>
-        </w:rPr>
-        <w:t>إدارة البنية التحتية للشبكات ومعالجة أعطال الأجهزة والبرمجيات وتقديم الدعم التقني.</w:t>
+        <w:t xml:space="preserve">‏.</w:t>
       </w:r>
     </w:p>
     <w:p>
@@ -910,435 +293,772 @@
         <w:pBdr>
           <w:bottom w:val="single" w:sz="8" w:space="2" w:color="000000"/>
         </w:pBdr>
+        <w:bidi/>
         <w:spacing w:before="200" w:after="60"/>
-        <w:jc w:val="left"/>
+        <w:jc w:val="right"/>
       </w:pPr>
       <w:r>
         <w:rPr>
-          <w:rFonts w:ascii="Sakkal Majalla" w:hAnsi="Sakkal Majalla"/>
+          <w:rFonts w:ascii="Sakkal Majalla" w:hAnsi="Sakkal Majalla" w:cs="Sakkal Majalla"/>
           <w:b/>
           <w:bCs/>
+          <w:spacing w:val="30"/>
           <w:color w:val="000000"/>
-          <w:spacing w:val="30"/>
           <w:sz w:val="28"/>
           <w:szCs w:val="28"/>
+          <w:rtl/>
         </w:rPr>
-        <w:t>مشاريع مختارة</w:t>
+        <w:t xml:space="preserve">الخبرات العملية</w:t>
       </w:r>
     </w:p>
     <w:p>
       <w:pPr>
         <w:keepNext/>
-        <w:spacing w:before="110" w:after="20"/>
-        <w:jc w:val="left"/>
+        <w:bidi/>
+        <w:spacing w:before="120" w:after="0"/>
+        <w:jc w:val="right"/>
       </w:pPr>
       <w:r>
         <w:rPr>
+          <w:rFonts w:ascii="Sakkal Majalla" w:hAnsi="Sakkal Majalla" w:cs="Sakkal Majalla"/>
           <w:b/>
           <w:bCs/>
           <w:color w:val="000000"/>
           <w:sz w:val="26"/>
           <w:szCs w:val="26"/>
-          <w:rtl w:val="0"/>
+          <w:rtl/>
         </w:rPr>
-        <w:t>Harmonia</w:t>
-      </w:r>
-      <w:r>
-        <w:rPr>
-          <w:rFonts w:ascii="Sakkal Majalla" w:hAnsi="Sakkal Majalla"/>
-          <w:color w:val="595959"/>
-        </w:rPr>
-        <w:t xml:space="preserve">   —   </w:t>
-      </w:r>
-      <w:hyperlink r:id="rId7">
-        <w:r>
-          <w:rPr>
-            <w:color w:val="1F3864"/>
-            <w:u w:val="single"/>
-            <w:rtl w:val="0"/>
-          </w:rPr>
-          <w:t>harmonia-safety.vercel.app</w:t>
-        </w:r>
-      </w:hyperlink>
-    </w:p>
-    <w:p>
-      <w:pPr>
-        <w:spacing w:after="20" w:line="252" w:lineRule="auto"/>
-        <w:jc w:val="left"/>
-      </w:pPr>
-      <w:r>
-        <w:rPr>
-          <w:rFonts w:ascii="Sakkal Majalla" w:hAnsi="Sakkal Majalla"/>
-          <w:color w:val="1A1A1A"/>
-          <w:sz w:val="26"/>
-          <w:szCs w:val="26"/>
-        </w:rPr>
-        <w:t>تطبيق لسلامة العائلة ومشاركة الموقع يوفّر التتبّع المباشر وتنبيهات الاستغاثة والمناطق الجغرافية وأدوار الأوصياء، مع بديل يعمل عبر الرسائل القصيرة دون إنترنت؛ تولّيت بناء التطبيق والواجهة الخلفية والبنية التحتية بالكامل.</w:t>
-      </w:r>
-    </w:p>
-    <w:p>
-      <w:pPr>
-        <w:spacing w:after="30"/>
-        <w:jc w:val="left"/>
-      </w:pPr>
-      <w:r>
-        <w:rPr>
-          <w:rFonts w:ascii="Sakkal Majalla" w:hAnsi="Sakkal Majalla"/>
-          <w:b/>
-          <w:bCs/>
-          <w:color w:val="595959"/>
-        </w:rPr>
-        <w:t xml:space="preserve">التقنيات: </w:t>
-      </w:r>
-      <w:r>
-        <w:rPr>
-          <w:color w:val="595959"/>
-          <w:rtl w:val="0"/>
-        </w:rPr>
-        <w:t>React Native (Expo), TypeScript, Fastify, PostgreSQL</w:t>
+        <w:t xml:space="preserve">مطوّر أنظمة ERP مستقل</w:t>
       </w:r>
     </w:p>
     <w:p>
       <w:pPr>
         <w:keepNext/>
-        <w:spacing w:before="110" w:after="20"/>
-        <w:jc w:val="left"/>
+        <w:bidi/>
+        <w:spacing w:before="0" w:after="40"/>
+        <w:jc w:val="right"/>
       </w:pPr>
       <w:r>
         <w:rPr>
+          <w:rFonts w:ascii="Sakkal Majalla" w:hAnsi="Sakkal Majalla" w:cs="Sakkal Majalla"/>
+          <w:i/>
+          <w:iCs/>
+          <w:color w:val="595959"/>
+          <w:sz w:val="21"/>
+          <w:szCs w:val="21"/>
+          <w:rtl/>
+        </w:rPr>
+        <w:t xml:space="preserve">أيلول </w:t>
+      </w:r>
+      <w:r>
+        <w:rPr>
+          <w:rFonts w:ascii="Calibri" w:hAnsi="Calibri" w:cs="Sakkal Majalla"/>
+          <w:i/>
+          <w:iCs/>
+          <w:color w:val="595959"/>
+          <w:sz w:val="21"/>
+          <w:szCs w:val="21"/>
+          <w:rtl w:val="0"/>
+        </w:rPr>
+        <w:t xml:space="preserve">2024</w:t>
+      </w:r>
+      <w:r>
+        <w:rPr>
+          <w:rFonts w:ascii="Sakkal Majalla" w:hAnsi="Sakkal Majalla" w:cs="Sakkal Majalla"/>
+          <w:i/>
+          <w:iCs/>
+          <w:color w:val="595959"/>
+          <w:sz w:val="21"/>
+          <w:szCs w:val="21"/>
+          <w:rtl/>
+        </w:rPr>
+        <w:t xml:space="preserve"> – حتّى الآن</w:t>
+      </w:r>
+    </w:p>
+    <w:p>
+      <w:pPr>
+        <w:bidi/>
+        <w:spacing w:before="0" w:after="30" w:line="252" w:lineRule="auto"/>
+        <w:jc w:val="right"/>
+      </w:pPr>
+      <w:r>
+        <w:rPr>
+          <w:rFonts w:ascii="Sakkal Majalla" w:hAnsi="Sakkal Majalla" w:cs="Sakkal Majalla"/>
+          <w:color w:val="000000"/>
+          <w:sz w:val="26"/>
+          <w:szCs w:val="26"/>
+          <w:rtl/>
+        </w:rPr>
+        <w:t xml:space="preserve">•  </w:t>
+      </w:r>
+      <w:r>
+        <w:rPr>
+          <w:rFonts w:ascii="Sakkal Majalla" w:hAnsi="Sakkal Majalla" w:cs="Sakkal Majalla"/>
+          <w:b/>
+          <w:bCs/>
+          <w:color w:val="1A1A1A"/>
+          <w:sz w:val="26"/>
+          <w:szCs w:val="26"/>
+          <w:rtl/>
+        </w:rPr>
+        <w:t xml:space="preserve">تطوير أنظمة ERP: </w:t>
+      </w:r>
+      <w:r>
+        <w:rPr>
+          <w:rFonts w:ascii="Sakkal Majalla" w:hAnsi="Sakkal Majalla" w:cs="Sakkal Majalla"/>
+          <w:color w:val="1A1A1A"/>
+          <w:sz w:val="26"/>
+          <w:szCs w:val="26"/>
+          <w:rtl/>
+        </w:rPr>
+        <w:t xml:space="preserve">تصميم وبناء حل مخصّص لإدارة المهام على </w:t>
+      </w:r>
+      <w:r>
+        <w:rPr>
+          <w:rFonts w:ascii="Calibri" w:hAnsi="Calibri" w:cs="Sakkal Majalla"/>
+          <w:color w:val="1A1A1A"/>
+          <w:sz w:val="26"/>
+          <w:szCs w:val="26"/>
+          <w:rtl w:val="0"/>
+        </w:rPr>
+        <w:t xml:space="preserve">Odoo 19</w:t>
+      </w:r>
+      <w:r>
+        <w:rPr>
+          <w:rFonts w:ascii="Sakkal Majalla" w:hAnsi="Sakkal Majalla" w:cs="Sakkal Majalla"/>
+          <w:color w:val="1A1A1A"/>
+          <w:sz w:val="26"/>
+          <w:szCs w:val="26"/>
+          <w:rtl/>
+        </w:rPr>
+        <w:t xml:space="preserve"> يتضمّن تفويض المدراء وتتبّع أعمال البحث والتطوير.</w:t>
+      </w:r>
+    </w:p>
+    <w:p>
+      <w:pPr>
+        <w:bidi/>
+        <w:spacing w:before="0" w:after="30" w:line="252" w:lineRule="auto"/>
+        <w:jc w:val="right"/>
+      </w:pPr>
+      <w:r>
+        <w:rPr>
+          <w:rFonts w:ascii="Sakkal Majalla" w:hAnsi="Sakkal Majalla" w:cs="Sakkal Majalla"/>
+          <w:color w:val="000000"/>
+          <w:sz w:val="26"/>
+          <w:szCs w:val="26"/>
+          <w:rtl/>
+        </w:rPr>
+        <w:t xml:space="preserve">•  </w:t>
+      </w:r>
+      <w:r>
+        <w:rPr>
+          <w:rFonts w:ascii="Sakkal Majalla" w:hAnsi="Sakkal Majalla" w:cs="Sakkal Majalla"/>
+          <w:b/>
+          <w:bCs/>
+          <w:color w:val="1A1A1A"/>
+          <w:sz w:val="26"/>
+          <w:szCs w:val="26"/>
+          <w:rtl/>
+        </w:rPr>
+        <w:t xml:space="preserve">الواجهات الخلفية والأمامية: </w:t>
+      </w:r>
+      <w:r>
+        <w:rPr>
+          <w:rFonts w:ascii="Sakkal Majalla" w:hAnsi="Sakkal Majalla" w:cs="Sakkal Majalla"/>
+          <w:color w:val="1A1A1A"/>
+          <w:sz w:val="26"/>
+          <w:szCs w:val="26"/>
+          <w:rtl/>
+        </w:rPr>
+        <w:t xml:space="preserve">تصميم واجهات </w:t>
+      </w:r>
+      <w:r>
+        <w:rPr>
+          <w:rFonts w:ascii="Calibri" w:hAnsi="Calibri" w:cs="Sakkal Majalla"/>
+          <w:color w:val="1A1A1A"/>
+          <w:sz w:val="26"/>
+          <w:szCs w:val="26"/>
+          <w:rtl w:val="0"/>
+        </w:rPr>
+        <w:t xml:space="preserve">XML</w:t>
+      </w:r>
+      <w:r>
+        <w:rPr>
+          <w:rFonts w:ascii="Sakkal Majalla" w:hAnsi="Sakkal Majalla" w:cs="Sakkal Majalla"/>
+          <w:color w:val="1A1A1A"/>
+          <w:sz w:val="26"/>
+          <w:szCs w:val="26"/>
+          <w:rtl/>
+        </w:rPr>
+        <w:t xml:space="preserve"> موروثة معقّدة وإجراءات مخصّصة لعروض القوائم، واستخدام </w:t>
+      </w:r>
+      <w:r>
+        <w:rPr>
+          <w:rFonts w:ascii="Calibri" w:hAnsi="Calibri" w:cs="Sakkal Majalla"/>
+          <w:color w:val="1A1A1A"/>
+          <w:sz w:val="26"/>
+          <w:szCs w:val="26"/>
+          <w:rtl w:val="0"/>
+        </w:rPr>
+        <w:t xml:space="preserve">Python</w:t>
+      </w:r>
+      <w:r>
+        <w:rPr>
+          <w:rFonts w:ascii="Sakkal Majalla" w:hAnsi="Sakkal Majalla" w:cs="Sakkal Majalla"/>
+          <w:color w:val="1A1A1A"/>
+          <w:sz w:val="26"/>
+          <w:szCs w:val="26"/>
+          <w:rtl/>
+        </w:rPr>
+        <w:t xml:space="preserve"> و</w:t>
+      </w:r>
+      <w:r>
+        <w:rPr>
+          <w:rFonts w:ascii="Calibri" w:hAnsi="Calibri" w:cs="Sakkal Majalla"/>
+          <w:color w:val="1A1A1A"/>
+          <w:sz w:val="26"/>
+          <w:szCs w:val="26"/>
+          <w:rtl w:val="0"/>
+        </w:rPr>
+        <w:t xml:space="preserve">PostgreSQL</w:t>
+      </w:r>
+      <w:r>
+        <w:rPr>
+          <w:rFonts w:ascii="Sakkal Majalla" w:hAnsi="Sakkal Majalla" w:cs="Sakkal Majalla"/>
+          <w:color w:val="1A1A1A"/>
+          <w:sz w:val="26"/>
+          <w:szCs w:val="26"/>
+          <w:rtl/>
+        </w:rPr>
+        <w:t xml:space="preserve"> لبناء منطق خلفي قابل للتوسّع.</w:t>
+      </w:r>
+    </w:p>
+    <w:p>
+      <w:pPr>
+        <w:bidi/>
+        <w:spacing w:before="0" w:after="30" w:line="252" w:lineRule="auto"/>
+        <w:jc w:val="right"/>
+      </w:pPr>
+      <w:r>
+        <w:rPr>
+          <w:rFonts w:ascii="Sakkal Majalla" w:hAnsi="Sakkal Majalla" w:cs="Sakkal Majalla"/>
+          <w:color w:val="000000"/>
+          <w:sz w:val="26"/>
+          <w:szCs w:val="26"/>
+          <w:rtl/>
+        </w:rPr>
+        <w:t xml:space="preserve">•  </w:t>
+      </w:r>
+      <w:r>
+        <w:rPr>
+          <w:rFonts w:ascii="Sakkal Majalla" w:hAnsi="Sakkal Majalla" w:cs="Sakkal Majalla"/>
+          <w:b/>
+          <w:bCs/>
+          <w:color w:val="1A1A1A"/>
+          <w:sz w:val="26"/>
+          <w:szCs w:val="26"/>
+          <w:rtl/>
+        </w:rPr>
+        <w:t xml:space="preserve">إدارة الأنظمة: </w:t>
+      </w:r>
+      <w:r>
+        <w:rPr>
+          <w:rFonts w:ascii="Sakkal Majalla" w:hAnsi="Sakkal Majalla" w:cs="Sakkal Majalla"/>
+          <w:color w:val="1A1A1A"/>
+          <w:sz w:val="26"/>
+          <w:szCs w:val="26"/>
+          <w:rtl/>
+        </w:rPr>
+        <w:t xml:space="preserve">إدارة خوادم </w:t>
+      </w:r>
+      <w:r>
+        <w:rPr>
+          <w:rFonts w:ascii="Calibri" w:hAnsi="Calibri" w:cs="Sakkal Majalla"/>
+          <w:color w:val="1A1A1A"/>
+          <w:sz w:val="26"/>
+          <w:szCs w:val="26"/>
+          <w:rtl w:val="0"/>
+        </w:rPr>
+        <w:t xml:space="preserve">Linux VPS</w:t>
+      </w:r>
+      <w:r>
+        <w:rPr>
+          <w:rFonts w:ascii="Sakkal Majalla" w:hAnsi="Sakkal Majalla" w:cs="Sakkal Majalla"/>
+          <w:color w:val="1A1A1A"/>
+          <w:sz w:val="26"/>
+          <w:szCs w:val="26"/>
+          <w:rtl/>
+        </w:rPr>
+        <w:t xml:space="preserve">‏، بما في ذلك إعداد </w:t>
+      </w:r>
+      <w:r>
+        <w:rPr>
+          <w:rFonts w:ascii="Calibri" w:hAnsi="Calibri" w:cs="Sakkal Majalla"/>
+          <w:color w:val="1A1A1A"/>
+          <w:sz w:val="26"/>
+          <w:szCs w:val="26"/>
+          <w:rtl w:val="0"/>
+        </w:rPr>
+        <w:t xml:space="preserve">Nginx</w:t>
+      </w:r>
+      <w:r>
+        <w:rPr>
+          <w:rFonts w:ascii="Sakkal Majalla" w:hAnsi="Sakkal Majalla" w:cs="Sakkal Majalla"/>
+          <w:color w:val="1A1A1A"/>
+          <w:sz w:val="26"/>
+          <w:szCs w:val="26"/>
+          <w:rtl/>
+        </w:rPr>
+        <w:t xml:space="preserve"> كوكيل عكسي ونشر شهادات </w:t>
+      </w:r>
+      <w:r>
+        <w:rPr>
+          <w:rFonts w:ascii="Calibri" w:hAnsi="Calibri" w:cs="Sakkal Majalla"/>
+          <w:color w:val="1A1A1A"/>
+          <w:sz w:val="26"/>
+          <w:szCs w:val="26"/>
+          <w:rtl w:val="0"/>
+        </w:rPr>
+        <w:t xml:space="preserve">SSL/HTTPS</w:t>
+      </w:r>
+      <w:r>
+        <w:rPr>
+          <w:rFonts w:ascii="Sakkal Majalla" w:hAnsi="Sakkal Majalla" w:cs="Sakkal Majalla"/>
+          <w:color w:val="1A1A1A"/>
+          <w:sz w:val="26"/>
+          <w:szCs w:val="26"/>
+          <w:rtl/>
+        </w:rPr>
+        <w:t xml:space="preserve">‏.</w:t>
+      </w:r>
+    </w:p>
+    <w:p>
+      <w:pPr>
+        <w:bidi/>
+        <w:spacing w:before="0" w:after="30" w:line="252" w:lineRule="auto"/>
+        <w:jc w:val="right"/>
+      </w:pPr>
+      <w:r>
+        <w:rPr>
+          <w:rFonts w:ascii="Sakkal Majalla" w:hAnsi="Sakkal Majalla" w:cs="Sakkal Majalla"/>
+          <w:color w:val="000000"/>
+          <w:sz w:val="26"/>
+          <w:szCs w:val="26"/>
+          <w:rtl/>
+        </w:rPr>
+        <w:t xml:space="preserve">•  </w:t>
+      </w:r>
+      <w:r>
+        <w:rPr>
+          <w:rFonts w:ascii="Sakkal Majalla" w:hAnsi="Sakkal Majalla" w:cs="Sakkal Majalla"/>
+          <w:b/>
+          <w:bCs/>
+          <w:color w:val="1A1A1A"/>
+          <w:sz w:val="26"/>
+          <w:szCs w:val="26"/>
+          <w:rtl/>
+        </w:rPr>
+        <w:t xml:space="preserve">الأتمتة: </w:t>
+      </w:r>
+      <w:r>
+        <w:rPr>
+          <w:rFonts w:ascii="Sakkal Majalla" w:hAnsi="Sakkal Majalla" w:cs="Sakkal Majalla"/>
+          <w:color w:val="1A1A1A"/>
+          <w:sz w:val="26"/>
+          <w:szCs w:val="26"/>
+          <w:rtl/>
+        </w:rPr>
+        <w:t xml:space="preserve">إنشاء خدمات </w:t>
+      </w:r>
+      <w:r>
+        <w:rPr>
+          <w:rFonts w:ascii="Calibri" w:hAnsi="Calibri" w:cs="Sakkal Majalla"/>
+          <w:color w:val="1A1A1A"/>
+          <w:sz w:val="26"/>
+          <w:szCs w:val="26"/>
+          <w:rtl w:val="0"/>
+        </w:rPr>
+        <w:t xml:space="preserve">systemd</w:t>
+      </w:r>
+      <w:r>
+        <w:rPr>
+          <w:rFonts w:ascii="Sakkal Majalla" w:hAnsi="Sakkal Majalla" w:cs="Sakkal Majalla"/>
+          <w:color w:val="1A1A1A"/>
+          <w:sz w:val="26"/>
+          <w:szCs w:val="26"/>
+          <w:rtl/>
+        </w:rPr>
+        <w:t xml:space="preserve"> مؤتمتة لضمان التوافر العالي واستمرارية أداء التطبيقات.</w:t>
+      </w:r>
+    </w:p>
+    <w:p>
+      <w:pPr>
+        <w:keepNext/>
+        <w:bidi/>
+        <w:spacing w:before="120" w:after="0"/>
+        <w:jc w:val="right"/>
+      </w:pPr>
+      <w:r>
+        <w:rPr>
+          <w:rFonts w:ascii="Sakkal Majalla" w:hAnsi="Sakkal Majalla" w:cs="Sakkal Majalla"/>
           <w:b/>
           <w:bCs/>
           <w:color w:val="000000"/>
           <w:sz w:val="26"/>
           <w:szCs w:val="26"/>
-          <w:rtl w:val="0"/>
+          <w:rtl/>
         </w:rPr>
-        <w:t>Smart Task Planner</w:t>
+        <w:t xml:space="preserve">مطوّر برمجيات / قائد فريق تقني</w:t>
       </w:r>
       <w:r>
         <w:rPr>
-          <w:rFonts w:ascii="Sakkal Majalla" w:hAnsi="Sakkal Majalla"/>
-          <w:color w:val="595959"/>
+          <w:rFonts w:ascii="Sakkal Majalla" w:hAnsi="Sakkal Majalla" w:cs="Sakkal Majalla"/>
+          <w:color w:val="000000"/>
+          <w:sz w:val="26"/>
+          <w:szCs w:val="26"/>
+          <w:rtl/>
         </w:rPr>
-        <w:t xml:space="preserve">   —   </w:t>
+        <w:t xml:space="preserve">، </w:t>
       </w:r>
-      <w:hyperlink r:id="rId8">
-        <w:r>
-          <w:rPr>
-            <w:color w:val="1F3864"/>
-            <w:u w:val="single"/>
-            <w:rtl w:val="0"/>
-          </w:rPr>
-          <w:t>apps.odoo.com</w:t>
-        </w:r>
-      </w:hyperlink>
+      <w:r>
+        <w:rPr>
+          <w:rFonts w:ascii="Calibri" w:hAnsi="Calibri" w:cs="Sakkal Majalla"/>
+          <w:color w:val="000000"/>
+          <w:sz w:val="26"/>
+          <w:szCs w:val="26"/>
+          <w:rtl w:val="0"/>
+        </w:rPr>
+        <w:t xml:space="preserve">Lazer Net ISP</w:t>
+      </w:r>
     </w:p>
     <w:p>
       <w:pPr>
-        <w:spacing w:after="20" w:line="252" w:lineRule="auto"/>
-        <w:jc w:val="left"/>
+        <w:keepNext/>
+        <w:bidi/>
+        <w:spacing w:before="0" w:after="40"/>
+        <w:jc w:val="right"/>
       </w:pPr>
       <w:r>
         <w:rPr>
-          <w:rFonts w:ascii="Sakkal Majalla" w:hAnsi="Sakkal Majalla"/>
+          <w:rFonts w:ascii="Sakkal Majalla" w:hAnsi="Sakkal Majalla" w:cs="Sakkal Majalla"/>
+          <w:i/>
+          <w:iCs/>
+          <w:color w:val="595959"/>
+          <w:sz w:val="21"/>
+          <w:szCs w:val="21"/>
+          <w:rtl/>
+        </w:rPr>
+        <w:t xml:space="preserve">دمشق، سوريا  •  كانون الثاني </w:t>
+      </w:r>
+      <w:r>
+        <w:rPr>
+          <w:rFonts w:ascii="Calibri" w:hAnsi="Calibri" w:cs="Sakkal Majalla"/>
+          <w:i/>
+          <w:iCs/>
+          <w:color w:val="595959"/>
+          <w:sz w:val="21"/>
+          <w:szCs w:val="21"/>
+          <w:rtl w:val="0"/>
+        </w:rPr>
+        <w:t xml:space="preserve">2019</w:t>
+      </w:r>
+      <w:r>
+        <w:rPr>
+          <w:rFonts w:ascii="Sakkal Majalla" w:hAnsi="Sakkal Majalla" w:cs="Sakkal Majalla"/>
+          <w:i/>
+          <w:iCs/>
+          <w:color w:val="595959"/>
+          <w:sz w:val="21"/>
+          <w:szCs w:val="21"/>
+          <w:rtl/>
+        </w:rPr>
+        <w:t xml:space="preserve"> – أيلول </w:t>
+      </w:r>
+      <w:r>
+        <w:rPr>
+          <w:rFonts w:ascii="Calibri" w:hAnsi="Calibri" w:cs="Sakkal Majalla"/>
+          <w:i/>
+          <w:iCs/>
+          <w:color w:val="595959"/>
+          <w:sz w:val="21"/>
+          <w:szCs w:val="21"/>
+          <w:rtl w:val="0"/>
+        </w:rPr>
+        <w:t xml:space="preserve">2024</w:t>
+      </w:r>
+    </w:p>
+    <w:p>
+      <w:pPr>
+        <w:bidi/>
+        <w:spacing w:before="0" w:after="30" w:line="252" w:lineRule="auto"/>
+        <w:jc w:val="right"/>
+      </w:pPr>
+      <w:r>
+        <w:rPr>
+          <w:rFonts w:ascii="Sakkal Majalla" w:hAnsi="Sakkal Majalla" w:cs="Sakkal Majalla"/>
+          <w:color w:val="000000"/>
+          <w:sz w:val="26"/>
+          <w:szCs w:val="26"/>
+          <w:rtl/>
+        </w:rPr>
+        <w:t xml:space="preserve">•  </w:t>
+      </w:r>
+      <w:r>
+        <w:rPr>
+          <w:rFonts w:ascii="Sakkal Majalla" w:hAnsi="Sakkal Majalla" w:cs="Sakkal Majalla"/>
+          <w:b/>
+          <w:bCs/>
           <w:color w:val="1A1A1A"/>
           <w:sz w:val="26"/>
           <w:szCs w:val="26"/>
+          <w:rtl/>
         </w:rPr>
-        <w:t xml:space="preserve">تطبيق مستقل لإدارة المشاريع على </w:t>
+        <w:t xml:space="preserve">قيادة المشاريع: </w:t>
       </w:r>
       <w:r>
         <w:rPr>
+          <w:rFonts w:ascii="Sakkal Majalla" w:hAnsi="Sakkal Majalla" w:cs="Sakkal Majalla"/>
+          <w:color w:val="1A1A1A"/>
+          <w:sz w:val="26"/>
+          <w:szCs w:val="26"/>
+          <w:rtl/>
+        </w:rPr>
+        <w:t xml:space="preserve">إدارة دورة حياة المشاريع التقنية كاملةً من تحليل المتطلبات حتّى النشر النهائي.</w:t>
+      </w:r>
+    </w:p>
+    <w:p>
+      <w:pPr>
+        <w:bidi/>
+        <w:spacing w:before="0" w:after="30" w:line="252" w:lineRule="auto"/>
+        <w:jc w:val="right"/>
+      </w:pPr>
+      <w:r>
+        <w:rPr>
+          <w:rFonts w:ascii="Sakkal Majalla" w:hAnsi="Sakkal Majalla" w:cs="Sakkal Majalla"/>
+          <w:color w:val="000000"/>
+          <w:sz w:val="26"/>
+          <w:szCs w:val="26"/>
+          <w:rtl/>
+        </w:rPr>
+        <w:t xml:space="preserve">•  </w:t>
+      </w:r>
+      <w:r>
+        <w:rPr>
+          <w:rFonts w:ascii="Sakkal Majalla" w:hAnsi="Sakkal Majalla" w:cs="Sakkal Majalla"/>
+          <w:b/>
+          <w:bCs/>
+          <w:color w:val="1A1A1A"/>
+          <w:sz w:val="26"/>
+          <w:szCs w:val="26"/>
+          <w:rtl/>
+        </w:rPr>
+        <w:t xml:space="preserve">إدارة قواعد البيانات: </w:t>
+      </w:r>
+      <w:r>
+        <w:rPr>
+          <w:rFonts w:ascii="Sakkal Majalla" w:hAnsi="Sakkal Majalla" w:cs="Sakkal Majalla"/>
+          <w:color w:val="1A1A1A"/>
+          <w:sz w:val="26"/>
+          <w:szCs w:val="26"/>
+          <w:rtl/>
+        </w:rPr>
+        <w:t xml:space="preserve">تصميم وصيانة قواعد بيانات علائقية معقّدة </w:t>
+      </w:r>
+      <w:r>
+        <w:rPr>
+          <w:rFonts w:ascii="Calibri" w:hAnsi="Calibri" w:cs="Sakkal Majalla"/>
           <w:color w:val="1A1A1A"/>
           <w:sz w:val="26"/>
           <w:szCs w:val="26"/>
           <w:rtl w:val="0"/>
         </w:rPr>
-        <w:t>Odoo 19</w:t>
+        <w:t xml:space="preserve">(Oracle/SQL)</w:t>
       </w:r>
       <w:r>
         <w:rPr>
-          <w:rFonts w:ascii="Sakkal Majalla" w:hAnsi="Sakkal Majalla"/>
+          <w:rFonts w:ascii="Sakkal Majalla" w:hAnsi="Sakkal Majalla" w:cs="Sakkal Majalla"/>
           <w:color w:val="1A1A1A"/>
           <w:sz w:val="26"/>
           <w:szCs w:val="26"/>
+          <w:rtl/>
         </w:rPr>
-        <w:t xml:space="preserve"> منشور على متجر تطبيقات </w:t>
+        <w:t xml:space="preserve"> مع ضمان سلامة البيانات وكفاءة الاسترجاع.</w:t>
+      </w:r>
+    </w:p>
+    <w:p>
+      <w:pPr>
+        <w:bidi/>
+        <w:spacing w:before="0" w:after="30" w:line="252" w:lineRule="auto"/>
+        <w:jc w:val="right"/>
+      </w:pPr>
+      <w:r>
+        <w:rPr>
+          <w:rFonts w:ascii="Sakkal Majalla" w:hAnsi="Sakkal Majalla" w:cs="Sakkal Majalla"/>
+          <w:color w:val="000000"/>
+          <w:sz w:val="26"/>
+          <w:szCs w:val="26"/>
+          <w:rtl/>
+        </w:rPr>
+        <w:t xml:space="preserve">•  </w:t>
       </w:r>
       <w:r>
         <w:rPr>
+          <w:rFonts w:ascii="Sakkal Majalla" w:hAnsi="Sakkal Majalla" w:cs="Sakkal Majalla"/>
+          <w:b/>
+          <w:bCs/>
+          <w:color w:val="1A1A1A"/>
+          <w:sz w:val="26"/>
+          <w:szCs w:val="26"/>
+          <w:rtl/>
+        </w:rPr>
+        <w:t xml:space="preserve">التقارير الإدارية: </w:t>
+      </w:r>
+      <w:r>
+        <w:rPr>
+          <w:rFonts w:ascii="Sakkal Majalla" w:hAnsi="Sakkal Majalla" w:cs="Sakkal Majalla"/>
+          <w:color w:val="1A1A1A"/>
+          <w:sz w:val="26"/>
+          <w:szCs w:val="26"/>
+          <w:rtl/>
+        </w:rPr>
+        <w:t xml:space="preserve">إعداد تقارير تقنية دورية للإدارة العليا توثّق الإنجازات واستراتيجيات معالجة المخاطر.</w:t>
+      </w:r>
+    </w:p>
+    <w:p>
+      <w:pPr>
+        <w:bidi/>
+        <w:spacing w:before="0" w:after="30" w:line="252" w:lineRule="auto"/>
+        <w:jc w:val="right"/>
+      </w:pPr>
+      <w:r>
+        <w:rPr>
+          <w:rFonts w:ascii="Sakkal Majalla" w:hAnsi="Sakkal Majalla" w:cs="Sakkal Majalla"/>
+          <w:color w:val="000000"/>
+          <w:sz w:val="26"/>
+          <w:szCs w:val="26"/>
+          <w:rtl/>
+        </w:rPr>
+        <w:t xml:space="preserve">•  </w:t>
+      </w:r>
+      <w:r>
+        <w:rPr>
+          <w:rFonts w:ascii="Sakkal Majalla" w:hAnsi="Sakkal Majalla" w:cs="Sakkal Majalla"/>
+          <w:b/>
+          <w:bCs/>
+          <w:color w:val="1A1A1A"/>
+          <w:sz w:val="26"/>
+          <w:szCs w:val="26"/>
+          <w:rtl/>
+        </w:rPr>
+        <w:t xml:space="preserve">تقييم المخاطر: </w:t>
+      </w:r>
+      <w:r>
+        <w:rPr>
+          <w:rFonts w:ascii="Sakkal Majalla" w:hAnsi="Sakkal Majalla" w:cs="Sakkal Majalla"/>
+          <w:color w:val="1A1A1A"/>
+          <w:sz w:val="26"/>
+          <w:szCs w:val="26"/>
+          <w:rtl/>
+        </w:rPr>
+        <w:t xml:space="preserve">تحديد المخاطر التقنية المحتملة واقتراح استراتيجيات لضمان توافق المشاريع مع معايير الجودة.</w:t>
+      </w:r>
+    </w:p>
+    <w:p>
+      <w:pPr>
+        <w:bidi/>
+        <w:spacing w:before="0" w:after="30" w:line="252" w:lineRule="auto"/>
+        <w:jc w:val="right"/>
+      </w:pPr>
+      <w:r>
+        <w:rPr>
+          <w:rFonts w:ascii="Sakkal Majalla" w:hAnsi="Sakkal Majalla" w:cs="Sakkal Majalla"/>
+          <w:color w:val="000000"/>
+          <w:sz w:val="26"/>
+          <w:szCs w:val="26"/>
+          <w:rtl/>
+        </w:rPr>
+        <w:t xml:space="preserve">•  </w:t>
+      </w:r>
+      <w:r>
+        <w:rPr>
+          <w:rFonts w:ascii="Sakkal Majalla" w:hAnsi="Sakkal Majalla" w:cs="Sakkal Majalla"/>
+          <w:b/>
+          <w:bCs/>
+          <w:color w:val="1A1A1A"/>
+          <w:sz w:val="26"/>
+          <w:szCs w:val="26"/>
+          <w:rtl/>
+        </w:rPr>
+        <w:t xml:space="preserve">البنية التحتية والدعم: </w:t>
+      </w:r>
+      <w:r>
+        <w:rPr>
+          <w:rFonts w:ascii="Sakkal Majalla" w:hAnsi="Sakkal Majalla" w:cs="Sakkal Majalla"/>
+          <w:color w:val="1A1A1A"/>
+          <w:sz w:val="26"/>
+          <w:szCs w:val="26"/>
+          <w:rtl/>
+        </w:rPr>
+        <w:t xml:space="preserve">إدارة البنية التحتية للشبكات ومعالجة أعطال الأجهزة والبرمجيات وتقديم الدعم التقني.</w:t>
+      </w:r>
+    </w:p>
+    <w:p>
+      <w:pPr>
+        <w:bidi/>
+        <w:spacing w:before="0" w:after="30" w:line="252" w:lineRule="auto"/>
+        <w:jc w:val="right"/>
+      </w:pPr>
+      <w:r>
+        <w:rPr>
+          <w:rFonts w:ascii="Sakkal Majalla" w:hAnsi="Sakkal Majalla" w:cs="Sakkal Majalla"/>
+          <w:color w:val="000000"/>
+          <w:sz w:val="26"/>
+          <w:szCs w:val="26"/>
+          <w:rtl/>
+        </w:rPr>
+        <w:t xml:space="preserve">•  </w:t>
+      </w:r>
+      <w:r>
+        <w:rPr>
+          <w:rFonts w:ascii="Sakkal Majalla" w:hAnsi="Sakkal Majalla" w:cs="Sakkal Majalla"/>
+          <w:b/>
+          <w:bCs/>
+          <w:color w:val="1A1A1A"/>
+          <w:sz w:val="26"/>
+          <w:szCs w:val="26"/>
+          <w:rtl/>
+        </w:rPr>
+        <w:t xml:space="preserve">التدريب والتأهيل: </w:t>
+      </w:r>
+      <w:r>
+        <w:rPr>
+          <w:rFonts w:ascii="Sakkal Majalla" w:hAnsi="Sakkal Majalla" w:cs="Sakkal Majalla"/>
+          <w:color w:val="1A1A1A"/>
+          <w:sz w:val="26"/>
+          <w:szCs w:val="26"/>
+          <w:rtl/>
+        </w:rPr>
+        <w:t xml:space="preserve">تصميم وتقديم دورات تدريبية للموظفين والفنيين في البرمجة وأنظمة التشغيل وقواعد البيانات </w:t>
+      </w:r>
+      <w:r>
+        <w:rPr>
+          <w:rFonts w:ascii="Calibri" w:hAnsi="Calibri" w:cs="Sakkal Majalla"/>
           <w:color w:val="1A1A1A"/>
           <w:sz w:val="26"/>
           <w:szCs w:val="26"/>
           <w:rtl w:val="0"/>
         </w:rPr>
-        <w:t>Odoo</w:t>
+        <w:t xml:space="preserve">(SQL)</w:t>
       </w:r>
       <w:r>
         <w:rPr>
-          <w:rFonts w:ascii="Sakkal Majalla" w:hAnsi="Sakkal Majalla"/>
+          <w:rFonts w:ascii="Sakkal Majalla" w:hAnsi="Sakkal Majalla" w:cs="Sakkal Majalla"/>
           <w:color w:val="1A1A1A"/>
           <w:sz w:val="26"/>
           <w:szCs w:val="26"/>
+          <w:rtl/>
         </w:rPr>
-        <w:t xml:space="preserve">‏، يتضمّن مخطط </w:t>
-      </w:r>
-      <w:r>
-        <w:rPr>
-          <w:color w:val="1A1A1A"/>
-          <w:sz w:val="26"/>
-          <w:szCs w:val="26"/>
-          <w:rtl w:val="0"/>
-        </w:rPr>
-        <w:t>Gantt</w:t>
-      </w:r>
-      <w:r>
-        <w:rPr>
-          <w:rFonts w:ascii="Sakkal Majalla" w:hAnsi="Sakkal Majalla"/>
-          <w:color w:val="1A1A1A"/>
-          <w:sz w:val="26"/>
-          <w:szCs w:val="26"/>
-        </w:rPr>
-        <w:t xml:space="preserve"> تفاعلي مع إعادة الجدولة بالسحب والإفلات والاعتماديات، ولوحة كانبان بسبع مراحل، وجداول زمنية ولوحات تحكّم تنفيذية، دون الاعتماد على النسخة المؤسسية.</w:t>
-      </w:r>
-    </w:p>
-    <w:p>
-      <w:pPr>
-        <w:spacing w:after="30"/>
-        <w:jc w:val="left"/>
-      </w:pPr>
-      <w:r>
-        <w:rPr>
-          <w:rFonts w:ascii="Sakkal Majalla" w:hAnsi="Sakkal Majalla"/>
-          <w:b/>
-          <w:bCs/>
-          <w:color w:val="595959"/>
-        </w:rPr>
-        <w:t xml:space="preserve">التقنيات: </w:t>
-      </w:r>
-      <w:r>
-        <w:rPr>
-          <w:color w:val="595959"/>
-          <w:rtl w:val="0"/>
-        </w:rPr>
-        <w:t>Odoo 19, Python, PostgreSQL, OWL, XML</w:t>
-      </w:r>
-    </w:p>
-    <w:p>
-      <w:pPr>
-        <w:keepNext/>
-        <w:spacing w:before="110" w:after="20"/>
-        <w:jc w:val="left"/>
-      </w:pPr>
-      <w:r>
-        <w:rPr>
-          <w:b/>
-          <w:bCs/>
-          <w:color w:val="000000"/>
-          <w:sz w:val="26"/>
-          <w:szCs w:val="26"/>
-          <w:rtl w:val="0"/>
-        </w:rPr>
-        <w:t>Super Proxy Store</w:t>
-      </w:r>
-      <w:r>
-        <w:rPr>
-          <w:rFonts w:ascii="Sakkal Majalla" w:hAnsi="Sakkal Majalla"/>
-          <w:color w:val="595959"/>
-        </w:rPr>
-        <w:t xml:space="preserve">   —   </w:t>
-      </w:r>
-      <w:hyperlink r:id="rId9">
-        <w:r>
-          <w:rPr>
-            <w:color w:val="1F3864"/>
-            <w:u w:val="single"/>
-            <w:rtl w:val="0"/>
-          </w:rPr>
-          <w:t>t.me/myproxystore_bot</w:t>
-        </w:r>
-      </w:hyperlink>
-    </w:p>
-    <w:p>
-      <w:pPr>
-        <w:spacing w:after="20" w:line="252" w:lineRule="auto"/>
-        <w:jc w:val="left"/>
-      </w:pPr>
-      <w:r>
-        <w:rPr>
-          <w:rFonts w:ascii="Sakkal Majalla" w:hAnsi="Sakkal Majalla"/>
-          <w:color w:val="1A1A1A"/>
-          <w:sz w:val="26"/>
-          <w:szCs w:val="26"/>
-        </w:rPr>
-        <w:t xml:space="preserve">بوت تيليجرام لبيع خدمات البروكسي، يدمج </w:t>
-      </w:r>
-      <w:r>
-        <w:rPr>
-          <w:color w:val="1A1A1A"/>
-          <w:sz w:val="26"/>
-          <w:szCs w:val="26"/>
-          <w:rtl w:val="0"/>
-        </w:rPr>
-        <w:t>Cryptomus</w:t>
-      </w:r>
-      <w:r>
-        <w:rPr>
-          <w:rFonts w:ascii="Sakkal Majalla" w:hAnsi="Sakkal Majalla"/>
-          <w:color w:val="1A1A1A"/>
-          <w:sz w:val="26"/>
-          <w:szCs w:val="26"/>
-        </w:rPr>
-        <w:t xml:space="preserve"> لشحن المحفظة بالعملات الرقمية إضافةً إلى مسار تأكيد يدوي لخدمات </w:t>
-      </w:r>
-      <w:r>
-        <w:rPr>
-          <w:color w:val="1A1A1A"/>
-          <w:sz w:val="26"/>
-          <w:szCs w:val="26"/>
-          <w:rtl w:val="0"/>
-        </w:rPr>
-        <w:t>OMT</w:t>
-      </w:r>
-      <w:r>
-        <w:rPr>
-          <w:rFonts w:ascii="Sakkal Majalla" w:hAnsi="Sakkal Majalla"/>
-          <w:color w:val="1A1A1A"/>
-          <w:sz w:val="26"/>
-          <w:szCs w:val="26"/>
-        </w:rPr>
-        <w:t xml:space="preserve"> و</w:t>
-      </w:r>
-      <w:r>
-        <w:rPr>
-          <w:color w:val="1A1A1A"/>
-          <w:sz w:val="26"/>
-          <w:szCs w:val="26"/>
-          <w:rtl w:val="0"/>
-        </w:rPr>
-        <w:t>Whish</w:t>
-      </w:r>
-      <w:r>
-        <w:rPr>
-          <w:rFonts w:ascii="Sakkal Majalla" w:hAnsi="Sakkal Majalla"/>
-          <w:color w:val="1A1A1A"/>
-          <w:sz w:val="26"/>
-          <w:szCs w:val="26"/>
-        </w:rPr>
-        <w:t xml:space="preserve"> وسيريتل كاش — وهي قنوات دفع إقليمية بلا واجهات برمجية عامة — عبر مُهيّئات موردين قابلة للتبديل.</w:t>
-      </w:r>
-    </w:p>
-    <w:p>
-      <w:pPr>
-        <w:spacing w:after="30"/>
-        <w:jc w:val="left"/>
-      </w:pPr>
-      <w:r>
-        <w:rPr>
-          <w:rFonts w:ascii="Sakkal Majalla" w:hAnsi="Sakkal Majalla"/>
-          <w:b/>
-          <w:bCs/>
-          <w:color w:val="595959"/>
-        </w:rPr>
-        <w:t xml:space="preserve">التقنيات: </w:t>
-      </w:r>
-      <w:r>
-        <w:rPr>
-          <w:color w:val="595959"/>
-          <w:rtl w:val="0"/>
-        </w:rPr>
-        <w:t>Node.js, Telegraf, Fastify, PostgreSQL</w:t>
-      </w:r>
-    </w:p>
-    <w:p>
-      <w:pPr>
-        <w:keepNext/>
-        <w:spacing w:before="110" w:after="20"/>
-        <w:jc w:val="left"/>
-      </w:pPr>
-      <w:r>
-        <w:rPr>
-          <w:b/>
-          <w:bCs/>
-          <w:color w:val="000000"/>
-          <w:sz w:val="26"/>
-          <w:szCs w:val="26"/>
-          <w:rtl w:val="0"/>
-        </w:rPr>
-        <w:t>Legends Match</w:t>
-      </w:r>
-    </w:p>
-    <w:p>
-      <w:pPr>
-        <w:spacing w:after="20" w:line="252" w:lineRule="auto"/>
-        <w:jc w:val="left"/>
-      </w:pPr>
-      <w:r>
-        <w:rPr>
-          <w:rFonts w:ascii="Sakkal Majalla" w:hAnsi="Sakkal Majalla"/>
-          <w:color w:val="1A1A1A"/>
-          <w:sz w:val="26"/>
-          <w:szCs w:val="26"/>
-        </w:rPr>
-        <w:t xml:space="preserve">لعبة ذاكرة للهواتف المحمولة تتضمّن تسجيل الدخول عبر </w:t>
-      </w:r>
-      <w:r>
-        <w:rPr>
-          <w:color w:val="1A1A1A"/>
-          <w:sz w:val="26"/>
-          <w:szCs w:val="26"/>
-          <w:rtl w:val="0"/>
-        </w:rPr>
-        <w:t>Google</w:t>
-      </w:r>
-      <w:r>
-        <w:rPr>
-          <w:rFonts w:ascii="Sakkal Majalla" w:hAnsi="Sakkal Majalla"/>
-          <w:color w:val="1A1A1A"/>
-          <w:sz w:val="26"/>
-          <w:szCs w:val="26"/>
-        </w:rPr>
-        <w:t xml:space="preserve"> وتحقيق الدخل بواسطة </w:t>
-      </w:r>
-      <w:r>
-        <w:rPr>
-          <w:color w:val="1A1A1A"/>
-          <w:sz w:val="26"/>
-          <w:szCs w:val="26"/>
-          <w:rtl w:val="0"/>
-        </w:rPr>
-        <w:t>AdMob</w:t>
-      </w:r>
-      <w:r>
-        <w:rPr>
-          <w:rFonts w:ascii="Sakkal Majalla" w:hAnsi="Sakkal Majalla"/>
-          <w:color w:val="1A1A1A"/>
-          <w:sz w:val="26"/>
-          <w:szCs w:val="26"/>
-        </w:rPr>
-        <w:t xml:space="preserve"> واقتصاد عملات داخل اللعبة ونظام إحالة وصرف مدعوم بلوحة تحكّم إدارية.</w:t>
-      </w:r>
-    </w:p>
-    <w:p>
-      <w:pPr>
-        <w:spacing w:after="30"/>
-        <w:jc w:val="left"/>
-      </w:pPr>
-      <w:r>
-        <w:rPr>
-          <w:rFonts w:ascii="Sakkal Majalla" w:hAnsi="Sakkal Majalla"/>
-          <w:b/>
-          <w:bCs/>
-          <w:color w:val="595959"/>
-        </w:rPr>
-        <w:t xml:space="preserve">التقنيات: </w:t>
-      </w:r>
-      <w:r>
-        <w:rPr>
-          <w:color w:val="595959"/>
-          <w:rtl w:val="0"/>
-        </w:rPr>
-        <w:t>React Native (Expo), Fastify, PostgreSQL, AdMob</w:t>
+        <w:t xml:space="preserve"> والشبكات، مع إعداد المواد التدريبية وتقييم المتدرّبين.</w:t>
       </w:r>
     </w:p>
     <w:p>
@@ -1347,329 +1067,515 @@
         <w:pBdr>
           <w:bottom w:val="single" w:sz="8" w:space="2" w:color="000000"/>
         </w:pBdr>
+        <w:bidi/>
         <w:spacing w:before="200" w:after="60"/>
-        <w:jc w:val="left"/>
+        <w:jc w:val="right"/>
       </w:pPr>
       <w:r>
         <w:rPr>
-          <w:rFonts w:ascii="Sakkal Majalla" w:hAnsi="Sakkal Majalla"/>
+          <w:rFonts w:ascii="Sakkal Majalla" w:hAnsi="Sakkal Majalla" w:cs="Sakkal Majalla"/>
           <w:b/>
           <w:bCs/>
+          <w:spacing w:val="30"/>
           <w:color w:val="000000"/>
-          <w:spacing w:val="30"/>
           <w:sz w:val="28"/>
           <w:szCs w:val="28"/>
+          <w:rtl/>
         </w:rPr>
-        <w:t>المهارات التقنية والإدارية</w:t>
+        <w:t xml:space="preserve">مشاريع مختارة</w:t>
       </w:r>
     </w:p>
     <w:p>
       <w:pPr>
-        <w:spacing w:after="30" w:line="252" w:lineRule="auto"/>
-        <w:jc w:val="left"/>
+        <w:keepNext/>
+        <w:bidi/>
+        <w:spacing w:before="110" w:after="20"/>
+        <w:jc w:val="right"/>
       </w:pPr>
       <w:r>
         <w:rPr>
-          <w:rFonts w:ascii="Sakkal Majalla" w:hAnsi="Sakkal Majalla"/>
+          <w:rFonts w:ascii="Calibri" w:hAnsi="Calibri" w:cs="Sakkal Majalla"/>
+          <w:b/>
+          <w:bCs/>
           <w:color w:val="000000"/>
           <w:sz w:val="26"/>
           <w:szCs w:val="26"/>
+          <w:rtl w:val="0"/>
         </w:rPr>
-        <w:t xml:space="preserve">•  </w:t>
+        <w:t xml:space="preserve">Harmonia</w:t>
       </w:r>
       <w:r>
         <w:rPr>
-          <w:rFonts w:ascii="Sakkal Majalla" w:hAnsi="Sakkal Majalla"/>
-          <w:b/>
-          <w:bCs/>
+          <w:rFonts w:ascii="Sakkal Majalla" w:hAnsi="Sakkal Majalla" w:cs="Sakkal Majalla"/>
+          <w:color w:val="595959"/>
+          <w:sz w:val="22"/>
+          <w:szCs w:val="22"/>
+          <w:rtl/>
+        </w:rPr>
+        <w:t xml:space="preserve">   —   </w:t>
+      </w:r>
+      <w:hyperlink r:id="rIdX700">
+        <w:r>
+          <w:rPr>
+            <w:rFonts w:ascii="Calibri" w:hAnsi="Calibri"/>
+            <w:color w:val="1F3864"/>
+            <w:u w:val="single"/>
+            <w:sz w:val="22"/>
+            <w:szCs w:val="22"/>
+            <w:rtl w:val="0"/>
+          </w:rPr>
+          <w:t xml:space="preserve">harmonia-safety.vercel.app</w:t>
+        </w:r>
+      </w:hyperlink>
+    </w:p>
+    <w:p>
+      <w:pPr>
+        <w:bidi/>
+        <w:spacing w:before="0" w:after="20" w:line="252" w:lineRule="auto"/>
+        <w:jc w:val="right"/>
+      </w:pPr>
+      <w:r>
+        <w:rPr>
+          <w:rFonts w:ascii="Sakkal Majalla" w:hAnsi="Sakkal Majalla" w:cs="Sakkal Majalla"/>
           <w:color w:val="1A1A1A"/>
           <w:sz w:val="26"/>
           <w:szCs w:val="26"/>
+          <w:rtl/>
         </w:rPr>
-        <w:t xml:space="preserve">تطوير البرمجيات: </w:t>
+        <w:t xml:space="preserve">تطبيق لسلامة العائلة ومشاركة الموقع يوفّر التتبّع المباشر وتنبيهات الاستغاثة والمناطق الجغرافية وأدوار الأوصياء، مع بديل يعمل عبر الرسائل القصيرة دون إنترنت؛ تولّيت بناء التطبيق والواجهة الخلفية والبنية التحتية بالكامل.</w:t>
+      </w:r>
+    </w:p>
+    <w:p>
+      <w:pPr>
+        <w:bidi/>
+        <w:spacing w:before="0" w:after="30"/>
+        <w:jc w:val="right"/>
+      </w:pPr>
+      <w:r>
+        <w:rPr>
+          <w:rFonts w:ascii="Sakkal Majalla" w:hAnsi="Sakkal Majalla" w:cs="Sakkal Majalla"/>
+          <w:b/>
+          <w:bCs/>
+          <w:color w:val="595959"/>
+          <w:sz w:val="22"/>
+          <w:szCs w:val="22"/>
+          <w:rtl/>
+        </w:rPr>
+        <w:t xml:space="preserve">التقنيات: </w:t>
       </w:r>
       <w:r>
         <w:rPr>
+          <w:rFonts w:ascii="Calibri" w:hAnsi="Calibri" w:cs="Sakkal Majalla"/>
+          <w:color w:val="595959"/>
+          <w:sz w:val="22"/>
+          <w:szCs w:val="22"/>
+          <w:rtl w:val="0"/>
+        </w:rPr>
+        <w:t xml:space="preserve">React Native (Expo), TypeScript, Fastify, PostgreSQL</w:t>
+      </w:r>
+    </w:p>
+    <w:p>
+      <w:pPr>
+        <w:keepNext/>
+        <w:bidi/>
+        <w:spacing w:before="110" w:after="20"/>
+        <w:jc w:val="right"/>
+      </w:pPr>
+      <w:r>
+        <w:rPr>
+          <w:rFonts w:ascii="Calibri" w:hAnsi="Calibri" w:cs="Sakkal Majalla"/>
+          <w:b/>
+          <w:bCs/>
+          <w:color w:val="000000"/>
+          <w:sz w:val="26"/>
+          <w:szCs w:val="26"/>
+          <w:rtl w:val="0"/>
+        </w:rPr>
+        <w:t xml:space="preserve">Smart Task Planner</w:t>
+      </w:r>
+      <w:r>
+        <w:rPr>
+          <w:rFonts w:ascii="Sakkal Majalla" w:hAnsi="Sakkal Majalla" w:cs="Sakkal Majalla"/>
+          <w:color w:val="595959"/>
+          <w:sz w:val="22"/>
+          <w:szCs w:val="22"/>
+          <w:rtl/>
+        </w:rPr>
+        <w:t xml:space="preserve">   —   </w:t>
+      </w:r>
+      <w:hyperlink r:id="rIdX701">
+        <w:r>
+          <w:rPr>
+            <w:rFonts w:ascii="Calibri" w:hAnsi="Calibri"/>
+            <w:color w:val="1F3864"/>
+            <w:u w:val="single"/>
+            <w:sz w:val="22"/>
+            <w:szCs w:val="22"/>
+            <w:rtl w:val="0"/>
+          </w:rPr>
+          <w:t xml:space="preserve">apps.odoo.com</w:t>
+        </w:r>
+      </w:hyperlink>
+    </w:p>
+    <w:p>
+      <w:pPr>
+        <w:bidi/>
+        <w:spacing w:before="0" w:after="20" w:line="252" w:lineRule="auto"/>
+        <w:jc w:val="right"/>
+      </w:pPr>
+      <w:r>
+        <w:rPr>
+          <w:rFonts w:ascii="Sakkal Majalla" w:hAnsi="Sakkal Majalla" w:cs="Sakkal Majalla"/>
+          <w:color w:val="1A1A1A"/>
+          <w:sz w:val="26"/>
+          <w:szCs w:val="26"/>
+          <w:rtl/>
+        </w:rPr>
+        <w:t xml:space="preserve">تطبيق مستقل لإدارة المشاريع على </w:t>
+      </w:r>
+      <w:r>
+        <w:rPr>
+          <w:rFonts w:ascii="Calibri" w:hAnsi="Calibri" w:cs="Sakkal Majalla"/>
           <w:color w:val="1A1A1A"/>
           <w:sz w:val="26"/>
           <w:szCs w:val="26"/>
           <w:rtl w:val="0"/>
         </w:rPr>
-        <w:t>Python, Java, Spring Boot, C#, JavaScript, XML, PHP, Laravel, RESTful APIs</w:t>
+        <w:t xml:space="preserve">Odoo 19</w:t>
       </w:r>
       <w:r>
         <w:rPr>
-          <w:rFonts w:ascii="Sakkal Majalla" w:hAnsi="Sakkal Majalla"/>
+          <w:rFonts w:ascii="Sakkal Majalla" w:hAnsi="Sakkal Majalla" w:cs="Sakkal Majalla"/>
           <w:color w:val="1A1A1A"/>
           <w:sz w:val="26"/>
           <w:szCs w:val="26"/>
+          <w:rtl/>
         </w:rPr>
-        <w:t>‏.</w:t>
-      </w:r>
-    </w:p>
-    <w:p>
-      <w:pPr>
-        <w:spacing w:after="30" w:line="252" w:lineRule="auto"/>
-        <w:jc w:val="left"/>
-      </w:pPr>
-      <w:r>
-        <w:rPr>
-          <w:rFonts w:ascii="Sakkal Majalla" w:hAnsi="Sakkal Majalla"/>
-          <w:color w:val="000000"/>
-          <w:sz w:val="26"/>
-          <w:szCs w:val="26"/>
-        </w:rPr>
-        <w:t xml:space="preserve">•  </w:t>
+        <w:t xml:space="preserve"> منشور على متجر تطبيقات </w:t>
       </w:r>
       <w:r>
         <w:rPr>
-          <w:rFonts w:ascii="Sakkal Majalla" w:hAnsi="Sakkal Majalla"/>
-          <w:b/>
-          <w:bCs/>
-          <w:color w:val="1A1A1A"/>
-          <w:sz w:val="26"/>
-          <w:szCs w:val="26"/>
-        </w:rPr>
-        <w:t xml:space="preserve">إدارة الأنظمة وDevOps: </w:t>
-      </w:r>
-      <w:r>
-        <w:rPr>
+          <w:rFonts w:ascii="Calibri" w:hAnsi="Calibri" w:cs="Sakkal Majalla"/>
           <w:color w:val="1A1A1A"/>
           <w:sz w:val="26"/>
           <w:szCs w:val="26"/>
           <w:rtl w:val="0"/>
         </w:rPr>
-        <w:t>Linux VPS, Nginx, SSH Security, SSL/HTTPS, Systemd</w:t>
+        <w:t xml:space="preserve">Odoo</w:t>
       </w:r>
       <w:r>
         <w:rPr>
-          <w:rFonts w:ascii="Sakkal Majalla" w:hAnsi="Sakkal Majalla"/>
+          <w:rFonts w:ascii="Sakkal Majalla" w:hAnsi="Sakkal Majalla" w:cs="Sakkal Majalla"/>
           <w:color w:val="1A1A1A"/>
           <w:sz w:val="26"/>
           <w:szCs w:val="26"/>
+          <w:rtl/>
         </w:rPr>
-        <w:t>‏.</w:t>
-      </w:r>
-    </w:p>
-    <w:p>
-      <w:pPr>
-        <w:spacing w:after="30" w:line="252" w:lineRule="auto"/>
-        <w:jc w:val="left"/>
-      </w:pPr>
-      <w:r>
-        <w:rPr>
-          <w:rFonts w:ascii="Sakkal Majalla" w:hAnsi="Sakkal Majalla"/>
-          <w:color w:val="000000"/>
-          <w:sz w:val="26"/>
-          <w:szCs w:val="26"/>
-        </w:rPr>
-        <w:t xml:space="preserve">•  </w:t>
+        <w:t xml:space="preserve">‏، يتضمّن مخطط </w:t>
       </w:r>
       <w:r>
         <w:rPr>
-          <w:rFonts w:ascii="Sakkal Majalla" w:hAnsi="Sakkal Majalla"/>
-          <w:b/>
-          <w:bCs/>
-          <w:color w:val="1A1A1A"/>
-          <w:sz w:val="26"/>
-          <w:szCs w:val="26"/>
-        </w:rPr>
-        <w:t xml:space="preserve">قواعد البيانات: </w:t>
-      </w:r>
-      <w:r>
-        <w:rPr>
+          <w:rFonts w:ascii="Calibri" w:hAnsi="Calibri" w:cs="Sakkal Majalla"/>
           <w:color w:val="1A1A1A"/>
           <w:sz w:val="26"/>
           <w:szCs w:val="26"/>
           <w:rtl w:val="0"/>
         </w:rPr>
-        <w:t>Oracle Database, PostgreSQL, SQL Server</w:t>
+        <w:t xml:space="preserve">Gantt</w:t>
       </w:r>
       <w:r>
         <w:rPr>
-          <w:rFonts w:ascii="Sakkal Majalla" w:hAnsi="Sakkal Majalla"/>
+          <w:rFonts w:ascii="Sakkal Majalla" w:hAnsi="Sakkal Majalla" w:cs="Sakkal Majalla"/>
           <w:color w:val="1A1A1A"/>
           <w:sz w:val="26"/>
           <w:szCs w:val="26"/>
+          <w:rtl/>
         </w:rPr>
-        <w:t xml:space="preserve"> — الإدارة والتصميم والتحليل.</w:t>
+        <w:t xml:space="preserve"> تفاعلي مع إعادة الجدولة بالسحب والإفلات والاعتماديات، ولوحة كانبان بسبع مراحل، وجداول زمنية ولوحات تحكّم تنفيذية، دون الاعتماد على النسخة المؤسسية.</w:t>
       </w:r>
     </w:p>
     <w:p>
       <w:pPr>
-        <w:spacing w:after="30" w:line="252" w:lineRule="auto"/>
-        <w:jc w:val="left"/>
+        <w:bidi/>
+        <w:spacing w:before="0" w:after="30"/>
+        <w:jc w:val="right"/>
       </w:pPr>
       <w:r>
         <w:rPr>
-          <w:rFonts w:ascii="Sakkal Majalla" w:hAnsi="Sakkal Majalla"/>
+          <w:rFonts w:ascii="Sakkal Majalla" w:hAnsi="Sakkal Majalla" w:cs="Sakkal Majalla"/>
+          <w:b/>
+          <w:bCs/>
+          <w:color w:val="595959"/>
+          <w:sz w:val="22"/>
+          <w:szCs w:val="22"/>
+          <w:rtl/>
+        </w:rPr>
+        <w:t xml:space="preserve">التقنيات: </w:t>
+      </w:r>
+      <w:r>
+        <w:rPr>
+          <w:rFonts w:ascii="Calibri" w:hAnsi="Calibri" w:cs="Sakkal Majalla"/>
+          <w:color w:val="595959"/>
+          <w:sz w:val="22"/>
+          <w:szCs w:val="22"/>
+          <w:rtl w:val="0"/>
+        </w:rPr>
+        <w:t xml:space="preserve">Odoo 19, Python, PostgreSQL, OWL, XML</w:t>
+      </w:r>
+    </w:p>
+    <w:p>
+      <w:pPr>
+        <w:keepNext/>
+        <w:bidi/>
+        <w:spacing w:before="110" w:after="20"/>
+        <w:jc w:val="right"/>
+      </w:pPr>
+      <w:r>
+        <w:rPr>
+          <w:rFonts w:ascii="Calibri" w:hAnsi="Calibri" w:cs="Sakkal Majalla"/>
+          <w:b/>
+          <w:bCs/>
           <w:color w:val="000000"/>
           <w:sz w:val="26"/>
           <w:szCs w:val="26"/>
+          <w:rtl w:val="0"/>
         </w:rPr>
-        <w:t xml:space="preserve">•  </w:t>
+        <w:t xml:space="preserve">Super Proxy Store</w:t>
       </w:r>
       <w:r>
         <w:rPr>
-          <w:rFonts w:ascii="Sakkal Majalla" w:hAnsi="Sakkal Majalla"/>
-          <w:b/>
-          <w:bCs/>
+          <w:rFonts w:ascii="Sakkal Majalla" w:hAnsi="Sakkal Majalla" w:cs="Sakkal Majalla"/>
+          <w:color w:val="595959"/>
+          <w:sz w:val="22"/>
+          <w:szCs w:val="22"/>
+          <w:rtl/>
+        </w:rPr>
+        <w:t xml:space="preserve">   —   </w:t>
+      </w:r>
+      <w:hyperlink r:id="rIdX702">
+        <w:r>
+          <w:rPr>
+            <w:rFonts w:ascii="Calibri" w:hAnsi="Calibri"/>
+            <w:color w:val="1F3864"/>
+            <w:u w:val="single"/>
+            <w:sz w:val="22"/>
+            <w:szCs w:val="22"/>
+            <w:rtl w:val="0"/>
+          </w:rPr>
+          <w:t xml:space="preserve">t.me/myproxystore_bot</w:t>
+        </w:r>
+      </w:hyperlink>
+    </w:p>
+    <w:p>
+      <w:pPr>
+        <w:bidi/>
+        <w:spacing w:before="0" w:after="20" w:line="252" w:lineRule="auto"/>
+        <w:jc w:val="right"/>
+      </w:pPr>
+      <w:r>
+        <w:rPr>
+          <w:rFonts w:ascii="Sakkal Majalla" w:hAnsi="Sakkal Majalla" w:cs="Sakkal Majalla"/>
           <w:color w:val="1A1A1A"/>
           <w:sz w:val="26"/>
           <w:szCs w:val="26"/>
+          <w:rtl/>
         </w:rPr>
-        <w:t xml:space="preserve">البنية التحتية والدعم: </w:t>
+        <w:t xml:space="preserve">بوت تيليجرام لبيع خدمات البروكسي، يدمج </w:t>
       </w:r>
       <w:r>
         <w:rPr>
-          <w:rFonts w:ascii="Sakkal Majalla" w:hAnsi="Sakkal Majalla"/>
-          <w:color w:val="1A1A1A"/>
-          <w:sz w:val="26"/>
-          <w:szCs w:val="26"/>
-        </w:rPr>
-        <w:t xml:space="preserve">شهادة </w:t>
-      </w:r>
-      <w:r>
-        <w:rPr>
+          <w:rFonts w:ascii="Calibri" w:hAnsi="Calibri" w:cs="Sakkal Majalla"/>
           <w:color w:val="1A1A1A"/>
           <w:sz w:val="26"/>
           <w:szCs w:val="26"/>
           <w:rtl w:val="0"/>
         </w:rPr>
-        <w:t>CCNA</w:t>
+        <w:t xml:space="preserve">Cryptomus</w:t>
       </w:r>
       <w:r>
         <w:rPr>
-          <w:rFonts w:ascii="Sakkal Majalla" w:hAnsi="Sakkal Majalla"/>
+          <w:rFonts w:ascii="Sakkal Majalla" w:hAnsi="Sakkal Majalla" w:cs="Sakkal Majalla"/>
           <w:color w:val="1A1A1A"/>
           <w:sz w:val="26"/>
           <w:szCs w:val="26"/>
+          <w:rtl/>
         </w:rPr>
-        <w:t>‏، وخبرة قوية في بنية الشبكات ومعالجة أعطال الأجهزة والبرمجيات والدعم التقني.</w:t>
-      </w:r>
-    </w:p>
-    <w:p>
-      <w:pPr>
-        <w:spacing w:after="30" w:line="252" w:lineRule="auto"/>
-        <w:jc w:val="left"/>
-      </w:pPr>
-      <w:r>
-        <w:rPr>
-          <w:rFonts w:ascii="Sakkal Majalla" w:hAnsi="Sakkal Majalla"/>
-          <w:color w:val="000000"/>
-          <w:sz w:val="26"/>
-          <w:szCs w:val="26"/>
-        </w:rPr>
-        <w:t xml:space="preserve">•  </w:t>
+        <w:t xml:space="preserve"> لشحن المحفظة بالعملات الرقمية إضافةً إلى مسار تأكيد يدوي لخدمات </w:t>
       </w:r>
       <w:r>
         <w:rPr>
-          <w:rFonts w:ascii="Sakkal Majalla" w:hAnsi="Sakkal Majalla"/>
-          <w:b/>
-          <w:bCs/>
-          <w:color w:val="1A1A1A"/>
-          <w:sz w:val="26"/>
-          <w:szCs w:val="26"/>
-        </w:rPr>
-        <w:t xml:space="preserve">إدارة المشاريع: </w:t>
-      </w:r>
-      <w:r>
-        <w:rPr>
-          <w:rFonts w:ascii="Sakkal Majalla" w:hAnsi="Sakkal Majalla"/>
-          <w:color w:val="1A1A1A"/>
-          <w:sz w:val="26"/>
-          <w:szCs w:val="26"/>
-        </w:rPr>
-        <w:t>جمع المتطلبات، وتحديد المخاطر، وتنسيق أصحاب المصلحة، وإعداد التوثيق التقني.</w:t>
-      </w:r>
-    </w:p>
-    <w:p>
-      <w:pPr>
-        <w:spacing w:after="30" w:line="252" w:lineRule="auto"/>
-        <w:jc w:val="left"/>
-      </w:pPr>
-      <w:r>
-        <w:rPr>
-          <w:rFonts w:ascii="Sakkal Majalla" w:hAnsi="Sakkal Majalla"/>
-          <w:color w:val="000000"/>
-          <w:sz w:val="26"/>
-          <w:szCs w:val="26"/>
-        </w:rPr>
-        <w:t xml:space="preserve">•  </w:t>
-      </w:r>
-      <w:r>
-        <w:rPr>
-          <w:rFonts w:ascii="Sakkal Majalla" w:hAnsi="Sakkal Majalla"/>
-          <w:b/>
-          <w:bCs/>
-          <w:color w:val="1A1A1A"/>
-          <w:sz w:val="26"/>
-          <w:szCs w:val="26"/>
-        </w:rPr>
-        <w:t xml:space="preserve">أدوات المكتب: </w:t>
-      </w:r>
-      <w:r>
-        <w:rPr>
-          <w:rFonts w:ascii="Sakkal Majalla" w:hAnsi="Sakkal Majalla"/>
-          <w:color w:val="1A1A1A"/>
-          <w:sz w:val="26"/>
-          <w:szCs w:val="26"/>
-        </w:rPr>
-        <w:t xml:space="preserve">إتقان متقدّم لبرامج </w:t>
-      </w:r>
-      <w:r>
-        <w:rPr>
+          <w:rFonts w:ascii="Calibri" w:hAnsi="Calibri" w:cs="Sakkal Majalla"/>
           <w:color w:val="1A1A1A"/>
           <w:sz w:val="26"/>
           <w:szCs w:val="26"/>
           <w:rtl w:val="0"/>
         </w:rPr>
-        <w:t>Word</w:t>
+        <w:t xml:space="preserve">OMT</w:t>
       </w:r>
       <w:r>
         <w:rPr>
-          <w:rFonts w:ascii="Sakkal Majalla" w:hAnsi="Sakkal Majalla"/>
+          <w:rFonts w:ascii="Sakkal Majalla" w:hAnsi="Sakkal Majalla" w:cs="Sakkal Majalla"/>
           <w:color w:val="1A1A1A"/>
           <w:sz w:val="26"/>
           <w:szCs w:val="26"/>
+          <w:rtl/>
         </w:rPr>
         <w:t xml:space="preserve"> و</w:t>
       </w:r>
       <w:r>
         <w:rPr>
+          <w:rFonts w:ascii="Calibri" w:hAnsi="Calibri" w:cs="Sakkal Majalla"/>
           <w:color w:val="1A1A1A"/>
           <w:sz w:val="26"/>
           <w:szCs w:val="26"/>
           <w:rtl w:val="0"/>
         </w:rPr>
-        <w:t>Excel</w:t>
+        <w:t xml:space="preserve">Whish</w:t>
       </w:r>
       <w:r>
         <w:rPr>
-          <w:rFonts w:ascii="Sakkal Majalla" w:hAnsi="Sakkal Majalla"/>
+          <w:rFonts w:ascii="Sakkal Majalla" w:hAnsi="Sakkal Majalla" w:cs="Sakkal Majalla"/>
           <w:color w:val="1A1A1A"/>
           <w:sz w:val="26"/>
           <w:szCs w:val="26"/>
+          <w:rtl/>
         </w:rPr>
-        <w:t xml:space="preserve"> (إعداد التقارير) و</w:t>
+        <w:t xml:space="preserve"> وسيريتل كاش — وهي قنوات دفع إقليمية بلا واجهات برمجية عامة — عبر مُهيّئات موردين قابلة للتبديل.</w:t>
+      </w:r>
+    </w:p>
+    <w:p>
+      <w:pPr>
+        <w:bidi/>
+        <w:spacing w:before="0" w:after="30"/>
+        <w:jc w:val="right"/>
+      </w:pPr>
+      <w:r>
+        <w:rPr>
+          <w:rFonts w:ascii="Sakkal Majalla" w:hAnsi="Sakkal Majalla" w:cs="Sakkal Majalla"/>
+          <w:b/>
+          <w:bCs/>
+          <w:color w:val="595959"/>
+          <w:sz w:val="22"/>
+          <w:szCs w:val="22"/>
+          <w:rtl/>
+        </w:rPr>
+        <w:t xml:space="preserve">التقنيات: </w:t>
       </w:r>
       <w:r>
         <w:rPr>
+          <w:rFonts w:ascii="Calibri" w:hAnsi="Calibri" w:cs="Sakkal Majalla"/>
+          <w:color w:val="595959"/>
+          <w:sz w:val="22"/>
+          <w:szCs w:val="22"/>
+          <w:rtl w:val="0"/>
+        </w:rPr>
+        <w:t xml:space="preserve">Node.js, Telegraf, Fastify, PostgreSQL</w:t>
+      </w:r>
+    </w:p>
+    <w:p>
+      <w:pPr>
+        <w:keepNext/>
+        <w:bidi/>
+        <w:spacing w:before="110" w:after="20"/>
+        <w:jc w:val="right"/>
+      </w:pPr>
+      <w:r>
+        <w:rPr>
+          <w:rFonts w:ascii="Calibri" w:hAnsi="Calibri" w:cs="Sakkal Majalla"/>
+          <w:b/>
+          <w:bCs/>
+          <w:color w:val="000000"/>
+          <w:sz w:val="26"/>
+          <w:szCs w:val="26"/>
+          <w:rtl w:val="0"/>
+        </w:rPr>
+        <w:t xml:space="preserve">Legends Match</w:t>
+      </w:r>
+    </w:p>
+    <w:p>
+      <w:pPr>
+        <w:bidi/>
+        <w:spacing w:before="0" w:after="20" w:line="252" w:lineRule="auto"/>
+        <w:jc w:val="right"/>
+      </w:pPr>
+      <w:r>
+        <w:rPr>
+          <w:rFonts w:ascii="Sakkal Majalla" w:hAnsi="Sakkal Majalla" w:cs="Sakkal Majalla"/>
+          <w:color w:val="1A1A1A"/>
+          <w:sz w:val="26"/>
+          <w:szCs w:val="26"/>
+          <w:rtl/>
+        </w:rPr>
+        <w:t xml:space="preserve">لعبة ذاكرة للهواتف المحمولة تتضمّن تسجيل الدخول عبر </w:t>
+      </w:r>
+      <w:r>
+        <w:rPr>
+          <w:rFonts w:ascii="Calibri" w:hAnsi="Calibri" w:cs="Sakkal Majalla"/>
           <w:color w:val="1A1A1A"/>
           <w:sz w:val="26"/>
           <w:szCs w:val="26"/>
           <w:rtl w:val="0"/>
         </w:rPr>
-        <w:t>PowerPoint</w:t>
+        <w:t xml:space="preserve">Google</w:t>
       </w:r>
       <w:r>
         <w:rPr>
-          <w:rFonts w:ascii="Sakkal Majalla" w:hAnsi="Sakkal Majalla"/>
+          <w:rFonts w:ascii="Sakkal Majalla" w:hAnsi="Sakkal Majalla" w:cs="Sakkal Majalla"/>
           <w:color w:val="1A1A1A"/>
           <w:sz w:val="26"/>
           <w:szCs w:val="26"/>
+          <w:rtl/>
         </w:rPr>
-        <w:t>‏.</w:t>
+        <w:t xml:space="preserve"> وتحقيق الدخل بواسطة </w:t>
+      </w:r>
+      <w:r>
+        <w:rPr>
+          <w:rFonts w:ascii="Calibri" w:hAnsi="Calibri" w:cs="Sakkal Majalla"/>
+          <w:color w:val="1A1A1A"/>
+          <w:sz w:val="26"/>
+          <w:szCs w:val="26"/>
+          <w:rtl w:val="0"/>
+        </w:rPr>
+        <w:t xml:space="preserve">AdMob</w:t>
+      </w:r>
+      <w:r>
+        <w:rPr>
+          <w:rFonts w:ascii="Sakkal Majalla" w:hAnsi="Sakkal Majalla" w:cs="Sakkal Majalla"/>
+          <w:color w:val="1A1A1A"/>
+          <w:sz w:val="26"/>
+          <w:szCs w:val="26"/>
+          <w:rtl/>
+        </w:rPr>
+        <w:t xml:space="preserve"> واقتصاد عملات داخل اللعبة ونظام إحالة وصرف مدعوم بلوحة تحكّم إدارية.</w:t>
+      </w:r>
+    </w:p>
+    <w:p>
+      <w:pPr>
+        <w:bidi/>
+        <w:spacing w:before="0" w:after="30"/>
+        <w:jc w:val="right"/>
+      </w:pPr>
+      <w:r>
+        <w:rPr>
+          <w:rFonts w:ascii="Sakkal Majalla" w:hAnsi="Sakkal Majalla" w:cs="Sakkal Majalla"/>
+          <w:b/>
+          <w:bCs/>
+          <w:color w:val="595959"/>
+          <w:sz w:val="22"/>
+          <w:szCs w:val="22"/>
+          <w:rtl/>
+        </w:rPr>
+        <w:t xml:space="preserve">التقنيات: </w:t>
+      </w:r>
+      <w:r>
+        <w:rPr>
+          <w:rFonts w:ascii="Calibri" w:hAnsi="Calibri" w:cs="Sakkal Majalla"/>
+          <w:color w:val="595959"/>
+          <w:sz w:val="22"/>
+          <w:szCs w:val="22"/>
+          <w:rtl w:val="0"/>
+        </w:rPr>
+        <w:t xml:space="preserve">React Native (Expo), Fastify, PostgreSQL, AdMob</w:t>
       </w:r>
     </w:p>
     <w:p>
@@ -1678,130 +1584,425 @@
         <w:pBdr>
           <w:bottom w:val="single" w:sz="8" w:space="2" w:color="000000"/>
         </w:pBdr>
+        <w:bidi/>
         <w:spacing w:before="200" w:after="60"/>
-        <w:jc w:val="left"/>
+        <w:jc w:val="right"/>
       </w:pPr>
       <w:r>
         <w:rPr>
-          <w:rFonts w:ascii="Sakkal Majalla" w:hAnsi="Sakkal Majalla"/>
+          <w:rFonts w:ascii="Sakkal Majalla" w:hAnsi="Sakkal Majalla" w:cs="Sakkal Majalla"/>
           <w:b/>
           <w:bCs/>
+          <w:spacing w:val="30"/>
           <w:color w:val="000000"/>
-          <w:spacing w:val="30"/>
           <w:sz w:val="28"/>
           <w:szCs w:val="28"/>
+          <w:rtl/>
         </w:rPr>
-        <w:t>التعليم</w:t>
+        <w:t xml:space="preserve">المهارات التقنية والإدارية</w:t>
       </w:r>
     </w:p>
     <w:p>
       <w:pPr>
-        <w:keepNext/>
-        <w:spacing w:before="110"/>
-        <w:jc w:val="left"/>
+        <w:bidi/>
+        <w:spacing w:before="0" w:after="30" w:line="252" w:lineRule="auto"/>
+        <w:jc w:val="right"/>
       </w:pPr>
       <w:r>
         <w:rPr>
-          <w:rFonts w:ascii="Sakkal Majalla" w:hAnsi="Sakkal Majalla"/>
-          <w:b/>
-          <w:bCs/>
+          <w:rFonts w:ascii="Sakkal Majalla" w:hAnsi="Sakkal Majalla" w:cs="Sakkal Majalla"/>
           <w:color w:val="000000"/>
           <w:sz w:val="26"/>
           <w:szCs w:val="26"/>
+          <w:rtl/>
         </w:rPr>
-        <w:t>ماجستير في علوم الويب</w:t>
+        <w:t xml:space="preserve">•  </w:t>
       </w:r>
       <w:r>
         <w:rPr>
-          <w:rFonts w:ascii="Sakkal Majalla" w:hAnsi="Sakkal Majalla"/>
-          <w:color w:val="000000"/>
+          <w:rFonts w:ascii="Sakkal Majalla" w:hAnsi="Sakkal Majalla" w:cs="Sakkal Majalla"/>
+          <w:b/>
+          <w:bCs/>
+          <w:color w:val="1A1A1A"/>
           <w:sz w:val="26"/>
           <w:szCs w:val="26"/>
+          <w:rtl/>
         </w:rPr>
-        <w:t>، الجامعة الافتراضية السورية</w:t>
+        <w:t xml:space="preserve">تطوير البرمجيات: </w:t>
+      </w:r>
+      <w:r>
+        <w:rPr>
+          <w:rFonts w:ascii="Calibri" w:hAnsi="Calibri" w:cs="Sakkal Majalla"/>
+          <w:color w:val="1A1A1A"/>
+          <w:sz w:val="26"/>
+          <w:szCs w:val="26"/>
+          <w:rtl w:val="0"/>
+        </w:rPr>
+        <w:t xml:space="preserve">Python, Java, Spring Boot, C#, JavaScript, XML, PHP, Laravel, RESTful APIs</w:t>
+      </w:r>
+      <w:r>
+        <w:rPr>
+          <w:rFonts w:ascii="Sakkal Majalla" w:hAnsi="Sakkal Majalla" w:cs="Sakkal Majalla"/>
+          <w:color w:val="1A1A1A"/>
+          <w:sz w:val="26"/>
+          <w:szCs w:val="26"/>
+          <w:rtl/>
+        </w:rPr>
+        <w:t xml:space="preserve">‏.</w:t>
       </w:r>
     </w:p>
     <w:p>
       <w:pPr>
-        <w:spacing w:after="40"/>
-        <w:jc w:val="left"/>
+        <w:bidi/>
+        <w:spacing w:before="0" w:after="30" w:line="252" w:lineRule="auto"/>
+        <w:jc w:val="right"/>
       </w:pPr>
       <w:r>
         <w:rPr>
-          <w:rFonts w:ascii="Sakkal Majalla" w:hAnsi="Sakkal Majalla"/>
-          <w:i/>
-          <w:iCs/>
-          <w:color w:val="595959"/>
-          <w:sz w:val="21"/>
-          <w:szCs w:val="21"/>
+          <w:rFonts w:ascii="Sakkal Majalla" w:hAnsi="Sakkal Majalla" w:cs="Sakkal Majalla"/>
+          <w:color w:val="000000"/>
+          <w:sz w:val="26"/>
+          <w:szCs w:val="26"/>
+          <w:rtl/>
         </w:rPr>
-        <w:t xml:space="preserve">حزيران </w:t>
+        <w:t xml:space="preserve">•  </w:t>
       </w:r>
       <w:r>
         <w:rPr>
-          <w:i/>
-          <w:iCs/>
-          <w:color w:val="595959"/>
-          <w:sz w:val="21"/>
-          <w:szCs w:val="21"/>
+          <w:rFonts w:ascii="Sakkal Majalla" w:hAnsi="Sakkal Majalla" w:cs="Sakkal Majalla"/>
+          <w:b/>
+          <w:bCs/>
+          <w:color w:val="1A1A1A"/>
+          <w:sz w:val="26"/>
+          <w:szCs w:val="26"/>
+          <w:rtl/>
+        </w:rPr>
+        <w:t xml:space="preserve">إدارة الأنظمة وDevOps: </w:t>
+      </w:r>
+      <w:r>
+        <w:rPr>
+          <w:rFonts w:ascii="Calibri" w:hAnsi="Calibri" w:cs="Sakkal Majalla"/>
+          <w:color w:val="1A1A1A"/>
+          <w:sz w:val="26"/>
+          <w:szCs w:val="26"/>
           <w:rtl w:val="0"/>
         </w:rPr>
-        <w:t>2024</w:t>
+        <w:t xml:space="preserve">Linux VPS, Nginx, SSH Security, SSL/HTTPS, Systemd</w:t>
+      </w:r>
+      <w:r>
+        <w:rPr>
+          <w:rFonts w:ascii="Sakkal Majalla" w:hAnsi="Sakkal Majalla" w:cs="Sakkal Majalla"/>
+          <w:color w:val="1A1A1A"/>
+          <w:sz w:val="26"/>
+          <w:szCs w:val="26"/>
+          <w:rtl/>
+        </w:rPr>
+        <w:t xml:space="preserve">‏.</w:t>
       </w:r>
     </w:p>
     <w:p>
       <w:pPr>
-        <w:keepNext/>
-        <w:spacing w:before="110"/>
-        <w:jc w:val="left"/>
+        <w:bidi/>
+        <w:spacing w:before="0" w:after="30" w:line="252" w:lineRule="auto"/>
+        <w:jc w:val="right"/>
       </w:pPr>
       <w:r>
         <w:rPr>
-          <w:rFonts w:ascii="Sakkal Majalla" w:hAnsi="Sakkal Majalla"/>
-          <w:b/>
-          <w:bCs/>
+          <w:rFonts w:ascii="Sakkal Majalla" w:hAnsi="Sakkal Majalla" w:cs="Sakkal Majalla"/>
           <w:color w:val="000000"/>
           <w:sz w:val="26"/>
           <w:szCs w:val="26"/>
+          <w:rtl/>
         </w:rPr>
-        <w:t>بكالوريوس في هندسة البرمجيات</w:t>
+        <w:t xml:space="preserve">•  </w:t>
       </w:r>
       <w:r>
         <w:rPr>
-          <w:rFonts w:ascii="Sakkal Majalla" w:hAnsi="Sakkal Majalla"/>
-          <w:color w:val="000000"/>
+          <w:rFonts w:ascii="Sakkal Majalla" w:hAnsi="Sakkal Majalla" w:cs="Sakkal Majalla"/>
+          <w:b/>
+          <w:bCs/>
+          <w:color w:val="1A1A1A"/>
           <w:sz w:val="26"/>
           <w:szCs w:val="26"/>
+          <w:rtl/>
         </w:rPr>
-        <w:t>، جامعة حلب</w:t>
+        <w:t xml:space="preserve">قواعد البيانات: </w:t>
+      </w:r>
+      <w:r>
+        <w:rPr>
+          <w:rFonts w:ascii="Calibri" w:hAnsi="Calibri" w:cs="Sakkal Majalla"/>
+          <w:color w:val="1A1A1A"/>
+          <w:sz w:val="26"/>
+          <w:szCs w:val="26"/>
+          <w:rtl w:val="0"/>
+        </w:rPr>
+        <w:t xml:space="preserve">Oracle Database, PostgreSQL, SQL Server</w:t>
+      </w:r>
+      <w:r>
+        <w:rPr>
+          <w:rFonts w:ascii="Sakkal Majalla" w:hAnsi="Sakkal Majalla" w:cs="Sakkal Majalla"/>
+          <w:color w:val="1A1A1A"/>
+          <w:sz w:val="26"/>
+          <w:szCs w:val="26"/>
+          <w:rtl/>
+        </w:rPr>
+        <w:t xml:space="preserve"> — الإدارة والتصميم والتحليل.</w:t>
       </w:r>
     </w:p>
     <w:p>
       <w:pPr>
-        <w:spacing w:after="40"/>
-        <w:jc w:val="left"/>
+        <w:bidi/>
+        <w:spacing w:before="0" w:after="30" w:line="252" w:lineRule="auto"/>
+        <w:jc w:val="right"/>
       </w:pPr>
       <w:r>
         <w:rPr>
-          <w:rFonts w:ascii="Sakkal Majalla" w:hAnsi="Sakkal Majalla"/>
-          <w:i/>
-          <w:iCs/>
-          <w:color w:val="595959"/>
-          <w:sz w:val="21"/>
-          <w:szCs w:val="21"/>
+          <w:rFonts w:ascii="Sakkal Majalla" w:hAnsi="Sakkal Majalla" w:cs="Sakkal Majalla"/>
+          <w:color w:val="000000"/>
+          <w:sz w:val="26"/>
+          <w:szCs w:val="26"/>
+          <w:rtl/>
         </w:rPr>
-        <w:t xml:space="preserve">تشرين الأول </w:t>
+        <w:t xml:space="preserve">•  </w:t>
       </w:r>
       <w:r>
         <w:rPr>
-          <w:i/>
-          <w:iCs/>
-          <w:color w:val="595959"/>
-          <w:sz w:val="21"/>
-          <w:szCs w:val="21"/>
+          <w:rFonts w:ascii="Sakkal Majalla" w:hAnsi="Sakkal Majalla" w:cs="Sakkal Majalla"/>
+          <w:b/>
+          <w:bCs/>
+          <w:color w:val="1A1A1A"/>
+          <w:sz w:val="26"/>
+          <w:szCs w:val="26"/>
+          <w:rtl/>
+        </w:rPr>
+        <w:t xml:space="preserve">البنية التحتية والدعم: </w:t>
+      </w:r>
+      <w:r>
+        <w:rPr>
+          <w:rFonts w:ascii="Sakkal Majalla" w:hAnsi="Sakkal Majalla" w:cs="Sakkal Majalla"/>
+          <w:color w:val="1A1A1A"/>
+          <w:sz w:val="26"/>
+          <w:szCs w:val="26"/>
+          <w:rtl/>
+        </w:rPr>
+        <w:t xml:space="preserve">شهادة </w:t>
+      </w:r>
+      <w:r>
+        <w:rPr>
+          <w:rFonts w:ascii="Calibri" w:hAnsi="Calibri" w:cs="Sakkal Majalla"/>
+          <w:color w:val="1A1A1A"/>
+          <w:sz w:val="26"/>
+          <w:szCs w:val="26"/>
           <w:rtl w:val="0"/>
         </w:rPr>
-        <w:t>2012</w:t>
+        <w:t xml:space="preserve">CCNA</w:t>
+      </w:r>
+      <w:r>
+        <w:rPr>
+          <w:rFonts w:ascii="Sakkal Majalla" w:hAnsi="Sakkal Majalla" w:cs="Sakkal Majalla"/>
+          <w:color w:val="1A1A1A"/>
+          <w:sz w:val="26"/>
+          <w:szCs w:val="26"/>
+          <w:rtl/>
+        </w:rPr>
+        <w:t xml:space="preserve">‏، وخبرة قوية في بنية الشبكات ومعالجة أعطال الأجهزة والبرمجيات والدعم التقني.</w:t>
+      </w:r>
+    </w:p>
+    <w:p>
+      <w:pPr>
+        <w:bidi/>
+        <w:spacing w:before="0" w:after="30" w:line="252" w:lineRule="auto"/>
+        <w:jc w:val="right"/>
+      </w:pPr>
+      <w:r>
+        <w:rPr>
+          <w:rFonts w:ascii="Sakkal Majalla" w:hAnsi="Sakkal Majalla" w:cs="Sakkal Majalla"/>
+          <w:color w:val="000000"/>
+          <w:sz w:val="26"/>
+          <w:szCs w:val="26"/>
+          <w:rtl/>
+        </w:rPr>
+        <w:t xml:space="preserve">•  </w:t>
+      </w:r>
+      <w:r>
+        <w:rPr>
+          <w:rFonts w:ascii="Sakkal Majalla" w:hAnsi="Sakkal Majalla" w:cs="Sakkal Majalla"/>
+          <w:b/>
+          <w:bCs/>
+          <w:color w:val="1A1A1A"/>
+          <w:sz w:val="26"/>
+          <w:szCs w:val="26"/>
+          <w:rtl/>
+        </w:rPr>
+        <w:t xml:space="preserve">إدارة المشاريع: </w:t>
+      </w:r>
+      <w:r>
+        <w:rPr>
+          <w:rFonts w:ascii="Sakkal Majalla" w:hAnsi="Sakkal Majalla" w:cs="Sakkal Majalla"/>
+          <w:color w:val="1A1A1A"/>
+          <w:sz w:val="26"/>
+          <w:szCs w:val="26"/>
+          <w:rtl/>
+        </w:rPr>
+        <w:t xml:space="preserve">جمع المتطلبات، وتحديد المخاطر، وتنسيق أصحاب المصلحة، وإعداد التوثيق التقني.</w:t>
+      </w:r>
+    </w:p>
+    <w:p>
+      <w:pPr>
+        <w:bidi/>
+        <w:spacing w:before="0" w:after="30" w:line="252" w:lineRule="auto"/>
+        <w:jc w:val="right"/>
+      </w:pPr>
+      <w:r>
+        <w:rPr>
+          <w:rFonts w:ascii="Sakkal Majalla" w:hAnsi="Sakkal Majalla" w:cs="Sakkal Majalla"/>
+          <w:color w:val="000000"/>
+          <w:sz w:val="26"/>
+          <w:szCs w:val="26"/>
+          <w:rtl/>
+        </w:rPr>
+        <w:t xml:space="preserve">•  </w:t>
+      </w:r>
+      <w:r>
+        <w:rPr>
+          <w:rFonts w:ascii="Sakkal Majalla" w:hAnsi="Sakkal Majalla" w:cs="Sakkal Majalla"/>
+          <w:b/>
+          <w:bCs/>
+          <w:color w:val="1A1A1A"/>
+          <w:sz w:val="26"/>
+          <w:szCs w:val="26"/>
+          <w:rtl/>
+        </w:rPr>
+        <w:t xml:space="preserve">التدريب والتأهيل: </w:t>
+      </w:r>
+      <w:r>
+        <w:rPr>
+          <w:rFonts w:ascii="Sakkal Majalla" w:hAnsi="Sakkal Majalla" w:cs="Sakkal Majalla"/>
+          <w:color w:val="1A1A1A"/>
+          <w:sz w:val="26"/>
+          <w:szCs w:val="26"/>
+          <w:rtl/>
+        </w:rPr>
+        <w:t xml:space="preserve">إعداد وتقديم دورات تدريبية في البرمجة وأنظمة التشغيل وقواعد البيانات </w:t>
+      </w:r>
+      <w:r>
+        <w:rPr>
+          <w:rFonts w:ascii="Calibri" w:hAnsi="Calibri" w:cs="Sakkal Majalla"/>
+          <w:color w:val="1A1A1A"/>
+          <w:sz w:val="26"/>
+          <w:szCs w:val="26"/>
+          <w:rtl w:val="0"/>
+        </w:rPr>
+        <w:t xml:space="preserve">(SQL)</w:t>
+      </w:r>
+      <w:r>
+        <w:rPr>
+          <w:rFonts w:ascii="Sakkal Majalla" w:hAnsi="Sakkal Majalla" w:cs="Sakkal Majalla"/>
+          <w:color w:val="1A1A1A"/>
+          <w:sz w:val="26"/>
+          <w:szCs w:val="26"/>
+          <w:rtl/>
+        </w:rPr>
+        <w:t xml:space="preserve"> والشبكات.</w:t>
+      </w:r>
+    </w:p>
+    <w:p>
+      <w:pPr>
+        <w:bidi/>
+        <w:spacing w:before="0" w:after="30" w:line="252" w:lineRule="auto"/>
+        <w:jc w:val="right"/>
+      </w:pPr>
+      <w:r>
+        <w:rPr>
+          <w:rFonts w:ascii="Sakkal Majalla" w:hAnsi="Sakkal Majalla" w:cs="Sakkal Majalla"/>
+          <w:color w:val="000000"/>
+          <w:sz w:val="26"/>
+          <w:szCs w:val="26"/>
+          <w:rtl/>
+        </w:rPr>
+        <w:t xml:space="preserve">•  </w:t>
+      </w:r>
+      <w:r>
+        <w:rPr>
+          <w:rFonts w:ascii="Sakkal Majalla" w:hAnsi="Sakkal Majalla" w:cs="Sakkal Majalla"/>
+          <w:b/>
+          <w:bCs/>
+          <w:color w:val="1A1A1A"/>
+          <w:sz w:val="26"/>
+          <w:szCs w:val="26"/>
+          <w:rtl/>
+        </w:rPr>
+        <w:t xml:space="preserve">أدوات المكتب: </w:t>
+      </w:r>
+      <w:r>
+        <w:rPr>
+          <w:rFonts w:ascii="Sakkal Majalla" w:hAnsi="Sakkal Majalla" w:cs="Sakkal Majalla"/>
+          <w:color w:val="1A1A1A"/>
+          <w:sz w:val="26"/>
+          <w:szCs w:val="26"/>
+          <w:rtl/>
+        </w:rPr>
+        <w:t xml:space="preserve">إتقان متقدّم لبرامج </w:t>
+      </w:r>
+      <w:r>
+        <w:rPr>
+          <w:rFonts w:ascii="Calibri" w:hAnsi="Calibri" w:cs="Sakkal Majalla"/>
+          <w:color w:val="1A1A1A"/>
+          <w:sz w:val="26"/>
+          <w:szCs w:val="26"/>
+          <w:rtl w:val="0"/>
+        </w:rPr>
+        <w:t xml:space="preserve">Word</w:t>
+      </w:r>
+      <w:r>
+        <w:rPr>
+          <w:rFonts w:ascii="Sakkal Majalla" w:hAnsi="Sakkal Majalla" w:cs="Sakkal Majalla"/>
+          <w:color w:val="1A1A1A"/>
+          <w:sz w:val="26"/>
+          <w:szCs w:val="26"/>
+          <w:rtl/>
+        </w:rPr>
+        <w:t xml:space="preserve"> و</w:t>
+      </w:r>
+      <w:r>
+        <w:rPr>
+          <w:rFonts w:ascii="Calibri" w:hAnsi="Calibri" w:cs="Sakkal Majalla"/>
+          <w:color w:val="1A1A1A"/>
+          <w:sz w:val="26"/>
+          <w:szCs w:val="26"/>
+          <w:rtl w:val="0"/>
+        </w:rPr>
+        <w:t xml:space="preserve">Excel</w:t>
+      </w:r>
+      <w:r>
+        <w:rPr>
+          <w:rFonts w:ascii="Sakkal Majalla" w:hAnsi="Sakkal Majalla" w:cs="Sakkal Majalla"/>
+          <w:color w:val="1A1A1A"/>
+          <w:sz w:val="26"/>
+          <w:szCs w:val="26"/>
+          <w:rtl/>
+        </w:rPr>
+        <w:t xml:space="preserve"> (إعداد التقارير) و</w:t>
+      </w:r>
+      <w:r>
+        <w:rPr>
+          <w:rFonts w:ascii="Calibri" w:hAnsi="Calibri" w:cs="Sakkal Majalla"/>
+          <w:color w:val="1A1A1A"/>
+          <w:sz w:val="26"/>
+          <w:szCs w:val="26"/>
+          <w:rtl w:val="0"/>
+        </w:rPr>
+        <w:t xml:space="preserve">PowerPoint</w:t>
+      </w:r>
+      <w:r>
+        <w:rPr>
+          <w:rFonts w:ascii="Sakkal Majalla" w:hAnsi="Sakkal Majalla" w:cs="Sakkal Majalla"/>
+          <w:color w:val="1A1A1A"/>
+          <w:sz w:val="26"/>
+          <w:szCs w:val="26"/>
+          <w:rtl/>
+        </w:rPr>
+        <w:t xml:space="preserve">‏.</w:t>
       </w:r>
     </w:p>
     <w:p>
@@ -1810,97 +2011,273 @@
         <w:pBdr>
           <w:bottom w:val="single" w:sz="8" w:space="2" w:color="000000"/>
         </w:pBdr>
+        <w:bidi/>
         <w:spacing w:before="200" w:after="60"/>
-        <w:jc w:val="left"/>
+        <w:jc w:val="right"/>
       </w:pPr>
       <w:r>
         <w:rPr>
-          <w:rFonts w:ascii="Sakkal Majalla" w:hAnsi="Sakkal Majalla"/>
+          <w:rFonts w:ascii="Sakkal Majalla" w:hAnsi="Sakkal Majalla" w:cs="Sakkal Majalla"/>
           <w:b/>
           <w:bCs/>
+          <w:spacing w:val="30"/>
           <w:color w:val="000000"/>
-          <w:spacing w:val="30"/>
           <w:sz w:val="28"/>
           <w:szCs w:val="28"/>
+          <w:rtl/>
         </w:rPr>
-        <w:t>اللغات</w:t>
+        <w:t xml:space="preserve">التعليم</w:t>
       </w:r>
     </w:p>
     <w:p>
       <w:pPr>
-        <w:spacing w:after="30"/>
-        <w:jc w:val="left"/>
+        <w:keepNext/>
+        <w:bidi/>
+        <w:spacing w:before="110" w:after="0"/>
+        <w:jc w:val="right"/>
       </w:pPr>
       <w:r>
         <w:rPr>
-          <w:rFonts w:ascii="Sakkal Majalla" w:hAnsi="Sakkal Majalla"/>
+          <w:rFonts w:ascii="Sakkal Majalla" w:hAnsi="Sakkal Majalla" w:cs="Sakkal Majalla"/>
+          <w:b/>
+          <w:bCs/>
           <w:color w:val="000000"/>
           <w:sz w:val="26"/>
           <w:szCs w:val="26"/>
+          <w:rtl/>
+        </w:rPr>
+        <w:t xml:space="preserve">ماجستير في علوم الويب</w:t>
+      </w:r>
+      <w:r>
+        <w:rPr>
+          <w:rFonts w:ascii="Sakkal Majalla" w:hAnsi="Sakkal Majalla" w:cs="Sakkal Majalla"/>
+          <w:color w:val="000000"/>
+          <w:sz w:val="26"/>
+          <w:szCs w:val="26"/>
+          <w:rtl/>
+        </w:rPr>
+        <w:t xml:space="preserve">، </w:t>
+      </w:r>
+      <w:r>
+        <w:rPr>
+          <w:rFonts w:ascii="Sakkal Majalla" w:hAnsi="Sakkal Majalla" w:cs="Sakkal Majalla"/>
+          <w:color w:val="000000"/>
+          <w:sz w:val="26"/>
+          <w:szCs w:val="26"/>
+          <w:rtl/>
+        </w:rPr>
+        <w:t xml:space="preserve">الجامعة الافتراضية السورية</w:t>
+      </w:r>
+    </w:p>
+    <w:p>
+      <w:pPr>
+        <w:bidi/>
+        <w:spacing w:before="0" w:after="40"/>
+        <w:jc w:val="right"/>
+      </w:pPr>
+      <w:r>
+        <w:rPr>
+          <w:rFonts w:ascii="Sakkal Majalla" w:hAnsi="Sakkal Majalla" w:cs="Sakkal Majalla"/>
+          <w:i/>
+          <w:iCs/>
+          <w:color w:val="595959"/>
+          <w:sz w:val="21"/>
+          <w:szCs w:val="21"/>
+          <w:rtl/>
+        </w:rPr>
+        <w:t xml:space="preserve">حزيران </w:t>
+      </w:r>
+      <w:r>
+        <w:rPr>
+          <w:rFonts w:ascii="Calibri" w:hAnsi="Calibri" w:cs="Sakkal Majalla"/>
+          <w:i/>
+          <w:iCs/>
+          <w:color w:val="595959"/>
+          <w:sz w:val="21"/>
+          <w:szCs w:val="21"/>
+          <w:rtl w:val="0"/>
+        </w:rPr>
+        <w:t xml:space="preserve">2024</w:t>
+      </w:r>
+    </w:p>
+    <w:p>
+      <w:pPr>
+        <w:keepNext/>
+        <w:bidi/>
+        <w:spacing w:before="110" w:after="0"/>
+        <w:jc w:val="right"/>
+      </w:pPr>
+      <w:r>
+        <w:rPr>
+          <w:rFonts w:ascii="Sakkal Majalla" w:hAnsi="Sakkal Majalla" w:cs="Sakkal Majalla"/>
+          <w:b/>
+          <w:bCs/>
+          <w:color w:val="000000"/>
+          <w:sz w:val="26"/>
+          <w:szCs w:val="26"/>
+          <w:rtl/>
+        </w:rPr>
+        <w:t xml:space="preserve">بكالوريوس في هندسة البرمجيات</w:t>
+      </w:r>
+      <w:r>
+        <w:rPr>
+          <w:rFonts w:ascii="Sakkal Majalla" w:hAnsi="Sakkal Majalla" w:cs="Sakkal Majalla"/>
+          <w:color w:val="000000"/>
+          <w:sz w:val="26"/>
+          <w:szCs w:val="26"/>
+          <w:rtl/>
+        </w:rPr>
+        <w:t xml:space="preserve">، </w:t>
+      </w:r>
+      <w:r>
+        <w:rPr>
+          <w:rFonts w:ascii="Sakkal Majalla" w:hAnsi="Sakkal Majalla" w:cs="Sakkal Majalla"/>
+          <w:color w:val="000000"/>
+          <w:sz w:val="26"/>
+          <w:szCs w:val="26"/>
+          <w:rtl/>
+        </w:rPr>
+        <w:t xml:space="preserve">جامعة حلب</w:t>
+      </w:r>
+    </w:p>
+    <w:p>
+      <w:pPr>
+        <w:bidi/>
+        <w:spacing w:before="0" w:after="40"/>
+        <w:jc w:val="right"/>
+      </w:pPr>
+      <w:r>
+        <w:rPr>
+          <w:rFonts w:ascii="Sakkal Majalla" w:hAnsi="Sakkal Majalla" w:cs="Sakkal Majalla"/>
+          <w:i/>
+          <w:iCs/>
+          <w:color w:val="595959"/>
+          <w:sz w:val="21"/>
+          <w:szCs w:val="21"/>
+          <w:rtl/>
+        </w:rPr>
+        <w:t xml:space="preserve">تشرين الأول </w:t>
+      </w:r>
+      <w:r>
+        <w:rPr>
+          <w:rFonts w:ascii="Calibri" w:hAnsi="Calibri" w:cs="Sakkal Majalla"/>
+          <w:i/>
+          <w:iCs/>
+          <w:color w:val="595959"/>
+          <w:sz w:val="21"/>
+          <w:szCs w:val="21"/>
+          <w:rtl w:val="0"/>
+        </w:rPr>
+        <w:t xml:space="preserve">2012</w:t>
+      </w:r>
+    </w:p>
+    <w:p>
+      <w:pPr>
+        <w:keepNext/>
+        <w:pBdr>
+          <w:bottom w:val="single" w:sz="8" w:space="2" w:color="000000"/>
+        </w:pBdr>
+        <w:bidi/>
+        <w:spacing w:before="200" w:after="60"/>
+        <w:jc w:val="right"/>
+      </w:pPr>
+      <w:r>
+        <w:rPr>
+          <w:rFonts w:ascii="Sakkal Majalla" w:hAnsi="Sakkal Majalla" w:cs="Sakkal Majalla"/>
+          <w:b/>
+          <w:bCs/>
+          <w:spacing w:val="30"/>
+          <w:color w:val="000000"/>
+          <w:sz w:val="28"/>
+          <w:szCs w:val="28"/>
+          <w:rtl/>
+        </w:rPr>
+        <w:t xml:space="preserve">اللغات</w:t>
+      </w:r>
+    </w:p>
+    <w:p>
+      <w:pPr>
+        <w:bidi/>
+        <w:spacing w:before="0" w:after="30"/>
+        <w:jc w:val="right"/>
+      </w:pPr>
+      <w:r>
+        <w:rPr>
+          <w:rFonts w:ascii="Sakkal Majalla" w:hAnsi="Sakkal Majalla" w:cs="Sakkal Majalla"/>
+          <w:color w:val="000000"/>
+          <w:sz w:val="26"/>
+          <w:szCs w:val="26"/>
+          <w:rtl/>
         </w:rPr>
         <w:t xml:space="preserve">•  </w:t>
       </w:r>
       <w:r>
         <w:rPr>
-          <w:rFonts w:ascii="Sakkal Majalla" w:hAnsi="Sakkal Majalla"/>
+          <w:rFonts w:ascii="Sakkal Majalla" w:hAnsi="Sakkal Majalla" w:cs="Sakkal Majalla"/>
           <w:b/>
           <w:bCs/>
           <w:color w:val="1A1A1A"/>
           <w:sz w:val="26"/>
           <w:szCs w:val="26"/>
+          <w:rtl/>
         </w:rPr>
         <w:t xml:space="preserve">العربية: </w:t>
       </w:r>
       <w:r>
         <w:rPr>
-          <w:rFonts w:ascii="Sakkal Majalla" w:hAnsi="Sakkal Majalla"/>
+          <w:rFonts w:ascii="Sakkal Majalla" w:hAnsi="Sakkal Majalla" w:cs="Sakkal Majalla"/>
           <w:color w:val="1A1A1A"/>
           <w:sz w:val="26"/>
           <w:szCs w:val="26"/>
+          <w:rtl/>
         </w:rPr>
-        <w:t>اللغة الأم</w:t>
+        <w:t xml:space="preserve">اللغة الأم</w:t>
       </w:r>
     </w:p>
     <w:p>
       <w:pPr>
-        <w:spacing w:after="30"/>
-        <w:jc w:val="left"/>
+        <w:bidi/>
+        <w:spacing w:before="0" w:after="30"/>
+        <w:jc w:val="right"/>
       </w:pPr>
       <w:r>
         <w:rPr>
-          <w:rFonts w:ascii="Sakkal Majalla" w:hAnsi="Sakkal Majalla"/>
+          <w:rFonts w:ascii="Sakkal Majalla" w:hAnsi="Sakkal Majalla" w:cs="Sakkal Majalla"/>
           <w:color w:val="000000"/>
           <w:sz w:val="26"/>
           <w:szCs w:val="26"/>
+          <w:rtl/>
         </w:rPr>
         <w:t xml:space="preserve">•  </w:t>
       </w:r>
       <w:r>
         <w:rPr>
-          <w:rFonts w:ascii="Sakkal Majalla" w:hAnsi="Sakkal Majalla"/>
+          <w:rFonts w:ascii="Sakkal Majalla" w:hAnsi="Sakkal Majalla" w:cs="Sakkal Majalla"/>
           <w:b/>
           <w:bCs/>
           <w:color w:val="1A1A1A"/>
           <w:sz w:val="26"/>
           <w:szCs w:val="26"/>
+          <w:rtl/>
         </w:rPr>
         <w:t xml:space="preserve">الإنجليزية: </w:t>
       </w:r>
       <w:r>
         <w:rPr>
-          <w:rFonts w:ascii="Sakkal Majalla" w:hAnsi="Sakkal Majalla"/>
+          <w:rFonts w:ascii="Sakkal Majalla" w:hAnsi="Sakkal Majalla" w:cs="Sakkal Majalla"/>
           <w:color w:val="1A1A1A"/>
           <w:sz w:val="26"/>
           <w:szCs w:val="26"/>
+          <w:rtl/>
         </w:rPr>
-        <w:t>إتقان تام (قراءةً وكتابةً ومحادثةً)</w:t>
+        <w:t xml:space="preserve">إتقان تام (قراءةً وكتابةً ومحادثةً)</w:t>
       </w:r>
     </w:p>
     <w:sectPr>
+      <w:bidi/>
       <w:pgSz w:w="12240" w:h="15840"/>
       <w:pgMar w:top="1000" w:right="1080" w:bottom="1000" w:left="1080" w:header="600" w:footer="600" w:gutter="0"/>
       <w:cols w:space="720"/>
-      <w:bidi/>
       <w:docGrid w:linePitch="360"/>
     </w:sectPr>
   </w:body>
@@ -2526,8 +2903,8 @@
         <w:color w:val="595959" w:themeColor="text1" w:themeTint="A6"/>
         <w:sz w:val="22"/>
         <w:szCs w:val="22"/>
+        <w:lang w:val="en-US" w:eastAsia="en-US" w:bidi="ar-SA"/>
         <w:rtl/>
-        <w:lang w:val="en-US" w:eastAsia="en-US" w:bidi="ar-SA"/>
       </w:rPr>
     </w:rPrDefault>
     <w:pPrDefault>
@@ -2914,6 +3291,10 @@
     <w:name w:val="Normal"/>
     <w:qFormat/>
     <w:rsid w:val="006E1507"/>
+    <w:pPr>
+      <w:bidi/>
+      <w:jc w:val="right"/>
+    </w:pPr>
   </w:style>
   <w:style w:type="paragraph" w:styleId="Heading1">
     <w:name w:val="heading 1"/>
@@ -2925,6 +3306,7 @@
     <w:pPr>
       <w:keepNext/>
       <w:keepLines/>
+      <w:bidi/>
       <w:spacing w:before="400" w:after="200"/>
       <w:contextualSpacing/>
       <w:outlineLvl w:val="0"/>
@@ -2947,6 +3329,7 @@
     <w:qFormat/>
     <w:rsid w:val="00316DFF"/>
     <w:pPr>
+      <w:bidi/>
       <w:spacing w:after="40"/>
       <w:outlineLvl w:val="1"/>
     </w:pPr>
@@ -2968,6 +3351,7 @@
     <w:qFormat/>
     <w:rsid w:val="00F61DF9"/>
     <w:pPr>
+      <w:bidi/>
       <w:outlineLvl w:val="2"/>
     </w:pPr>
     <w:rPr>
@@ -2990,6 +3374,7 @@
     <w:pPr>
       <w:keepNext/>
       <w:keepLines/>
+      <w:bidi/>
       <w:spacing w:before="40"/>
       <w:outlineLvl w:val="3"/>
     </w:pPr>
@@ -3013,6 +3398,7 @@
     <w:pPr>
       <w:keepNext/>
       <w:keepLines/>
+      <w:bidi/>
       <w:spacing w:before="40"/>
       <w:outlineLvl w:val="4"/>
     </w:pPr>
@@ -3034,6 +3420,7 @@
     <w:pPr>
       <w:keepNext/>
       <w:keepLines/>
+      <w:bidi/>
       <w:spacing w:before="40"/>
       <w:outlineLvl w:val="5"/>
     </w:pPr>
@@ -3055,6 +3442,7 @@
     <w:pPr>
       <w:keepNext/>
       <w:keepLines/>
+      <w:bidi/>
       <w:spacing w:before="40"/>
       <w:outlineLvl w:val="6"/>
     </w:pPr>
@@ -3078,6 +3466,7 @@
     <w:pPr>
       <w:keepNext/>
       <w:keepLines/>
+      <w:bidi/>
       <w:spacing w:before="40"/>
       <w:outlineLvl w:val="7"/>
     </w:pPr>
@@ -3101,6 +3490,7 @@
     <w:pPr>
       <w:keepNext/>
       <w:keepLines/>
+      <w:bidi/>
       <w:spacing w:before="40"/>
       <w:outlineLvl w:val="8"/>
     </w:pPr>
@@ -3159,6 +3549,7 @@
         <w:tab w:val="left" w:pos="3840"/>
         <w:tab w:val="left" w:pos="4320"/>
       </w:tabs>
+      <w:bidi/>
       <w:spacing w:before="80"/>
     </w:pPr>
     <w:rPr>
@@ -3190,6 +3581,7 @@
     <w:qFormat/>
     <w:rsid w:val="00D66A52"/>
     <w:pPr>
+      <w:bidi/>
       <w:contextualSpacing/>
       <w:jc w:val="center"/>
     </w:pPr>
@@ -3238,6 +3630,7 @@
     <w:unhideWhenUsed/>
     <w:rsid w:val="009F220C"/>
     <w:pPr>
+      <w:bidi/>
       <w:jc w:val="center"/>
     </w:pPr>
   </w:style>
@@ -3265,6 +3658,7 @@
     <w:qFormat/>
     <w:rsid w:val="00D66A52"/>
     <w:pPr>
+      <w:bidi/>
       <w:jc w:val="center"/>
     </w:pPr>
   </w:style>
@@ -3317,6 +3711,7 @@
     <w:uiPriority w:val="39"/>
     <w:rsid w:val="00F9350C"/>
     <w:pPr>
+      <w:bidi/>
       <w:contextualSpacing/>
     </w:pPr>
     <w:tblPr>
@@ -3352,6 +3747,7 @@
       <w:numPr>
         <w:numId w:val="5"/>
       </w:numPr>
+      <w:bidi/>
     </w:pPr>
   </w:style>
   <w:style w:type="paragraph" w:styleId="ListNumber">
@@ -3364,6 +3760,7 @@
       <w:numPr>
         <w:numId w:val="7"/>
       </w:numPr>
+      <w:bidi/>
       <w:contextualSpacing/>
     </w:pPr>
   </w:style>
@@ -3421,6 +3818,7 @@
     <w:qFormat/>
     <w:rsid w:val="00316DFF"/>
     <w:pPr>
+      <w:bidi/>
       <w:spacing w:after="200"/>
     </w:pPr>
     <w:rPr>
@@ -3440,6 +3838,7 @@
     <w:qFormat/>
     <w:rsid w:val="00316DFF"/>
     <w:pPr>
+      <w:bidi/>
       <w:outlineLvl w:val="9"/>
     </w:pPr>
   </w:style>
@@ -3453,6 +3852,7 @@
     <w:unhideWhenUsed/>
     <w:rsid w:val="00316DFF"/>
     <w:pPr>
+      <w:bidi/>
       <w:spacing w:before="200"/>
       <w:jc w:val="center"/>
     </w:pPr>
@@ -3489,6 +3889,7 @@
         <w:top w:val="single" w:sz="4" w:space="10" w:color="1D824C" w:themeColor="accent1"/>
         <w:bottom w:val="single" w:sz="4" w:space="10" w:color="1D824C" w:themeColor="accent1"/>
       </w:pBdr>
+      <w:bidi/>
       <w:spacing w:before="360" w:after="360"/>
       <w:jc w:val="center"/>
     </w:pPr>
@@ -3539,6 +3940,7 @@
       <w:numPr>
         <w:ilvl w:val="1"/>
       </w:numPr>
+      <w:bidi/>
     </w:pPr>
     <w:rPr>
       <w:rFonts w:eastAsiaTheme="minorEastAsia"/>
@@ -3590,6 +3992,7 @@
     <w:unhideWhenUsed/>
     <w:rsid w:val="00316DFF"/>
     <w:pPr>
+      <w:bidi/>
       <w:spacing w:after="120"/>
     </w:pPr>
     <w:rPr>
@@ -3616,6 +4019,7 @@
     <w:unhideWhenUsed/>
     <w:rsid w:val="00316DFF"/>
     <w:pPr>
+      <w:bidi/>
       <w:spacing w:after="120"/>
       <w:ind w:left="360"/>
     </w:pPr>
@@ -3904,6 +4308,7 @@
         <w:bottom w:val="single" w:sz="2" w:space="10" w:color="1D824C" w:themeColor="accent1" w:shadow="1" w:frame="1"/>
         <w:right w:val="single" w:sz="2" w:space="10" w:color="1D824C" w:themeColor="accent1" w:shadow="1" w:frame="1"/>
       </w:pBdr>
+      <w:bidi/>
       <w:ind w:left="1152" w:right="1152"/>
     </w:pPr>
     <w:rPr>
@@ -3922,6 +4327,7 @@
     <w:unhideWhenUsed/>
     <w:rsid w:val="002647D3"/>
     <w:pPr>
+      <w:bidi/>
       <w:spacing w:after="120"/>
     </w:pPr>
   </w:style>
@@ -3942,6 +4348,7 @@
     <w:unhideWhenUsed/>
     <w:rsid w:val="002647D3"/>
     <w:pPr>
+      <w:bidi/>
       <w:spacing w:after="120" w:line="480" w:lineRule="auto"/>
     </w:pPr>
   </w:style>
@@ -3962,6 +4369,7 @@
     <w:unhideWhenUsed/>
     <w:rsid w:val="002647D3"/>
     <w:pPr>
+      <w:bidi/>
       <w:spacing w:after="160"/>
       <w:ind w:firstLine="360"/>
     </w:pPr>
@@ -3983,6 +4391,7 @@
     <w:unhideWhenUsed/>
     <w:rsid w:val="002647D3"/>
     <w:pPr>
+      <w:bidi/>
       <w:spacing w:after="120"/>
       <w:ind w:left="360"/>
     </w:pPr>
@@ -4004,6 +4413,7 @@
     <w:unhideWhenUsed/>
     <w:rsid w:val="002647D3"/>
     <w:pPr>
+      <w:bidi/>
       <w:spacing w:after="160"/>
       <w:ind w:firstLine="360"/>
     </w:pPr>
@@ -4025,6 +4435,7 @@
     <w:unhideWhenUsed/>
     <w:rsid w:val="002647D3"/>
     <w:pPr>
+      <w:bidi/>
       <w:spacing w:after="120" w:line="480" w:lineRule="auto"/>
       <w:ind w:left="360"/>
     </w:pPr>
@@ -4046,6 +4457,7 @@
     <w:unhideWhenUsed/>
     <w:rsid w:val="002647D3"/>
     <w:pPr>
+      <w:bidi/>
       <w:ind w:left="4320"/>
     </w:pPr>
   </w:style>
@@ -6888,6 +7300,7 @@
     <w:rsid w:val="002647D3"/>
     <w:pPr>
       <w:framePr w:w="7920" w:h="1980" w:hRule="exact" w:hSpace="180" w:wrap="auto" w:hAnchor="page" w:xAlign="center" w:yAlign="bottom"/>
+      <w:bidi/>
       <w:ind w:left="2880"/>
     </w:pPr>
     <w:rPr>
@@ -11884,6 +12297,7 @@
     <w:unhideWhenUsed/>
     <w:rsid w:val="002647D3"/>
     <w:pPr>
+      <w:bidi/>
       <w:ind w:left="220" w:hanging="220"/>
     </w:pPr>
   </w:style>
@@ -11897,6 +12311,7 @@
     <w:unhideWhenUsed/>
     <w:rsid w:val="002647D3"/>
     <w:pPr>
+      <w:bidi/>
       <w:ind w:left="440" w:hanging="220"/>
     </w:pPr>
   </w:style>
@@ -11910,6 +12325,7 @@
     <w:unhideWhenUsed/>
     <w:rsid w:val="002647D3"/>
     <w:pPr>
+      <w:bidi/>
       <w:ind w:left="660" w:hanging="220"/>
     </w:pPr>
   </w:style>
@@ -11923,6 +12339,7 @@
     <w:unhideWhenUsed/>
     <w:rsid w:val="002647D3"/>
     <w:pPr>
+      <w:bidi/>
       <w:ind w:left="880" w:hanging="220"/>
     </w:pPr>
   </w:style>
@@ -11936,6 +12353,7 @@
     <w:unhideWhenUsed/>
     <w:rsid w:val="002647D3"/>
     <w:pPr>
+      <w:bidi/>
       <w:ind w:left="1100" w:hanging="220"/>
     </w:pPr>
   </w:style>
@@ -11949,6 +12367,7 @@
     <w:unhideWhenUsed/>
     <w:rsid w:val="002647D3"/>
     <w:pPr>
+      <w:bidi/>
       <w:ind w:left="1320" w:hanging="220"/>
     </w:pPr>
   </w:style>
@@ -11962,6 +12381,7 @@
     <w:unhideWhenUsed/>
     <w:rsid w:val="002647D3"/>
     <w:pPr>
+      <w:bidi/>
       <w:ind w:left="1540" w:hanging="220"/>
     </w:pPr>
   </w:style>
@@ -11975,6 +12395,7 @@
     <w:unhideWhenUsed/>
     <w:rsid w:val="002647D3"/>
     <w:pPr>
+      <w:bidi/>
       <w:ind w:left="1760" w:hanging="220"/>
     </w:pPr>
   </w:style>
@@ -11988,6 +12409,7 @@
     <w:unhideWhenUsed/>
     <w:rsid w:val="002647D3"/>
     <w:pPr>
+      <w:bidi/>
       <w:ind w:left="1980" w:hanging="220"/>
     </w:pPr>
   </w:style>
@@ -14328,6 +14750,7 @@
     <w:unhideWhenUsed/>
     <w:rsid w:val="002647D3"/>
     <w:pPr>
+      <w:bidi/>
       <w:ind w:left="360" w:hanging="360"/>
       <w:contextualSpacing/>
     </w:pPr>
@@ -14340,6 +14763,7 @@
     <w:unhideWhenUsed/>
     <w:rsid w:val="002647D3"/>
     <w:pPr>
+      <w:bidi/>
       <w:ind w:left="720" w:hanging="360"/>
       <w:contextualSpacing/>
     </w:pPr>
@@ -14352,6 +14776,7 @@
     <w:unhideWhenUsed/>
     <w:rsid w:val="002647D3"/>
     <w:pPr>
+      <w:bidi/>
       <w:ind w:left="1080" w:hanging="360"/>
       <w:contextualSpacing/>
     </w:pPr>
@@ -14364,6 +14789,7 @@
     <w:unhideWhenUsed/>
     <w:rsid w:val="002647D3"/>
     <w:pPr>
+      <w:bidi/>
       <w:ind w:left="1440" w:hanging="360"/>
       <w:contextualSpacing/>
     </w:pPr>
@@ -14376,6 +14802,7 @@
     <w:unhideWhenUsed/>
     <w:rsid w:val="002647D3"/>
     <w:pPr>
+      <w:bidi/>
       <w:ind w:left="1800" w:hanging="360"/>
       <w:contextualSpacing/>
     </w:pPr>
@@ -14391,6 +14818,7 @@
       <w:numPr>
         <w:numId w:val="4"/>
       </w:numPr>
+      <w:bidi/>
       <w:contextualSpacing/>
     </w:pPr>
   </w:style>
@@ -14405,6 +14833,7 @@
       <w:numPr>
         <w:numId w:val="10"/>
       </w:numPr>
+      <w:bidi/>
       <w:contextualSpacing/>
     </w:pPr>
   </w:style>
@@ -14419,6 +14848,7 @@
       <w:numPr>
         <w:numId w:val="11"/>
       </w:numPr>
+      <w:bidi/>
       <w:contextualSpacing/>
     </w:pPr>
   </w:style>
@@ -14430,6 +14860,7 @@
     <w:unhideWhenUsed/>
     <w:rsid w:val="002647D3"/>
     <w:pPr>
+      <w:bidi/>
       <w:spacing w:after="120"/>
       <w:ind w:left="360"/>
       <w:contextualSpacing/>
@@ -14443,6 +14874,7 @@
     <w:unhideWhenUsed/>
     <w:rsid w:val="002647D3"/>
     <w:pPr>
+      <w:bidi/>
       <w:spacing w:after="120"/>
       <w:ind w:left="720"/>
       <w:contextualSpacing/>
@@ -14456,6 +14888,7 @@
     <w:unhideWhenUsed/>
     <w:rsid w:val="002647D3"/>
     <w:pPr>
+      <w:bidi/>
       <w:spacing w:after="120"/>
       <w:ind w:left="1080"/>
       <w:contextualSpacing/>
@@ -14469,6 +14902,7 @@
     <w:unhideWhenUsed/>
     <w:rsid w:val="002647D3"/>
     <w:pPr>
+      <w:bidi/>
       <w:spacing w:after="120"/>
       <w:ind w:left="1440"/>
       <w:contextualSpacing/>
@@ -14482,6 +14916,7 @@
     <w:unhideWhenUsed/>
     <w:rsid w:val="002647D3"/>
     <w:pPr>
+      <w:bidi/>
       <w:spacing w:after="120"/>
       <w:ind w:left="1800"/>
       <w:contextualSpacing/>
@@ -14498,6 +14933,7 @@
       <w:numPr>
         <w:numId w:val="6"/>
       </w:numPr>
+      <w:bidi/>
       <w:contextualSpacing/>
     </w:pPr>
   </w:style>
@@ -14512,6 +14948,7 @@
       <w:numPr>
         <w:numId w:val="8"/>
       </w:numPr>
+      <w:bidi/>
       <w:contextualSpacing/>
     </w:pPr>
   </w:style>
@@ -14526,6 +14963,7 @@
       <w:numPr>
         <w:numId w:val="12"/>
       </w:numPr>
+      <w:bidi/>
       <w:contextualSpacing/>
     </w:pPr>
   </w:style>
@@ -14540,6 +14978,7 @@
       <w:numPr>
         <w:numId w:val="13"/>
       </w:numPr>
+      <w:bidi/>
       <w:contextualSpacing/>
     </w:pPr>
   </w:style>
@@ -14551,6 +14990,7 @@
     <w:unhideWhenUsed/>
     <w:rsid w:val="002647D3"/>
     <w:pPr>
+      <w:bidi/>
       <w:ind w:left="720"/>
       <w:contextualSpacing/>
     </w:pPr>
@@ -24861,6 +25301,7 @@
         <w:right w:val="single" w:sz="6" w:space="1" w:color="auto"/>
       </w:pBdr>
       <w:shd w:val="pct20" w:color="auto" w:fill="auto"/>
+      <w:bidi/>
       <w:ind w:left="1080" w:hanging="1080"/>
     </w:pPr>
     <w:rPr>
@@ -24911,6 +25352,7 @@
     <w:unhideWhenUsed/>
     <w:rsid w:val="002647D3"/>
     <w:pPr>
+      <w:bidi/>
       <w:ind w:left="720"/>
     </w:pPr>
   </w:style>
@@ -25393,6 +25835,7 @@
     <w:unhideWhenUsed/>
     <w:rsid w:val="002647D3"/>
     <w:pPr>
+      <w:bidi/>
       <w:ind w:left="4320"/>
     </w:pPr>
   </w:style>
@@ -28221,6 +28664,7 @@
     <w:unhideWhenUsed/>
     <w:rsid w:val="002647D3"/>
     <w:pPr>
+      <w:bidi/>
       <w:ind w:left="220" w:hanging="220"/>
     </w:pPr>
   </w:style>
@@ -28833,6 +29277,7 @@
     <w:unhideWhenUsed/>
     <w:rsid w:val="002647D3"/>
     <w:pPr>
+      <w:bidi/>
       <w:spacing w:before="120"/>
     </w:pPr>
     <w:rPr>
@@ -28853,6 +29298,7 @@
     <w:unhideWhenUsed/>
     <w:rsid w:val="002647D3"/>
     <w:pPr>
+      <w:bidi/>
       <w:spacing w:after="100"/>
     </w:pPr>
   </w:style>
@@ -28866,6 +29312,7 @@
     <w:unhideWhenUsed/>
     <w:rsid w:val="002647D3"/>
     <w:pPr>
+      <w:bidi/>
       <w:spacing w:after="100"/>
       <w:ind w:left="220"/>
     </w:pPr>
@@ -28880,6 +29327,7 @@
     <w:unhideWhenUsed/>
     <w:rsid w:val="002647D3"/>
     <w:pPr>
+      <w:bidi/>
       <w:spacing w:after="100"/>
       <w:ind w:left="440"/>
     </w:pPr>
@@ -28894,6 +29342,7 @@
     <w:unhideWhenUsed/>
     <w:rsid w:val="002647D3"/>
     <w:pPr>
+      <w:bidi/>
       <w:spacing w:after="100"/>
       <w:ind w:left="660"/>
     </w:pPr>
@@ -28908,6 +29357,7 @@
     <w:unhideWhenUsed/>
     <w:rsid w:val="002647D3"/>
     <w:pPr>
+      <w:bidi/>
       <w:spacing w:after="100"/>
       <w:ind w:left="880"/>
     </w:pPr>
@@ -28922,6 +29372,7 @@
     <w:unhideWhenUsed/>
     <w:rsid w:val="002647D3"/>
     <w:pPr>
+      <w:bidi/>
       <w:spacing w:after="100"/>
       <w:ind w:left="1100"/>
     </w:pPr>
@@ -28936,6 +29387,7 @@
     <w:unhideWhenUsed/>
     <w:rsid w:val="002647D3"/>
     <w:pPr>
+      <w:bidi/>
       <w:spacing w:after="100"/>
       <w:ind w:left="1320"/>
     </w:pPr>
@@ -28950,6 +29402,7 @@
     <w:unhideWhenUsed/>
     <w:rsid w:val="002647D3"/>
     <w:pPr>
+      <w:bidi/>
       <w:spacing w:after="100"/>
       <w:ind w:left="1540"/>
     </w:pPr>
@@ -28964,6 +29417,7 @@
     <w:unhideWhenUsed/>
     <w:rsid w:val="002647D3"/>
     <w:pPr>
+      <w:bidi/>
       <w:spacing w:after="100"/>
       <w:ind w:left="1760"/>
     </w:pPr>
@@ -28975,6 +29429,7 @@
     <w:qFormat/>
     <w:rsid w:val="00692703"/>
     <w:pPr>
+      <w:bidi/>
       <w:jc w:val="center"/>
     </w:pPr>
     <w:rPr>

--- a/cv-source/Jasem-Alyounes-CV-AR.docx
+++ b/cv-source/Jasem-Alyounes-CV-AR.docx
@@ -1,169 +1,152 @@
 
 <file path=word/document.xml><?xml version="1.0" encoding="utf-8"?>
-<w:document xmlns:w="http://schemas.openxmlformats.org/wordprocessingml/2006/main" xmlns:r="http://schemas.openxmlformats.org/officeDocument/2006/relationships">
+<w:document xmlns:wpc="http://schemas.microsoft.com/office/word/2010/wordprocessingCanvas" xmlns:mc="http://schemas.openxmlformats.org/markup-compatibility/2006" xmlns:o="urn:schemas-microsoft-com:office:office" xmlns:r="http://schemas.openxmlformats.org/officeDocument/2006/relationships" xmlns:m="http://schemas.openxmlformats.org/officeDocument/2006/math" xmlns:v="urn:schemas-microsoft-com:vml" xmlns:wp14="http://schemas.microsoft.com/office/word/2010/wordprocessingDrawing" xmlns:wp="http://schemas.openxmlformats.org/drawingml/2006/wordprocessingDrawing" xmlns:w10="urn:schemas-microsoft-com:office:word" xmlns:w="http://schemas.openxmlformats.org/wordprocessingml/2006/main" xmlns:w14="http://schemas.microsoft.com/office/word/2010/wordml" xmlns:w15="http://schemas.microsoft.com/office/word/2012/wordml" xmlns:wpg="http://schemas.microsoft.com/office/word/2010/wordprocessingGroup" xmlns:wpi="http://schemas.microsoft.com/office/word/2010/wordprocessingInk" xmlns:wne="http://schemas.microsoft.com/office/word/2006/wordml" xmlns:wps="http://schemas.microsoft.com/office/word/2010/wordprocessingShape" mc:Ignorable="w14 w15 wp14">
   <w:body>
     <w:p>
       <w:pPr>
-        <w:bidi/>
-        <w:spacing w:before="0" w:after="20"/>
+        <w:spacing w:after="20"/>
         <w:jc w:val="center"/>
       </w:pPr>
       <w:r>
         <w:rPr>
-          <w:rFonts w:ascii="Sakkal Majalla" w:hAnsi="Sakkal Majalla" w:cs="Sakkal Majalla"/>
+          <w:rFonts w:ascii="Sakkal Majalla" w:hAnsi="Sakkal Majalla"/>
           <w:b/>
           <w:bCs/>
+          <w:color w:val="000000"/>
           <w:spacing w:val="20"/>
-          <w:color w:val="000000"/>
           <w:sz w:val="52"/>
           <w:szCs w:val="52"/>
-          <w:rtl/>
         </w:rPr>
-        <w:t xml:space="preserve">جاسم أحمد اليونس</w:t>
+        <w:t>جاسم أحمد اليونس</w:t>
       </w:r>
     </w:p>
     <w:p>
       <w:pPr>
-        <w:bidi/>
-        <w:spacing w:before="0" w:after="40"/>
+        <w:spacing w:after="40"/>
         <w:jc w:val="center"/>
       </w:pPr>
       <w:r>
         <w:rPr>
-          <w:rFonts w:ascii="Sakkal Majalla" w:hAnsi="Sakkal Majalla" w:cs="Sakkal Majalla"/>
+          <w:rFonts w:ascii="Sakkal Majalla" w:hAnsi="Sakkal Majalla"/>
           <w:color w:val="595959"/>
           <w:sz w:val="24"/>
           <w:szCs w:val="24"/>
-          <w:rtl/>
         </w:rPr>
         <w:t xml:space="preserve">مهندس برمجيات  |  مطوّر </w:t>
       </w:r>
       <w:r>
         <w:rPr>
-          <w:rFonts w:ascii="Calibri" w:hAnsi="Calibri" w:cs="Sakkal Majalla"/>
           <w:color w:val="595959"/>
           <w:sz w:val="24"/>
           <w:szCs w:val="24"/>
           <w:rtl w:val="0"/>
         </w:rPr>
-        <w:t xml:space="preserve">Odoo 19</w:t>
+        <w:t>Odoo 19</w:t>
       </w:r>
       <w:r>
         <w:rPr>
-          <w:rFonts w:ascii="Sakkal Majalla" w:hAnsi="Sakkal Majalla" w:cs="Sakkal Majalla"/>
+          <w:rFonts w:ascii="Sakkal Majalla" w:hAnsi="Sakkal Majalla"/>
           <w:color w:val="595959"/>
           <w:sz w:val="24"/>
           <w:szCs w:val="24"/>
-          <w:rtl/>
         </w:rPr>
         <w:t xml:space="preserve">  |  حلول </w:t>
       </w:r>
       <w:r>
         <w:rPr>
-          <w:rFonts w:ascii="Calibri" w:hAnsi="Calibri" w:cs="Sakkal Majalla"/>
           <w:color w:val="595959"/>
           <w:sz w:val="24"/>
           <w:szCs w:val="24"/>
           <w:rtl w:val="0"/>
         </w:rPr>
-        <w:t xml:space="preserve">ERP</w:t>
+        <w:t>ERP</w:t>
       </w:r>
       <w:r>
         <w:rPr>
-          <w:rFonts w:ascii="Sakkal Majalla" w:hAnsi="Sakkal Majalla" w:cs="Sakkal Majalla"/>
+          <w:rFonts w:ascii="Sakkal Majalla" w:hAnsi="Sakkal Majalla"/>
           <w:color w:val="595959"/>
           <w:sz w:val="24"/>
           <w:szCs w:val="24"/>
-          <w:rtl/>
         </w:rPr>
         <w:t xml:space="preserve"> و</w:t>
       </w:r>
       <w:r>
         <w:rPr>
-          <w:rFonts w:ascii="Calibri" w:hAnsi="Calibri" w:cs="Sakkal Majalla"/>
           <w:color w:val="595959"/>
           <w:sz w:val="24"/>
           <w:szCs w:val="24"/>
           <w:rtl w:val="0"/>
         </w:rPr>
-        <w:t xml:space="preserve">SaaS</w:t>
+        <w:t>SaaS</w:t>
       </w:r>
     </w:p>
     <w:p>
       <w:pPr>
-        <w:bidi/>
-        <w:spacing w:before="0" w:after="120"/>
+        <w:spacing w:after="120"/>
         <w:jc w:val="center"/>
       </w:pPr>
       <w:r>
         <w:rPr>
-          <w:rFonts w:ascii="Sakkal Majalla" w:hAnsi="Sakkal Majalla" w:cs="Sakkal Majalla"/>
+          <w:rFonts w:ascii="Sakkal Majalla" w:hAnsi="Sakkal Majalla"/>
           <w:color w:val="1A1A1A"/>
           <w:sz w:val="21"/>
           <w:szCs w:val="21"/>
-          <w:rtl/>
         </w:rPr>
-        <w:t xml:space="preserve">بيروت، لبنان</w:t>
+        <w:t>بيروت، لبنان</w:t>
       </w:r>
       <w:r>
         <w:rPr>
-          <w:rFonts w:ascii="Sakkal Majalla" w:hAnsi="Sakkal Majalla" w:cs="Sakkal Majalla"/>
+          <w:rFonts w:ascii="Sakkal Majalla" w:hAnsi="Sakkal Majalla"/>
           <w:color w:val="595959"/>
           <w:sz w:val="21"/>
           <w:szCs w:val="21"/>
-          <w:rtl/>
         </w:rPr>
         <w:t xml:space="preserve">  •  </w:t>
       </w:r>
       <w:r>
         <w:rPr>
-          <w:rFonts w:ascii="Calibri" w:hAnsi="Calibri" w:cs="Sakkal Majalla"/>
           <w:color w:val="1A1A1A"/>
           <w:sz w:val="21"/>
           <w:szCs w:val="21"/>
           <w:rtl w:val="0"/>
         </w:rPr>
-        <w:t xml:space="preserve">+1 (931) 623-7215</w:t>
+        <w:t>+1 (931) 623-7215</w:t>
       </w:r>
       <w:r>
         <w:rPr>
-          <w:rFonts w:ascii="Sakkal Majalla" w:hAnsi="Sakkal Majalla" w:cs="Sakkal Majalla"/>
+          <w:rFonts w:ascii="Sakkal Majalla" w:hAnsi="Sakkal Majalla"/>
           <w:color w:val="595959"/>
           <w:sz w:val="21"/>
           <w:szCs w:val="21"/>
-          <w:rtl/>
         </w:rPr>
         <w:t xml:space="preserve">  •  </w:t>
       </w:r>
       <w:r>
         <w:rPr>
-          <w:rFonts w:ascii="Calibri" w:hAnsi="Calibri" w:cs="Sakkal Majalla"/>
           <w:color w:val="1A1A1A"/>
           <w:sz w:val="21"/>
           <w:szCs w:val="21"/>
           <w:rtl w:val="0"/>
         </w:rPr>
-        <w:t xml:space="preserve">jasemalyounes@gmail.com</w:t>
+        <w:t>jasemalyounes@gmail.com</w:t>
       </w:r>
       <w:r>
         <w:rPr>
-          <w:rFonts w:ascii="Sakkal Majalla" w:hAnsi="Sakkal Majalla" w:cs="Sakkal Majalla"/>
+          <w:rFonts w:ascii="Sakkal Majalla" w:hAnsi="Sakkal Majalla"/>
           <w:color w:val="595959"/>
           <w:sz w:val="21"/>
           <w:szCs w:val="21"/>
-          <w:rtl/>
         </w:rPr>
         <w:t xml:space="preserve">  •  </w:t>
       </w:r>
       <w:r>
         <w:rPr>
-          <w:rFonts w:ascii="Calibri" w:hAnsi="Calibri" w:cs="Sakkal Majalla"/>
           <w:color w:val="1A1A1A"/>
           <w:sz w:val="21"/>
           <w:szCs w:val="21"/>
           <w:rtl w:val="0"/>
         </w:rPr>
-        <w:t xml:space="preserve">github.com/jasemalyounes-rgb</w:t>
+        <w:t>github.com/jasemalyounes-rgb</w:t>
       </w:r>
     </w:p>
     <w:p>
@@ -172,119 +155,117 @@
         <w:pBdr>
           <w:bottom w:val="single" w:sz="8" w:space="2" w:color="000000"/>
         </w:pBdr>
-        <w:bidi/>
         <w:spacing w:before="200" w:after="60"/>
-        <w:jc w:val="right"/>
+        <w:jc w:val="left"/>
       </w:pPr>
+      <w:bookmarkStart w:id="0" w:name="_GoBack"/>
       <w:r>
         <w:rPr>
-          <w:rFonts w:ascii="Sakkal Majalla" w:hAnsi="Sakkal Majalla" w:cs="Sakkal Majalla"/>
+          <w:rFonts w:ascii="Sakkal Majalla" w:hAnsi="Sakkal Majalla"/>
           <w:b/>
           <w:bCs/>
+          <w:color w:val="000000"/>
           <w:spacing w:val="30"/>
-          <w:color w:val="000000"/>
           <w:sz w:val="28"/>
           <w:szCs w:val="28"/>
-          <w:rtl/>
         </w:rPr>
-        <w:t xml:space="preserve">الملخّص المهني</w:t>
+        <w:t>الملخّص المهني</w:t>
       </w:r>
     </w:p>
     <w:p>
       <w:pPr>
-        <w:bidi/>
-        <w:spacing w:before="0" w:after="40" w:line="252" w:lineRule="auto"/>
-        <w:jc w:val="right"/>
+        <w:spacing w:after="40" w:line="252" w:lineRule="auto"/>
+        <w:jc w:val="left"/>
       </w:pPr>
       <w:r>
         <w:rPr>
-          <w:rFonts w:ascii="Sakkal Majalla" w:hAnsi="Sakkal Majalla" w:cs="Sakkal Majalla"/>
+          <w:rFonts w:ascii="Sakkal Majalla" w:hAnsi="Sakkal Majalla"/>
           <w:color w:val="1A1A1A"/>
           <w:sz w:val="26"/>
           <w:szCs w:val="26"/>
-          <w:rtl/>
         </w:rPr>
         <w:t xml:space="preserve">مهندس برمجيات حاصل على ماجستير في علوم الويب وبكالوريوس في هندسة البرمجيات، مع أكثر من خمس سنوات من الخبرة في بناء تطبيقات متكاملة قابلة للتوسّع وإدارة دورة حياة المشاريع التقنية لدى </w:t>
       </w:r>
       <w:r>
         <w:rPr>
-          <w:rFonts w:ascii="Calibri" w:hAnsi="Calibri" w:cs="Sakkal Majalla"/>
           <w:color w:val="1A1A1A"/>
           <w:sz w:val="26"/>
           <w:szCs w:val="26"/>
           <w:rtl w:val="0"/>
         </w:rPr>
-        <w:t xml:space="preserve">Lazer Net ISP</w:t>
+        <w:t>Lazer Net ISP</w:t>
       </w:r>
       <w:r>
         <w:rPr>
-          <w:rFonts w:ascii="Sakkal Majalla" w:hAnsi="Sakkal Majalla" w:cs="Sakkal Majalla"/>
+          <w:rFonts w:ascii="Sakkal Majalla" w:hAnsi="Sakkal Majalla"/>
           <w:color w:val="1A1A1A"/>
           <w:sz w:val="26"/>
           <w:szCs w:val="26"/>
-          <w:rtl/>
         </w:rPr>
         <w:t xml:space="preserve">‏. متخصص في ربط بيانات المؤسسات المعقّدة </w:t>
       </w:r>
       <w:r>
         <w:rPr>
-          <w:rFonts w:ascii="Calibri" w:hAnsi="Calibri" w:cs="Sakkal Majalla"/>
           <w:color w:val="1A1A1A"/>
           <w:sz w:val="26"/>
           <w:szCs w:val="26"/>
           <w:rtl w:val="0"/>
         </w:rPr>
-        <w:t xml:space="preserve">(Oracle)</w:t>
+        <w:t>(Oracle)</w:t>
       </w:r>
       <w:r>
         <w:rPr>
-          <w:rFonts w:ascii="Sakkal Majalla" w:hAnsi="Sakkal Majalla" w:cs="Sakkal Majalla"/>
+          <w:rFonts w:ascii="Sakkal Majalla" w:hAnsi="Sakkal Majalla"/>
           <w:color w:val="1A1A1A"/>
           <w:sz w:val="26"/>
           <w:szCs w:val="26"/>
-          <w:rtl/>
         </w:rPr>
-        <w:t xml:space="preserve"> بمعماريات الويب الحديثة، وخبير في تطوير </w:t>
+        <w:t xml:space="preserve"> بمعماريات </w:t>
       </w:r>
       <w:r>
         <w:rPr>
-          <w:rFonts w:ascii="Calibri" w:hAnsi="Calibri" w:cs="Sakkal Majalla"/>
+          <w:rFonts w:ascii="Sakkal Majalla" w:hAnsi="Sakkal Majalla"/>
+          <w:color w:val="1A1A1A"/>
+          <w:sz w:val="26"/>
+          <w:szCs w:val="26"/>
+        </w:rPr>
+        <w:t xml:space="preserve">الويب الحديثة، وخبير في تطوير </w:t>
+      </w:r>
+      <w:r>
+        <w:rPr>
           <w:color w:val="1A1A1A"/>
           <w:sz w:val="26"/>
           <w:szCs w:val="26"/>
           <w:rtl w:val="0"/>
         </w:rPr>
-        <w:t xml:space="preserve">Odoo 19</w:t>
+        <w:t>Odoo 19</w:t>
       </w:r>
       <w:r>
         <w:rPr>
-          <w:rFonts w:ascii="Sakkal Majalla" w:hAnsi="Sakkal Majalla" w:cs="Sakkal Majalla"/>
+          <w:rFonts w:ascii="Sakkal Majalla" w:hAnsi="Sakkal Majalla"/>
           <w:color w:val="1A1A1A"/>
           <w:sz w:val="26"/>
           <w:szCs w:val="26"/>
-          <w:rtl/>
         </w:rPr>
         <w:t xml:space="preserve"> وإدارة الأنظمة والدعم التقني وممارسات </w:t>
       </w:r>
       <w:r>
         <w:rPr>
-          <w:rFonts w:ascii="Calibri" w:hAnsi="Calibri" w:cs="Sakkal Majalla"/>
           <w:color w:val="1A1A1A"/>
           <w:sz w:val="26"/>
           <w:szCs w:val="26"/>
           <w:rtl w:val="0"/>
         </w:rPr>
-        <w:t xml:space="preserve">DevOps</w:t>
+        <w:t>DevOps</w:t>
       </w:r>
       <w:r>
         <w:rPr>
-          <w:rFonts w:ascii="Sakkal Majalla" w:hAnsi="Sakkal Majalla" w:cs="Sakkal Majalla"/>
+          <w:rFonts w:ascii="Sakkal Majalla" w:hAnsi="Sakkal Majalla"/>
           <w:color w:val="1A1A1A"/>
           <w:sz w:val="26"/>
           <w:szCs w:val="26"/>
-          <w:rtl/>
         </w:rPr>
-        <w:t xml:space="preserve">‏.</w:t>
+        <w:t>‏.</w:t>
       </w:r>
     </w:p>
     <w:p>
@@ -293,66 +274,59 @@
         <w:pBdr>
           <w:bottom w:val="single" w:sz="8" w:space="2" w:color="000000"/>
         </w:pBdr>
-        <w:bidi/>
         <w:spacing w:before="200" w:after="60"/>
-        <w:jc w:val="right"/>
+        <w:jc w:val="left"/>
       </w:pPr>
       <w:r>
         <w:rPr>
-          <w:rFonts w:ascii="Sakkal Majalla" w:hAnsi="Sakkal Majalla" w:cs="Sakkal Majalla"/>
+          <w:rFonts w:ascii="Sakkal Majalla" w:hAnsi="Sakkal Majalla"/>
           <w:b/>
           <w:bCs/>
+          <w:color w:val="000000"/>
           <w:spacing w:val="30"/>
-          <w:color w:val="000000"/>
           <w:sz w:val="28"/>
           <w:szCs w:val="28"/>
-          <w:rtl/>
         </w:rPr>
-        <w:t xml:space="preserve">الخبرات العملية</w:t>
+        <w:t>الخبرات العملية</w:t>
       </w:r>
     </w:p>
     <w:p>
       <w:pPr>
         <w:keepNext/>
-        <w:bidi/>
-        <w:spacing w:before="120" w:after="0"/>
-        <w:jc w:val="right"/>
+        <w:spacing w:before="120"/>
+        <w:jc w:val="left"/>
       </w:pPr>
       <w:r>
         <w:rPr>
-          <w:rFonts w:ascii="Sakkal Majalla" w:hAnsi="Sakkal Majalla" w:cs="Sakkal Majalla"/>
+          <w:rFonts w:ascii="Sakkal Majalla" w:hAnsi="Sakkal Majalla"/>
           <w:b/>
           <w:bCs/>
           <w:color w:val="000000"/>
           <w:sz w:val="26"/>
           <w:szCs w:val="26"/>
-          <w:rtl/>
         </w:rPr>
-        <w:t xml:space="preserve">مطوّر أنظمة ERP مستقل</w:t>
+        <w:t>مطوّر أنظمة ERP مستقل</w:t>
       </w:r>
     </w:p>
     <w:p>
       <w:pPr>
         <w:keepNext/>
-        <w:bidi/>
-        <w:spacing w:before="0" w:after="40"/>
-        <w:jc w:val="right"/>
+        <w:spacing w:after="40"/>
+        <w:jc w:val="left"/>
       </w:pPr>
       <w:r>
         <w:rPr>
-          <w:rFonts w:ascii="Sakkal Majalla" w:hAnsi="Sakkal Majalla" w:cs="Sakkal Majalla"/>
+          <w:rFonts w:ascii="Sakkal Majalla" w:hAnsi="Sakkal Majalla"/>
           <w:i/>
           <w:iCs/>
           <w:color w:val="595959"/>
           <w:sz w:val="21"/>
           <w:szCs w:val="21"/>
-          <w:rtl/>
         </w:rPr>
         <w:t xml:space="preserve">أيلول </w:t>
       </w:r>
       <w:r>
         <w:rPr>
-          <w:rFonts w:ascii="Calibri" w:hAnsi="Calibri" w:cs="Sakkal Majalla"/>
           <w:i/>
           <w:iCs/>
           <w:color w:val="595959"/>
@@ -360,333 +334,300 @@
           <w:szCs w:val="21"/>
           <w:rtl w:val="0"/>
         </w:rPr>
-        <w:t xml:space="preserve">2024</w:t>
+        <w:t>2024</w:t>
       </w:r>
       <w:r>
         <w:rPr>
-          <w:rFonts w:ascii="Sakkal Majalla" w:hAnsi="Sakkal Majalla" w:cs="Sakkal Majalla"/>
+          <w:rFonts w:ascii="Sakkal Majalla" w:hAnsi="Sakkal Majalla"/>
           <w:i/>
           <w:iCs/>
           <w:color w:val="595959"/>
           <w:sz w:val="21"/>
           <w:szCs w:val="21"/>
-          <w:rtl/>
         </w:rPr>
         <w:t xml:space="preserve"> – حتّى الآن</w:t>
       </w:r>
     </w:p>
     <w:p>
       <w:pPr>
-        <w:bidi/>
-        <w:spacing w:before="0" w:after="30" w:line="252" w:lineRule="auto"/>
-        <w:jc w:val="right"/>
+        <w:spacing w:after="30" w:line="252" w:lineRule="auto"/>
+        <w:jc w:val="left"/>
       </w:pPr>
       <w:r>
         <w:rPr>
-          <w:rFonts w:ascii="Sakkal Majalla" w:hAnsi="Sakkal Majalla" w:cs="Sakkal Majalla"/>
+          <w:rFonts w:ascii="Sakkal Majalla" w:hAnsi="Sakkal Majalla"/>
           <w:color w:val="000000"/>
           <w:sz w:val="26"/>
           <w:szCs w:val="26"/>
-          <w:rtl/>
         </w:rPr>
         <w:t xml:space="preserve">•  </w:t>
       </w:r>
       <w:r>
         <w:rPr>
-          <w:rFonts w:ascii="Sakkal Majalla" w:hAnsi="Sakkal Majalla" w:cs="Sakkal Majalla"/>
+          <w:rFonts w:ascii="Sakkal Majalla" w:hAnsi="Sakkal Majalla"/>
           <w:b/>
           <w:bCs/>
           <w:color w:val="1A1A1A"/>
           <w:sz w:val="26"/>
           <w:szCs w:val="26"/>
-          <w:rtl/>
         </w:rPr>
         <w:t xml:space="preserve">تطوير أنظمة ERP: </w:t>
       </w:r>
       <w:r>
         <w:rPr>
-          <w:rFonts w:ascii="Sakkal Majalla" w:hAnsi="Sakkal Majalla" w:cs="Sakkal Majalla"/>
+          <w:rFonts w:ascii="Sakkal Majalla" w:hAnsi="Sakkal Majalla"/>
           <w:color w:val="1A1A1A"/>
           <w:sz w:val="26"/>
           <w:szCs w:val="26"/>
-          <w:rtl/>
         </w:rPr>
         <w:t xml:space="preserve">تصميم وبناء حل مخصّص لإدارة المهام على </w:t>
       </w:r>
       <w:r>
         <w:rPr>
-          <w:rFonts w:ascii="Calibri" w:hAnsi="Calibri" w:cs="Sakkal Majalla"/>
           <w:color w:val="1A1A1A"/>
           <w:sz w:val="26"/>
           <w:szCs w:val="26"/>
           <w:rtl w:val="0"/>
         </w:rPr>
-        <w:t xml:space="preserve">Odoo 19</w:t>
+        <w:t>Odoo 19</w:t>
       </w:r>
       <w:r>
         <w:rPr>
-          <w:rFonts w:ascii="Sakkal Majalla" w:hAnsi="Sakkal Majalla" w:cs="Sakkal Majalla"/>
+          <w:rFonts w:ascii="Sakkal Majalla" w:hAnsi="Sakkal Majalla"/>
           <w:color w:val="1A1A1A"/>
           <w:sz w:val="26"/>
           <w:szCs w:val="26"/>
-          <w:rtl/>
         </w:rPr>
         <w:t xml:space="preserve"> يتضمّن تفويض المدراء وتتبّع أعمال البحث والتطوير.</w:t>
       </w:r>
     </w:p>
     <w:p>
       <w:pPr>
-        <w:bidi/>
-        <w:spacing w:before="0" w:after="30" w:line="252" w:lineRule="auto"/>
-        <w:jc w:val="right"/>
+        <w:spacing w:after="30" w:line="252" w:lineRule="auto"/>
+        <w:jc w:val="left"/>
       </w:pPr>
       <w:r>
         <w:rPr>
-          <w:rFonts w:ascii="Sakkal Majalla" w:hAnsi="Sakkal Majalla" w:cs="Sakkal Majalla"/>
+          <w:rFonts w:ascii="Sakkal Majalla" w:hAnsi="Sakkal Majalla"/>
           <w:color w:val="000000"/>
           <w:sz w:val="26"/>
           <w:szCs w:val="26"/>
-          <w:rtl/>
         </w:rPr>
         <w:t xml:space="preserve">•  </w:t>
       </w:r>
       <w:r>
         <w:rPr>
-          <w:rFonts w:ascii="Sakkal Majalla" w:hAnsi="Sakkal Majalla" w:cs="Sakkal Majalla"/>
+          <w:rFonts w:ascii="Sakkal Majalla" w:hAnsi="Sakkal Majalla"/>
           <w:b/>
           <w:bCs/>
           <w:color w:val="1A1A1A"/>
           <w:sz w:val="26"/>
           <w:szCs w:val="26"/>
-          <w:rtl/>
         </w:rPr>
         <w:t xml:space="preserve">الواجهات الخلفية والأمامية: </w:t>
       </w:r>
       <w:r>
         <w:rPr>
-          <w:rFonts w:ascii="Sakkal Majalla" w:hAnsi="Sakkal Majalla" w:cs="Sakkal Majalla"/>
+          <w:rFonts w:ascii="Sakkal Majalla" w:hAnsi="Sakkal Majalla"/>
           <w:color w:val="1A1A1A"/>
           <w:sz w:val="26"/>
           <w:szCs w:val="26"/>
-          <w:rtl/>
         </w:rPr>
         <w:t xml:space="preserve">تصميم واجهات </w:t>
       </w:r>
       <w:r>
         <w:rPr>
-          <w:rFonts w:ascii="Calibri" w:hAnsi="Calibri" w:cs="Sakkal Majalla"/>
           <w:color w:val="1A1A1A"/>
           <w:sz w:val="26"/>
           <w:szCs w:val="26"/>
           <w:rtl w:val="0"/>
         </w:rPr>
-        <w:t xml:space="preserve">XML</w:t>
+        <w:t>XML</w:t>
       </w:r>
       <w:r>
         <w:rPr>
-          <w:rFonts w:ascii="Sakkal Majalla" w:hAnsi="Sakkal Majalla" w:cs="Sakkal Majalla"/>
+          <w:rFonts w:ascii="Sakkal Majalla" w:hAnsi="Sakkal Majalla"/>
           <w:color w:val="1A1A1A"/>
           <w:sz w:val="26"/>
           <w:szCs w:val="26"/>
-          <w:rtl/>
         </w:rPr>
         <w:t xml:space="preserve"> موروثة معقّدة وإجراءات مخصّصة لعروض القوائم، واستخدام </w:t>
       </w:r>
       <w:r>
         <w:rPr>
-          <w:rFonts w:ascii="Calibri" w:hAnsi="Calibri" w:cs="Sakkal Majalla"/>
           <w:color w:val="1A1A1A"/>
           <w:sz w:val="26"/>
           <w:szCs w:val="26"/>
           <w:rtl w:val="0"/>
         </w:rPr>
-        <w:t xml:space="preserve">Python</w:t>
+        <w:t>Python</w:t>
       </w:r>
       <w:r>
         <w:rPr>
-          <w:rFonts w:ascii="Sakkal Majalla" w:hAnsi="Sakkal Majalla" w:cs="Sakkal Majalla"/>
+          <w:rFonts w:ascii="Sakkal Majalla" w:hAnsi="Sakkal Majalla"/>
           <w:color w:val="1A1A1A"/>
           <w:sz w:val="26"/>
           <w:szCs w:val="26"/>
-          <w:rtl/>
         </w:rPr>
         <w:t xml:space="preserve"> و</w:t>
       </w:r>
       <w:r>
         <w:rPr>
-          <w:rFonts w:ascii="Calibri" w:hAnsi="Calibri" w:cs="Sakkal Majalla"/>
           <w:color w:val="1A1A1A"/>
           <w:sz w:val="26"/>
           <w:szCs w:val="26"/>
           <w:rtl w:val="0"/>
         </w:rPr>
-        <w:t xml:space="preserve">PostgreSQL</w:t>
+        <w:t>PostgreSQL</w:t>
       </w:r>
       <w:r>
         <w:rPr>
-          <w:rFonts w:ascii="Sakkal Majalla" w:hAnsi="Sakkal Majalla" w:cs="Sakkal Majalla"/>
+          <w:rFonts w:ascii="Sakkal Majalla" w:hAnsi="Sakkal Majalla"/>
           <w:color w:val="1A1A1A"/>
           <w:sz w:val="26"/>
           <w:szCs w:val="26"/>
-          <w:rtl/>
         </w:rPr>
         <w:t xml:space="preserve"> لبناء منطق خلفي قابل للتوسّع.</w:t>
       </w:r>
     </w:p>
     <w:p>
       <w:pPr>
-        <w:bidi/>
-        <w:spacing w:before="0" w:after="30" w:line="252" w:lineRule="auto"/>
-        <w:jc w:val="right"/>
+        <w:spacing w:after="30" w:line="252" w:lineRule="auto"/>
+        <w:jc w:val="left"/>
       </w:pPr>
       <w:r>
         <w:rPr>
-          <w:rFonts w:ascii="Sakkal Majalla" w:hAnsi="Sakkal Majalla" w:cs="Sakkal Majalla"/>
+          <w:rFonts w:ascii="Sakkal Majalla" w:hAnsi="Sakkal Majalla"/>
           <w:color w:val="000000"/>
           <w:sz w:val="26"/>
           <w:szCs w:val="26"/>
-          <w:rtl/>
         </w:rPr>
         <w:t xml:space="preserve">•  </w:t>
       </w:r>
       <w:r>
         <w:rPr>
-          <w:rFonts w:ascii="Sakkal Majalla" w:hAnsi="Sakkal Majalla" w:cs="Sakkal Majalla"/>
+          <w:rFonts w:ascii="Sakkal Majalla" w:hAnsi="Sakkal Majalla"/>
           <w:b/>
           <w:bCs/>
           <w:color w:val="1A1A1A"/>
           <w:sz w:val="26"/>
           <w:szCs w:val="26"/>
-          <w:rtl/>
         </w:rPr>
         <w:t xml:space="preserve">إدارة الأنظمة: </w:t>
       </w:r>
       <w:r>
         <w:rPr>
-          <w:rFonts w:ascii="Sakkal Majalla" w:hAnsi="Sakkal Majalla" w:cs="Sakkal Majalla"/>
+          <w:rFonts w:ascii="Sakkal Majalla" w:hAnsi="Sakkal Majalla"/>
           <w:color w:val="1A1A1A"/>
           <w:sz w:val="26"/>
           <w:szCs w:val="26"/>
-          <w:rtl/>
         </w:rPr>
         <w:t xml:space="preserve">إدارة خوادم </w:t>
       </w:r>
       <w:r>
         <w:rPr>
-          <w:rFonts w:ascii="Calibri" w:hAnsi="Calibri" w:cs="Sakkal Majalla"/>
           <w:color w:val="1A1A1A"/>
           <w:sz w:val="26"/>
           <w:szCs w:val="26"/>
           <w:rtl w:val="0"/>
         </w:rPr>
-        <w:t xml:space="preserve">Linux VPS</w:t>
+        <w:t>Linux VPS</w:t>
       </w:r>
       <w:r>
         <w:rPr>
-          <w:rFonts w:ascii="Sakkal Majalla" w:hAnsi="Sakkal Majalla" w:cs="Sakkal Majalla"/>
+          <w:rFonts w:ascii="Sakkal Majalla" w:hAnsi="Sakkal Majalla"/>
           <w:color w:val="1A1A1A"/>
           <w:sz w:val="26"/>
           <w:szCs w:val="26"/>
-          <w:rtl/>
         </w:rPr>
         <w:t xml:space="preserve">‏، بما في ذلك إعداد </w:t>
       </w:r>
       <w:r>
         <w:rPr>
-          <w:rFonts w:ascii="Calibri" w:hAnsi="Calibri" w:cs="Sakkal Majalla"/>
           <w:color w:val="1A1A1A"/>
           <w:sz w:val="26"/>
           <w:szCs w:val="26"/>
           <w:rtl w:val="0"/>
         </w:rPr>
-        <w:t xml:space="preserve">Nginx</w:t>
+        <w:t>Nginx</w:t>
       </w:r>
       <w:r>
         <w:rPr>
-          <w:rFonts w:ascii="Sakkal Majalla" w:hAnsi="Sakkal Majalla" w:cs="Sakkal Majalla"/>
+          <w:rFonts w:ascii="Sakkal Majalla" w:hAnsi="Sakkal Majalla"/>
           <w:color w:val="1A1A1A"/>
           <w:sz w:val="26"/>
           <w:szCs w:val="26"/>
-          <w:rtl/>
         </w:rPr>
         <w:t xml:space="preserve"> كوكيل عكسي ونشر شهادات </w:t>
       </w:r>
       <w:r>
         <w:rPr>
-          <w:rFonts w:ascii="Calibri" w:hAnsi="Calibri" w:cs="Sakkal Majalla"/>
           <w:color w:val="1A1A1A"/>
           <w:sz w:val="26"/>
           <w:szCs w:val="26"/>
           <w:rtl w:val="0"/>
         </w:rPr>
-        <w:t xml:space="preserve">SSL/HTTPS</w:t>
+        <w:t>SSL/HTTPS</w:t>
       </w:r>
       <w:r>
         <w:rPr>
-          <w:rFonts w:ascii="Sakkal Majalla" w:hAnsi="Sakkal Majalla" w:cs="Sakkal Majalla"/>
+          <w:rFonts w:ascii="Sakkal Majalla" w:hAnsi="Sakkal Majalla"/>
           <w:color w:val="1A1A1A"/>
           <w:sz w:val="26"/>
           <w:szCs w:val="26"/>
-          <w:rtl/>
         </w:rPr>
-        <w:t xml:space="preserve">‏.</w:t>
+        <w:t>‏.</w:t>
       </w:r>
     </w:p>
     <w:p>
       <w:pPr>
-        <w:bidi/>
-        <w:spacing w:before="0" w:after="30" w:line="252" w:lineRule="auto"/>
-        <w:jc w:val="right"/>
+        <w:spacing w:after="30" w:line="252" w:lineRule="auto"/>
+        <w:jc w:val="left"/>
       </w:pPr>
       <w:r>
         <w:rPr>
-          <w:rFonts w:ascii="Sakkal Majalla" w:hAnsi="Sakkal Majalla" w:cs="Sakkal Majalla"/>
+          <w:rFonts w:ascii="Sakkal Majalla" w:hAnsi="Sakkal Majalla"/>
           <w:color w:val="000000"/>
           <w:sz w:val="26"/>
           <w:szCs w:val="26"/>
-          <w:rtl/>
         </w:rPr>
         <w:t xml:space="preserve">•  </w:t>
       </w:r>
       <w:r>
         <w:rPr>
-          <w:rFonts w:ascii="Sakkal Majalla" w:hAnsi="Sakkal Majalla" w:cs="Sakkal Majalla"/>
+          <w:rFonts w:ascii="Sakkal Majalla" w:hAnsi="Sakkal Majalla"/>
           <w:b/>
           <w:bCs/>
           <w:color w:val="1A1A1A"/>
           <w:sz w:val="26"/>
           <w:szCs w:val="26"/>
-          <w:rtl/>
         </w:rPr>
         <w:t xml:space="preserve">الأتمتة: </w:t>
       </w:r>
       <w:r>
         <w:rPr>
-          <w:rFonts w:ascii="Sakkal Majalla" w:hAnsi="Sakkal Majalla" w:cs="Sakkal Majalla"/>
+          <w:rFonts w:ascii="Sakkal Majalla" w:hAnsi="Sakkal Majalla"/>
           <w:color w:val="1A1A1A"/>
           <w:sz w:val="26"/>
           <w:szCs w:val="26"/>
-          <w:rtl/>
         </w:rPr>
         <w:t xml:space="preserve">إنشاء خدمات </w:t>
       </w:r>
       <w:r>
         <w:rPr>
-          <w:rFonts w:ascii="Calibri" w:hAnsi="Calibri" w:cs="Sakkal Majalla"/>
           <w:color w:val="1A1A1A"/>
           <w:sz w:val="26"/>
           <w:szCs w:val="26"/>
           <w:rtl w:val="0"/>
         </w:rPr>
-        <w:t xml:space="preserve">systemd</w:t>
+        <w:t>systemd</w:t>
       </w:r>
       <w:r>
         <w:rPr>
-          <w:rFonts w:ascii="Sakkal Majalla" w:hAnsi="Sakkal Majalla" w:cs="Sakkal Majalla"/>
+          <w:rFonts w:ascii="Sakkal Majalla" w:hAnsi="Sakkal Majalla"/>
           <w:color w:val="1A1A1A"/>
           <w:sz w:val="26"/>
           <w:szCs w:val="26"/>
-          <w:rtl/>
         </w:rPr>
         <w:t xml:space="preserve"> مؤتمتة لضمان التوافر العالي واستمرارية أداء التطبيقات.</w:t>
       </w:r>
@@ -694,65 +635,58 @@
     <w:p>
       <w:pPr>
         <w:keepNext/>
-        <w:bidi/>
-        <w:spacing w:before="120" w:after="0"/>
-        <w:jc w:val="right"/>
+        <w:spacing w:before="120"/>
+        <w:jc w:val="left"/>
       </w:pPr>
       <w:r>
         <w:rPr>
-          <w:rFonts w:ascii="Sakkal Majalla" w:hAnsi="Sakkal Majalla" w:cs="Sakkal Majalla"/>
+          <w:rFonts w:ascii="Sakkal Majalla" w:hAnsi="Sakkal Majalla"/>
           <w:b/>
           <w:bCs/>
           <w:color w:val="000000"/>
           <w:sz w:val="26"/>
           <w:szCs w:val="26"/>
-          <w:rtl/>
         </w:rPr>
-        <w:t xml:space="preserve">مطوّر برمجيات / قائد فريق تقني</w:t>
+        <w:t>مطوّر برمجيات / قائد فريق تقني</w:t>
       </w:r>
       <w:r>
         <w:rPr>
-          <w:rFonts w:ascii="Sakkal Majalla" w:hAnsi="Sakkal Majalla" w:cs="Sakkal Majalla"/>
+          <w:rFonts w:ascii="Sakkal Majalla" w:hAnsi="Sakkal Majalla"/>
           <w:color w:val="000000"/>
           <w:sz w:val="26"/>
           <w:szCs w:val="26"/>
-          <w:rtl/>
         </w:rPr>
         <w:t xml:space="preserve">، </w:t>
       </w:r>
       <w:r>
         <w:rPr>
-          <w:rFonts w:ascii="Calibri" w:hAnsi="Calibri" w:cs="Sakkal Majalla"/>
           <w:color w:val="000000"/>
           <w:sz w:val="26"/>
           <w:szCs w:val="26"/>
           <w:rtl w:val="0"/>
         </w:rPr>
-        <w:t xml:space="preserve">Lazer Net ISP</w:t>
+        <w:t>Lazer Net ISP</w:t>
       </w:r>
     </w:p>
     <w:p>
       <w:pPr>
         <w:keepNext/>
-        <w:bidi/>
-        <w:spacing w:before="0" w:after="40"/>
-        <w:jc w:val="right"/>
+        <w:spacing w:after="40"/>
+        <w:jc w:val="left"/>
       </w:pPr>
       <w:r>
         <w:rPr>
-          <w:rFonts w:ascii="Sakkal Majalla" w:hAnsi="Sakkal Majalla" w:cs="Sakkal Majalla"/>
+          <w:rFonts w:ascii="Sakkal Majalla" w:hAnsi="Sakkal Majalla"/>
           <w:i/>
           <w:iCs/>
           <w:color w:val="595959"/>
           <w:sz w:val="21"/>
           <w:szCs w:val="21"/>
-          <w:rtl/>
         </w:rPr>
         <w:t xml:space="preserve">دمشق، سوريا  •  كانون الثاني </w:t>
       </w:r>
       <w:r>
         <w:rPr>
-          <w:rFonts w:ascii="Calibri" w:hAnsi="Calibri" w:cs="Sakkal Majalla"/>
           <w:i/>
           <w:iCs/>
           <w:color w:val="595959"/>
@@ -760,23 +694,21 @@
           <w:szCs w:val="21"/>
           <w:rtl w:val="0"/>
         </w:rPr>
-        <w:t xml:space="preserve">2019</w:t>
+        <w:t>2019</w:t>
       </w:r>
       <w:r>
         <w:rPr>
-          <w:rFonts w:ascii="Sakkal Majalla" w:hAnsi="Sakkal Majalla" w:cs="Sakkal Majalla"/>
+          <w:rFonts w:ascii="Sakkal Majalla" w:hAnsi="Sakkal Majalla"/>
           <w:i/>
           <w:iCs/>
           <w:color w:val="595959"/>
           <w:sz w:val="21"/>
           <w:szCs w:val="21"/>
-          <w:rtl/>
         </w:rPr>
         <w:t xml:space="preserve"> – أيلول </w:t>
       </w:r>
       <w:r>
         <w:rPr>
-          <w:rFonts w:ascii="Calibri" w:hAnsi="Calibri" w:cs="Sakkal Majalla"/>
           <w:i/>
           <w:iCs/>
           <w:color w:val="595959"/>
@@ -784,279 +716,269 @@
           <w:szCs w:val="21"/>
           <w:rtl w:val="0"/>
         </w:rPr>
-        <w:t xml:space="preserve">2024</w:t>
+        <w:t>2024</w:t>
       </w:r>
     </w:p>
     <w:p>
       <w:pPr>
-        <w:bidi/>
-        <w:spacing w:before="0" w:after="30" w:line="252" w:lineRule="auto"/>
-        <w:jc w:val="right"/>
+        <w:spacing w:after="30" w:line="252" w:lineRule="auto"/>
+        <w:jc w:val="left"/>
       </w:pPr>
       <w:r>
         <w:rPr>
-          <w:rFonts w:ascii="Sakkal Majalla" w:hAnsi="Sakkal Majalla" w:cs="Sakkal Majalla"/>
+          <w:rFonts w:ascii="Sakkal Majalla" w:hAnsi="Sakkal Majalla"/>
           <w:color w:val="000000"/>
           <w:sz w:val="26"/>
           <w:szCs w:val="26"/>
-          <w:rtl/>
         </w:rPr>
         <w:t xml:space="preserve">•  </w:t>
       </w:r>
       <w:r>
         <w:rPr>
-          <w:rFonts w:ascii="Sakkal Majalla" w:hAnsi="Sakkal Majalla" w:cs="Sakkal Majalla"/>
+          <w:rFonts w:ascii="Sakkal Majalla" w:hAnsi="Sakkal Majalla"/>
           <w:b/>
           <w:bCs/>
           <w:color w:val="1A1A1A"/>
           <w:sz w:val="26"/>
           <w:szCs w:val="26"/>
-          <w:rtl/>
         </w:rPr>
         <w:t xml:space="preserve">قيادة المشاريع: </w:t>
       </w:r>
       <w:r>
         <w:rPr>
-          <w:rFonts w:ascii="Sakkal Majalla" w:hAnsi="Sakkal Majalla" w:cs="Sakkal Majalla"/>
+          <w:rFonts w:ascii="Sakkal Majalla" w:hAnsi="Sakkal Majalla"/>
           <w:color w:val="1A1A1A"/>
           <w:sz w:val="26"/>
           <w:szCs w:val="26"/>
-          <w:rtl/>
         </w:rPr>
-        <w:t xml:space="preserve">إدارة دورة حياة المشاريع التقنية كاملةً من تحليل المتطلبات حتّى النشر النهائي.</w:t>
+        <w:t>إدارة دورة حياة المشاريع التقنية كاملةً من تحليل المتطلبات حتّى النشر النهائي.</w:t>
       </w:r>
     </w:p>
     <w:p>
       <w:pPr>
-        <w:bidi/>
-        <w:spacing w:before="0" w:after="30" w:line="252" w:lineRule="auto"/>
-        <w:jc w:val="right"/>
+        <w:spacing w:after="30" w:line="252" w:lineRule="auto"/>
+        <w:jc w:val="left"/>
       </w:pPr>
       <w:r>
         <w:rPr>
-          <w:rFonts w:ascii="Sakkal Majalla" w:hAnsi="Sakkal Majalla" w:cs="Sakkal Majalla"/>
+          <w:rFonts w:ascii="Sakkal Majalla" w:hAnsi="Sakkal Majalla"/>
           <w:color w:val="000000"/>
           <w:sz w:val="26"/>
           <w:szCs w:val="26"/>
-          <w:rtl/>
         </w:rPr>
         <w:t xml:space="preserve">•  </w:t>
       </w:r>
       <w:r>
         <w:rPr>
-          <w:rFonts w:ascii="Sakkal Majalla" w:hAnsi="Sakkal Majalla" w:cs="Sakkal Majalla"/>
+          <w:rFonts w:ascii="Sakkal Majalla" w:hAnsi="Sakkal Majalla"/>
           <w:b/>
           <w:bCs/>
           <w:color w:val="1A1A1A"/>
           <w:sz w:val="26"/>
           <w:szCs w:val="26"/>
-          <w:rtl/>
         </w:rPr>
         <w:t xml:space="preserve">إدارة قواعد البيانات: </w:t>
       </w:r>
       <w:r>
         <w:rPr>
-          <w:rFonts w:ascii="Sakkal Majalla" w:hAnsi="Sakkal Majalla" w:cs="Sakkal Majalla"/>
+          <w:rFonts w:ascii="Sakkal Majalla" w:hAnsi="Sakkal Majalla"/>
           <w:color w:val="1A1A1A"/>
           <w:sz w:val="26"/>
           <w:szCs w:val="26"/>
-          <w:rtl/>
         </w:rPr>
         <w:t xml:space="preserve">تصميم وصيانة قواعد بيانات علائقية معقّدة </w:t>
       </w:r>
       <w:r>
         <w:rPr>
-          <w:rFonts w:ascii="Calibri" w:hAnsi="Calibri" w:cs="Sakkal Majalla"/>
           <w:color w:val="1A1A1A"/>
           <w:sz w:val="26"/>
           <w:szCs w:val="26"/>
           <w:rtl w:val="0"/>
         </w:rPr>
-        <w:t xml:space="preserve">(Oracle/SQL)</w:t>
+        <w:t>(Oracle/SQL)</w:t>
       </w:r>
       <w:r>
         <w:rPr>
-          <w:rFonts w:ascii="Sakkal Majalla" w:hAnsi="Sakkal Majalla" w:cs="Sakkal Majalla"/>
+          <w:rFonts w:ascii="Sakkal Majalla" w:hAnsi="Sakkal Majalla"/>
           <w:color w:val="1A1A1A"/>
           <w:sz w:val="26"/>
           <w:szCs w:val="26"/>
-          <w:rtl/>
         </w:rPr>
         <w:t xml:space="preserve"> مع ضمان سلامة البيانات وكفاءة الاسترجاع.</w:t>
       </w:r>
     </w:p>
     <w:p>
       <w:pPr>
-        <w:bidi/>
-        <w:spacing w:before="0" w:after="30" w:line="252" w:lineRule="auto"/>
-        <w:jc w:val="right"/>
+        <w:spacing w:after="30" w:line="252" w:lineRule="auto"/>
+        <w:jc w:val="left"/>
       </w:pPr>
       <w:r>
         <w:rPr>
-          <w:rFonts w:ascii="Sakkal Majalla" w:hAnsi="Sakkal Majalla" w:cs="Sakkal Majalla"/>
+          <w:rFonts w:ascii="Sakkal Majalla" w:hAnsi="Sakkal Majalla"/>
           <w:color w:val="000000"/>
           <w:sz w:val="26"/>
           <w:szCs w:val="26"/>
-          <w:rtl/>
         </w:rPr>
         <w:t xml:space="preserve">•  </w:t>
       </w:r>
       <w:r>
         <w:rPr>
-          <w:rFonts w:ascii="Sakkal Majalla" w:hAnsi="Sakkal Majalla" w:cs="Sakkal Majalla"/>
+          <w:rFonts w:ascii="Sakkal Majalla" w:hAnsi="Sakkal Majalla"/>
           <w:b/>
           <w:bCs/>
           <w:color w:val="1A1A1A"/>
           <w:sz w:val="26"/>
           <w:szCs w:val="26"/>
-          <w:rtl/>
         </w:rPr>
         <w:t xml:space="preserve">التقارير الإدارية: </w:t>
       </w:r>
       <w:r>
         <w:rPr>
-          <w:rFonts w:ascii="Sakkal Majalla" w:hAnsi="Sakkal Majalla" w:cs="Sakkal Majalla"/>
+          <w:rFonts w:ascii="Sakkal Majalla" w:hAnsi="Sakkal Majalla"/>
           <w:color w:val="1A1A1A"/>
           <w:sz w:val="26"/>
           <w:szCs w:val="26"/>
-          <w:rtl/>
         </w:rPr>
-        <w:t xml:space="preserve">إعداد تقارير تقنية دورية للإدارة العليا توثّق الإنجازات واستراتيجيات معالجة المخاطر.</w:t>
+        <w:t xml:space="preserve">إعداد تقارير تقنية </w:t>
+      </w:r>
+      <w:r>
+        <w:rPr>
+          <w:rFonts w:ascii="Sakkal Majalla" w:hAnsi="Sakkal Majalla"/>
+          <w:color w:val="1A1A1A"/>
+          <w:sz w:val="26"/>
+          <w:szCs w:val="26"/>
+        </w:rPr>
+        <w:t>دورية للإدارة العليا توثّق الإنجازات واستراتيجيات معالجة المخاطر.</w:t>
       </w:r>
     </w:p>
     <w:p>
       <w:pPr>
-        <w:bidi/>
-        <w:spacing w:before="0" w:after="30" w:line="252" w:lineRule="auto"/>
-        <w:jc w:val="right"/>
+        <w:spacing w:after="30" w:line="252" w:lineRule="auto"/>
+        <w:jc w:val="left"/>
       </w:pPr>
       <w:r>
         <w:rPr>
-          <w:rFonts w:ascii="Sakkal Majalla" w:hAnsi="Sakkal Majalla" w:cs="Sakkal Majalla"/>
+          <w:rFonts w:ascii="Sakkal Majalla" w:hAnsi="Sakkal Majalla"/>
           <w:color w:val="000000"/>
           <w:sz w:val="26"/>
           <w:szCs w:val="26"/>
-          <w:rtl/>
         </w:rPr>
         <w:t xml:space="preserve">•  </w:t>
       </w:r>
       <w:r>
         <w:rPr>
-          <w:rFonts w:ascii="Sakkal Majalla" w:hAnsi="Sakkal Majalla" w:cs="Sakkal Majalla"/>
+          <w:rFonts w:ascii="Sakkal Majalla" w:hAnsi="Sakkal Majalla"/>
           <w:b/>
           <w:bCs/>
           <w:color w:val="1A1A1A"/>
           <w:sz w:val="26"/>
           <w:szCs w:val="26"/>
-          <w:rtl/>
         </w:rPr>
         <w:t xml:space="preserve">تقييم المخاطر: </w:t>
       </w:r>
       <w:r>
         <w:rPr>
-          <w:rFonts w:ascii="Sakkal Majalla" w:hAnsi="Sakkal Majalla" w:cs="Sakkal Majalla"/>
+          <w:rFonts w:ascii="Sakkal Majalla" w:hAnsi="Sakkal Majalla"/>
           <w:color w:val="1A1A1A"/>
           <w:sz w:val="26"/>
           <w:szCs w:val="26"/>
-          <w:rtl/>
         </w:rPr>
-        <w:t xml:space="preserve">تحديد المخاطر التقنية المحتملة واقتراح استراتيجيات لضمان توافق المشاريع مع معايير الجودة.</w:t>
+        <w:t>تحديد المخاطر التقنية المحتملة واقتراح استراتيجيات لضمان توافق المشاريع مع معايير الجودة.</w:t>
       </w:r>
     </w:p>
     <w:p>
       <w:pPr>
-        <w:bidi/>
-        <w:spacing w:before="0" w:after="30" w:line="252" w:lineRule="auto"/>
-        <w:jc w:val="right"/>
+        <w:spacing w:after="30" w:line="252" w:lineRule="auto"/>
+        <w:jc w:val="left"/>
       </w:pPr>
       <w:r>
         <w:rPr>
-          <w:rFonts w:ascii="Sakkal Majalla" w:hAnsi="Sakkal Majalla" w:cs="Sakkal Majalla"/>
+          <w:rFonts w:ascii="Sakkal Majalla" w:hAnsi="Sakkal Majalla"/>
           <w:color w:val="000000"/>
           <w:sz w:val="26"/>
           <w:szCs w:val="26"/>
-          <w:rtl/>
         </w:rPr>
         <w:t xml:space="preserve">•  </w:t>
       </w:r>
       <w:r>
         <w:rPr>
-          <w:rFonts w:ascii="Sakkal Majalla" w:hAnsi="Sakkal Majalla" w:cs="Sakkal Majalla"/>
+          <w:rFonts w:ascii="Sakkal Majalla" w:hAnsi="Sakkal Majalla"/>
           <w:b/>
           <w:bCs/>
           <w:color w:val="1A1A1A"/>
           <w:sz w:val="26"/>
           <w:szCs w:val="26"/>
-          <w:rtl/>
         </w:rPr>
         <w:t xml:space="preserve">البنية التحتية والدعم: </w:t>
       </w:r>
       <w:r>
         <w:rPr>
-          <w:rFonts w:ascii="Sakkal Majalla" w:hAnsi="Sakkal Majalla" w:cs="Sakkal Majalla"/>
+          <w:rFonts w:ascii="Sakkal Majalla" w:hAnsi="Sakkal Majalla"/>
           <w:color w:val="1A1A1A"/>
           <w:sz w:val="26"/>
           <w:szCs w:val="26"/>
-          <w:rtl/>
         </w:rPr>
-        <w:t xml:space="preserve">إدارة البنية التحتية للشبكات ومعالجة أعطال الأجهزة والبرمجيات وتقديم الدعم التقني.</w:t>
+        <w:t>إدارة البنية التحتية للشبكات ومعالجة أعطال الأجهزة والبر</w:t>
+      </w:r>
+      <w:r>
+        <w:rPr>
+          <w:rFonts w:ascii="Sakkal Majalla" w:hAnsi="Sakkal Majalla"/>
+          <w:color w:val="1A1A1A"/>
+          <w:sz w:val="26"/>
+          <w:szCs w:val="26"/>
+        </w:rPr>
+        <w:t>مجيات وتقديم الدعم التقني.</w:t>
       </w:r>
     </w:p>
     <w:p>
       <w:pPr>
-        <w:bidi/>
-        <w:spacing w:before="0" w:after="30" w:line="252" w:lineRule="auto"/>
-        <w:jc w:val="right"/>
+        <w:spacing w:after="30" w:line="252" w:lineRule="auto"/>
+        <w:jc w:val="left"/>
       </w:pPr>
       <w:r>
         <w:rPr>
-          <w:rFonts w:ascii="Sakkal Majalla" w:hAnsi="Sakkal Majalla" w:cs="Sakkal Majalla"/>
+          <w:rFonts w:ascii="Sakkal Majalla" w:hAnsi="Sakkal Majalla"/>
           <w:color w:val="000000"/>
           <w:sz w:val="26"/>
           <w:szCs w:val="26"/>
-          <w:rtl/>
         </w:rPr>
         <w:t xml:space="preserve">•  </w:t>
       </w:r>
       <w:r>
         <w:rPr>
-          <w:rFonts w:ascii="Sakkal Majalla" w:hAnsi="Sakkal Majalla" w:cs="Sakkal Majalla"/>
+          <w:rFonts w:ascii="Sakkal Majalla" w:hAnsi="Sakkal Majalla"/>
           <w:b/>
           <w:bCs/>
           <w:color w:val="1A1A1A"/>
           <w:sz w:val="26"/>
           <w:szCs w:val="26"/>
-          <w:rtl/>
         </w:rPr>
         <w:t xml:space="preserve">التدريب والتأهيل: </w:t>
       </w:r>
       <w:r>
         <w:rPr>
-          <w:rFonts w:ascii="Sakkal Majalla" w:hAnsi="Sakkal Majalla" w:cs="Sakkal Majalla"/>
+          <w:rFonts w:ascii="Sakkal Majalla" w:hAnsi="Sakkal Majalla"/>
           <w:color w:val="1A1A1A"/>
           <w:sz w:val="26"/>
           <w:szCs w:val="26"/>
-          <w:rtl/>
         </w:rPr>
         <w:t xml:space="preserve">تصميم وتقديم دورات تدريبية للموظفين والفنيين في البرمجة وأنظمة التشغيل وقواعد البيانات </w:t>
       </w:r>
       <w:r>
         <w:rPr>
-          <w:rFonts w:ascii="Calibri" w:hAnsi="Calibri" w:cs="Sakkal Majalla"/>
           <w:color w:val="1A1A1A"/>
           <w:sz w:val="26"/>
           <w:szCs w:val="26"/>
           <w:rtl w:val="0"/>
         </w:rPr>
-        <w:t xml:space="preserve">(SQL)</w:t>
+        <w:t>(SQL)</w:t>
       </w:r>
       <w:r>
         <w:rPr>
-          <w:rFonts w:ascii="Sakkal Majalla" w:hAnsi="Sakkal Majalla" w:cs="Sakkal Majalla"/>
+          <w:rFonts w:ascii="Sakkal Majalla" w:hAnsi="Sakkal Majalla"/>
           <w:color w:val="1A1A1A"/>
           <w:sz w:val="26"/>
           <w:szCs w:val="26"/>
-          <w:rtl/>
         </w:rPr>
         <w:t xml:space="preserve"> والشبكات، مع إعداد المواد التدريبية وتقييم المتدرّبين.</w:t>
       </w:r>
@@ -1067,34 +989,30 @@
         <w:pBdr>
           <w:bottom w:val="single" w:sz="8" w:space="2" w:color="000000"/>
         </w:pBdr>
-        <w:bidi/>
         <w:spacing w:before="200" w:after="60"/>
-        <w:jc w:val="right"/>
+        <w:jc w:val="left"/>
       </w:pPr>
       <w:r>
         <w:rPr>
-          <w:rFonts w:ascii="Sakkal Majalla" w:hAnsi="Sakkal Majalla" w:cs="Sakkal Majalla"/>
+          <w:rFonts w:ascii="Sakkal Majalla" w:hAnsi="Sakkal Majalla"/>
           <w:b/>
           <w:bCs/>
+          <w:color w:val="000000"/>
           <w:spacing w:val="30"/>
-          <w:color w:val="000000"/>
           <w:sz w:val="28"/>
           <w:szCs w:val="28"/>
-          <w:rtl/>
         </w:rPr>
-        <w:t xml:space="preserve">مشاريع مختارة</w:t>
+        <w:t>مشاريع مختارة</w:t>
       </w:r>
     </w:p>
     <w:p>
       <w:pPr>
         <w:keepNext/>
-        <w:bidi/>
         <w:spacing w:before="110" w:after="20"/>
-        <w:jc w:val="right"/>
+        <w:jc w:val="left"/>
       </w:pPr>
       <w:r>
         <w:rPr>
-          <w:rFonts w:ascii="Calibri" w:hAnsi="Calibri" w:cs="Sakkal Majalla"/>
           <w:b/>
           <w:bCs/>
           <w:color w:val="000000"/>
@@ -1102,88 +1020,80 @@
           <w:szCs w:val="26"/>
           <w:rtl w:val="0"/>
         </w:rPr>
-        <w:t xml:space="preserve">Harmonia</w:t>
+        <w:t>Harmonia</w:t>
       </w:r>
       <w:r>
         <w:rPr>
-          <w:rFonts w:ascii="Sakkal Majalla" w:hAnsi="Sakkal Majalla" w:cs="Sakkal Majalla"/>
+          <w:rFonts w:ascii="Sakkal Majalla" w:hAnsi="Sakkal Majalla"/>
           <w:color w:val="595959"/>
-          <w:sz w:val="22"/>
-          <w:szCs w:val="22"/>
-          <w:rtl/>
         </w:rPr>
         <w:t xml:space="preserve">   —   </w:t>
       </w:r>
-      <w:hyperlink r:id="rIdX700">
+      <w:hyperlink r:id="rId7">
         <w:r>
           <w:rPr>
-            <w:rFonts w:ascii="Calibri" w:hAnsi="Calibri"/>
             <w:color w:val="1F3864"/>
             <w:u w:val="single"/>
-            <w:sz w:val="22"/>
-            <w:szCs w:val="22"/>
             <w:rtl w:val="0"/>
           </w:rPr>
-          <w:t xml:space="preserve">harmonia-safety.vercel.app</w:t>
+          <w:t>harmonia-safety.vercel.app</w:t>
         </w:r>
       </w:hyperlink>
     </w:p>
     <w:p>
       <w:pPr>
-        <w:bidi/>
-        <w:spacing w:before="0" w:after="20" w:line="252" w:lineRule="auto"/>
-        <w:jc w:val="right"/>
+        <w:spacing w:after="20" w:line="252" w:lineRule="auto"/>
+        <w:jc w:val="left"/>
       </w:pPr>
       <w:r>
         <w:rPr>
-          <w:rFonts w:ascii="Sakkal Majalla" w:hAnsi="Sakkal Majalla" w:cs="Sakkal Majalla"/>
+          <w:rFonts w:ascii="Sakkal Majalla" w:hAnsi="Sakkal Majalla"/>
           <w:color w:val="1A1A1A"/>
           <w:sz w:val="26"/>
           <w:szCs w:val="26"/>
-          <w:rtl/>
         </w:rPr>
-        <w:t xml:space="preserve">تطبيق لسلامة العائلة ومشاركة الموقع يوفّر التتبّع المباشر وتنبيهات الاستغاثة والمناطق الجغرافية وأدوار الأوصياء، مع بديل يعمل عبر الرسائل القصيرة دون إنترنت؛ تولّيت بناء التطبيق والواجهة الخلفية والبنية التحتية بالكامل.</w:t>
+        <w:t>تطبيق لسلامة العائلة ومشاركة الموقع يوفّر التتبّع المباشر وتنبيهات الاستغاثة والمناطق الجغرافية وأدوار الأوصياء، مع بديل يعمل عبر الرسائل القصيرة دون إنترنت؛ تولّيت بناء التطبي</w:t>
+      </w:r>
+      <w:r>
+        <w:rPr>
+          <w:rFonts w:ascii="Sakkal Majalla" w:hAnsi="Sakkal Majalla"/>
+          <w:color w:val="1A1A1A"/>
+          <w:sz w:val="26"/>
+          <w:szCs w:val="26"/>
+        </w:rPr>
+        <w:t>ق والواجهة الخلفية والبنية التحتية بالكامل.</w:t>
       </w:r>
     </w:p>
     <w:p>
       <w:pPr>
-        <w:bidi/>
-        <w:spacing w:before="0" w:after="30"/>
-        <w:jc w:val="right"/>
+        <w:spacing w:after="30"/>
+        <w:jc w:val="left"/>
       </w:pPr>
       <w:r>
         <w:rPr>
-          <w:rFonts w:ascii="Sakkal Majalla" w:hAnsi="Sakkal Majalla" w:cs="Sakkal Majalla"/>
+          <w:rFonts w:ascii="Sakkal Majalla" w:hAnsi="Sakkal Majalla"/>
           <w:b/>
           <w:bCs/>
           <w:color w:val="595959"/>
-          <w:sz w:val="22"/>
-          <w:szCs w:val="22"/>
-          <w:rtl/>
         </w:rPr>
         <w:t xml:space="preserve">التقنيات: </w:t>
       </w:r>
       <w:r>
         <w:rPr>
-          <w:rFonts w:ascii="Calibri" w:hAnsi="Calibri" w:cs="Sakkal Majalla"/>
           <w:color w:val="595959"/>
-          <w:sz w:val="22"/>
-          <w:szCs w:val="22"/>
           <w:rtl w:val="0"/>
         </w:rPr>
-        <w:t xml:space="preserve">React Native (Expo), TypeScript, Fastify, PostgreSQL</w:t>
+        <w:t>React Native (Expo), TypeScript, Fastify, PostgreSQL</w:t>
       </w:r>
     </w:p>
     <w:p>
       <w:pPr>
         <w:keepNext/>
-        <w:bidi/>
         <w:spacing w:before="110" w:after="20"/>
-        <w:jc w:val="right"/>
+        <w:jc w:val="left"/>
       </w:pPr>
       <w:r>
         <w:rPr>
-          <w:rFonts w:ascii="Calibri" w:hAnsi="Calibri" w:cs="Sakkal Majalla"/>
           <w:b/>
           <w:bCs/>
           <w:color w:val="000000"/>
@@ -1191,148 +1101,125 @@
           <w:szCs w:val="26"/>
           <w:rtl w:val="0"/>
         </w:rPr>
-        <w:t xml:space="preserve">Smart Task Planner</w:t>
+        <w:t>Smart Task Planner</w:t>
       </w:r>
       <w:r>
         <w:rPr>
-          <w:rFonts w:ascii="Sakkal Majalla" w:hAnsi="Sakkal Majalla" w:cs="Sakkal Majalla"/>
+          <w:rFonts w:ascii="Sakkal Majalla" w:hAnsi="Sakkal Majalla"/>
           <w:color w:val="595959"/>
-          <w:sz w:val="22"/>
-          <w:szCs w:val="22"/>
-          <w:rtl/>
         </w:rPr>
         <w:t xml:space="preserve">   —   </w:t>
       </w:r>
-      <w:hyperlink r:id="rIdX701">
+      <w:hyperlink r:id="rId8">
         <w:r>
           <w:rPr>
-            <w:rFonts w:ascii="Calibri" w:hAnsi="Calibri"/>
             <w:color w:val="1F3864"/>
             <w:u w:val="single"/>
-            <w:sz w:val="22"/>
-            <w:szCs w:val="22"/>
             <w:rtl w:val="0"/>
           </w:rPr>
-          <w:t xml:space="preserve">apps.odoo.com</w:t>
+          <w:t>apps.odoo.com</w:t>
         </w:r>
       </w:hyperlink>
     </w:p>
     <w:p>
       <w:pPr>
-        <w:bidi/>
-        <w:spacing w:before="0" w:after="20" w:line="252" w:lineRule="auto"/>
-        <w:jc w:val="right"/>
+        <w:spacing w:after="20" w:line="252" w:lineRule="auto"/>
+        <w:jc w:val="left"/>
       </w:pPr>
       <w:r>
         <w:rPr>
-          <w:rFonts w:ascii="Sakkal Majalla" w:hAnsi="Sakkal Majalla" w:cs="Sakkal Majalla"/>
+          <w:rFonts w:ascii="Sakkal Majalla" w:hAnsi="Sakkal Majalla"/>
           <w:color w:val="1A1A1A"/>
           <w:sz w:val="26"/>
           <w:szCs w:val="26"/>
-          <w:rtl/>
         </w:rPr>
         <w:t xml:space="preserve">تطبيق مستقل لإدارة المشاريع على </w:t>
       </w:r>
       <w:r>
         <w:rPr>
-          <w:rFonts w:ascii="Calibri" w:hAnsi="Calibri" w:cs="Sakkal Majalla"/>
           <w:color w:val="1A1A1A"/>
           <w:sz w:val="26"/>
           <w:szCs w:val="26"/>
           <w:rtl w:val="0"/>
         </w:rPr>
-        <w:t xml:space="preserve">Odoo 19</w:t>
+        <w:t>Odoo 19</w:t>
       </w:r>
       <w:r>
         <w:rPr>
-          <w:rFonts w:ascii="Sakkal Majalla" w:hAnsi="Sakkal Majalla" w:cs="Sakkal Majalla"/>
+          <w:rFonts w:ascii="Sakkal Majalla" w:hAnsi="Sakkal Majalla"/>
           <w:color w:val="1A1A1A"/>
           <w:sz w:val="26"/>
           <w:szCs w:val="26"/>
-          <w:rtl/>
         </w:rPr>
         <w:t xml:space="preserve"> منشور على متجر تطبيقات </w:t>
       </w:r>
       <w:r>
         <w:rPr>
-          <w:rFonts w:ascii="Calibri" w:hAnsi="Calibri" w:cs="Sakkal Majalla"/>
           <w:color w:val="1A1A1A"/>
           <w:sz w:val="26"/>
           <w:szCs w:val="26"/>
           <w:rtl w:val="0"/>
         </w:rPr>
-        <w:t xml:space="preserve">Odoo</w:t>
+        <w:t>Odoo</w:t>
       </w:r>
       <w:r>
         <w:rPr>
-          <w:rFonts w:ascii="Sakkal Majalla" w:hAnsi="Sakkal Majalla" w:cs="Sakkal Majalla"/>
+          <w:rFonts w:ascii="Sakkal Majalla" w:hAnsi="Sakkal Majalla"/>
           <w:color w:val="1A1A1A"/>
           <w:sz w:val="26"/>
           <w:szCs w:val="26"/>
-          <w:rtl/>
         </w:rPr>
         <w:t xml:space="preserve">‏، يتضمّن مخطط </w:t>
       </w:r>
       <w:r>
         <w:rPr>
-          <w:rFonts w:ascii="Calibri" w:hAnsi="Calibri" w:cs="Sakkal Majalla"/>
           <w:color w:val="1A1A1A"/>
           <w:sz w:val="26"/>
           <w:szCs w:val="26"/>
           <w:rtl w:val="0"/>
         </w:rPr>
-        <w:t xml:space="preserve">Gantt</w:t>
+        <w:t>Gantt</w:t>
       </w:r>
       <w:r>
         <w:rPr>
-          <w:rFonts w:ascii="Sakkal Majalla" w:hAnsi="Sakkal Majalla" w:cs="Sakkal Majalla"/>
+          <w:rFonts w:ascii="Sakkal Majalla" w:hAnsi="Sakkal Majalla"/>
           <w:color w:val="1A1A1A"/>
           <w:sz w:val="26"/>
           <w:szCs w:val="26"/>
-          <w:rtl/>
         </w:rPr>
         <w:t xml:space="preserve"> تفاعلي مع إعادة الجدولة بالسحب والإفلات والاعتماديات، ولوحة كانبان بسبع مراحل، وجداول زمنية ولوحات تحكّم تنفيذية، دون الاعتماد على النسخة المؤسسية.</w:t>
       </w:r>
     </w:p>
     <w:p>
       <w:pPr>
-        <w:bidi/>
-        <w:spacing w:before="0" w:after="30"/>
-        <w:jc w:val="right"/>
+        <w:spacing w:after="30"/>
+        <w:jc w:val="left"/>
       </w:pPr>
       <w:r>
         <w:rPr>
-          <w:rFonts w:ascii="Sakkal Majalla" w:hAnsi="Sakkal Majalla" w:cs="Sakkal Majalla"/>
+          <w:rFonts w:ascii="Sakkal Majalla" w:hAnsi="Sakkal Majalla"/>
           <w:b/>
           <w:bCs/>
           <w:color w:val="595959"/>
-          <w:sz w:val="22"/>
-          <w:szCs w:val="22"/>
-          <w:rtl/>
         </w:rPr>
         <w:t xml:space="preserve">التقنيات: </w:t>
       </w:r>
       <w:r>
         <w:rPr>
-          <w:rFonts w:ascii="Calibri" w:hAnsi="Calibri" w:cs="Sakkal Majalla"/>
           <w:color w:val="595959"/>
-          <w:sz w:val="22"/>
-          <w:szCs w:val="22"/>
           <w:rtl w:val="0"/>
         </w:rPr>
-        <w:t xml:space="preserve">Odoo 19, Python, PostgreSQL, OWL, XML</w:t>
+        <w:t>Odoo 19, Python, PostgreSQL, OWL, XML</w:t>
       </w:r>
     </w:p>
     <w:p>
       <w:pPr>
         <w:keepNext/>
-        <w:bidi/>
         <w:spacing w:before="110" w:after="20"/>
-        <w:jc w:val="right"/>
+        <w:jc w:val="left"/>
       </w:pPr>
       <w:r>
         <w:rPr>
-          <w:rFonts w:ascii="Calibri" w:hAnsi="Calibri" w:cs="Sakkal Majalla"/>
           <w:b/>
           <w:bCs/>
           <w:color w:val="000000"/>
@@ -1340,148 +1227,10 @@
           <w:szCs w:val="26"/>
           <w:rtl w:val="0"/>
         </w:rPr>
-        <w:t xml:space="preserve">Super Proxy Store</w:t>
+        <w:t>Supe</w:t>
       </w:r>
       <w:r>
         <w:rPr>
-          <w:rFonts w:ascii="Sakkal Majalla" w:hAnsi="Sakkal Majalla" w:cs="Sakkal Majalla"/>
-          <w:color w:val="595959"/>
-          <w:sz w:val="22"/>
-          <w:szCs w:val="22"/>
-          <w:rtl/>
-        </w:rPr>
-        <w:t xml:space="preserve">   —   </w:t>
-      </w:r>
-      <w:hyperlink r:id="rIdX702">
-        <w:r>
-          <w:rPr>
-            <w:rFonts w:ascii="Calibri" w:hAnsi="Calibri"/>
-            <w:color w:val="1F3864"/>
-            <w:u w:val="single"/>
-            <w:sz w:val="22"/>
-            <w:szCs w:val="22"/>
-            <w:rtl w:val="0"/>
-          </w:rPr>
-          <w:t xml:space="preserve">t.me/myproxystore_bot</w:t>
-        </w:r>
-      </w:hyperlink>
-    </w:p>
-    <w:p>
-      <w:pPr>
-        <w:bidi/>
-        <w:spacing w:before="0" w:after="20" w:line="252" w:lineRule="auto"/>
-        <w:jc w:val="right"/>
-      </w:pPr>
-      <w:r>
-        <w:rPr>
-          <w:rFonts w:ascii="Sakkal Majalla" w:hAnsi="Sakkal Majalla" w:cs="Sakkal Majalla"/>
-          <w:color w:val="1A1A1A"/>
-          <w:sz w:val="26"/>
-          <w:szCs w:val="26"/>
-          <w:rtl/>
-        </w:rPr>
-        <w:t xml:space="preserve">بوت تيليجرام لبيع خدمات البروكسي، يدمج </w:t>
-      </w:r>
-      <w:r>
-        <w:rPr>
-          <w:rFonts w:ascii="Calibri" w:hAnsi="Calibri" w:cs="Sakkal Majalla"/>
-          <w:color w:val="1A1A1A"/>
-          <w:sz w:val="26"/>
-          <w:szCs w:val="26"/>
-          <w:rtl w:val="0"/>
-        </w:rPr>
-        <w:t xml:space="preserve">Cryptomus</w:t>
-      </w:r>
-      <w:r>
-        <w:rPr>
-          <w:rFonts w:ascii="Sakkal Majalla" w:hAnsi="Sakkal Majalla" w:cs="Sakkal Majalla"/>
-          <w:color w:val="1A1A1A"/>
-          <w:sz w:val="26"/>
-          <w:szCs w:val="26"/>
-          <w:rtl/>
-        </w:rPr>
-        <w:t xml:space="preserve"> لشحن المحفظة بالعملات الرقمية إضافةً إلى مسار تأكيد يدوي لخدمات </w:t>
-      </w:r>
-      <w:r>
-        <w:rPr>
-          <w:rFonts w:ascii="Calibri" w:hAnsi="Calibri" w:cs="Sakkal Majalla"/>
-          <w:color w:val="1A1A1A"/>
-          <w:sz w:val="26"/>
-          <w:szCs w:val="26"/>
-          <w:rtl w:val="0"/>
-        </w:rPr>
-        <w:t xml:space="preserve">OMT</w:t>
-      </w:r>
-      <w:r>
-        <w:rPr>
-          <w:rFonts w:ascii="Sakkal Majalla" w:hAnsi="Sakkal Majalla" w:cs="Sakkal Majalla"/>
-          <w:color w:val="1A1A1A"/>
-          <w:sz w:val="26"/>
-          <w:szCs w:val="26"/>
-          <w:rtl/>
-        </w:rPr>
-        <w:t xml:space="preserve"> و</w:t>
-      </w:r>
-      <w:r>
-        <w:rPr>
-          <w:rFonts w:ascii="Calibri" w:hAnsi="Calibri" w:cs="Sakkal Majalla"/>
-          <w:color w:val="1A1A1A"/>
-          <w:sz w:val="26"/>
-          <w:szCs w:val="26"/>
-          <w:rtl w:val="0"/>
-        </w:rPr>
-        <w:t xml:space="preserve">Whish</w:t>
-      </w:r>
-      <w:r>
-        <w:rPr>
-          <w:rFonts w:ascii="Sakkal Majalla" w:hAnsi="Sakkal Majalla" w:cs="Sakkal Majalla"/>
-          <w:color w:val="1A1A1A"/>
-          <w:sz w:val="26"/>
-          <w:szCs w:val="26"/>
-          <w:rtl/>
-        </w:rPr>
-        <w:t xml:space="preserve"> وسيريتل كاش — وهي قنوات دفع إقليمية بلا واجهات برمجية عامة — عبر مُهيّئات موردين قابلة للتبديل.</w:t>
-      </w:r>
-    </w:p>
-    <w:p>
-      <w:pPr>
-        <w:bidi/>
-        <w:spacing w:before="0" w:after="30"/>
-        <w:jc w:val="right"/>
-      </w:pPr>
-      <w:r>
-        <w:rPr>
-          <w:rFonts w:ascii="Sakkal Majalla" w:hAnsi="Sakkal Majalla" w:cs="Sakkal Majalla"/>
-          <w:b/>
-          <w:bCs/>
-          <w:color w:val="595959"/>
-          <w:sz w:val="22"/>
-          <w:szCs w:val="22"/>
-          <w:rtl/>
-        </w:rPr>
-        <w:t xml:space="preserve">التقنيات: </w:t>
-      </w:r>
-      <w:r>
-        <w:rPr>
-          <w:rFonts w:ascii="Calibri" w:hAnsi="Calibri" w:cs="Sakkal Majalla"/>
-          <w:color w:val="595959"/>
-          <w:sz w:val="22"/>
-          <w:szCs w:val="22"/>
-          <w:rtl w:val="0"/>
-        </w:rPr>
-        <w:t xml:space="preserve">Node.js, Telegraf, Fastify, PostgreSQL</w:t>
-      </w:r>
-    </w:p>
-    <w:p>
-      <w:pPr>
-        <w:keepNext/>
-        <w:bidi/>
-        <w:spacing w:before="110" w:after="20"/>
-        <w:jc w:val="right"/>
-      </w:pPr>
-      <w:r>
-        <w:rPr>
-          <w:rFonts w:ascii="Calibri" w:hAnsi="Calibri" w:cs="Sakkal Majalla"/>
           <w:b/>
           <w:bCs/>
           <w:color w:val="000000"/>
@@ -1489,93 +1238,215 @@
           <w:szCs w:val="26"/>
           <w:rtl w:val="0"/>
         </w:rPr>
-        <w:t xml:space="preserve">Legends Match</w:t>
+        <w:t>r Proxy Store</w:t>
+      </w:r>
+      <w:r>
+        <w:rPr>
+          <w:rFonts w:ascii="Sakkal Majalla" w:hAnsi="Sakkal Majalla"/>
+          <w:color w:val="595959"/>
+        </w:rPr>
+        <w:t xml:space="preserve">   —   </w:t>
+      </w:r>
+      <w:hyperlink r:id="rId9">
+        <w:r>
+          <w:rPr>
+            <w:color w:val="1F3864"/>
+            <w:u w:val="single"/>
+            <w:rtl w:val="0"/>
+          </w:rPr>
+          <w:t>t.me/myproxystore_bot</w:t>
+        </w:r>
+      </w:hyperlink>
+    </w:p>
+    <w:p>
+      <w:pPr>
+        <w:spacing w:after="20" w:line="252" w:lineRule="auto"/>
+        <w:jc w:val="left"/>
+      </w:pPr>
+      <w:r>
+        <w:rPr>
+          <w:rFonts w:ascii="Sakkal Majalla" w:hAnsi="Sakkal Majalla"/>
+          <w:color w:val="1A1A1A"/>
+          <w:sz w:val="26"/>
+          <w:szCs w:val="26"/>
+        </w:rPr>
+        <w:t xml:space="preserve">بوت تيليجرام لبيع خدمات البروكسي، يدمج </w:t>
+      </w:r>
+      <w:r>
+        <w:rPr>
+          <w:color w:val="1A1A1A"/>
+          <w:sz w:val="26"/>
+          <w:szCs w:val="26"/>
+          <w:rtl w:val="0"/>
+        </w:rPr>
+        <w:t>Cryptomus</w:t>
+      </w:r>
+      <w:r>
+        <w:rPr>
+          <w:rFonts w:ascii="Sakkal Majalla" w:hAnsi="Sakkal Majalla"/>
+          <w:color w:val="1A1A1A"/>
+          <w:sz w:val="26"/>
+          <w:szCs w:val="26"/>
+        </w:rPr>
+        <w:t xml:space="preserve"> لشحن المحفظة بالعملات الرقمية إضافةً إلى مسار تأكيد يدوي لخدمات </w:t>
+      </w:r>
+      <w:r>
+        <w:rPr>
+          <w:color w:val="1A1A1A"/>
+          <w:sz w:val="26"/>
+          <w:szCs w:val="26"/>
+          <w:rtl w:val="0"/>
+        </w:rPr>
+        <w:t>OMT</w:t>
+      </w:r>
+      <w:r>
+        <w:rPr>
+          <w:rFonts w:ascii="Sakkal Majalla" w:hAnsi="Sakkal Majalla"/>
+          <w:color w:val="1A1A1A"/>
+          <w:sz w:val="26"/>
+          <w:szCs w:val="26"/>
+        </w:rPr>
+        <w:t xml:space="preserve"> و</w:t>
+      </w:r>
+      <w:r>
+        <w:rPr>
+          <w:color w:val="1A1A1A"/>
+          <w:sz w:val="26"/>
+          <w:szCs w:val="26"/>
+          <w:rtl w:val="0"/>
+        </w:rPr>
+        <w:t>Whish</w:t>
+      </w:r>
+      <w:r>
+        <w:rPr>
+          <w:rFonts w:ascii="Sakkal Majalla" w:hAnsi="Sakkal Majalla"/>
+          <w:color w:val="1A1A1A"/>
+          <w:sz w:val="26"/>
+          <w:szCs w:val="26"/>
+        </w:rPr>
+        <w:t xml:space="preserve"> وسيريتل كاش — وهي قنوات دفع إقليمية بلا واجهات برمجية عامة — عبر مُهيّئات موردين قابلة للتبديل.</w:t>
       </w:r>
     </w:p>
     <w:p>
       <w:pPr>
-        <w:bidi/>
-        <w:spacing w:before="0" w:after="20" w:line="252" w:lineRule="auto"/>
-        <w:jc w:val="right"/>
+        <w:spacing w:after="30"/>
+        <w:jc w:val="left"/>
       </w:pPr>
       <w:r>
         <w:rPr>
-          <w:rFonts w:ascii="Sakkal Majalla" w:hAnsi="Sakkal Majalla" w:cs="Sakkal Majalla"/>
+          <w:rFonts w:ascii="Sakkal Majalla" w:hAnsi="Sakkal Majalla"/>
+          <w:b/>
+          <w:bCs/>
+          <w:color w:val="595959"/>
+        </w:rPr>
+        <w:t xml:space="preserve">التقنيات: </w:t>
+      </w:r>
+      <w:r>
+        <w:rPr>
+          <w:color w:val="595959"/>
+          <w:rtl w:val="0"/>
+        </w:rPr>
+        <w:t>Node.js, Telegraf, Fastify, PostgreSQL</w:t>
+      </w:r>
+    </w:p>
+    <w:p>
+      <w:pPr>
+        <w:keepNext/>
+        <w:spacing w:before="110" w:after="20"/>
+        <w:jc w:val="left"/>
+      </w:pPr>
+      <w:r>
+        <w:rPr>
+          <w:b/>
+          <w:bCs/>
+          <w:color w:val="000000"/>
+          <w:sz w:val="26"/>
+          <w:szCs w:val="26"/>
+          <w:rtl w:val="0"/>
+        </w:rPr>
+        <w:t>Legends Match</w:t>
+      </w:r>
+    </w:p>
+    <w:p>
+      <w:pPr>
+        <w:spacing w:after="20" w:line="252" w:lineRule="auto"/>
+        <w:jc w:val="left"/>
+      </w:pPr>
+      <w:r>
+        <w:rPr>
+          <w:rFonts w:ascii="Sakkal Majalla" w:hAnsi="Sakkal Majalla"/>
           <w:color w:val="1A1A1A"/>
           <w:sz w:val="26"/>
           <w:szCs w:val="26"/>
-          <w:rtl/>
         </w:rPr>
         <w:t xml:space="preserve">لعبة ذاكرة للهواتف المحمولة تتضمّن تسجيل الدخول عبر </w:t>
       </w:r>
       <w:r>
         <w:rPr>
-          <w:rFonts w:ascii="Calibri" w:hAnsi="Calibri" w:cs="Sakkal Majalla"/>
           <w:color w:val="1A1A1A"/>
           <w:sz w:val="26"/>
           <w:szCs w:val="26"/>
           <w:rtl w:val="0"/>
         </w:rPr>
-        <w:t xml:space="preserve">Google</w:t>
+        <w:t>Google</w:t>
       </w:r>
       <w:r>
         <w:rPr>
-          <w:rFonts w:ascii="Sakkal Majalla" w:hAnsi="Sakkal Majalla" w:cs="Sakkal Majalla"/>
+          <w:rFonts w:ascii="Sakkal Majalla" w:hAnsi="Sakkal Majalla"/>
           <w:color w:val="1A1A1A"/>
           <w:sz w:val="26"/>
           <w:szCs w:val="26"/>
-          <w:rtl/>
         </w:rPr>
         <w:t xml:space="preserve"> وتحقيق الدخل بواسطة </w:t>
       </w:r>
       <w:r>
         <w:rPr>
-          <w:rFonts w:ascii="Calibri" w:hAnsi="Calibri" w:cs="Sakkal Majalla"/>
           <w:color w:val="1A1A1A"/>
           <w:sz w:val="26"/>
           <w:szCs w:val="26"/>
           <w:rtl w:val="0"/>
         </w:rPr>
-        <w:t xml:space="preserve">AdMob</w:t>
+        <w:t>AdMob</w:t>
       </w:r>
       <w:r>
         <w:rPr>
-          <w:rFonts w:ascii="Sakkal Majalla" w:hAnsi="Sakkal Majalla" w:cs="Sakkal Majalla"/>
+          <w:rFonts w:ascii="Sakkal Majalla" w:hAnsi="Sakkal Majalla"/>
           <w:color w:val="1A1A1A"/>
           <w:sz w:val="26"/>
           <w:szCs w:val="26"/>
-          <w:rtl/>
         </w:rPr>
-        <w:t xml:space="preserve"> واقتصاد عملات داخل اللعبة ونظام إحالة وصرف مدعوم بلوحة تحكّم إدارية.</w:t>
+        <w:t xml:space="preserve"> واقتصاد عمل</w:t>
+      </w:r>
+      <w:r>
+        <w:rPr>
+          <w:rFonts w:ascii="Sakkal Majalla" w:hAnsi="Sakkal Majalla"/>
+          <w:color w:val="1A1A1A"/>
+          <w:sz w:val="26"/>
+          <w:szCs w:val="26"/>
+        </w:rPr>
+        <w:t>ات داخل اللعبة ونظام إحالة وصرف مدعوم بلوحة تحكّم إدارية.</w:t>
       </w:r>
     </w:p>
     <w:p>
       <w:pPr>
-        <w:bidi/>
-        <w:spacing w:before="0" w:after="30"/>
-        <w:jc w:val="right"/>
+        <w:spacing w:after="30"/>
+        <w:jc w:val="left"/>
       </w:pPr>
       <w:r>
         <w:rPr>
-          <w:rFonts w:ascii="Sakkal Majalla" w:hAnsi="Sakkal Majalla" w:cs="Sakkal Majalla"/>
+          <w:rFonts w:ascii="Sakkal Majalla" w:hAnsi="Sakkal Majalla"/>
           <w:b/>
           <w:bCs/>
           <w:color w:val="595959"/>
-          <w:sz w:val="22"/>
-          <w:szCs w:val="22"/>
-          <w:rtl/>
         </w:rPr>
         <w:t xml:space="preserve">التقنيات: </w:t>
       </w:r>
       <w:r>
         <w:rPr>
-          <w:rFonts w:ascii="Calibri" w:hAnsi="Calibri" w:cs="Sakkal Majalla"/>
           <w:color w:val="595959"/>
-          <w:sz w:val="22"/>
-          <w:szCs w:val="22"/>
           <w:rtl w:val="0"/>
         </w:rPr>
-        <w:t xml:space="preserve">React Native (Expo), Fastify, PostgreSQL, AdMob</w:t>
+        <w:t>React Native (Expo), Fastify, PostgreSQL, AdMob</w:t>
       </w:r>
     </w:p>
     <w:p>
@@ -1584,425 +1455,402 @@
         <w:pBdr>
           <w:bottom w:val="single" w:sz="8" w:space="2" w:color="000000"/>
         </w:pBdr>
-        <w:bidi/>
         <w:spacing w:before="200" w:after="60"/>
-        <w:jc w:val="right"/>
+        <w:jc w:val="left"/>
       </w:pPr>
       <w:r>
         <w:rPr>
-          <w:rFonts w:ascii="Sakkal Majalla" w:hAnsi="Sakkal Majalla" w:cs="Sakkal Majalla"/>
+          <w:rFonts w:ascii="Sakkal Majalla" w:hAnsi="Sakkal Majalla"/>
           <w:b/>
           <w:bCs/>
+          <w:color w:val="000000"/>
           <w:spacing w:val="30"/>
-          <w:color w:val="000000"/>
           <w:sz w:val="28"/>
           <w:szCs w:val="28"/>
-          <w:rtl/>
         </w:rPr>
-        <w:t xml:space="preserve">المهارات التقنية والإدارية</w:t>
+        <w:t>المهارات التقنية والإدارية</w:t>
       </w:r>
     </w:p>
     <w:p>
       <w:pPr>
-        <w:bidi/>
-        <w:spacing w:before="0" w:after="30" w:line="252" w:lineRule="auto"/>
-        <w:jc w:val="right"/>
+        <w:spacing w:after="30" w:line="252" w:lineRule="auto"/>
+        <w:jc w:val="left"/>
       </w:pPr>
       <w:r>
         <w:rPr>
-          <w:rFonts w:ascii="Sakkal Majalla" w:hAnsi="Sakkal Majalla" w:cs="Sakkal Majalla"/>
+          <w:rFonts w:ascii="Sakkal Majalla" w:hAnsi="Sakkal Majalla"/>
           <w:color w:val="000000"/>
           <w:sz w:val="26"/>
           <w:szCs w:val="26"/>
-          <w:rtl/>
         </w:rPr>
         <w:t xml:space="preserve">•  </w:t>
       </w:r>
       <w:r>
         <w:rPr>
-          <w:rFonts w:ascii="Sakkal Majalla" w:hAnsi="Sakkal Majalla" w:cs="Sakkal Majalla"/>
+          <w:rFonts w:ascii="Sakkal Majalla" w:hAnsi="Sakkal Majalla"/>
           <w:b/>
           <w:bCs/>
           <w:color w:val="1A1A1A"/>
           <w:sz w:val="26"/>
           <w:szCs w:val="26"/>
-          <w:rtl/>
         </w:rPr>
         <w:t xml:space="preserve">تطوير البرمجيات: </w:t>
       </w:r>
       <w:r>
         <w:rPr>
-          <w:rFonts w:ascii="Calibri" w:hAnsi="Calibri" w:cs="Sakkal Majalla"/>
           <w:color w:val="1A1A1A"/>
           <w:sz w:val="26"/>
           <w:szCs w:val="26"/>
           <w:rtl w:val="0"/>
         </w:rPr>
-        <w:t xml:space="preserve">Python, Java, Spring Boot, C#, JavaScript, XML, PHP, Laravel, RESTful APIs</w:t>
+        <w:t>Python, Java, Spring Boot, C#, JavaScript, XML, PHP, Laravel, RESTful APIs</w:t>
       </w:r>
       <w:r>
         <w:rPr>
-          <w:rFonts w:ascii="Sakkal Majalla" w:hAnsi="Sakkal Majalla" w:cs="Sakkal Majalla"/>
+          <w:rFonts w:ascii="Sakkal Majalla" w:hAnsi="Sakkal Majalla"/>
           <w:color w:val="1A1A1A"/>
           <w:sz w:val="26"/>
           <w:szCs w:val="26"/>
-          <w:rtl/>
         </w:rPr>
-        <w:t xml:space="preserve">‏.</w:t>
+        <w:t>‏.</w:t>
       </w:r>
     </w:p>
     <w:p>
       <w:pPr>
-        <w:bidi/>
-        <w:spacing w:before="0" w:after="30" w:line="252" w:lineRule="auto"/>
-        <w:jc w:val="right"/>
+        <w:spacing w:after="30" w:line="252" w:lineRule="auto"/>
+        <w:jc w:val="left"/>
       </w:pPr>
       <w:r>
         <w:rPr>
-          <w:rFonts w:ascii="Sakkal Majalla" w:hAnsi="Sakkal Majalla" w:cs="Sakkal Majalla"/>
+          <w:rFonts w:ascii="Sakkal Majalla" w:hAnsi="Sakkal Majalla"/>
           <w:color w:val="000000"/>
           <w:sz w:val="26"/>
           <w:szCs w:val="26"/>
-          <w:rtl/>
         </w:rPr>
         <w:t xml:space="preserve">•  </w:t>
       </w:r>
       <w:r>
         <w:rPr>
-          <w:rFonts w:ascii="Sakkal Majalla" w:hAnsi="Sakkal Majalla" w:cs="Sakkal Majalla"/>
+          <w:rFonts w:ascii="Sakkal Majalla" w:hAnsi="Sakkal Majalla"/>
           <w:b/>
           <w:bCs/>
           <w:color w:val="1A1A1A"/>
           <w:sz w:val="26"/>
           <w:szCs w:val="26"/>
-          <w:rtl/>
         </w:rPr>
-        <w:t xml:space="preserve">إدارة الأنظمة وDevOps: </w:t>
+        <w:t>إدارة الأنظمة</w:t>
       </w:r>
       <w:r>
         <w:rPr>
-          <w:rFonts w:ascii="Calibri" w:hAnsi="Calibri" w:cs="Sakkal Majalla"/>
+          <w:rFonts w:ascii="Sakkal Majalla" w:hAnsi="Sakkal Majalla"/>
+          <w:b/>
+          <w:bCs/>
+          <w:color w:val="1A1A1A"/>
+          <w:sz w:val="26"/>
+          <w:szCs w:val="26"/>
+        </w:rPr>
+        <w:t xml:space="preserve"> وDevOps: </w:t>
+      </w:r>
+      <w:r>
+        <w:rPr>
           <w:color w:val="1A1A1A"/>
           <w:sz w:val="26"/>
           <w:szCs w:val="26"/>
           <w:rtl w:val="0"/>
         </w:rPr>
-        <w:t xml:space="preserve">Linux VPS, Nginx, SSH Security, SSL/HTTPS, Systemd</w:t>
+        <w:t>Linux VPS, Nginx, SSH Security, SSL/HTTPS, Systemd</w:t>
       </w:r>
       <w:r>
         <w:rPr>
-          <w:rFonts w:ascii="Sakkal Majalla" w:hAnsi="Sakkal Majalla" w:cs="Sakkal Majalla"/>
+          <w:rFonts w:ascii="Sakkal Majalla" w:hAnsi="Sakkal Majalla"/>
           <w:color w:val="1A1A1A"/>
           <w:sz w:val="26"/>
           <w:szCs w:val="26"/>
-          <w:rtl/>
         </w:rPr>
-        <w:t xml:space="preserve">‏.</w:t>
+        <w:t>‏.</w:t>
       </w:r>
     </w:p>
     <w:p>
       <w:pPr>
-        <w:bidi/>
-        <w:spacing w:before="0" w:after="30" w:line="252" w:lineRule="auto"/>
-        <w:jc w:val="right"/>
+        <w:spacing w:after="30" w:line="252" w:lineRule="auto"/>
+        <w:jc w:val="left"/>
       </w:pPr>
       <w:r>
         <w:rPr>
-          <w:rFonts w:ascii="Sakkal Majalla" w:hAnsi="Sakkal Majalla" w:cs="Sakkal Majalla"/>
+          <w:rFonts w:ascii="Sakkal Majalla" w:hAnsi="Sakkal Majalla"/>
           <w:color w:val="000000"/>
           <w:sz w:val="26"/>
           <w:szCs w:val="26"/>
-          <w:rtl/>
         </w:rPr>
         <w:t xml:space="preserve">•  </w:t>
       </w:r>
       <w:r>
         <w:rPr>
-          <w:rFonts w:ascii="Sakkal Majalla" w:hAnsi="Sakkal Majalla" w:cs="Sakkal Majalla"/>
+          <w:rFonts w:ascii="Sakkal Majalla" w:hAnsi="Sakkal Majalla"/>
           <w:b/>
           <w:bCs/>
           <w:color w:val="1A1A1A"/>
           <w:sz w:val="26"/>
           <w:szCs w:val="26"/>
-          <w:rtl/>
         </w:rPr>
         <w:t xml:space="preserve">قواعد البيانات: </w:t>
       </w:r>
       <w:r>
         <w:rPr>
-          <w:rFonts w:ascii="Calibri" w:hAnsi="Calibri" w:cs="Sakkal Majalla"/>
           <w:color w:val="1A1A1A"/>
           <w:sz w:val="26"/>
           <w:szCs w:val="26"/>
           <w:rtl w:val="0"/>
         </w:rPr>
-        <w:t xml:space="preserve">Oracle Database, PostgreSQL, SQL Server</w:t>
+        <w:t>Oracle Database, PostgreSQL, SQL Server</w:t>
       </w:r>
       <w:r>
         <w:rPr>
-          <w:rFonts w:ascii="Sakkal Majalla" w:hAnsi="Sakkal Majalla" w:cs="Sakkal Majalla"/>
+          <w:rFonts w:ascii="Sakkal Majalla" w:hAnsi="Sakkal Majalla"/>
           <w:color w:val="1A1A1A"/>
           <w:sz w:val="26"/>
           <w:szCs w:val="26"/>
-          <w:rtl/>
         </w:rPr>
         <w:t xml:space="preserve"> — الإدارة والتصميم والتحليل.</w:t>
       </w:r>
     </w:p>
     <w:p>
       <w:pPr>
-        <w:bidi/>
-        <w:spacing w:before="0" w:after="30" w:line="252" w:lineRule="auto"/>
-        <w:jc w:val="right"/>
+        <w:spacing w:after="30" w:line="252" w:lineRule="auto"/>
+        <w:jc w:val="left"/>
       </w:pPr>
       <w:r>
         <w:rPr>
-          <w:rFonts w:ascii="Sakkal Majalla" w:hAnsi="Sakkal Majalla" w:cs="Sakkal Majalla"/>
+          <w:rFonts w:ascii="Sakkal Majalla" w:hAnsi="Sakkal Majalla"/>
           <w:color w:val="000000"/>
           <w:sz w:val="26"/>
           <w:szCs w:val="26"/>
-          <w:rtl/>
         </w:rPr>
         <w:t xml:space="preserve">•  </w:t>
       </w:r>
       <w:r>
         <w:rPr>
-          <w:rFonts w:ascii="Sakkal Majalla" w:hAnsi="Sakkal Majalla" w:cs="Sakkal Majalla"/>
+          <w:rFonts w:ascii="Sakkal Majalla" w:hAnsi="Sakkal Majalla"/>
           <w:b/>
           <w:bCs/>
           <w:color w:val="1A1A1A"/>
           <w:sz w:val="26"/>
           <w:szCs w:val="26"/>
-          <w:rtl/>
         </w:rPr>
         <w:t xml:space="preserve">البنية التحتية والدعم: </w:t>
       </w:r>
       <w:r>
         <w:rPr>
-          <w:rFonts w:ascii="Sakkal Majalla" w:hAnsi="Sakkal Majalla" w:cs="Sakkal Majalla"/>
+          <w:rFonts w:ascii="Sakkal Majalla" w:hAnsi="Sakkal Majalla"/>
           <w:color w:val="1A1A1A"/>
           <w:sz w:val="26"/>
           <w:szCs w:val="26"/>
-          <w:rtl/>
         </w:rPr>
         <w:t xml:space="preserve">شهادة </w:t>
       </w:r>
       <w:r>
         <w:rPr>
-          <w:rFonts w:ascii="Calibri" w:hAnsi="Calibri" w:cs="Sakkal Majalla"/>
           <w:color w:val="1A1A1A"/>
           <w:sz w:val="26"/>
           <w:szCs w:val="26"/>
           <w:rtl w:val="0"/>
         </w:rPr>
-        <w:t xml:space="preserve">CCNA</w:t>
+        <w:t>CCNA</w:t>
       </w:r>
       <w:r>
         <w:rPr>
-          <w:rFonts w:ascii="Sakkal Majalla" w:hAnsi="Sakkal Majalla" w:cs="Sakkal Majalla"/>
+          <w:rFonts w:ascii="Sakkal Majalla" w:hAnsi="Sakkal Majalla"/>
           <w:color w:val="1A1A1A"/>
           <w:sz w:val="26"/>
           <w:szCs w:val="26"/>
-          <w:rtl/>
         </w:rPr>
-        <w:t xml:space="preserve">‏، وخبرة قوية في بنية الشبكات ومعالجة أعطال الأجهزة والبرمجيات والدعم التقني.</w:t>
+        <w:t>‏، وخبرة قوية في بنية الشبكات ومعالجة أعطال الأجهزة والبرمجيات والدعم التقني.</w:t>
       </w:r>
     </w:p>
     <w:p>
       <w:pPr>
-        <w:bidi/>
-        <w:spacing w:before="0" w:after="30" w:line="252" w:lineRule="auto"/>
-        <w:jc w:val="right"/>
+        <w:spacing w:after="30" w:line="252" w:lineRule="auto"/>
+        <w:jc w:val="left"/>
       </w:pPr>
       <w:r>
         <w:rPr>
-          <w:rFonts w:ascii="Sakkal Majalla" w:hAnsi="Sakkal Majalla" w:cs="Sakkal Majalla"/>
+          <w:rFonts w:ascii="Sakkal Majalla" w:hAnsi="Sakkal Majalla"/>
           <w:color w:val="000000"/>
           <w:sz w:val="26"/>
           <w:szCs w:val="26"/>
-          <w:rtl/>
         </w:rPr>
         <w:t xml:space="preserve">•  </w:t>
       </w:r>
       <w:r>
         <w:rPr>
-          <w:rFonts w:ascii="Sakkal Majalla" w:hAnsi="Sakkal Majalla" w:cs="Sakkal Majalla"/>
+          <w:rFonts w:ascii="Sakkal Majalla" w:hAnsi="Sakkal Majalla"/>
           <w:b/>
           <w:bCs/>
           <w:color w:val="1A1A1A"/>
           <w:sz w:val="26"/>
           <w:szCs w:val="26"/>
-          <w:rtl/>
         </w:rPr>
         <w:t xml:space="preserve">إدارة المشاريع: </w:t>
       </w:r>
       <w:r>
         <w:rPr>
-          <w:rFonts w:ascii="Sakkal Majalla" w:hAnsi="Sakkal Majalla" w:cs="Sakkal Majalla"/>
+          <w:rFonts w:ascii="Sakkal Majalla" w:hAnsi="Sakkal Majalla"/>
           <w:color w:val="1A1A1A"/>
           <w:sz w:val="26"/>
           <w:szCs w:val="26"/>
-          <w:rtl/>
         </w:rPr>
-        <w:t xml:space="preserve">جمع المتطلبات، وتحديد المخاطر، وتنسيق أصحاب المصلحة، وإعداد التوثيق التقني.</w:t>
+        <w:t>جمع المتطلبات، وتحديد المخاطر، وتنسيق أصحاب المصلحة، وإعداد التوثيق التقني.</w:t>
       </w:r>
     </w:p>
     <w:p>
       <w:pPr>
-        <w:bidi/>
-        <w:spacing w:before="0" w:after="30" w:line="252" w:lineRule="auto"/>
-        <w:jc w:val="right"/>
+        <w:spacing w:after="30" w:line="252" w:lineRule="auto"/>
+        <w:jc w:val="left"/>
       </w:pPr>
       <w:r>
         <w:rPr>
-          <w:rFonts w:ascii="Sakkal Majalla" w:hAnsi="Sakkal Majalla" w:cs="Sakkal Majalla"/>
+          <w:rFonts w:ascii="Sakkal Majalla" w:hAnsi="Sakkal Majalla"/>
           <w:color w:val="000000"/>
           <w:sz w:val="26"/>
           <w:szCs w:val="26"/>
-          <w:rtl/>
         </w:rPr>
         <w:t xml:space="preserve">•  </w:t>
       </w:r>
       <w:r>
         <w:rPr>
-          <w:rFonts w:ascii="Sakkal Majalla" w:hAnsi="Sakkal Majalla" w:cs="Sakkal Majalla"/>
+          <w:rFonts w:ascii="Sakkal Majalla" w:hAnsi="Sakkal Majalla"/>
           <w:b/>
           <w:bCs/>
           <w:color w:val="1A1A1A"/>
           <w:sz w:val="26"/>
           <w:szCs w:val="26"/>
-          <w:rtl/>
         </w:rPr>
         <w:t xml:space="preserve">التدريب والتأهيل: </w:t>
       </w:r>
       <w:r>
         <w:rPr>
-          <w:rFonts w:ascii="Sakkal Majalla" w:hAnsi="Sakkal Majalla" w:cs="Sakkal Majalla"/>
+          <w:rFonts w:ascii="Sakkal Majalla" w:hAnsi="Sakkal Majalla"/>
           <w:color w:val="1A1A1A"/>
           <w:sz w:val="26"/>
           <w:szCs w:val="26"/>
-          <w:rtl/>
         </w:rPr>
-        <w:t xml:space="preserve">إعداد وتقديم دورات تدريبية في البرمجة وأنظمة التشغيل وقواعد البيانات </w:t>
+        <w:t>إعداد وتقديم دورات تدريبية في البرمجة وأنظمة التشغيل وقواعد ال</w:t>
       </w:r>
       <w:r>
         <w:rPr>
-          <w:rFonts w:ascii="Calibri" w:hAnsi="Calibri" w:cs="Sakkal Majalla"/>
+          <w:rFonts w:ascii="Sakkal Majalla" w:hAnsi="Sakkal Majalla"/>
+          <w:color w:val="1A1A1A"/>
+          <w:sz w:val="26"/>
+          <w:szCs w:val="26"/>
+        </w:rPr>
+        <w:t xml:space="preserve">بيانات </w:t>
+      </w:r>
+      <w:r>
+        <w:rPr>
           <w:color w:val="1A1A1A"/>
           <w:sz w:val="26"/>
           <w:szCs w:val="26"/>
           <w:rtl w:val="0"/>
         </w:rPr>
-        <w:t xml:space="preserve">(SQL)</w:t>
+        <w:t>(SQL)</w:t>
       </w:r>
       <w:r>
         <w:rPr>
-          <w:rFonts w:ascii="Sakkal Majalla" w:hAnsi="Sakkal Majalla" w:cs="Sakkal Majalla"/>
+          <w:rFonts w:ascii="Sakkal Majalla" w:hAnsi="Sakkal Majalla"/>
           <w:color w:val="1A1A1A"/>
           <w:sz w:val="26"/>
           <w:szCs w:val="26"/>
-          <w:rtl/>
         </w:rPr>
         <w:t xml:space="preserve"> والشبكات.</w:t>
       </w:r>
     </w:p>
     <w:p>
       <w:pPr>
-        <w:bidi/>
-        <w:spacing w:before="0" w:after="30" w:line="252" w:lineRule="auto"/>
-        <w:jc w:val="right"/>
+        <w:spacing w:after="30" w:line="252" w:lineRule="auto"/>
+        <w:jc w:val="left"/>
       </w:pPr>
       <w:r>
         <w:rPr>
-          <w:rFonts w:ascii="Sakkal Majalla" w:hAnsi="Sakkal Majalla" w:cs="Sakkal Majalla"/>
+          <w:rFonts w:ascii="Sakkal Majalla" w:hAnsi="Sakkal Majalla"/>
           <w:color w:val="000000"/>
           <w:sz w:val="26"/>
           <w:szCs w:val="26"/>
-          <w:rtl/>
         </w:rPr>
         <w:t xml:space="preserve">•  </w:t>
       </w:r>
       <w:r>
         <w:rPr>
-          <w:rFonts w:ascii="Sakkal Majalla" w:hAnsi="Sakkal Majalla" w:cs="Sakkal Majalla"/>
+          <w:rFonts w:ascii="Sakkal Majalla" w:hAnsi="Sakkal Majalla"/>
           <w:b/>
           <w:bCs/>
           <w:color w:val="1A1A1A"/>
           <w:sz w:val="26"/>
           <w:szCs w:val="26"/>
-          <w:rtl/>
         </w:rPr>
         <w:t xml:space="preserve">أدوات المكتب: </w:t>
       </w:r>
       <w:r>
         <w:rPr>
-          <w:rFonts w:ascii="Sakkal Majalla" w:hAnsi="Sakkal Majalla" w:cs="Sakkal Majalla"/>
+          <w:rFonts w:ascii="Sakkal Majalla" w:hAnsi="Sakkal Majalla"/>
           <w:color w:val="1A1A1A"/>
           <w:sz w:val="26"/>
           <w:szCs w:val="26"/>
-          <w:rtl/>
         </w:rPr>
         <w:t xml:space="preserve">إتقان متقدّم لبرامج </w:t>
       </w:r>
       <w:r>
         <w:rPr>
-          <w:rFonts w:ascii="Calibri" w:hAnsi="Calibri" w:cs="Sakkal Majalla"/>
           <w:color w:val="1A1A1A"/>
           <w:sz w:val="26"/>
           <w:szCs w:val="26"/>
           <w:rtl w:val="0"/>
         </w:rPr>
-        <w:t xml:space="preserve">Word</w:t>
+        <w:t>Word</w:t>
       </w:r>
       <w:r>
         <w:rPr>
-          <w:rFonts w:ascii="Sakkal Majalla" w:hAnsi="Sakkal Majalla" w:cs="Sakkal Majalla"/>
+          <w:rFonts w:ascii="Sakkal Majalla" w:hAnsi="Sakkal Majalla"/>
           <w:color w:val="1A1A1A"/>
           <w:sz w:val="26"/>
           <w:szCs w:val="26"/>
-          <w:rtl/>
         </w:rPr>
         <w:t xml:space="preserve"> و</w:t>
       </w:r>
       <w:r>
         <w:rPr>
-          <w:rFonts w:ascii="Calibri" w:hAnsi="Calibri" w:cs="Sakkal Majalla"/>
           <w:color w:val="1A1A1A"/>
           <w:sz w:val="26"/>
           <w:szCs w:val="26"/>
           <w:rtl w:val="0"/>
         </w:rPr>
-        <w:t xml:space="preserve">Excel</w:t>
+        <w:t>Excel</w:t>
       </w:r>
       <w:r>
         <w:rPr>
-          <w:rFonts w:ascii="Sakkal Majalla" w:hAnsi="Sakkal Majalla" w:cs="Sakkal Majalla"/>
+          <w:rFonts w:ascii="Sakkal Majalla" w:hAnsi="Sakkal Majalla"/>
           <w:color w:val="1A1A1A"/>
           <w:sz w:val="26"/>
           <w:szCs w:val="26"/>
-          <w:rtl/>
         </w:rPr>
         <w:t xml:space="preserve"> (إعداد التقارير) و</w:t>
       </w:r>
       <w:r>
         <w:rPr>
-          <w:rFonts w:ascii="Calibri" w:hAnsi="Calibri" w:cs="Sakkal Majalla"/>
           <w:color w:val="1A1A1A"/>
           <w:sz w:val="26"/>
           <w:szCs w:val="26"/>
           <w:rtl w:val="0"/>
         </w:rPr>
-        <w:t xml:space="preserve">PowerPoint</w:t>
+        <w:t>PowerPoint</w:t>
       </w:r>
       <w:r>
         <w:rPr>
-          <w:rFonts w:ascii="Sakkal Majalla" w:hAnsi="Sakkal Majalla" w:cs="Sakkal Majalla"/>
+          <w:rFonts w:ascii="Sakkal Majalla" w:hAnsi="Sakkal Majalla"/>
           <w:color w:val="1A1A1A"/>
           <w:sz w:val="26"/>
           <w:szCs w:val="26"/>
-          <w:rtl/>
         </w:rPr>
-        <w:t xml:space="preserve">‏.</w:t>
+        <w:t>‏.</w:t>
       </w:r>
     </w:p>
     <w:p>
@@ -2011,85 +1859,67 @@
         <w:pBdr>
           <w:bottom w:val="single" w:sz="8" w:space="2" w:color="000000"/>
         </w:pBdr>
-        <w:bidi/>
         <w:spacing w:before="200" w:after="60"/>
-        <w:jc w:val="right"/>
+        <w:jc w:val="left"/>
       </w:pPr>
       <w:r>
         <w:rPr>
-          <w:rFonts w:ascii="Sakkal Majalla" w:hAnsi="Sakkal Majalla" w:cs="Sakkal Majalla"/>
+          <w:rFonts w:ascii="Sakkal Majalla" w:hAnsi="Sakkal Majalla"/>
           <w:b/>
           <w:bCs/>
+          <w:color w:val="000000"/>
           <w:spacing w:val="30"/>
-          <w:color w:val="000000"/>
           <w:sz w:val="28"/>
           <w:szCs w:val="28"/>
-          <w:rtl/>
         </w:rPr>
-        <w:t xml:space="preserve">التعليم</w:t>
+        <w:t>التعليم</w:t>
       </w:r>
     </w:p>
     <w:p>
       <w:pPr>
         <w:keepNext/>
-        <w:bidi/>
-        <w:spacing w:before="110" w:after="0"/>
-        <w:jc w:val="right"/>
+        <w:spacing w:before="110"/>
+        <w:jc w:val="left"/>
       </w:pPr>
       <w:r>
         <w:rPr>
-          <w:rFonts w:ascii="Sakkal Majalla" w:hAnsi="Sakkal Majalla" w:cs="Sakkal Majalla"/>
+          <w:rFonts w:ascii="Sakkal Majalla" w:hAnsi="Sakkal Majalla"/>
           <w:b/>
           <w:bCs/>
           <w:color w:val="000000"/>
           <w:sz w:val="26"/>
           <w:szCs w:val="26"/>
-          <w:rtl/>
         </w:rPr>
-        <w:t xml:space="preserve">ماجستير في علوم الويب</w:t>
+        <w:t>ماجستير في علوم الويب</w:t>
       </w:r>
       <w:r>
         <w:rPr>
-          <w:rFonts w:ascii="Sakkal Majalla" w:hAnsi="Sakkal Majalla" w:cs="Sakkal Majalla"/>
+          <w:rFonts w:ascii="Sakkal Majalla" w:hAnsi="Sakkal Majalla"/>
           <w:color w:val="000000"/>
           <w:sz w:val="26"/>
           <w:szCs w:val="26"/>
-          <w:rtl/>
         </w:rPr>
-        <w:t xml:space="preserve">، </w:t>
-      </w:r>
-      <w:r>
-        <w:rPr>
-          <w:rFonts w:ascii="Sakkal Majalla" w:hAnsi="Sakkal Majalla" w:cs="Sakkal Majalla"/>
-          <w:color w:val="000000"/>
-          <w:sz w:val="26"/>
-          <w:szCs w:val="26"/>
-          <w:rtl/>
-        </w:rPr>
-        <w:t xml:space="preserve">الجامعة الافتراضية السورية</w:t>
+        <w:t>، الجامعة الافتراضية السورية</w:t>
       </w:r>
     </w:p>
     <w:p>
       <w:pPr>
-        <w:bidi/>
-        <w:spacing w:before="0" w:after="40"/>
-        <w:jc w:val="right"/>
+        <w:spacing w:after="40"/>
+        <w:jc w:val="left"/>
       </w:pPr>
       <w:r>
         <w:rPr>
-          <w:rFonts w:ascii="Sakkal Majalla" w:hAnsi="Sakkal Majalla" w:cs="Sakkal Majalla"/>
+          <w:rFonts w:ascii="Sakkal Majalla" w:hAnsi="Sakkal Majalla"/>
           <w:i/>
           <w:iCs/>
           <w:color w:val="595959"/>
           <w:sz w:val="21"/>
           <w:szCs w:val="21"/>
-          <w:rtl/>
         </w:rPr>
         <w:t xml:space="preserve">حزيران </w:t>
       </w:r>
       <w:r>
         <w:rPr>
-          <w:rFonts w:ascii="Calibri" w:hAnsi="Calibri" w:cs="Sakkal Majalla"/>
           <w:i/>
           <w:iCs/>
           <w:color w:val="595959"/>
@@ -2097,70 +1927,54 @@
           <w:szCs w:val="21"/>
           <w:rtl w:val="0"/>
         </w:rPr>
-        <w:t xml:space="preserve">2024</w:t>
+        <w:t>2024</w:t>
       </w:r>
     </w:p>
     <w:p>
       <w:pPr>
         <w:keepNext/>
-        <w:bidi/>
-        <w:spacing w:before="110" w:after="0"/>
-        <w:jc w:val="right"/>
+        <w:spacing w:before="110"/>
+        <w:jc w:val="left"/>
       </w:pPr>
       <w:r>
         <w:rPr>
-          <w:rFonts w:ascii="Sakkal Majalla" w:hAnsi="Sakkal Majalla" w:cs="Sakkal Majalla"/>
+          <w:rFonts w:ascii="Sakkal Majalla" w:hAnsi="Sakkal Majalla"/>
           <w:b/>
           <w:bCs/>
           <w:color w:val="000000"/>
           <w:sz w:val="26"/>
           <w:szCs w:val="26"/>
-          <w:rtl/>
         </w:rPr>
-        <w:t xml:space="preserve">بكالوريوس في هندسة البرمجيات</w:t>
+        <w:t>بكالوريوس في هندسة البرمجيات</w:t>
       </w:r>
       <w:r>
         <w:rPr>
-          <w:rFonts w:ascii="Sakkal Majalla" w:hAnsi="Sakkal Majalla" w:cs="Sakkal Majalla"/>
+          <w:rFonts w:ascii="Sakkal Majalla" w:hAnsi="Sakkal Majalla"/>
           <w:color w:val="000000"/>
           <w:sz w:val="26"/>
           <w:szCs w:val="26"/>
-          <w:rtl/>
         </w:rPr>
-        <w:t xml:space="preserve">، </w:t>
-      </w:r>
-      <w:r>
-        <w:rPr>
-          <w:rFonts w:ascii="Sakkal Majalla" w:hAnsi="Sakkal Majalla" w:cs="Sakkal Majalla"/>
-          <w:color w:val="000000"/>
-          <w:sz w:val="26"/>
-          <w:szCs w:val="26"/>
-          <w:rtl/>
-        </w:rPr>
-        <w:t xml:space="preserve">جامعة حلب</w:t>
+        <w:t>، جامعة حلب</w:t>
       </w:r>
     </w:p>
     <w:p>
       <w:pPr>
-        <w:bidi/>
-        <w:spacing w:before="0" w:after="40"/>
-        <w:jc w:val="right"/>
+        <w:spacing w:after="40"/>
+        <w:jc w:val="left"/>
       </w:pPr>
       <w:r>
         <w:rPr>
-          <w:rFonts w:ascii="Sakkal Majalla" w:hAnsi="Sakkal Majalla" w:cs="Sakkal Majalla"/>
+          <w:rFonts w:ascii="Sakkal Majalla" w:hAnsi="Sakkal Majalla"/>
           <w:i/>
           <w:iCs/>
           <w:color w:val="595959"/>
           <w:sz w:val="21"/>
           <w:szCs w:val="21"/>
-          <w:rtl/>
         </w:rPr>
         <w:t xml:space="preserve">تشرين الأول </w:t>
       </w:r>
       <w:r>
         <w:rPr>
-          <w:rFonts w:ascii="Calibri" w:hAnsi="Calibri" w:cs="Sakkal Majalla"/>
           <w:i/>
           <w:iCs/>
           <w:color w:val="595959"/>
@@ -2168,7 +1982,7 @@
           <w:szCs w:val="21"/>
           <w:rtl w:val="0"/>
         </w:rPr>
-        <w:t xml:space="preserve">2012</w:t>
+        <w:t>2012</w:t>
       </w:r>
     </w:p>
     <w:p>
@@ -2177,107 +1991,98 @@
         <w:pBdr>
           <w:bottom w:val="single" w:sz="8" w:space="2" w:color="000000"/>
         </w:pBdr>
-        <w:bidi/>
         <w:spacing w:before="200" w:after="60"/>
-        <w:jc w:val="right"/>
+        <w:jc w:val="left"/>
       </w:pPr>
       <w:r>
         <w:rPr>
-          <w:rFonts w:ascii="Sakkal Majalla" w:hAnsi="Sakkal Majalla" w:cs="Sakkal Majalla"/>
+          <w:rFonts w:ascii="Sakkal Majalla" w:hAnsi="Sakkal Majalla"/>
           <w:b/>
           <w:bCs/>
+          <w:color w:val="000000"/>
           <w:spacing w:val="30"/>
-          <w:color w:val="000000"/>
           <w:sz w:val="28"/>
           <w:szCs w:val="28"/>
-          <w:rtl/>
         </w:rPr>
-        <w:t xml:space="preserve">اللغات</w:t>
+        <w:t>اللغات</w:t>
       </w:r>
     </w:p>
     <w:p>
       <w:pPr>
-        <w:bidi/>
-        <w:spacing w:before="0" w:after="30"/>
-        <w:jc w:val="right"/>
+        <w:spacing w:after="30"/>
+        <w:jc w:val="left"/>
       </w:pPr>
       <w:r>
         <w:rPr>
-          <w:rFonts w:ascii="Sakkal Majalla" w:hAnsi="Sakkal Majalla" w:cs="Sakkal Majalla"/>
+          <w:rFonts w:ascii="Sakkal Majalla" w:hAnsi="Sakkal Majalla"/>
           <w:color w:val="000000"/>
           <w:sz w:val="26"/>
           <w:szCs w:val="26"/>
-          <w:rtl/>
         </w:rPr>
         <w:t xml:space="preserve">•  </w:t>
       </w:r>
       <w:r>
         <w:rPr>
-          <w:rFonts w:ascii="Sakkal Majalla" w:hAnsi="Sakkal Majalla" w:cs="Sakkal Majalla"/>
+          <w:rFonts w:ascii="Sakkal Majalla" w:hAnsi="Sakkal Majalla"/>
           <w:b/>
           <w:bCs/>
           <w:color w:val="1A1A1A"/>
           <w:sz w:val="26"/>
           <w:szCs w:val="26"/>
-          <w:rtl/>
         </w:rPr>
         <w:t xml:space="preserve">العربية: </w:t>
       </w:r>
       <w:r>
         <w:rPr>
-          <w:rFonts w:ascii="Sakkal Majalla" w:hAnsi="Sakkal Majalla" w:cs="Sakkal Majalla"/>
+          <w:rFonts w:ascii="Sakkal Majalla" w:hAnsi="Sakkal Majalla"/>
           <w:color w:val="1A1A1A"/>
           <w:sz w:val="26"/>
           <w:szCs w:val="26"/>
-          <w:rtl/>
         </w:rPr>
-        <w:t xml:space="preserve">اللغة الأم</w:t>
+        <w:t>اللغة الأم</w:t>
       </w:r>
     </w:p>
     <w:p>
       <w:pPr>
-        <w:bidi/>
-        <w:spacing w:before="0" w:after="30"/>
-        <w:jc w:val="right"/>
+        <w:spacing w:after="30"/>
+        <w:jc w:val="left"/>
       </w:pPr>
       <w:r>
         <w:rPr>
-          <w:rFonts w:ascii="Sakkal Majalla" w:hAnsi="Sakkal Majalla" w:cs="Sakkal Majalla"/>
+          <w:rFonts w:ascii="Sakkal Majalla" w:hAnsi="Sakkal Majalla"/>
           <w:color w:val="000000"/>
           <w:sz w:val="26"/>
           <w:szCs w:val="26"/>
-          <w:rtl/>
         </w:rPr>
         <w:t xml:space="preserve">•  </w:t>
       </w:r>
       <w:r>
         <w:rPr>
-          <w:rFonts w:ascii="Sakkal Majalla" w:hAnsi="Sakkal Majalla" w:cs="Sakkal Majalla"/>
+          <w:rFonts w:ascii="Sakkal Majalla" w:hAnsi="Sakkal Majalla"/>
           <w:b/>
           <w:bCs/>
           <w:color w:val="1A1A1A"/>
           <w:sz w:val="26"/>
           <w:szCs w:val="26"/>
-          <w:rtl/>
         </w:rPr>
         <w:t xml:space="preserve">الإنجليزية: </w:t>
       </w:r>
       <w:r>
         <w:rPr>
-          <w:rFonts w:ascii="Sakkal Majalla" w:hAnsi="Sakkal Majalla" w:cs="Sakkal Majalla"/>
+          <w:rFonts w:ascii="Sakkal Majalla" w:hAnsi="Sakkal Majalla"/>
           <w:color w:val="1A1A1A"/>
           <w:sz w:val="26"/>
           <w:szCs w:val="26"/>
-          <w:rtl/>
         </w:rPr>
-        <w:t xml:space="preserve">إتقان تام (قراءةً وكتابةً ومحادثةً)</w:t>
+        <w:t>إتقان تام (قراءةً وكتابةً ومحادثةً)</w:t>
       </w:r>
+      <w:bookmarkEnd w:id="0"/>
     </w:p>
     <w:sectPr>
-      <w:bidi/>
       <w:pgSz w:w="12240" w:h="15840"/>
       <w:pgMar w:top="1000" w:right="1080" w:bottom="1000" w:left="1080" w:header="600" w:footer="600" w:gutter="0"/>
       <w:cols w:space="720"/>
+      <w:bidi/>
       <w:docGrid w:linePitch="360"/>
     </w:sectPr>
   </w:body>
@@ -2903,8 +2708,8 @@
         <w:color w:val="595959" w:themeColor="text1" w:themeTint="A6"/>
         <w:sz w:val="22"/>
         <w:szCs w:val="22"/>
+        <w:rtl/>
         <w:lang w:val="en-US" w:eastAsia="en-US" w:bidi="ar-SA"/>
-        <w:rtl/>
       </w:rPr>
     </w:rPrDefault>
     <w:pPrDefault>
@@ -3291,10 +3096,6 @@
     <w:name w:val="Normal"/>
     <w:qFormat/>
     <w:rsid w:val="006E1507"/>
-    <w:pPr>
-      <w:bidi/>
-      <w:jc w:val="right"/>
-    </w:pPr>
   </w:style>
   <w:style w:type="paragraph" w:styleId="Heading1">
     <w:name w:val="heading 1"/>
@@ -3306,7 +3107,6 @@
     <w:pPr>
       <w:keepNext/>
       <w:keepLines/>
-      <w:bidi/>
       <w:spacing w:before="400" w:after="200"/>
       <w:contextualSpacing/>
       <w:outlineLvl w:val="0"/>
@@ -3329,7 +3129,6 @@
     <w:qFormat/>
     <w:rsid w:val="00316DFF"/>
     <w:pPr>
-      <w:bidi/>
       <w:spacing w:after="40"/>
       <w:outlineLvl w:val="1"/>
     </w:pPr>
@@ -3351,7 +3150,6 @@
     <w:qFormat/>
     <w:rsid w:val="00F61DF9"/>
     <w:pPr>
-      <w:bidi/>
       <w:outlineLvl w:val="2"/>
     </w:pPr>
     <w:rPr>
@@ -3374,7 +3172,6 @@
     <w:pPr>
       <w:keepNext/>
       <w:keepLines/>
-      <w:bidi/>
       <w:spacing w:before="40"/>
       <w:outlineLvl w:val="3"/>
     </w:pPr>
@@ -3398,7 +3195,6 @@
     <w:pPr>
       <w:keepNext/>
       <w:keepLines/>
-      <w:bidi/>
       <w:spacing w:before="40"/>
       <w:outlineLvl w:val="4"/>
     </w:pPr>
@@ -3420,7 +3216,6 @@
     <w:pPr>
       <w:keepNext/>
       <w:keepLines/>
-      <w:bidi/>
       <w:spacing w:before="40"/>
       <w:outlineLvl w:val="5"/>
     </w:pPr>
@@ -3442,7 +3237,6 @@
     <w:pPr>
       <w:keepNext/>
       <w:keepLines/>
-      <w:bidi/>
       <w:spacing w:before="40"/>
       <w:outlineLvl w:val="6"/>
     </w:pPr>
@@ -3466,7 +3260,6 @@
     <w:pPr>
       <w:keepNext/>
       <w:keepLines/>
-      <w:bidi/>
       <w:spacing w:before="40"/>
       <w:outlineLvl w:val="7"/>
     </w:pPr>
@@ -3490,7 +3283,6 @@
     <w:pPr>
       <w:keepNext/>
       <w:keepLines/>
-      <w:bidi/>
       <w:spacing w:before="40"/>
       <w:outlineLvl w:val="8"/>
     </w:pPr>
@@ -3549,7 +3341,6 @@
         <w:tab w:val="left" w:pos="3840"/>
         <w:tab w:val="left" w:pos="4320"/>
       </w:tabs>
-      <w:bidi/>
       <w:spacing w:before="80"/>
     </w:pPr>
     <w:rPr>
@@ -3581,7 +3372,6 @@
     <w:qFormat/>
     <w:rsid w:val="00D66A52"/>
     <w:pPr>
-      <w:bidi/>
       <w:contextualSpacing/>
       <w:jc w:val="center"/>
     </w:pPr>
@@ -3630,7 +3420,6 @@
     <w:unhideWhenUsed/>
     <w:rsid w:val="009F220C"/>
     <w:pPr>
-      <w:bidi/>
       <w:jc w:val="center"/>
     </w:pPr>
   </w:style>
@@ -3658,7 +3447,6 @@
     <w:qFormat/>
     <w:rsid w:val="00D66A52"/>
     <w:pPr>
-      <w:bidi/>
       <w:jc w:val="center"/>
     </w:pPr>
   </w:style>
@@ -3711,7 +3499,6 @@
     <w:uiPriority w:val="39"/>
     <w:rsid w:val="00F9350C"/>
     <w:pPr>
-      <w:bidi/>
       <w:contextualSpacing/>
     </w:pPr>
     <w:tblPr>
@@ -3747,7 +3534,6 @@
       <w:numPr>
         <w:numId w:val="5"/>
       </w:numPr>
-      <w:bidi/>
     </w:pPr>
   </w:style>
   <w:style w:type="paragraph" w:styleId="ListNumber">
@@ -3760,7 +3546,6 @@
       <w:numPr>
         <w:numId w:val="7"/>
       </w:numPr>
-      <w:bidi/>
       <w:contextualSpacing/>
     </w:pPr>
   </w:style>
@@ -3818,7 +3603,6 @@
     <w:qFormat/>
     <w:rsid w:val="00316DFF"/>
     <w:pPr>
-      <w:bidi/>
       <w:spacing w:after="200"/>
     </w:pPr>
     <w:rPr>
@@ -3838,7 +3622,6 @@
     <w:qFormat/>
     <w:rsid w:val="00316DFF"/>
     <w:pPr>
-      <w:bidi/>
       <w:outlineLvl w:val="9"/>
     </w:pPr>
   </w:style>
@@ -3852,7 +3635,6 @@
     <w:unhideWhenUsed/>
     <w:rsid w:val="00316DFF"/>
     <w:pPr>
-      <w:bidi/>
       <w:spacing w:before="200"/>
       <w:jc w:val="center"/>
     </w:pPr>
@@ -3889,7 +3671,6 @@
         <w:top w:val="single" w:sz="4" w:space="10" w:color="1D824C" w:themeColor="accent1"/>
         <w:bottom w:val="single" w:sz="4" w:space="10" w:color="1D824C" w:themeColor="accent1"/>
       </w:pBdr>
-      <w:bidi/>
       <w:spacing w:before="360" w:after="360"/>
       <w:jc w:val="center"/>
     </w:pPr>
@@ -3940,7 +3721,6 @@
       <w:numPr>
         <w:ilvl w:val="1"/>
       </w:numPr>
-      <w:bidi/>
     </w:pPr>
     <w:rPr>
       <w:rFonts w:eastAsiaTheme="minorEastAsia"/>
@@ -3992,7 +3772,6 @@
     <w:unhideWhenUsed/>
     <w:rsid w:val="00316DFF"/>
     <w:pPr>
-      <w:bidi/>
       <w:spacing w:after="120"/>
     </w:pPr>
     <w:rPr>
@@ -4019,7 +3798,6 @@
     <w:unhideWhenUsed/>
     <w:rsid w:val="00316DFF"/>
     <w:pPr>
-      <w:bidi/>
       <w:spacing w:after="120"/>
       <w:ind w:left="360"/>
     </w:pPr>
@@ -4308,7 +4086,6 @@
         <w:bottom w:val="single" w:sz="2" w:space="10" w:color="1D824C" w:themeColor="accent1" w:shadow="1" w:frame="1"/>
         <w:right w:val="single" w:sz="2" w:space="10" w:color="1D824C" w:themeColor="accent1" w:shadow="1" w:frame="1"/>
       </w:pBdr>
-      <w:bidi/>
       <w:ind w:left="1152" w:right="1152"/>
     </w:pPr>
     <w:rPr>
@@ -4327,7 +4104,6 @@
     <w:unhideWhenUsed/>
     <w:rsid w:val="002647D3"/>
     <w:pPr>
-      <w:bidi/>
       <w:spacing w:after="120"/>
     </w:pPr>
   </w:style>
@@ -4348,7 +4124,6 @@
     <w:unhideWhenUsed/>
     <w:rsid w:val="002647D3"/>
     <w:pPr>
-      <w:bidi/>
       <w:spacing w:after="120" w:line="480" w:lineRule="auto"/>
     </w:pPr>
   </w:style>
@@ -4369,7 +4144,6 @@
     <w:unhideWhenUsed/>
     <w:rsid w:val="002647D3"/>
     <w:pPr>
-      <w:bidi/>
       <w:spacing w:after="160"/>
       <w:ind w:firstLine="360"/>
     </w:pPr>
@@ -4391,7 +4165,6 @@
     <w:unhideWhenUsed/>
     <w:rsid w:val="002647D3"/>
     <w:pPr>
-      <w:bidi/>
       <w:spacing w:after="120"/>
       <w:ind w:left="360"/>
     </w:pPr>
@@ -4413,7 +4186,6 @@
     <w:unhideWhenUsed/>
     <w:rsid w:val="002647D3"/>
     <w:pPr>
-      <w:bidi/>
       <w:spacing w:after="160"/>
       <w:ind w:firstLine="360"/>
     </w:pPr>
@@ -4435,7 +4207,6 @@
     <w:unhideWhenUsed/>
     <w:rsid w:val="002647D3"/>
     <w:pPr>
-      <w:bidi/>
       <w:spacing w:after="120" w:line="480" w:lineRule="auto"/>
       <w:ind w:left="360"/>
     </w:pPr>
@@ -4457,7 +4228,6 @@
     <w:unhideWhenUsed/>
     <w:rsid w:val="002647D3"/>
     <w:pPr>
-      <w:bidi/>
       <w:ind w:left="4320"/>
     </w:pPr>
   </w:style>
@@ -7300,7 +7070,6 @@
     <w:rsid w:val="002647D3"/>
     <w:pPr>
       <w:framePr w:w="7920" w:h="1980" w:hRule="exact" w:hSpace="180" w:wrap="auto" w:hAnchor="page" w:xAlign="center" w:yAlign="bottom"/>
-      <w:bidi/>
       <w:ind w:left="2880"/>
     </w:pPr>
     <w:rPr>
@@ -12297,7 +12066,6 @@
     <w:unhideWhenUsed/>
     <w:rsid w:val="002647D3"/>
     <w:pPr>
-      <w:bidi/>
       <w:ind w:left="220" w:hanging="220"/>
     </w:pPr>
   </w:style>
@@ -12311,7 +12079,6 @@
     <w:unhideWhenUsed/>
     <w:rsid w:val="002647D3"/>
     <w:pPr>
-      <w:bidi/>
       <w:ind w:left="440" w:hanging="220"/>
     </w:pPr>
   </w:style>
@@ -12325,7 +12092,6 @@
     <w:unhideWhenUsed/>
     <w:rsid w:val="002647D3"/>
     <w:pPr>
-      <w:bidi/>
       <w:ind w:left="660" w:hanging="220"/>
     </w:pPr>
   </w:style>
@@ -12339,7 +12105,6 @@
     <w:unhideWhenUsed/>
     <w:rsid w:val="002647D3"/>
     <w:pPr>
-      <w:bidi/>
       <w:ind w:left="880" w:hanging="220"/>
     </w:pPr>
   </w:style>
@@ -12353,7 +12118,6 @@
     <w:unhideWhenUsed/>
     <w:rsid w:val="002647D3"/>
     <w:pPr>
-      <w:bidi/>
       <w:ind w:left="1100" w:hanging="220"/>
     </w:pPr>
   </w:style>
@@ -12367,7 +12131,6 @@
     <w:unhideWhenUsed/>
     <w:rsid w:val="002647D3"/>
     <w:pPr>
-      <w:bidi/>
       <w:ind w:left="1320" w:hanging="220"/>
     </w:pPr>
   </w:style>
@@ -12381,7 +12144,6 @@
     <w:unhideWhenUsed/>
     <w:rsid w:val="002647D3"/>
     <w:pPr>
-      <w:bidi/>
       <w:ind w:left="1540" w:hanging="220"/>
     </w:pPr>
   </w:style>
@@ -12395,7 +12157,6 @@
     <w:unhideWhenUsed/>
     <w:rsid w:val="002647D3"/>
     <w:pPr>
-      <w:bidi/>
       <w:ind w:left="1760" w:hanging="220"/>
     </w:pPr>
   </w:style>
@@ -12409,7 +12170,6 @@
     <w:unhideWhenUsed/>
     <w:rsid w:val="002647D3"/>
     <w:pPr>
-      <w:bidi/>
       <w:ind w:left="1980" w:hanging="220"/>
     </w:pPr>
   </w:style>
@@ -14750,7 +14510,6 @@
     <w:unhideWhenUsed/>
     <w:rsid w:val="002647D3"/>
     <w:pPr>
-      <w:bidi/>
       <w:ind w:left="360" w:hanging="360"/>
       <w:contextualSpacing/>
     </w:pPr>
@@ -14763,7 +14522,6 @@
     <w:unhideWhenUsed/>
     <w:rsid w:val="002647D3"/>
     <w:pPr>
-      <w:bidi/>
       <w:ind w:left="720" w:hanging="360"/>
       <w:contextualSpacing/>
     </w:pPr>
@@ -14776,7 +14534,6 @@
     <w:unhideWhenUsed/>
     <w:rsid w:val="002647D3"/>
     <w:pPr>
-      <w:bidi/>
       <w:ind w:left="1080" w:hanging="360"/>
       <w:contextualSpacing/>
     </w:pPr>
@@ -14789,7 +14546,6 @@
     <w:unhideWhenUsed/>
     <w:rsid w:val="002647D3"/>
     <w:pPr>
-      <w:bidi/>
       <w:ind w:left="1440" w:hanging="360"/>
       <w:contextualSpacing/>
     </w:pPr>
@@ -14802,7 +14558,6 @@
     <w:unhideWhenUsed/>
     <w:rsid w:val="002647D3"/>
     <w:pPr>
-      <w:bidi/>
       <w:ind w:left="1800" w:hanging="360"/>
       <w:contextualSpacing/>
     </w:pPr>
@@ -14818,7 +14573,6 @@
       <w:numPr>
         <w:numId w:val="4"/>
       </w:numPr>
-      <w:bidi/>
       <w:contextualSpacing/>
     </w:pPr>
   </w:style>
@@ -14833,7 +14587,6 @@
       <w:numPr>
         <w:numId w:val="10"/>
       </w:numPr>
-      <w:bidi/>
       <w:contextualSpacing/>
     </w:pPr>
   </w:style>
@@ -14848,7 +14601,6 @@
       <w:numPr>
         <w:numId w:val="11"/>
       </w:numPr>
-      <w:bidi/>
       <w:contextualSpacing/>
     </w:pPr>
   </w:style>
@@ -14860,7 +14612,6 @@
     <w:unhideWhenUsed/>
     <w:rsid w:val="002647D3"/>
     <w:pPr>
-      <w:bidi/>
       <w:spacing w:after="120"/>
       <w:ind w:left="360"/>
       <w:contextualSpacing/>
@@ -14874,7 +14625,6 @@
     <w:unhideWhenUsed/>
     <w:rsid w:val="002647D3"/>
     <w:pPr>
-      <w:bidi/>
       <w:spacing w:after="120"/>
       <w:ind w:left="720"/>
       <w:contextualSpacing/>
@@ -14888,7 +14638,6 @@
     <w:unhideWhenUsed/>
     <w:rsid w:val="002647D3"/>
     <w:pPr>
-      <w:bidi/>
       <w:spacing w:after="120"/>
       <w:ind w:left="1080"/>
       <w:contextualSpacing/>
@@ -14902,7 +14651,6 @@
     <w:unhideWhenUsed/>
     <w:rsid w:val="002647D3"/>
     <w:pPr>
-      <w:bidi/>
       <w:spacing w:after="120"/>
       <w:ind w:left="1440"/>
       <w:contextualSpacing/>
@@ -14916,7 +14664,6 @@
     <w:unhideWhenUsed/>
     <w:rsid w:val="002647D3"/>
     <w:pPr>
-      <w:bidi/>
       <w:spacing w:after="120"/>
       <w:ind w:left="1800"/>
       <w:contextualSpacing/>
@@ -14933,7 +14680,6 @@
       <w:numPr>
         <w:numId w:val="6"/>
       </w:numPr>
-      <w:bidi/>
       <w:contextualSpacing/>
     </w:pPr>
   </w:style>
@@ -14948,7 +14694,6 @@
       <w:numPr>
         <w:numId w:val="8"/>
       </w:numPr>
-      <w:bidi/>
       <w:contextualSpacing/>
     </w:pPr>
   </w:style>
@@ -14963,7 +14708,6 @@
       <w:numPr>
         <w:numId w:val="12"/>
       </w:numPr>
-      <w:bidi/>
       <w:contextualSpacing/>
     </w:pPr>
   </w:style>
@@ -14978,7 +14722,6 @@
       <w:numPr>
         <w:numId w:val="13"/>
       </w:numPr>
-      <w:bidi/>
       <w:contextualSpacing/>
     </w:pPr>
   </w:style>
@@ -14990,7 +14733,6 @@
     <w:unhideWhenUsed/>
     <w:rsid w:val="002647D3"/>
     <w:pPr>
-      <w:bidi/>
       <w:ind w:left="720"/>
       <w:contextualSpacing/>
     </w:pPr>
@@ -25301,7 +25043,6 @@
         <w:right w:val="single" w:sz="6" w:space="1" w:color="auto"/>
       </w:pBdr>
       <w:shd w:val="pct20" w:color="auto" w:fill="auto"/>
-      <w:bidi/>
       <w:ind w:left="1080" w:hanging="1080"/>
     </w:pPr>
     <w:rPr>
@@ -25352,7 +25093,6 @@
     <w:unhideWhenUsed/>
     <w:rsid w:val="002647D3"/>
     <w:pPr>
-      <w:bidi/>
       <w:ind w:left="720"/>
     </w:pPr>
   </w:style>
@@ -25835,7 +25575,6 @@
     <w:unhideWhenUsed/>
     <w:rsid w:val="002647D3"/>
     <w:pPr>
-      <w:bidi/>
       <w:ind w:left="4320"/>
     </w:pPr>
   </w:style>
@@ -28664,7 +28403,6 @@
     <w:unhideWhenUsed/>
     <w:rsid w:val="002647D3"/>
     <w:pPr>
-      <w:bidi/>
       <w:ind w:left="220" w:hanging="220"/>
     </w:pPr>
   </w:style>
@@ -29277,7 +29015,6 @@
     <w:unhideWhenUsed/>
     <w:rsid w:val="002647D3"/>
     <w:pPr>
-      <w:bidi/>
       <w:spacing w:before="120"/>
     </w:pPr>
     <w:rPr>
@@ -29298,7 +29035,6 @@
     <w:unhideWhenUsed/>
     <w:rsid w:val="002647D3"/>
     <w:pPr>
-      <w:bidi/>
       <w:spacing w:after="100"/>
     </w:pPr>
   </w:style>
@@ -29312,7 +29048,6 @@
     <w:unhideWhenUsed/>
     <w:rsid w:val="002647D3"/>
     <w:pPr>
-      <w:bidi/>
       <w:spacing w:after="100"/>
       <w:ind w:left="220"/>
     </w:pPr>
@@ -29327,7 +29062,6 @@
     <w:unhideWhenUsed/>
     <w:rsid w:val="002647D3"/>
     <w:pPr>
-      <w:bidi/>
       <w:spacing w:after="100"/>
       <w:ind w:left="440"/>
     </w:pPr>
@@ -29342,7 +29076,6 @@
     <w:unhideWhenUsed/>
     <w:rsid w:val="002647D3"/>
     <w:pPr>
-      <w:bidi/>
       <w:spacing w:after="100"/>
       <w:ind w:left="660"/>
     </w:pPr>
@@ -29357,7 +29090,6 @@
     <w:unhideWhenUsed/>
     <w:rsid w:val="002647D3"/>
     <w:pPr>
-      <w:bidi/>
       <w:spacing w:after="100"/>
       <w:ind w:left="880"/>
     </w:pPr>
@@ -29372,7 +29104,6 @@
     <w:unhideWhenUsed/>
     <w:rsid w:val="002647D3"/>
     <w:pPr>
-      <w:bidi/>
       <w:spacing w:after="100"/>
       <w:ind w:left="1100"/>
     </w:pPr>
@@ -29387,7 +29118,6 @@
     <w:unhideWhenUsed/>
     <w:rsid w:val="002647D3"/>
     <w:pPr>
-      <w:bidi/>
       <w:spacing w:after="100"/>
       <w:ind w:left="1320"/>
     </w:pPr>
@@ -29402,7 +29132,6 @@
     <w:unhideWhenUsed/>
     <w:rsid w:val="002647D3"/>
     <w:pPr>
-      <w:bidi/>
       <w:spacing w:after="100"/>
       <w:ind w:left="1540"/>
     </w:pPr>
@@ -29417,7 +29146,6 @@
     <w:unhideWhenUsed/>
     <w:rsid w:val="002647D3"/>
     <w:pPr>
-      <w:bidi/>
       <w:spacing w:after="100"/>
       <w:ind w:left="1760"/>
     </w:pPr>
@@ -29429,7 +29157,6 @@
     <w:qFormat/>
     <w:rsid w:val="00692703"/>
     <w:pPr>
-      <w:bidi/>
       <w:jc w:val="center"/>
     </w:pPr>
     <w:rPr>
